--- a/Documentation - UPDATE.docx
+++ b/Documentation - UPDATE.docx
@@ -171,7 +171,7 @@
       </w:pPr>
       <w:r>
         <w:pict w14:anchorId="73FF35BC">
-          <v:rect id="_x0000_i1045" style="width:468.45pt;height:.05pt" o:hrpct="989" o:hralign="center" o:hrstd="t" o:hr="t" fillcolor="#a0a0a0" stroked="f"/>
+          <v:rect id="_x0000_i1025" style="width:468.45pt;height:.05pt" o:hrpct="989" o:hralign="center" o:hrstd="t" o:hr="t" fillcolor="#a0a0a0" stroked="f"/>
         </w:pict>
       </w:r>
     </w:p>
@@ -189,21 +189,7 @@
           <w:rStyle w:val="Strong"/>
           <w:u w:val="single"/>
         </w:rPr>
-        <w:t>Product</w:t>
-      </w:r>
-      <w:r>
-        <w:rPr>
-          <w:rStyle w:val="Strong"/>
-          <w:u w:val="single"/>
-        </w:rPr>
-        <w:t xml:space="preserve"> </w:t>
-      </w:r>
-      <w:r>
-        <w:rPr>
-          <w:rStyle w:val="Strong"/>
-          <w:u w:val="single"/>
-        </w:rPr>
-        <w:t>Pulse – Progress Summary (As of Now)</w:t>
+        <w:t>Product Pulse – Progress Summary (As of Now)</w:t>
       </w:r>
     </w:p>
     <w:p>
@@ -240,7 +226,7 @@
     <w:p>
       <w:r>
         <w:pict w14:anchorId="41D11DB6">
-          <v:rect id="_x0000_i1032" style="width:0;height:1.5pt" o:hralign="center" o:hrstd="t" o:hr="t" fillcolor="#a0a0a0" stroked="f"/>
+          <v:rect id="_x0000_i1026" style="width:0;height:1.5pt" o:hralign="center" o:hrstd="t" o:hr="t" fillcolor="#a0a0a0" stroked="f"/>
         </w:pict>
       </w:r>
     </w:p>
@@ -279,7 +265,7 @@
     <w:p>
       <w:r>
         <w:pict w14:anchorId="0E6DB147">
-          <v:rect id="_x0000_i1033" style="width:0;height:1.5pt" o:hralign="center" o:hrstd="t" o:hr="t" fillcolor="#a0a0a0" stroked="f"/>
+          <v:rect id="_x0000_i1027" style="width:0;height:1.5pt" o:hralign="center" o:hrstd="t" o:hr="t" fillcolor="#a0a0a0" stroked="f"/>
         </w:pict>
       </w:r>
     </w:p>
@@ -356,7 +342,7 @@
     <w:p>
       <w:r>
         <w:pict w14:anchorId="2136A253">
-          <v:rect id="_x0000_i1034" style="width:0;height:1.5pt" o:hralign="center" o:hrstd="t" o:hr="t" fillcolor="#a0a0a0" stroked="f"/>
+          <v:rect id="_x0000_i1028" style="width:0;height:1.5pt" o:hralign="center" o:hrstd="t" o:hr="t" fillcolor="#a0a0a0" stroked="f"/>
         </w:pict>
       </w:r>
     </w:p>
@@ -417,7 +403,7 @@
     <w:p>
       <w:r>
         <w:pict w14:anchorId="47FE001A">
-          <v:rect id="_x0000_i1035" style="width:0;height:1.5pt" o:hralign="center" o:hrstd="t" o:hr="t" fillcolor="#a0a0a0" stroked="f"/>
+          <v:rect id="_x0000_i1029" style="width:0;height:1.5pt" o:hralign="center" o:hrstd="t" o:hr="t" fillcolor="#a0a0a0" stroked="f"/>
         </w:pict>
       </w:r>
     </w:p>
@@ -465,7 +451,7 @@
     <w:p>
       <w:r>
         <w:pict w14:anchorId="7656B6E4">
-          <v:rect id="_x0000_i1036" style="width:0;height:1.5pt" o:hralign="center" o:hrstd="t" o:hr="t" fillcolor="#a0a0a0" stroked="f"/>
+          <v:rect id="_x0000_i1030" style="width:0;height:1.5pt" o:hralign="center" o:hrstd="t" o:hr="t" fillcolor="#a0a0a0" stroked="f"/>
         </w:pict>
       </w:r>
     </w:p>
@@ -560,7 +546,7 @@
     <w:p>
       <w:r>
         <w:pict w14:anchorId="77B333AC">
-          <v:rect id="_x0000_i1037" style="width:0;height:1.5pt" o:hralign="center" o:hrstd="t" o:hr="t" fillcolor="#a0a0a0" stroked="f"/>
+          <v:rect id="_x0000_i1031" style="width:0;height:1.5pt" o:hralign="center" o:hrstd="t" o:hr="t" fillcolor="#a0a0a0" stroked="f"/>
         </w:pict>
       </w:r>
     </w:p>
@@ -610,7 +596,7 @@
       </w:pPr>
       <w:r>
         <w:pict w14:anchorId="1F4D81AE">
-          <v:rect id="_x0000_i1050" style="width:0;height:1.5pt" o:hralign="center" o:hrstd="t" o:hr="t" fillcolor="#a0a0a0" stroked="f"/>
+          <v:rect id="_x0000_i1032" style="width:0;height:1.5pt" o:hralign="center" o:hrstd="t" o:hr="t" fillcolor="#a0a0a0" stroked="f"/>
         </w:pict>
       </w:r>
     </w:p>
@@ -910,6 +896,835 @@
         <w:br/>
         <w:t>→ Confirmed via config; not ideal for production but acceptable for initial dev phase.</w:t>
       </w:r>
+    </w:p>
+    <w:p>
+      <w:pPr>
+        <w:pStyle w:val="NormalWeb"/>
+        <w:rPr>
+          <w:rStyle w:val="Strong"/>
+          <w:u w:val="single"/>
+        </w:rPr>
+      </w:pPr>
+    </w:p>
+    <w:p>
+      <w:pPr>
+        <w:pStyle w:val="NormalWeb"/>
+        <w:rPr>
+          <w:rStyle w:val="Strong"/>
+          <w:u w:val="single"/>
+        </w:rPr>
+      </w:pPr>
+      <w:r>
+        <w:rPr>
+          <w:rStyle w:val="Strong"/>
+          <w:u w:val="single"/>
+        </w:rPr>
+        <w:t xml:space="preserve">Progress Update </w:t>
+      </w:r>
+      <w:r>
+        <w:rPr>
+          <w:rStyle w:val="Strong"/>
+          <w:u w:val="single"/>
+        </w:rPr>
+        <w:t xml:space="preserve">as of </w:t>
+      </w:r>
+      <w:r>
+        <w:rPr>
+          <w:rStyle w:val="Strong"/>
+          <w:u w:val="single"/>
+        </w:rPr>
+        <w:t>– July 31, 2025</w:t>
+      </w:r>
+    </w:p>
+    <w:p>
+      <w:pPr>
+        <w:pStyle w:val="NormalWeb"/>
+        <w:rPr>
+          <w:rStyle w:val="Strong"/>
+          <w:u w:val="single"/>
+        </w:rPr>
+      </w:pPr>
+    </w:p>
+    <w:p>
+      <w:pPr>
+        <w:pStyle w:val="Heading4"/>
+        <w:rPr>
+          <w:rStyle w:val="Strong"/>
+          <w:color w:val="auto"/>
+        </w:rPr>
+      </w:pPr>
+      <w:r>
+        <w:rPr>
+          <w:rStyle w:val="Strong"/>
+          <w:color w:val="auto"/>
+        </w:rPr>
+        <w:t>1. Password Encryption Implemented</w:t>
+      </w:r>
+    </w:p>
+    <w:p>
+      <w:pPr>
+        <w:pStyle w:val="NormalWeb"/>
+        <w:numPr>
+          <w:ilvl w:val="0"/>
+          <w:numId w:val="40"/>
+        </w:numPr>
+      </w:pPr>
+      <w:r>
+        <w:t xml:space="preserve">Integrated </w:t>
+      </w:r>
+      <w:proofErr w:type="spellStart"/>
+      <w:r>
+        <w:rPr>
+          <w:rStyle w:val="HTMLCode"/>
+        </w:rPr>
+        <w:t>BCryptPasswordEncoder</w:t>
+      </w:r>
+      <w:proofErr w:type="spellEnd"/>
+      <w:r>
+        <w:t xml:space="preserve"> with a strength factor of 12 to securely encrypt passwords before storing them in the database.</w:t>
+      </w:r>
+    </w:p>
+    <w:p>
+      <w:pPr>
+        <w:pStyle w:val="NormalWeb"/>
+        <w:numPr>
+          <w:ilvl w:val="0"/>
+          <w:numId w:val="40"/>
+        </w:numPr>
+      </w:pPr>
+      <w:r>
+        <w:t xml:space="preserve">Modified the user registration service to encode the plaintext password using </w:t>
+      </w:r>
+      <w:proofErr w:type="spellStart"/>
+      <w:proofErr w:type="gramStart"/>
+      <w:r>
+        <w:rPr>
+          <w:rStyle w:val="HTMLCode"/>
+        </w:rPr>
+        <w:t>bcode.encode</w:t>
+      </w:r>
+      <w:proofErr w:type="spellEnd"/>
+      <w:proofErr w:type="gramEnd"/>
+      <w:r>
+        <w:rPr>
+          <w:rStyle w:val="HTMLCode"/>
+        </w:rPr>
+        <w:t>()</w:t>
+      </w:r>
+      <w:r>
+        <w:t xml:space="preserve"> before persisting the entity.</w:t>
+      </w:r>
+    </w:p>
+    <w:p>
+      <w:pPr>
+        <w:pStyle w:val="NormalWeb"/>
+        <w:numPr>
+          <w:ilvl w:val="0"/>
+          <w:numId w:val="40"/>
+        </w:numPr>
+      </w:pPr>
+      <w:r>
+        <w:t xml:space="preserve">Removed the insecure </w:t>
+      </w:r>
+      <w:proofErr w:type="spellStart"/>
+      <w:proofErr w:type="gramStart"/>
+      <w:r>
+        <w:rPr>
+          <w:rStyle w:val="HTMLCode"/>
+        </w:rPr>
+        <w:t>NoOpPasswordEncoder</w:t>
+      </w:r>
+      <w:proofErr w:type="spellEnd"/>
+      <w:r>
+        <w:rPr>
+          <w:rStyle w:val="HTMLCode"/>
+        </w:rPr>
+        <w:t>(</w:t>
+      </w:r>
+      <w:proofErr w:type="gramEnd"/>
+      <w:r>
+        <w:rPr>
+          <w:rStyle w:val="HTMLCode"/>
+        </w:rPr>
+        <w:t>)</w:t>
+      </w:r>
+      <w:r>
+        <w:t xml:space="preserve"> previously used during initial testing.</w:t>
+      </w:r>
+    </w:p>
+    <w:p>
+      <w:pPr>
+        <w:pStyle w:val="Heading4"/>
+        <w:rPr>
+          <w:rStyle w:val="Strong"/>
+          <w:color w:val="auto"/>
+        </w:rPr>
+      </w:pPr>
+      <w:r>
+        <w:rPr>
+          <w:rStyle w:val="Strong"/>
+          <w:color w:val="auto"/>
+        </w:rPr>
+        <w:t>2. JWT Service Fully Developed</w:t>
+      </w:r>
+    </w:p>
+    <w:p>
+      <w:pPr>
+        <w:pStyle w:val="NormalWeb"/>
+        <w:numPr>
+          <w:ilvl w:val="0"/>
+          <w:numId w:val="41"/>
+        </w:numPr>
+      </w:pPr>
+      <w:r>
+        <w:t xml:space="preserve">Created a </w:t>
+      </w:r>
+      <w:proofErr w:type="spellStart"/>
+      <w:r>
+        <w:rPr>
+          <w:rStyle w:val="HTMLCode"/>
+        </w:rPr>
+        <w:t>JWTService</w:t>
+      </w:r>
+      <w:proofErr w:type="spellEnd"/>
+      <w:r>
+        <w:t xml:space="preserve"> class responsible for:</w:t>
+      </w:r>
+    </w:p>
+    <w:p>
+      <w:pPr>
+        <w:pStyle w:val="NormalWeb"/>
+        <w:numPr>
+          <w:ilvl w:val="1"/>
+          <w:numId w:val="41"/>
+        </w:numPr>
+      </w:pPr>
+      <w:r>
+        <w:t>Generating JWT tokens using HMAC-SHA256 signing algorithm.</w:t>
+      </w:r>
+    </w:p>
+    <w:p>
+      <w:pPr>
+        <w:pStyle w:val="NormalWeb"/>
+        <w:numPr>
+          <w:ilvl w:val="1"/>
+          <w:numId w:val="41"/>
+        </w:numPr>
+      </w:pPr>
+      <w:r>
+        <w:t>Embedding username as the subject along with issued and expiration timestamps.</w:t>
+      </w:r>
+    </w:p>
+    <w:p>
+      <w:pPr>
+        <w:pStyle w:val="NormalWeb"/>
+        <w:numPr>
+          <w:ilvl w:val="1"/>
+          <w:numId w:val="41"/>
+        </w:numPr>
+      </w:pPr>
+      <w:r>
+        <w:t>Validating tokens against username and expiration.</w:t>
+      </w:r>
+    </w:p>
+    <w:p>
+      <w:pPr>
+        <w:pStyle w:val="NormalWeb"/>
+        <w:numPr>
+          <w:ilvl w:val="0"/>
+          <w:numId w:val="41"/>
+        </w:numPr>
+      </w:pPr>
+      <w:r>
+        <w:t xml:space="preserve">Implemented Base64-encoded secret key generation using </w:t>
+      </w:r>
+      <w:proofErr w:type="spellStart"/>
+      <w:r>
+        <w:rPr>
+          <w:rStyle w:val="HTMLCode"/>
+        </w:rPr>
+        <w:t>KeyGenerator</w:t>
+      </w:r>
+      <w:proofErr w:type="spellEnd"/>
+      <w:r>
+        <w:t xml:space="preserve"> to enhance token integrity and security.</w:t>
+      </w:r>
+    </w:p>
+    <w:p>
+      <w:pPr>
+        <w:pStyle w:val="NormalWeb"/>
+        <w:numPr>
+          <w:ilvl w:val="0"/>
+          <w:numId w:val="41"/>
+        </w:numPr>
+      </w:pPr>
+      <w:r>
+        <w:t xml:space="preserve">Core methods such as </w:t>
+      </w:r>
+      <w:proofErr w:type="spellStart"/>
+      <w:proofErr w:type="gramStart"/>
+      <w:r>
+        <w:rPr>
+          <w:rStyle w:val="HTMLCode"/>
+        </w:rPr>
+        <w:t>generateToken</w:t>
+      </w:r>
+      <w:proofErr w:type="spellEnd"/>
+      <w:r>
+        <w:rPr>
+          <w:rStyle w:val="HTMLCode"/>
+        </w:rPr>
+        <w:t>(</w:t>
+      </w:r>
+      <w:proofErr w:type="gramEnd"/>
+      <w:r>
+        <w:rPr>
+          <w:rStyle w:val="HTMLCode"/>
+        </w:rPr>
+        <w:t>)</w:t>
+      </w:r>
+      <w:r>
+        <w:t xml:space="preserve">, </w:t>
+      </w:r>
+      <w:proofErr w:type="spellStart"/>
+      <w:r>
+        <w:rPr>
+          <w:rStyle w:val="HTMLCode"/>
+        </w:rPr>
+        <w:t>validateToken</w:t>
+      </w:r>
+      <w:proofErr w:type="spellEnd"/>
+      <w:r>
+        <w:rPr>
+          <w:rStyle w:val="HTMLCode"/>
+        </w:rPr>
+        <w:t>()</w:t>
+      </w:r>
+      <w:r>
+        <w:t xml:space="preserve">, </w:t>
+      </w:r>
+      <w:proofErr w:type="spellStart"/>
+      <w:r>
+        <w:rPr>
+          <w:rStyle w:val="HTMLCode"/>
+        </w:rPr>
+        <w:t>extractUserName</w:t>
+      </w:r>
+      <w:proofErr w:type="spellEnd"/>
+      <w:r>
+        <w:rPr>
+          <w:rStyle w:val="HTMLCode"/>
+        </w:rPr>
+        <w:t>()</w:t>
+      </w:r>
+      <w:r>
+        <w:t xml:space="preserve">, and </w:t>
+      </w:r>
+      <w:proofErr w:type="spellStart"/>
+      <w:r>
+        <w:rPr>
+          <w:rStyle w:val="HTMLCode"/>
+        </w:rPr>
+        <w:t>extractAllClaims</w:t>
+      </w:r>
+      <w:proofErr w:type="spellEnd"/>
+      <w:r>
+        <w:rPr>
+          <w:rStyle w:val="HTMLCode"/>
+        </w:rPr>
+        <w:t>()</w:t>
+      </w:r>
+      <w:r>
+        <w:t xml:space="preserve"> are functional and modular.</w:t>
+      </w:r>
+    </w:p>
+    <w:p>
+      <w:pPr>
+        <w:pStyle w:val="Heading4"/>
+      </w:pPr>
+      <w:r>
+        <w:rPr>
+          <w:rStyle w:val="Strong"/>
+          <w:color w:val="auto"/>
+        </w:rPr>
+        <w:t xml:space="preserve">3. </w:t>
+      </w:r>
+      <w:proofErr w:type="spellStart"/>
+      <w:r>
+        <w:rPr>
+          <w:rStyle w:val="Strong"/>
+          <w:color w:val="auto"/>
+        </w:rPr>
+        <w:t>JWTFilter</w:t>
+      </w:r>
+      <w:proofErr w:type="spellEnd"/>
+      <w:r>
+        <w:rPr>
+          <w:rStyle w:val="Strong"/>
+          <w:color w:val="auto"/>
+        </w:rPr>
+        <w:t xml:space="preserve"> Configured and Tested</w:t>
+      </w:r>
+    </w:p>
+    <w:p>
+      <w:pPr>
+        <w:pStyle w:val="NormalWeb"/>
+        <w:numPr>
+          <w:ilvl w:val="0"/>
+          <w:numId w:val="42"/>
+        </w:numPr>
+      </w:pPr>
+      <w:r>
+        <w:t xml:space="preserve">Created a custom filter by extending </w:t>
+      </w:r>
+      <w:proofErr w:type="spellStart"/>
+      <w:r>
+        <w:rPr>
+          <w:rStyle w:val="HTMLCode"/>
+        </w:rPr>
+        <w:t>OncePerRequestFilter</w:t>
+      </w:r>
+      <w:proofErr w:type="spellEnd"/>
+      <w:r>
+        <w:t xml:space="preserve"> to intercept each HTTP request and verify the presence of a valid JWT token.</w:t>
+      </w:r>
+    </w:p>
+    <w:p>
+      <w:pPr>
+        <w:pStyle w:val="NormalWeb"/>
+        <w:numPr>
+          <w:ilvl w:val="0"/>
+          <w:numId w:val="42"/>
+        </w:numPr>
+      </w:pPr>
+      <w:r>
+        <w:t xml:space="preserve">Extracts the </w:t>
+      </w:r>
+      <w:r>
+        <w:rPr>
+          <w:rStyle w:val="HTMLCode"/>
+        </w:rPr>
+        <w:t>Authorization</w:t>
+      </w:r>
+      <w:r>
+        <w:t xml:space="preserve"> header, validates the token, and loads user details using </w:t>
+      </w:r>
+      <w:proofErr w:type="spellStart"/>
+      <w:r>
+        <w:rPr>
+          <w:rStyle w:val="HTMLCode"/>
+        </w:rPr>
+        <w:t>MyUserDetailsService</w:t>
+      </w:r>
+      <w:proofErr w:type="spellEnd"/>
+      <w:r>
+        <w:t>.</w:t>
+      </w:r>
+    </w:p>
+    <w:p>
+      <w:pPr>
+        <w:pStyle w:val="NormalWeb"/>
+        <w:numPr>
+          <w:ilvl w:val="0"/>
+          <w:numId w:val="42"/>
+        </w:numPr>
+      </w:pPr>
+      <w:r>
+        <w:t xml:space="preserve">If token validation is successful, the filter sets the authentication context via </w:t>
+      </w:r>
+      <w:proofErr w:type="spellStart"/>
+      <w:r>
+        <w:rPr>
+          <w:rStyle w:val="HTMLCode"/>
+        </w:rPr>
+        <w:t>SecurityContextHolder</w:t>
+      </w:r>
+      <w:proofErr w:type="spellEnd"/>
+      <w:r>
+        <w:t>, enabling Spring Security to treat the user as authenticated for that session.</w:t>
+      </w:r>
+    </w:p>
+    <w:p>
+      <w:pPr>
+        <w:pStyle w:val="NormalWeb"/>
+        <w:numPr>
+          <w:ilvl w:val="0"/>
+          <w:numId w:val="42"/>
+        </w:numPr>
+      </w:pPr>
+      <w:r>
+        <w:t xml:space="preserve">Currently uses </w:t>
+      </w:r>
+      <w:proofErr w:type="spellStart"/>
+      <w:r>
+        <w:rPr>
+          <w:rStyle w:val="HTMLCode"/>
+        </w:rPr>
+        <w:t>ApplicationContext.getBean</w:t>
+      </w:r>
+      <w:proofErr w:type="spellEnd"/>
+      <w:r>
+        <w:rPr>
+          <w:rStyle w:val="HTMLCode"/>
+        </w:rPr>
+        <w:t>()</w:t>
+      </w:r>
+      <w:r>
+        <w:t xml:space="preserve"> to load the user detail service dynamically — marked for refactoring to a cleaner dependency injection approach.</w:t>
+      </w:r>
+    </w:p>
+    <w:p>
+      <w:r>
+        <w:pict w14:anchorId="27D94BDF">
+          <v:rect id="_x0000_i1033" style="width:0;height:1.5pt" o:hralign="center" o:hrstd="t" o:hr="t" fillcolor="#a0a0a0" stroked="f"/>
+        </w:pict>
+      </w:r>
+    </w:p>
+    <w:p>
+      <w:pPr>
+        <w:pStyle w:val="Heading4"/>
+        <w:rPr>
+          <w:rStyle w:val="Strong"/>
+          <w:color w:val="auto"/>
+        </w:rPr>
+      </w:pPr>
+      <w:r>
+        <w:rPr>
+          <w:rStyle w:val="Strong"/>
+          <w:color w:val="auto"/>
+        </w:rPr>
+        <w:t>Summary of Progress Level</w:t>
+      </w:r>
+    </w:p>
+    <w:p/>
+    <w:tbl>
+      <w:tblPr>
+        <w:tblW w:w="0" w:type="auto"/>
+        <w:tblCellSpacing w:w="15" w:type="dxa"/>
+        <w:tblBorders>
+          <w:top w:val="single" w:sz="4" w:space="0" w:color="auto"/>
+          <w:left w:val="single" w:sz="4" w:space="0" w:color="auto"/>
+          <w:bottom w:val="single" w:sz="4" w:space="0" w:color="auto"/>
+          <w:right w:val="single" w:sz="4" w:space="0" w:color="auto"/>
+          <w:insideH w:val="single" w:sz="4" w:space="0" w:color="auto"/>
+          <w:insideV w:val="single" w:sz="4" w:space="0" w:color="auto"/>
+        </w:tblBorders>
+        <w:tblCellMar>
+          <w:top w:w="15" w:type="dxa"/>
+          <w:left w:w="15" w:type="dxa"/>
+          <w:bottom w:w="15" w:type="dxa"/>
+          <w:right w:w="15" w:type="dxa"/>
+        </w:tblCellMar>
+        <w:tblLook w:val="04A0" w:firstRow="1" w:lastRow="0" w:firstColumn="1" w:lastColumn="0" w:noHBand="0" w:noVBand="1"/>
+      </w:tblPr>
+      <w:tblGrid>
+        <w:gridCol w:w="2366"/>
+        <w:gridCol w:w="1064"/>
+        <w:gridCol w:w="5009"/>
+      </w:tblGrid>
+      <w:tr>
+        <w:trPr>
+          <w:tblHeader/>
+          <w:tblCellSpacing w:w="15" w:type="dxa"/>
+        </w:trPr>
+        <w:tc>
+          <w:tcPr>
+            <w:tcW w:w="0" w:type="auto"/>
+            <w:vAlign w:val="center"/>
+            <w:hideMark/>
+          </w:tcPr>
+          <w:p>
+            <w:pPr>
+              <w:jc w:val="center"/>
+              <w:rPr>
+                <w:b/>
+                <w:bCs/>
+              </w:rPr>
+            </w:pPr>
+            <w:r>
+              <w:rPr>
+                <w:b/>
+                <w:bCs/>
+              </w:rPr>
+              <w:t>Feature</w:t>
+            </w:r>
+          </w:p>
+        </w:tc>
+        <w:tc>
+          <w:tcPr>
+            <w:tcW w:w="0" w:type="auto"/>
+            <w:vAlign w:val="center"/>
+            <w:hideMark/>
+          </w:tcPr>
+          <w:p>
+            <w:pPr>
+              <w:jc w:val="center"/>
+              <w:rPr>
+                <w:b/>
+                <w:bCs/>
+              </w:rPr>
+            </w:pPr>
+            <w:r>
+              <w:rPr>
+                <w:b/>
+                <w:bCs/>
+              </w:rPr>
+              <w:t>Status</w:t>
+            </w:r>
+          </w:p>
+        </w:tc>
+        <w:tc>
+          <w:tcPr>
+            <w:tcW w:w="0" w:type="auto"/>
+            <w:vAlign w:val="center"/>
+            <w:hideMark/>
+          </w:tcPr>
+          <w:p>
+            <w:pPr>
+              <w:jc w:val="center"/>
+              <w:rPr>
+                <w:b/>
+                <w:bCs/>
+              </w:rPr>
+            </w:pPr>
+            <w:r>
+              <w:rPr>
+                <w:b/>
+                <w:bCs/>
+              </w:rPr>
+              <w:t>Remarks</w:t>
+            </w:r>
+          </w:p>
+        </w:tc>
+      </w:tr>
+      <w:tr>
+        <w:trPr>
+          <w:tblCellSpacing w:w="15" w:type="dxa"/>
+        </w:trPr>
+        <w:tc>
+          <w:tcPr>
+            <w:tcW w:w="0" w:type="auto"/>
+            <w:vAlign w:val="center"/>
+            <w:hideMark/>
+          </w:tcPr>
+          <w:p>
+            <w:r>
+              <w:t>Password Encryption</w:t>
+            </w:r>
+          </w:p>
+        </w:tc>
+        <w:tc>
+          <w:tcPr>
+            <w:tcW w:w="0" w:type="auto"/>
+            <w:vAlign w:val="center"/>
+            <w:hideMark/>
+          </w:tcPr>
+          <w:p>
+            <w:r>
+              <w:t>Completed</w:t>
+            </w:r>
+          </w:p>
+        </w:tc>
+        <w:tc>
+          <w:tcPr>
+            <w:tcW w:w="0" w:type="auto"/>
+            <w:vAlign w:val="center"/>
+            <w:hideMark/>
+          </w:tcPr>
+          <w:p>
+            <w:r>
+              <w:t xml:space="preserve">Uses strong </w:t>
+            </w:r>
+            <w:proofErr w:type="spellStart"/>
+            <w:r>
+              <w:t>BCrypt</w:t>
+            </w:r>
+            <w:proofErr w:type="spellEnd"/>
+            <w:r>
+              <w:t xml:space="preserve"> hashing</w:t>
+            </w:r>
+          </w:p>
+        </w:tc>
+      </w:tr>
+      <w:tr>
+        <w:trPr>
+          <w:tblCellSpacing w:w="15" w:type="dxa"/>
+        </w:trPr>
+        <w:tc>
+          <w:tcPr>
+            <w:tcW w:w="0" w:type="auto"/>
+            <w:vAlign w:val="center"/>
+            <w:hideMark/>
+          </w:tcPr>
+          <w:p>
+            <w:r>
+              <w:t>User Registration</w:t>
+            </w:r>
+          </w:p>
+        </w:tc>
+        <w:tc>
+          <w:tcPr>
+            <w:tcW w:w="0" w:type="auto"/>
+            <w:vAlign w:val="center"/>
+            <w:hideMark/>
+          </w:tcPr>
+          <w:p>
+            <w:r>
+              <w:t>Functional</w:t>
+            </w:r>
+          </w:p>
+        </w:tc>
+        <w:tc>
+          <w:tcPr>
+            <w:tcW w:w="0" w:type="auto"/>
+            <w:vAlign w:val="center"/>
+            <w:hideMark/>
+          </w:tcPr>
+          <w:p>
+            <w:r>
+              <w:t>Tested via Postman (with encrypted passwords)</w:t>
+            </w:r>
+          </w:p>
+        </w:tc>
+      </w:tr>
+      <w:tr>
+        <w:trPr>
+          <w:tblCellSpacing w:w="15" w:type="dxa"/>
+        </w:trPr>
+        <w:tc>
+          <w:tcPr>
+            <w:tcW w:w="0" w:type="auto"/>
+            <w:vAlign w:val="center"/>
+            <w:hideMark/>
+          </w:tcPr>
+          <w:p>
+            <w:r>
+              <w:t>JWT Token Generation</w:t>
+            </w:r>
+          </w:p>
+        </w:tc>
+        <w:tc>
+          <w:tcPr>
+            <w:tcW w:w="0" w:type="auto"/>
+            <w:vAlign w:val="center"/>
+            <w:hideMark/>
+          </w:tcPr>
+          <w:p>
+            <w:r>
+              <w:t>Completed</w:t>
+            </w:r>
+          </w:p>
+        </w:tc>
+        <w:tc>
+          <w:tcPr>
+            <w:tcW w:w="0" w:type="auto"/>
+            <w:vAlign w:val="center"/>
+            <w:hideMark/>
+          </w:tcPr>
+          <w:p>
+            <w:r>
+              <w:t>Tokens contain claims and are cryptographically signed</w:t>
+            </w:r>
+          </w:p>
+        </w:tc>
+      </w:tr>
+      <w:tr>
+        <w:trPr>
+          <w:tblCellSpacing w:w="15" w:type="dxa"/>
+        </w:trPr>
+        <w:tc>
+          <w:tcPr>
+            <w:tcW w:w="0" w:type="auto"/>
+            <w:vAlign w:val="center"/>
+            <w:hideMark/>
+          </w:tcPr>
+          <w:p>
+            <w:r>
+              <w:t>JWT Token Validation</w:t>
+            </w:r>
+          </w:p>
+        </w:tc>
+        <w:tc>
+          <w:tcPr>
+            <w:tcW w:w="0" w:type="auto"/>
+            <w:vAlign w:val="center"/>
+            <w:hideMark/>
+          </w:tcPr>
+          <w:p>
+            <w:r>
+              <w:t>Completed</w:t>
+            </w:r>
+          </w:p>
+        </w:tc>
+        <w:tc>
+          <w:tcPr>
+            <w:tcW w:w="0" w:type="auto"/>
+            <w:vAlign w:val="center"/>
+            <w:hideMark/>
+          </w:tcPr>
+          <w:p>
+            <w:r>
+              <w:t>Tokens are parsed, verified, and decoded securely</w:t>
+            </w:r>
+          </w:p>
+        </w:tc>
+      </w:tr>
+      <w:tr>
+        <w:trPr>
+          <w:tblCellSpacing w:w="15" w:type="dxa"/>
+        </w:trPr>
+        <w:tc>
+          <w:tcPr>
+            <w:tcW w:w="0" w:type="auto"/>
+            <w:vAlign w:val="center"/>
+            <w:hideMark/>
+          </w:tcPr>
+          <w:p>
+            <w:r>
+              <w:t>JWT Authentication Filter</w:t>
+            </w:r>
+          </w:p>
+        </w:tc>
+        <w:tc>
+          <w:tcPr>
+            <w:tcW w:w="0" w:type="auto"/>
+            <w:vAlign w:val="center"/>
+            <w:hideMark/>
+          </w:tcPr>
+          <w:p>
+            <w:r>
+              <w:t>Working</w:t>
+            </w:r>
+          </w:p>
+        </w:tc>
+        <w:tc>
+          <w:tcPr>
+            <w:tcW w:w="0" w:type="auto"/>
+            <w:vAlign w:val="center"/>
+            <w:hideMark/>
+          </w:tcPr>
+          <w:p>
+            <w:r>
+              <w:t>Plugged into filter chain with dynamic user resolution</w:t>
+            </w:r>
+          </w:p>
+        </w:tc>
+      </w:tr>
+    </w:tbl>
+    <w:p>
+      <w:r>
+        <w:pict w14:anchorId="56407504">
+          <v:rect id="_x0000_i1034" style="width:0;height:1.5pt" o:hralign="center" o:hrstd="t" o:hr="t" fillcolor="#a0a0a0" stroked="f"/>
+        </w:pict>
+      </w:r>
+    </w:p>
+    <w:p>
+      <w:pPr>
+        <w:spacing w:line="360" w:lineRule="auto"/>
+        <w:rPr>
+          <w:rFonts w:ascii="Times New Roman" w:hAnsi="Times New Roman" w:cs="Times New Roman"/>
+        </w:rPr>
+      </w:pPr>
     </w:p>
     <w:sectPr>
       <w:pgSz w:w="11906" w:h="16838"/>
@@ -2610,6 +3425,155 @@
     </w:lvl>
   </w:abstractNum>
   <w:abstractNum w:abstractNumId="12" w15:restartNumberingAfterBreak="0">
+    <w:nsid w:val="1E1709AC"/>
+    <w:multiLevelType w:val="multilevel"/>
+    <w:tmpl w:val="7CAA081A"/>
+    <w:lvl w:ilvl="0">
+      <w:start w:val="1"/>
+      <w:numFmt w:val="bullet"/>
+      <w:lvlText w:val=""/>
+      <w:lvlJc w:val="left"/>
+      <w:pPr>
+        <w:tabs>
+          <w:tab w:val="num" w:pos="720"/>
+        </w:tabs>
+        <w:ind w:left="720" w:hanging="360"/>
+      </w:pPr>
+      <w:rPr>
+        <w:rFonts w:ascii="Symbol" w:hAnsi="Symbol" w:hint="default"/>
+        <w:sz w:val="20"/>
+      </w:rPr>
+    </w:lvl>
+    <w:lvl w:ilvl="1">
+      <w:start w:val="1"/>
+      <w:numFmt w:val="bullet"/>
+      <w:lvlText w:val="o"/>
+      <w:lvlJc w:val="left"/>
+      <w:pPr>
+        <w:tabs>
+          <w:tab w:val="num" w:pos="1440"/>
+        </w:tabs>
+        <w:ind w:left="1440" w:hanging="360"/>
+      </w:pPr>
+      <w:rPr>
+        <w:rFonts w:ascii="Courier New" w:hAnsi="Courier New" w:hint="default"/>
+        <w:sz w:val="20"/>
+      </w:rPr>
+    </w:lvl>
+    <w:lvl w:ilvl="2" w:tentative="1">
+      <w:start w:val="1"/>
+      <w:numFmt w:val="bullet"/>
+      <w:lvlText w:val=""/>
+      <w:lvlJc w:val="left"/>
+      <w:pPr>
+        <w:tabs>
+          <w:tab w:val="num" w:pos="2160"/>
+        </w:tabs>
+        <w:ind w:left="2160" w:hanging="360"/>
+      </w:pPr>
+      <w:rPr>
+        <w:rFonts w:ascii="Wingdings" w:hAnsi="Wingdings" w:hint="default"/>
+        <w:sz w:val="20"/>
+      </w:rPr>
+    </w:lvl>
+    <w:lvl w:ilvl="3" w:tentative="1">
+      <w:start w:val="1"/>
+      <w:numFmt w:val="bullet"/>
+      <w:lvlText w:val=""/>
+      <w:lvlJc w:val="left"/>
+      <w:pPr>
+        <w:tabs>
+          <w:tab w:val="num" w:pos="2880"/>
+        </w:tabs>
+        <w:ind w:left="2880" w:hanging="360"/>
+      </w:pPr>
+      <w:rPr>
+        <w:rFonts w:ascii="Wingdings" w:hAnsi="Wingdings" w:hint="default"/>
+        <w:sz w:val="20"/>
+      </w:rPr>
+    </w:lvl>
+    <w:lvl w:ilvl="4" w:tentative="1">
+      <w:start w:val="1"/>
+      <w:numFmt w:val="bullet"/>
+      <w:lvlText w:val=""/>
+      <w:lvlJc w:val="left"/>
+      <w:pPr>
+        <w:tabs>
+          <w:tab w:val="num" w:pos="3600"/>
+        </w:tabs>
+        <w:ind w:left="3600" w:hanging="360"/>
+      </w:pPr>
+      <w:rPr>
+        <w:rFonts w:ascii="Wingdings" w:hAnsi="Wingdings" w:hint="default"/>
+        <w:sz w:val="20"/>
+      </w:rPr>
+    </w:lvl>
+    <w:lvl w:ilvl="5" w:tentative="1">
+      <w:start w:val="1"/>
+      <w:numFmt w:val="bullet"/>
+      <w:lvlText w:val=""/>
+      <w:lvlJc w:val="left"/>
+      <w:pPr>
+        <w:tabs>
+          <w:tab w:val="num" w:pos="4320"/>
+        </w:tabs>
+        <w:ind w:left="4320" w:hanging="360"/>
+      </w:pPr>
+      <w:rPr>
+        <w:rFonts w:ascii="Wingdings" w:hAnsi="Wingdings" w:hint="default"/>
+        <w:sz w:val="20"/>
+      </w:rPr>
+    </w:lvl>
+    <w:lvl w:ilvl="6" w:tentative="1">
+      <w:start w:val="1"/>
+      <w:numFmt w:val="bullet"/>
+      <w:lvlText w:val=""/>
+      <w:lvlJc w:val="left"/>
+      <w:pPr>
+        <w:tabs>
+          <w:tab w:val="num" w:pos="5040"/>
+        </w:tabs>
+        <w:ind w:left="5040" w:hanging="360"/>
+      </w:pPr>
+      <w:rPr>
+        <w:rFonts w:ascii="Wingdings" w:hAnsi="Wingdings" w:hint="default"/>
+        <w:sz w:val="20"/>
+      </w:rPr>
+    </w:lvl>
+    <w:lvl w:ilvl="7" w:tentative="1">
+      <w:start w:val="1"/>
+      <w:numFmt w:val="bullet"/>
+      <w:lvlText w:val=""/>
+      <w:lvlJc w:val="left"/>
+      <w:pPr>
+        <w:tabs>
+          <w:tab w:val="num" w:pos="5760"/>
+        </w:tabs>
+        <w:ind w:left="5760" w:hanging="360"/>
+      </w:pPr>
+      <w:rPr>
+        <w:rFonts w:ascii="Wingdings" w:hAnsi="Wingdings" w:hint="default"/>
+        <w:sz w:val="20"/>
+      </w:rPr>
+    </w:lvl>
+    <w:lvl w:ilvl="8" w:tentative="1">
+      <w:start w:val="1"/>
+      <w:numFmt w:val="bullet"/>
+      <w:lvlText w:val=""/>
+      <w:lvlJc w:val="left"/>
+      <w:pPr>
+        <w:tabs>
+          <w:tab w:val="num" w:pos="6480"/>
+        </w:tabs>
+        <w:ind w:left="6480" w:hanging="360"/>
+      </w:pPr>
+      <w:rPr>
+        <w:rFonts w:ascii="Wingdings" w:hAnsi="Wingdings" w:hint="default"/>
+        <w:sz w:val="20"/>
+      </w:rPr>
+    </w:lvl>
+  </w:abstractNum>
+  <w:abstractNum w:abstractNumId="13" w15:restartNumberingAfterBreak="0">
     <w:nsid w:val="1EE865E4"/>
     <w:multiLevelType w:val="multilevel"/>
     <w:tmpl w:val="CD664A52"/>
@@ -2758,7 +3722,7 @@
       </w:rPr>
     </w:lvl>
   </w:abstractNum>
-  <w:abstractNum w:abstractNumId="13" w15:restartNumberingAfterBreak="0">
+  <w:abstractNum w:abstractNumId="14" w15:restartNumberingAfterBreak="0">
     <w:nsid w:val="211C5DA1"/>
     <w:multiLevelType w:val="multilevel"/>
     <w:tmpl w:val="808CE52A"/>
@@ -2871,7 +3835,156 @@
       </w:pPr>
     </w:lvl>
   </w:abstractNum>
-  <w:abstractNum w:abstractNumId="14" w15:restartNumberingAfterBreak="0">
+  <w:abstractNum w:abstractNumId="15" w15:restartNumberingAfterBreak="0">
+    <w:nsid w:val="21DF165A"/>
+    <w:multiLevelType w:val="multilevel"/>
+    <w:tmpl w:val="842044AC"/>
+    <w:lvl w:ilvl="0">
+      <w:start w:val="1"/>
+      <w:numFmt w:val="bullet"/>
+      <w:lvlText w:val=""/>
+      <w:lvlJc w:val="left"/>
+      <w:pPr>
+        <w:tabs>
+          <w:tab w:val="num" w:pos="720"/>
+        </w:tabs>
+        <w:ind w:left="720" w:hanging="360"/>
+      </w:pPr>
+      <w:rPr>
+        <w:rFonts w:ascii="Symbol" w:hAnsi="Symbol" w:hint="default"/>
+        <w:sz w:val="20"/>
+      </w:rPr>
+    </w:lvl>
+    <w:lvl w:ilvl="1" w:tentative="1">
+      <w:start w:val="1"/>
+      <w:numFmt w:val="bullet"/>
+      <w:lvlText w:val="o"/>
+      <w:lvlJc w:val="left"/>
+      <w:pPr>
+        <w:tabs>
+          <w:tab w:val="num" w:pos="1440"/>
+        </w:tabs>
+        <w:ind w:left="1440" w:hanging="360"/>
+      </w:pPr>
+      <w:rPr>
+        <w:rFonts w:ascii="Courier New" w:hAnsi="Courier New" w:hint="default"/>
+        <w:sz w:val="20"/>
+      </w:rPr>
+    </w:lvl>
+    <w:lvl w:ilvl="2" w:tentative="1">
+      <w:start w:val="1"/>
+      <w:numFmt w:val="bullet"/>
+      <w:lvlText w:val=""/>
+      <w:lvlJc w:val="left"/>
+      <w:pPr>
+        <w:tabs>
+          <w:tab w:val="num" w:pos="2160"/>
+        </w:tabs>
+        <w:ind w:left="2160" w:hanging="360"/>
+      </w:pPr>
+      <w:rPr>
+        <w:rFonts w:ascii="Wingdings" w:hAnsi="Wingdings" w:hint="default"/>
+        <w:sz w:val="20"/>
+      </w:rPr>
+    </w:lvl>
+    <w:lvl w:ilvl="3" w:tentative="1">
+      <w:start w:val="1"/>
+      <w:numFmt w:val="bullet"/>
+      <w:lvlText w:val=""/>
+      <w:lvlJc w:val="left"/>
+      <w:pPr>
+        <w:tabs>
+          <w:tab w:val="num" w:pos="2880"/>
+        </w:tabs>
+        <w:ind w:left="2880" w:hanging="360"/>
+      </w:pPr>
+      <w:rPr>
+        <w:rFonts w:ascii="Wingdings" w:hAnsi="Wingdings" w:hint="default"/>
+        <w:sz w:val="20"/>
+      </w:rPr>
+    </w:lvl>
+    <w:lvl w:ilvl="4" w:tentative="1">
+      <w:start w:val="1"/>
+      <w:numFmt w:val="bullet"/>
+      <w:lvlText w:val=""/>
+      <w:lvlJc w:val="left"/>
+      <w:pPr>
+        <w:tabs>
+          <w:tab w:val="num" w:pos="3600"/>
+        </w:tabs>
+        <w:ind w:left="3600" w:hanging="360"/>
+      </w:pPr>
+      <w:rPr>
+        <w:rFonts w:ascii="Wingdings" w:hAnsi="Wingdings" w:hint="default"/>
+        <w:sz w:val="20"/>
+      </w:rPr>
+    </w:lvl>
+    <w:lvl w:ilvl="5" w:tentative="1">
+      <w:start w:val="1"/>
+      <w:numFmt w:val="bullet"/>
+      <w:lvlText w:val=""/>
+      <w:lvlJc w:val="left"/>
+      <w:pPr>
+        <w:tabs>
+          <w:tab w:val="num" w:pos="4320"/>
+        </w:tabs>
+        <w:ind w:left="4320" w:hanging="360"/>
+      </w:pPr>
+      <w:rPr>
+        <w:rFonts w:ascii="Wingdings" w:hAnsi="Wingdings" w:hint="default"/>
+        <w:sz w:val="20"/>
+      </w:rPr>
+    </w:lvl>
+    <w:lvl w:ilvl="6" w:tentative="1">
+      <w:start w:val="1"/>
+      <w:numFmt w:val="bullet"/>
+      <w:lvlText w:val=""/>
+      <w:lvlJc w:val="left"/>
+      <w:pPr>
+        <w:tabs>
+          <w:tab w:val="num" w:pos="5040"/>
+        </w:tabs>
+        <w:ind w:left="5040" w:hanging="360"/>
+      </w:pPr>
+      <w:rPr>
+        <w:rFonts w:ascii="Wingdings" w:hAnsi="Wingdings" w:hint="default"/>
+        <w:sz w:val="20"/>
+      </w:rPr>
+    </w:lvl>
+    <w:lvl w:ilvl="7" w:tentative="1">
+      <w:start w:val="1"/>
+      <w:numFmt w:val="bullet"/>
+      <w:lvlText w:val=""/>
+      <w:lvlJc w:val="left"/>
+      <w:pPr>
+        <w:tabs>
+          <w:tab w:val="num" w:pos="5760"/>
+        </w:tabs>
+        <w:ind w:left="5760" w:hanging="360"/>
+      </w:pPr>
+      <w:rPr>
+        <w:rFonts w:ascii="Wingdings" w:hAnsi="Wingdings" w:hint="default"/>
+        <w:sz w:val="20"/>
+      </w:rPr>
+    </w:lvl>
+    <w:lvl w:ilvl="8" w:tentative="1">
+      <w:start w:val="1"/>
+      <w:numFmt w:val="bullet"/>
+      <w:lvlText w:val=""/>
+      <w:lvlJc w:val="left"/>
+      <w:pPr>
+        <w:tabs>
+          <w:tab w:val="num" w:pos="6480"/>
+        </w:tabs>
+        <w:ind w:left="6480" w:hanging="360"/>
+      </w:pPr>
+      <w:rPr>
+        <w:rFonts w:ascii="Wingdings" w:hAnsi="Wingdings" w:hint="default"/>
+        <w:sz w:val="20"/>
+      </w:rPr>
+    </w:lvl>
+  </w:abstractNum>
+  <w:abstractNum w:abstractNumId="16" w15:restartNumberingAfterBreak="0">
     <w:nsid w:val="23CE4914"/>
     <w:multiLevelType w:val="multilevel"/>
     <w:tmpl w:val="89F62B44"/>
@@ -3020,7 +4133,7 @@
       </w:rPr>
     </w:lvl>
   </w:abstractNum>
-  <w:abstractNum w:abstractNumId="15" w15:restartNumberingAfterBreak="0">
+  <w:abstractNum w:abstractNumId="17" w15:restartNumberingAfterBreak="0">
     <w:nsid w:val="2B3B2814"/>
     <w:multiLevelType w:val="multilevel"/>
     <w:tmpl w:val="864C7F9E"/>
@@ -3169,7 +4282,7 @@
       </w:rPr>
     </w:lvl>
   </w:abstractNum>
-  <w:abstractNum w:abstractNumId="16" w15:restartNumberingAfterBreak="0">
+  <w:abstractNum w:abstractNumId="18" w15:restartNumberingAfterBreak="0">
     <w:nsid w:val="35535F99"/>
     <w:multiLevelType w:val="multilevel"/>
     <w:tmpl w:val="6AEEBBDA"/>
@@ -3318,7 +4431,7 @@
       </w:rPr>
     </w:lvl>
   </w:abstractNum>
-  <w:abstractNum w:abstractNumId="17" w15:restartNumberingAfterBreak="0">
+  <w:abstractNum w:abstractNumId="19" w15:restartNumberingAfterBreak="0">
     <w:nsid w:val="35F52573"/>
     <w:multiLevelType w:val="multilevel"/>
     <w:tmpl w:val="C2A4871A"/>
@@ -3435,7 +4548,7 @@
       </w:pPr>
     </w:lvl>
   </w:abstractNum>
-  <w:abstractNum w:abstractNumId="18" w15:restartNumberingAfterBreak="0">
+  <w:abstractNum w:abstractNumId="20" w15:restartNumberingAfterBreak="0">
     <w:nsid w:val="36BB51DD"/>
     <w:multiLevelType w:val="multilevel"/>
     <w:tmpl w:val="ADAE8796"/>
@@ -3548,7 +4661,7 @@
       </w:pPr>
     </w:lvl>
   </w:abstractNum>
-  <w:abstractNum w:abstractNumId="19" w15:restartNumberingAfterBreak="0">
+  <w:abstractNum w:abstractNumId="21" w15:restartNumberingAfterBreak="0">
     <w:nsid w:val="420A3453"/>
     <w:multiLevelType w:val="multilevel"/>
     <w:tmpl w:val="2050E1FA"/>
@@ -3697,7 +4810,7 @@
       </w:rPr>
     </w:lvl>
   </w:abstractNum>
-  <w:abstractNum w:abstractNumId="20" w15:restartNumberingAfterBreak="0">
+  <w:abstractNum w:abstractNumId="22" w15:restartNumberingAfterBreak="0">
     <w:nsid w:val="446B0676"/>
     <w:multiLevelType w:val="multilevel"/>
     <w:tmpl w:val="D88CFED8"/>
@@ -3813,7 +4926,7 @@
       </w:pPr>
     </w:lvl>
   </w:abstractNum>
-  <w:abstractNum w:abstractNumId="21" w15:restartNumberingAfterBreak="0">
+  <w:abstractNum w:abstractNumId="23" w15:restartNumberingAfterBreak="0">
     <w:nsid w:val="45A1702E"/>
     <w:multiLevelType w:val="multilevel"/>
     <w:tmpl w:val="EDEACDAE"/>
@@ -3962,7 +5075,7 @@
       </w:rPr>
     </w:lvl>
   </w:abstractNum>
-  <w:abstractNum w:abstractNumId="22" w15:restartNumberingAfterBreak="0">
+  <w:abstractNum w:abstractNumId="24" w15:restartNumberingAfterBreak="0">
     <w:nsid w:val="4898379A"/>
     <w:multiLevelType w:val="multilevel"/>
     <w:tmpl w:val="9170197C"/>
@@ -4111,7 +5224,7 @@
       </w:rPr>
     </w:lvl>
   </w:abstractNum>
-  <w:abstractNum w:abstractNumId="23" w15:restartNumberingAfterBreak="0">
+  <w:abstractNum w:abstractNumId="25" w15:restartNumberingAfterBreak="0">
     <w:nsid w:val="4931330E"/>
     <w:multiLevelType w:val="multilevel"/>
     <w:tmpl w:val="95C41D70"/>
@@ -4260,7 +5373,7 @@
       </w:rPr>
     </w:lvl>
   </w:abstractNum>
-  <w:abstractNum w:abstractNumId="24" w15:restartNumberingAfterBreak="0">
+  <w:abstractNum w:abstractNumId="26" w15:restartNumberingAfterBreak="0">
     <w:nsid w:val="4B2C2595"/>
     <w:multiLevelType w:val="multilevel"/>
     <w:tmpl w:val="0B54ED88"/>
@@ -4409,7 +5522,7 @@
       </w:rPr>
     </w:lvl>
   </w:abstractNum>
-  <w:abstractNum w:abstractNumId="25" w15:restartNumberingAfterBreak="0">
+  <w:abstractNum w:abstractNumId="27" w15:restartNumberingAfterBreak="0">
     <w:nsid w:val="516B4E1E"/>
     <w:multiLevelType w:val="multilevel"/>
     <w:tmpl w:val="1932F9B0"/>
@@ -4558,7 +5671,7 @@
       </w:rPr>
     </w:lvl>
   </w:abstractNum>
-  <w:abstractNum w:abstractNumId="26" w15:restartNumberingAfterBreak="0">
+  <w:abstractNum w:abstractNumId="28" w15:restartNumberingAfterBreak="0">
     <w:nsid w:val="535D5675"/>
     <w:multiLevelType w:val="multilevel"/>
     <w:tmpl w:val="1144B260"/>
@@ -4707,7 +5820,7 @@
       </w:rPr>
     </w:lvl>
   </w:abstractNum>
-  <w:abstractNum w:abstractNumId="27" w15:restartNumberingAfterBreak="0">
+  <w:abstractNum w:abstractNumId="29" w15:restartNumberingAfterBreak="0">
     <w:nsid w:val="550E40DA"/>
     <w:multiLevelType w:val="multilevel"/>
     <w:tmpl w:val="341A5490"/>
@@ -4856,7 +5969,7 @@
       </w:rPr>
     </w:lvl>
   </w:abstractNum>
-  <w:abstractNum w:abstractNumId="28" w15:restartNumberingAfterBreak="0">
+  <w:abstractNum w:abstractNumId="30" w15:restartNumberingAfterBreak="0">
     <w:nsid w:val="5AAE169A"/>
     <w:multiLevelType w:val="multilevel"/>
     <w:tmpl w:val="6EA08C16"/>
@@ -5005,7 +6118,7 @@
       </w:rPr>
     </w:lvl>
   </w:abstractNum>
-  <w:abstractNum w:abstractNumId="29" w15:restartNumberingAfterBreak="0">
+  <w:abstractNum w:abstractNumId="31" w15:restartNumberingAfterBreak="0">
     <w:nsid w:val="653E4DDD"/>
     <w:multiLevelType w:val="multilevel"/>
     <w:tmpl w:val="B5BEB730"/>
@@ -5118,7 +6231,7 @@
       </w:pPr>
     </w:lvl>
   </w:abstractNum>
-  <w:abstractNum w:abstractNumId="30" w15:restartNumberingAfterBreak="0">
+  <w:abstractNum w:abstractNumId="32" w15:restartNumberingAfterBreak="0">
     <w:nsid w:val="65CB6D48"/>
     <w:multiLevelType w:val="multilevel"/>
     <w:tmpl w:val="4E4E5E68"/>
@@ -5267,7 +6380,120 @@
       </w:rPr>
     </w:lvl>
   </w:abstractNum>
-  <w:abstractNum w:abstractNumId="31" w15:restartNumberingAfterBreak="0">
+  <w:abstractNum w:abstractNumId="33" w15:restartNumberingAfterBreak="0">
+    <w:nsid w:val="6ABF77A7"/>
+    <w:multiLevelType w:val="multilevel"/>
+    <w:tmpl w:val="40D830EC"/>
+    <w:lvl w:ilvl="0">
+      <w:start w:val="1"/>
+      <w:numFmt w:val="decimal"/>
+      <w:lvlText w:val="%1."/>
+      <w:lvlJc w:val="left"/>
+      <w:pPr>
+        <w:tabs>
+          <w:tab w:val="num" w:pos="720"/>
+        </w:tabs>
+        <w:ind w:left="720" w:hanging="360"/>
+      </w:pPr>
+    </w:lvl>
+    <w:lvl w:ilvl="1" w:tentative="1">
+      <w:start w:val="1"/>
+      <w:numFmt w:val="decimal"/>
+      <w:lvlText w:val="%2."/>
+      <w:lvlJc w:val="left"/>
+      <w:pPr>
+        <w:tabs>
+          <w:tab w:val="num" w:pos="1440"/>
+        </w:tabs>
+        <w:ind w:left="1440" w:hanging="360"/>
+      </w:pPr>
+    </w:lvl>
+    <w:lvl w:ilvl="2" w:tentative="1">
+      <w:start w:val="1"/>
+      <w:numFmt w:val="decimal"/>
+      <w:lvlText w:val="%3."/>
+      <w:lvlJc w:val="left"/>
+      <w:pPr>
+        <w:tabs>
+          <w:tab w:val="num" w:pos="2160"/>
+        </w:tabs>
+        <w:ind w:left="2160" w:hanging="360"/>
+      </w:pPr>
+    </w:lvl>
+    <w:lvl w:ilvl="3" w:tentative="1">
+      <w:start w:val="1"/>
+      <w:numFmt w:val="decimal"/>
+      <w:lvlText w:val="%4."/>
+      <w:lvlJc w:val="left"/>
+      <w:pPr>
+        <w:tabs>
+          <w:tab w:val="num" w:pos="2880"/>
+        </w:tabs>
+        <w:ind w:left="2880" w:hanging="360"/>
+      </w:pPr>
+    </w:lvl>
+    <w:lvl w:ilvl="4" w:tentative="1">
+      <w:start w:val="1"/>
+      <w:numFmt w:val="decimal"/>
+      <w:lvlText w:val="%5."/>
+      <w:lvlJc w:val="left"/>
+      <w:pPr>
+        <w:tabs>
+          <w:tab w:val="num" w:pos="3600"/>
+        </w:tabs>
+        <w:ind w:left="3600" w:hanging="360"/>
+      </w:pPr>
+    </w:lvl>
+    <w:lvl w:ilvl="5" w:tentative="1">
+      <w:start w:val="1"/>
+      <w:numFmt w:val="decimal"/>
+      <w:lvlText w:val="%6."/>
+      <w:lvlJc w:val="left"/>
+      <w:pPr>
+        <w:tabs>
+          <w:tab w:val="num" w:pos="4320"/>
+        </w:tabs>
+        <w:ind w:left="4320" w:hanging="360"/>
+      </w:pPr>
+    </w:lvl>
+    <w:lvl w:ilvl="6" w:tentative="1">
+      <w:start w:val="1"/>
+      <w:numFmt w:val="decimal"/>
+      <w:lvlText w:val="%7."/>
+      <w:lvlJc w:val="left"/>
+      <w:pPr>
+        <w:tabs>
+          <w:tab w:val="num" w:pos="5040"/>
+        </w:tabs>
+        <w:ind w:left="5040" w:hanging="360"/>
+      </w:pPr>
+    </w:lvl>
+    <w:lvl w:ilvl="7" w:tentative="1">
+      <w:start w:val="1"/>
+      <w:numFmt w:val="decimal"/>
+      <w:lvlText w:val="%8."/>
+      <w:lvlJc w:val="left"/>
+      <w:pPr>
+        <w:tabs>
+          <w:tab w:val="num" w:pos="5760"/>
+        </w:tabs>
+        <w:ind w:left="5760" w:hanging="360"/>
+      </w:pPr>
+    </w:lvl>
+    <w:lvl w:ilvl="8" w:tentative="1">
+      <w:start w:val="1"/>
+      <w:numFmt w:val="decimal"/>
+      <w:lvlText w:val="%9."/>
+      <w:lvlJc w:val="left"/>
+      <w:pPr>
+        <w:tabs>
+          <w:tab w:val="num" w:pos="6480"/>
+        </w:tabs>
+        <w:ind w:left="6480" w:hanging="360"/>
+      </w:pPr>
+    </w:lvl>
+  </w:abstractNum>
+  <w:abstractNum w:abstractNumId="34" w15:restartNumberingAfterBreak="0">
     <w:nsid w:val="6D4548CD"/>
     <w:multiLevelType w:val="multilevel"/>
     <w:tmpl w:val="43BE583E"/>
@@ -5380,7 +6606,7 @@
       </w:pPr>
     </w:lvl>
   </w:abstractNum>
-  <w:abstractNum w:abstractNumId="32" w15:restartNumberingAfterBreak="0">
+  <w:abstractNum w:abstractNumId="35" w15:restartNumberingAfterBreak="0">
     <w:nsid w:val="733F0BC8"/>
     <w:multiLevelType w:val="multilevel"/>
     <w:tmpl w:val="CD664A52"/>
@@ -5529,7 +6755,7 @@
       </w:rPr>
     </w:lvl>
   </w:abstractNum>
-  <w:abstractNum w:abstractNumId="33" w15:restartNumberingAfterBreak="0">
+  <w:abstractNum w:abstractNumId="36" w15:restartNumberingAfterBreak="0">
     <w:nsid w:val="75602AA0"/>
     <w:multiLevelType w:val="multilevel"/>
     <w:tmpl w:val="CCA0BD2E"/>
@@ -5678,7 +6904,7 @@
       </w:rPr>
     </w:lvl>
   </w:abstractNum>
-  <w:abstractNum w:abstractNumId="34" w15:restartNumberingAfterBreak="0">
+  <w:abstractNum w:abstractNumId="37" w15:restartNumberingAfterBreak="0">
     <w:nsid w:val="75BB45D2"/>
     <w:multiLevelType w:val="multilevel"/>
     <w:tmpl w:val="98DE01A2"/>
@@ -5827,7 +7053,7 @@
       </w:rPr>
     </w:lvl>
   </w:abstractNum>
-  <w:abstractNum w:abstractNumId="35" w15:restartNumberingAfterBreak="0">
+  <w:abstractNum w:abstractNumId="38" w15:restartNumberingAfterBreak="0">
     <w:nsid w:val="7711070B"/>
     <w:multiLevelType w:val="multilevel"/>
     <w:tmpl w:val="B12EAE34"/>
@@ -5976,7 +7202,156 @@
       </w:rPr>
     </w:lvl>
   </w:abstractNum>
-  <w:abstractNum w:abstractNumId="36" w15:restartNumberingAfterBreak="0">
+  <w:abstractNum w:abstractNumId="39" w15:restartNumberingAfterBreak="0">
+    <w:nsid w:val="7759540E"/>
+    <w:multiLevelType w:val="multilevel"/>
+    <w:tmpl w:val="ADF29772"/>
+    <w:lvl w:ilvl="0">
+      <w:start w:val="1"/>
+      <w:numFmt w:val="bullet"/>
+      <w:lvlText w:val=""/>
+      <w:lvlJc w:val="left"/>
+      <w:pPr>
+        <w:tabs>
+          <w:tab w:val="num" w:pos="720"/>
+        </w:tabs>
+        <w:ind w:left="720" w:hanging="360"/>
+      </w:pPr>
+      <w:rPr>
+        <w:rFonts w:ascii="Symbol" w:hAnsi="Symbol" w:hint="default"/>
+        <w:sz w:val="20"/>
+      </w:rPr>
+    </w:lvl>
+    <w:lvl w:ilvl="1" w:tentative="1">
+      <w:start w:val="1"/>
+      <w:numFmt w:val="bullet"/>
+      <w:lvlText w:val="o"/>
+      <w:lvlJc w:val="left"/>
+      <w:pPr>
+        <w:tabs>
+          <w:tab w:val="num" w:pos="1440"/>
+        </w:tabs>
+        <w:ind w:left="1440" w:hanging="360"/>
+      </w:pPr>
+      <w:rPr>
+        <w:rFonts w:ascii="Courier New" w:hAnsi="Courier New" w:hint="default"/>
+        <w:sz w:val="20"/>
+      </w:rPr>
+    </w:lvl>
+    <w:lvl w:ilvl="2" w:tentative="1">
+      <w:start w:val="1"/>
+      <w:numFmt w:val="bullet"/>
+      <w:lvlText w:val=""/>
+      <w:lvlJc w:val="left"/>
+      <w:pPr>
+        <w:tabs>
+          <w:tab w:val="num" w:pos="2160"/>
+        </w:tabs>
+        <w:ind w:left="2160" w:hanging="360"/>
+      </w:pPr>
+      <w:rPr>
+        <w:rFonts w:ascii="Wingdings" w:hAnsi="Wingdings" w:hint="default"/>
+        <w:sz w:val="20"/>
+      </w:rPr>
+    </w:lvl>
+    <w:lvl w:ilvl="3" w:tentative="1">
+      <w:start w:val="1"/>
+      <w:numFmt w:val="bullet"/>
+      <w:lvlText w:val=""/>
+      <w:lvlJc w:val="left"/>
+      <w:pPr>
+        <w:tabs>
+          <w:tab w:val="num" w:pos="2880"/>
+        </w:tabs>
+        <w:ind w:left="2880" w:hanging="360"/>
+      </w:pPr>
+      <w:rPr>
+        <w:rFonts w:ascii="Wingdings" w:hAnsi="Wingdings" w:hint="default"/>
+        <w:sz w:val="20"/>
+      </w:rPr>
+    </w:lvl>
+    <w:lvl w:ilvl="4" w:tentative="1">
+      <w:start w:val="1"/>
+      <w:numFmt w:val="bullet"/>
+      <w:lvlText w:val=""/>
+      <w:lvlJc w:val="left"/>
+      <w:pPr>
+        <w:tabs>
+          <w:tab w:val="num" w:pos="3600"/>
+        </w:tabs>
+        <w:ind w:left="3600" w:hanging="360"/>
+      </w:pPr>
+      <w:rPr>
+        <w:rFonts w:ascii="Wingdings" w:hAnsi="Wingdings" w:hint="default"/>
+        <w:sz w:val="20"/>
+      </w:rPr>
+    </w:lvl>
+    <w:lvl w:ilvl="5" w:tentative="1">
+      <w:start w:val="1"/>
+      <w:numFmt w:val="bullet"/>
+      <w:lvlText w:val=""/>
+      <w:lvlJc w:val="left"/>
+      <w:pPr>
+        <w:tabs>
+          <w:tab w:val="num" w:pos="4320"/>
+        </w:tabs>
+        <w:ind w:left="4320" w:hanging="360"/>
+      </w:pPr>
+      <w:rPr>
+        <w:rFonts w:ascii="Wingdings" w:hAnsi="Wingdings" w:hint="default"/>
+        <w:sz w:val="20"/>
+      </w:rPr>
+    </w:lvl>
+    <w:lvl w:ilvl="6" w:tentative="1">
+      <w:start w:val="1"/>
+      <w:numFmt w:val="bullet"/>
+      <w:lvlText w:val=""/>
+      <w:lvlJc w:val="left"/>
+      <w:pPr>
+        <w:tabs>
+          <w:tab w:val="num" w:pos="5040"/>
+        </w:tabs>
+        <w:ind w:left="5040" w:hanging="360"/>
+      </w:pPr>
+      <w:rPr>
+        <w:rFonts w:ascii="Wingdings" w:hAnsi="Wingdings" w:hint="default"/>
+        <w:sz w:val="20"/>
+      </w:rPr>
+    </w:lvl>
+    <w:lvl w:ilvl="7" w:tentative="1">
+      <w:start w:val="1"/>
+      <w:numFmt w:val="bullet"/>
+      <w:lvlText w:val=""/>
+      <w:lvlJc w:val="left"/>
+      <w:pPr>
+        <w:tabs>
+          <w:tab w:val="num" w:pos="5760"/>
+        </w:tabs>
+        <w:ind w:left="5760" w:hanging="360"/>
+      </w:pPr>
+      <w:rPr>
+        <w:rFonts w:ascii="Wingdings" w:hAnsi="Wingdings" w:hint="default"/>
+        <w:sz w:val="20"/>
+      </w:rPr>
+    </w:lvl>
+    <w:lvl w:ilvl="8" w:tentative="1">
+      <w:start w:val="1"/>
+      <w:numFmt w:val="bullet"/>
+      <w:lvlText w:val=""/>
+      <w:lvlJc w:val="left"/>
+      <w:pPr>
+        <w:tabs>
+          <w:tab w:val="num" w:pos="6480"/>
+        </w:tabs>
+        <w:ind w:left="6480" w:hanging="360"/>
+      </w:pPr>
+      <w:rPr>
+        <w:rFonts w:ascii="Wingdings" w:hAnsi="Wingdings" w:hint="default"/>
+        <w:sz w:val="20"/>
+      </w:rPr>
+    </w:lvl>
+  </w:abstractNum>
+  <w:abstractNum w:abstractNumId="40" w15:restartNumberingAfterBreak="0">
     <w:nsid w:val="78570332"/>
     <w:multiLevelType w:val="multilevel"/>
     <w:tmpl w:val="93524C1E"/>
@@ -6121,7 +7496,7 @@
       </w:rPr>
     </w:lvl>
   </w:abstractNum>
-  <w:abstractNum w:abstractNumId="37" w15:restartNumberingAfterBreak="0">
+  <w:abstractNum w:abstractNumId="41" w15:restartNumberingAfterBreak="0">
     <w:nsid w:val="7FBA462E"/>
     <w:multiLevelType w:val="hybridMultilevel"/>
     <w:tmpl w:val="50DC87FE"/>
@@ -6235,10 +7610,10 @@
     </w:lvl>
   </w:abstractNum>
   <w:num w:numId="1" w16cid:durableId="1084768317">
-    <w:abstractNumId w:val="28"/>
+    <w:abstractNumId w:val="30"/>
   </w:num>
   <w:num w:numId="2" w16cid:durableId="918322082">
-    <w:abstractNumId w:val="24"/>
+    <w:abstractNumId w:val="26"/>
   </w:num>
   <w:num w:numId="3" w16cid:durableId="1450121805">
     <w:abstractNumId w:val="5"/>
@@ -6247,40 +7622,40 @@
     <w:abstractNumId w:val="0"/>
   </w:num>
   <w:num w:numId="5" w16cid:durableId="364136975">
-    <w:abstractNumId w:val="26"/>
+    <w:abstractNumId w:val="28"/>
   </w:num>
   <w:num w:numId="6" w16cid:durableId="1922180222">
-    <w:abstractNumId w:val="27"/>
+    <w:abstractNumId w:val="29"/>
   </w:num>
   <w:num w:numId="7" w16cid:durableId="573859954">
     <w:abstractNumId w:val="4"/>
   </w:num>
   <w:num w:numId="8" w16cid:durableId="734202192">
-    <w:abstractNumId w:val="16"/>
+    <w:abstractNumId w:val="18"/>
   </w:num>
   <w:num w:numId="9" w16cid:durableId="1615940055">
-    <w:abstractNumId w:val="33"/>
+    <w:abstractNumId w:val="36"/>
   </w:num>
   <w:num w:numId="10" w16cid:durableId="197549718">
-    <w:abstractNumId w:val="25"/>
+    <w:abstractNumId w:val="27"/>
   </w:num>
   <w:num w:numId="11" w16cid:durableId="1612665366">
-    <w:abstractNumId w:val="34"/>
+    <w:abstractNumId w:val="37"/>
   </w:num>
   <w:num w:numId="12" w16cid:durableId="1243219971">
-    <w:abstractNumId w:val="36"/>
+    <w:abstractNumId w:val="40"/>
   </w:num>
   <w:num w:numId="13" w16cid:durableId="1453094010">
-    <w:abstractNumId w:val="36"/>
+    <w:abstractNumId w:val="40"/>
   </w:num>
   <w:num w:numId="14" w16cid:durableId="409471990">
-    <w:abstractNumId w:val="15"/>
+    <w:abstractNumId w:val="17"/>
   </w:num>
   <w:num w:numId="15" w16cid:durableId="12850374">
     <w:abstractNumId w:val="3"/>
   </w:num>
   <w:num w:numId="16" w16cid:durableId="578638567">
-    <w:abstractNumId w:val="13"/>
+    <w:abstractNumId w:val="14"/>
   </w:num>
   <w:num w:numId="17" w16cid:durableId="1080366591">
     <w:abstractNumId w:val="1"/>
@@ -6289,43 +7664,43 @@
     <w:abstractNumId w:val="8"/>
   </w:num>
   <w:num w:numId="19" w16cid:durableId="199785229">
-    <w:abstractNumId w:val="14"/>
+    <w:abstractNumId w:val="16"/>
   </w:num>
   <w:num w:numId="20" w16cid:durableId="190654409">
     <w:abstractNumId w:val="7"/>
   </w:num>
   <w:num w:numId="21" w16cid:durableId="999767618">
+    <w:abstractNumId w:val="21"/>
+  </w:num>
+  <w:num w:numId="22" w16cid:durableId="1794251260">
     <w:abstractNumId w:val="19"/>
   </w:num>
-  <w:num w:numId="22" w16cid:durableId="1794251260">
-    <w:abstractNumId w:val="17"/>
-  </w:num>
   <w:num w:numId="23" w16cid:durableId="639191500">
-    <w:abstractNumId w:val="21"/>
+    <w:abstractNumId w:val="23"/>
   </w:num>
   <w:num w:numId="24" w16cid:durableId="1419983278">
-    <w:abstractNumId w:val="35"/>
+    <w:abstractNumId w:val="38"/>
   </w:num>
   <w:num w:numId="25" w16cid:durableId="360859595">
-    <w:abstractNumId w:val="23"/>
+    <w:abstractNumId w:val="25"/>
   </w:num>
   <w:num w:numId="26" w16cid:durableId="201095642">
     <w:abstractNumId w:val="10"/>
   </w:num>
   <w:num w:numId="27" w16cid:durableId="1381512912">
-    <w:abstractNumId w:val="37"/>
+    <w:abstractNumId w:val="41"/>
   </w:num>
   <w:num w:numId="28" w16cid:durableId="670643648">
-    <w:abstractNumId w:val="30"/>
+    <w:abstractNumId w:val="32"/>
   </w:num>
   <w:num w:numId="29" w16cid:durableId="117996752">
-    <w:abstractNumId w:val="32"/>
+    <w:abstractNumId w:val="35"/>
   </w:num>
   <w:num w:numId="30" w16cid:durableId="475293581">
-    <w:abstractNumId w:val="29"/>
+    <w:abstractNumId w:val="31"/>
   </w:num>
   <w:num w:numId="31" w16cid:durableId="329214314">
-    <w:abstractNumId w:val="12"/>
+    <w:abstractNumId w:val="13"/>
   </w:num>
   <w:num w:numId="32" w16cid:durableId="1112163458">
     <w:abstractNumId w:val="2"/>
@@ -6340,16 +7715,28 @@
     <w:abstractNumId w:val="6"/>
   </w:num>
   <w:num w:numId="36" w16cid:durableId="789276402">
+    <w:abstractNumId w:val="24"/>
+  </w:num>
+  <w:num w:numId="37" w16cid:durableId="502672955">
+    <w:abstractNumId w:val="34"/>
+  </w:num>
+  <w:num w:numId="38" w16cid:durableId="1091244285">
+    <w:abstractNumId w:val="20"/>
+  </w:num>
+  <w:num w:numId="39" w16cid:durableId="485048366">
     <w:abstractNumId w:val="22"/>
   </w:num>
-  <w:num w:numId="37" w16cid:durableId="502672955">
-    <w:abstractNumId w:val="31"/>
+  <w:num w:numId="40" w16cid:durableId="31542916">
+    <w:abstractNumId w:val="15"/>
   </w:num>
-  <w:num w:numId="38" w16cid:durableId="1091244285">
-    <w:abstractNumId w:val="18"/>
+  <w:num w:numId="41" w16cid:durableId="1750226253">
+    <w:abstractNumId w:val="12"/>
   </w:num>
-  <w:num w:numId="39" w16cid:durableId="485048366">
-    <w:abstractNumId w:val="20"/>
+  <w:num w:numId="42" w16cid:durableId="600457034">
+    <w:abstractNumId w:val="39"/>
+  </w:num>
+  <w:num w:numId="43" w16cid:durableId="1307050575">
+    <w:abstractNumId w:val="33"/>
   </w:num>
   <w:numIdMacAtCleanup w:val="16"/>
 </w:numbering>
@@ -6868,6 +8255,7 @@
   <w:style w:type="character" w:default="1" w:styleId="DefaultParagraphFont">
     <w:name w:val="Default Paragraph Font"/>
     <w:uiPriority w:val="1"/>
+    <w:semiHidden/>
     <w:unhideWhenUsed/>
   </w:style>
   <w:style w:type="table" w:default="1" w:styleId="TableNormal">

--- a/Documentation - UPDATE.docx
+++ b/Documentation - UPDATE.docx
@@ -919,21 +919,7 @@
           <w:rStyle w:val="Strong"/>
           <w:u w:val="single"/>
         </w:rPr>
-        <w:t xml:space="preserve">Progress Update </w:t>
-      </w:r>
-      <w:r>
-        <w:rPr>
-          <w:rStyle w:val="Strong"/>
-          <w:u w:val="single"/>
-        </w:rPr>
-        <w:t xml:space="preserve">as of </w:t>
-      </w:r>
-      <w:r>
-        <w:rPr>
-          <w:rStyle w:val="Strong"/>
-          <w:u w:val="single"/>
-        </w:rPr>
-        <w:t>– July 31, 2025</w:t>
+        <w:t>Progress Update as of – July 31, 2025</w:t>
       </w:r>
     </w:p>
     <w:p>
@@ -1726,6 +1712,1260 @@
         </w:rPr>
       </w:pPr>
     </w:p>
+    <w:p>
+      <w:pPr>
+        <w:spacing w:line="360" w:lineRule="auto"/>
+        <w:rPr>
+          <w:rFonts w:ascii="Times New Roman" w:hAnsi="Times New Roman" w:cs="Times New Roman"/>
+        </w:rPr>
+      </w:pPr>
+    </w:p>
+    <w:p>
+      <w:pPr>
+        <w:pStyle w:val="Heading2"/>
+        <w:rPr>
+          <w:u w:val="single"/>
+        </w:rPr>
+      </w:pPr>
+      <w:r>
+        <w:rPr>
+          <w:rStyle w:val="Strong"/>
+          <w:u w:val="single"/>
+        </w:rPr>
+        <w:t>Progress After Password Encryption &amp; JWT Implementation</w:t>
+      </w:r>
+    </w:p>
+    <w:p>
+      <w:pPr>
+        <w:pStyle w:val="NormalWeb"/>
+        <w:numPr>
+          <w:ilvl w:val="0"/>
+          <w:numId w:val="44"/>
+        </w:numPr>
+      </w:pPr>
+      <w:r>
+        <w:rPr>
+          <w:rStyle w:val="Strong"/>
+        </w:rPr>
+        <w:t xml:space="preserve">Integrated </w:t>
+      </w:r>
+      <w:proofErr w:type="spellStart"/>
+      <w:r>
+        <w:rPr>
+          <w:rStyle w:val="Strong"/>
+        </w:rPr>
+        <w:t>Bcrypt</w:t>
+      </w:r>
+      <w:proofErr w:type="spellEnd"/>
+      <w:r>
+        <w:rPr>
+          <w:rStyle w:val="Strong"/>
+        </w:rPr>
+        <w:t xml:space="preserve"> Password Encryption</w:t>
+      </w:r>
+    </w:p>
+    <w:p>
+      <w:pPr>
+        <w:pStyle w:val="NormalWeb"/>
+        <w:numPr>
+          <w:ilvl w:val="1"/>
+          <w:numId w:val="44"/>
+        </w:numPr>
+      </w:pPr>
+      <w:r>
+        <w:t xml:space="preserve">Replaced </w:t>
+      </w:r>
+      <w:proofErr w:type="spellStart"/>
+      <w:r>
+        <w:rPr>
+          <w:rStyle w:val="HTMLCode"/>
+        </w:rPr>
+        <w:t>NoOpPasswordEncoder</w:t>
+      </w:r>
+      <w:proofErr w:type="spellEnd"/>
+      <w:r>
+        <w:t xml:space="preserve"> with </w:t>
+      </w:r>
+      <w:proofErr w:type="spellStart"/>
+      <w:proofErr w:type="gramStart"/>
+      <w:r>
+        <w:rPr>
+          <w:rStyle w:val="HTMLCode"/>
+        </w:rPr>
+        <w:t>BCryptPasswordEncoder</w:t>
+      </w:r>
+      <w:proofErr w:type="spellEnd"/>
+      <w:r>
+        <w:rPr>
+          <w:rStyle w:val="HTMLCode"/>
+        </w:rPr>
+        <w:t>(</w:t>
+      </w:r>
+      <w:proofErr w:type="gramEnd"/>
+      <w:r>
+        <w:rPr>
+          <w:rStyle w:val="HTMLCode"/>
+        </w:rPr>
+        <w:t>12)</w:t>
+      </w:r>
+      <w:r>
+        <w:t xml:space="preserve"> for secure password hashing.</w:t>
+      </w:r>
+    </w:p>
+    <w:p>
+      <w:pPr>
+        <w:pStyle w:val="NormalWeb"/>
+        <w:numPr>
+          <w:ilvl w:val="1"/>
+          <w:numId w:val="44"/>
+        </w:numPr>
+      </w:pPr>
+      <w:r>
+        <w:t>Updated registration logic to store hashed passwords in the database.</w:t>
+      </w:r>
+    </w:p>
+    <w:p>
+      <w:pPr>
+        <w:pStyle w:val="NormalWeb"/>
+        <w:numPr>
+          <w:ilvl w:val="0"/>
+          <w:numId w:val="44"/>
+        </w:numPr>
+      </w:pPr>
+      <w:r>
+        <w:rPr>
+          <w:rStyle w:val="Strong"/>
+        </w:rPr>
+        <w:t>Implemented JWT Token Generation &amp; Validation</w:t>
+      </w:r>
+    </w:p>
+    <w:p>
+      <w:pPr>
+        <w:pStyle w:val="NormalWeb"/>
+        <w:numPr>
+          <w:ilvl w:val="1"/>
+          <w:numId w:val="44"/>
+        </w:numPr>
+      </w:pPr>
+      <w:r>
+        <w:t xml:space="preserve">Added </w:t>
+      </w:r>
+      <w:proofErr w:type="spellStart"/>
+      <w:r>
+        <w:rPr>
+          <w:rStyle w:val="HTMLCode"/>
+        </w:rPr>
+        <w:t>JWTService</w:t>
+      </w:r>
+      <w:proofErr w:type="spellEnd"/>
+      <w:r>
+        <w:t xml:space="preserve"> to create, sign, and validate tokens using </w:t>
+      </w:r>
+      <w:r>
+        <w:rPr>
+          <w:rStyle w:val="HTMLCode"/>
+        </w:rPr>
+        <w:t>HmacSHA256</w:t>
+      </w:r>
+      <w:r>
+        <w:t>.</w:t>
+      </w:r>
+    </w:p>
+    <w:p>
+      <w:pPr>
+        <w:pStyle w:val="NormalWeb"/>
+        <w:numPr>
+          <w:ilvl w:val="1"/>
+          <w:numId w:val="44"/>
+        </w:numPr>
+      </w:pPr>
+      <w:r>
+        <w:t xml:space="preserve">Set up </w:t>
+      </w:r>
+      <w:proofErr w:type="spellStart"/>
+      <w:r>
+        <w:rPr>
+          <w:rStyle w:val="HTMLCode"/>
+        </w:rPr>
+        <w:t>JWTFilter</w:t>
+      </w:r>
+      <w:proofErr w:type="spellEnd"/>
+      <w:r>
+        <w:t xml:space="preserve"> to intercept requests and validate tokens before accessing protected resources.</w:t>
+      </w:r>
+    </w:p>
+    <w:p>
+      <w:pPr>
+        <w:pStyle w:val="NormalWeb"/>
+        <w:numPr>
+          <w:ilvl w:val="0"/>
+          <w:numId w:val="44"/>
+        </w:numPr>
+      </w:pPr>
+      <w:r>
+        <w:rPr>
+          <w:rStyle w:val="Strong"/>
+        </w:rPr>
+        <w:t>Configured Stateless Authentication in Spring Security</w:t>
+      </w:r>
+    </w:p>
+    <w:p>
+      <w:pPr>
+        <w:pStyle w:val="NormalWeb"/>
+        <w:numPr>
+          <w:ilvl w:val="1"/>
+          <w:numId w:val="44"/>
+        </w:numPr>
+      </w:pPr>
+      <w:r>
+        <w:t>Disabled CSRF for API compatibility.</w:t>
+      </w:r>
+    </w:p>
+    <w:p>
+      <w:pPr>
+        <w:pStyle w:val="NormalWeb"/>
+        <w:numPr>
+          <w:ilvl w:val="1"/>
+          <w:numId w:val="44"/>
+        </w:numPr>
+      </w:pPr>
+      <w:r>
+        <w:t xml:space="preserve">Added </w:t>
+      </w:r>
+      <w:proofErr w:type="spellStart"/>
+      <w:r>
+        <w:rPr>
+          <w:rStyle w:val="HTMLCode"/>
+        </w:rPr>
+        <w:t>JWTFilter</w:t>
+      </w:r>
+      <w:proofErr w:type="spellEnd"/>
+      <w:r>
+        <w:t xml:space="preserve"> before </w:t>
+      </w:r>
+      <w:proofErr w:type="spellStart"/>
+      <w:r>
+        <w:rPr>
+          <w:rStyle w:val="HTMLCode"/>
+        </w:rPr>
+        <w:t>UsernamePasswordAuthenticationFilter</w:t>
+      </w:r>
+      <w:proofErr w:type="spellEnd"/>
+      <w:r>
+        <w:t>.</w:t>
+      </w:r>
+    </w:p>
+    <w:p>
+      <w:pPr>
+        <w:pStyle w:val="NormalWeb"/>
+        <w:numPr>
+          <w:ilvl w:val="1"/>
+          <w:numId w:val="44"/>
+        </w:numPr>
+      </w:pPr>
+      <w:r>
+        <w:t xml:space="preserve">Switched to </w:t>
+      </w:r>
+      <w:proofErr w:type="spellStart"/>
+      <w:r>
+        <w:rPr>
+          <w:rStyle w:val="HTMLCode"/>
+        </w:rPr>
+        <w:t>SessionCreationPolicy.STATELESS</w:t>
+      </w:r>
+      <w:proofErr w:type="spellEnd"/>
+      <w:r>
+        <w:t xml:space="preserve"> for token-based authentication.</w:t>
+      </w:r>
+    </w:p>
+    <w:p>
+      <w:pPr>
+        <w:pStyle w:val="NormalWeb"/>
+        <w:numPr>
+          <w:ilvl w:val="0"/>
+          <w:numId w:val="44"/>
+        </w:numPr>
+      </w:pPr>
+      <w:r>
+        <w:rPr>
+          <w:rStyle w:val="Strong"/>
+        </w:rPr>
+        <w:t>Connected React Frontend with Spring Boot Backend</w:t>
+      </w:r>
+    </w:p>
+    <w:p>
+      <w:pPr>
+        <w:pStyle w:val="NormalWeb"/>
+        <w:numPr>
+          <w:ilvl w:val="1"/>
+          <w:numId w:val="44"/>
+        </w:numPr>
+      </w:pPr>
+      <w:r>
+        <w:t>Implemented login form in React that sends credentials to backend.</w:t>
+      </w:r>
+    </w:p>
+    <w:p>
+      <w:pPr>
+        <w:pStyle w:val="NormalWeb"/>
+        <w:numPr>
+          <w:ilvl w:val="1"/>
+          <w:numId w:val="44"/>
+        </w:numPr>
+      </w:pPr>
+      <w:r>
+        <w:t xml:space="preserve">Successfully retrieved JWT token and stored it in </w:t>
+      </w:r>
+      <w:proofErr w:type="spellStart"/>
+      <w:r>
+        <w:rPr>
+          <w:rStyle w:val="HTMLCode"/>
+        </w:rPr>
+        <w:t>localStorage</w:t>
+      </w:r>
+      <w:proofErr w:type="spellEnd"/>
+      <w:r>
+        <w:t>.</w:t>
+      </w:r>
+    </w:p>
+    <w:p>
+      <w:pPr>
+        <w:pStyle w:val="NormalWeb"/>
+        <w:numPr>
+          <w:ilvl w:val="1"/>
+          <w:numId w:val="44"/>
+        </w:numPr>
+      </w:pPr>
+      <w:r>
+        <w:t>Enabled CORS in backend to allow frontend requests.</w:t>
+      </w:r>
+    </w:p>
+    <w:p>
+      <w:pPr>
+        <w:pStyle w:val="NormalWeb"/>
+        <w:numPr>
+          <w:ilvl w:val="0"/>
+          <w:numId w:val="44"/>
+        </w:numPr>
+      </w:pPr>
+      <w:r>
+        <w:rPr>
+          <w:rStyle w:val="Strong"/>
+        </w:rPr>
+        <w:t>Frontend Token Management</w:t>
+      </w:r>
+    </w:p>
+    <w:p>
+      <w:pPr>
+        <w:pStyle w:val="NormalWeb"/>
+        <w:numPr>
+          <w:ilvl w:val="1"/>
+          <w:numId w:val="44"/>
+        </w:numPr>
+      </w:pPr>
+      <w:r>
+        <w:t xml:space="preserve">Added </w:t>
+      </w:r>
+      <w:proofErr w:type="spellStart"/>
+      <w:r>
+        <w:rPr>
+          <w:rStyle w:val="HTMLCode"/>
+        </w:rPr>
+        <w:t>authUtils</w:t>
+      </w:r>
+      <w:proofErr w:type="spellEnd"/>
+      <w:r>
+        <w:t xml:space="preserve"> to check token expiration using </w:t>
+      </w:r>
+      <w:proofErr w:type="spellStart"/>
+      <w:r>
+        <w:rPr>
+          <w:rStyle w:val="HTMLCode"/>
+        </w:rPr>
+        <w:t>jwt</w:t>
+      </w:r>
+      <w:proofErr w:type="spellEnd"/>
+      <w:r>
+        <w:rPr>
+          <w:rStyle w:val="HTMLCode"/>
+        </w:rPr>
+        <w:t>-decode</w:t>
+      </w:r>
+      <w:r>
+        <w:t>.</w:t>
+      </w:r>
+    </w:p>
+    <w:p>
+      <w:pPr>
+        <w:pStyle w:val="NormalWeb"/>
+        <w:numPr>
+          <w:ilvl w:val="1"/>
+          <w:numId w:val="44"/>
+        </w:numPr>
+      </w:pPr>
+      <w:r>
+        <w:t xml:space="preserve">Created token-based logout mechanism that removes token from </w:t>
+      </w:r>
+      <w:proofErr w:type="spellStart"/>
+      <w:r>
+        <w:rPr>
+          <w:rStyle w:val="HTMLCode"/>
+        </w:rPr>
+        <w:t>localStorage</w:t>
+      </w:r>
+      <w:proofErr w:type="spellEnd"/>
+      <w:r>
+        <w:t xml:space="preserve"> and redirects to </w:t>
+      </w:r>
+      <w:r>
+        <w:rPr>
+          <w:rStyle w:val="HTMLCode"/>
+        </w:rPr>
+        <w:t>/login</w:t>
+      </w:r>
+      <w:r>
+        <w:t>.</w:t>
+      </w:r>
+    </w:p>
+    <w:p>
+      <w:pPr>
+        <w:pStyle w:val="NormalWeb"/>
+        <w:numPr>
+          <w:ilvl w:val="0"/>
+          <w:numId w:val="44"/>
+        </w:numPr>
+      </w:pPr>
+      <w:r>
+        <w:rPr>
+          <w:rStyle w:val="Strong"/>
+        </w:rPr>
+        <w:t>Protected Routes in Frontend</w:t>
+      </w:r>
+    </w:p>
+    <w:p>
+      <w:pPr>
+        <w:pStyle w:val="NormalWeb"/>
+        <w:numPr>
+          <w:ilvl w:val="1"/>
+          <w:numId w:val="44"/>
+        </w:numPr>
+      </w:pPr>
+      <w:r>
+        <w:t xml:space="preserve">Implemented </w:t>
+      </w:r>
+      <w:proofErr w:type="spellStart"/>
+      <w:r>
+        <w:rPr>
+          <w:rStyle w:val="HTMLCode"/>
+        </w:rPr>
+        <w:t>ProtectedRoute</w:t>
+      </w:r>
+      <w:proofErr w:type="spellEnd"/>
+      <w:r>
+        <w:t xml:space="preserve"> component to prevent navigation to secure pages without a valid token.</w:t>
+      </w:r>
+    </w:p>
+    <w:p>
+      <w:pPr>
+        <w:pStyle w:val="NormalWeb"/>
+        <w:numPr>
+          <w:ilvl w:val="1"/>
+          <w:numId w:val="44"/>
+        </w:numPr>
+      </w:pPr>
+      <w:r>
+        <w:t xml:space="preserve">Now, users are redirected to </w:t>
+      </w:r>
+      <w:r>
+        <w:rPr>
+          <w:rStyle w:val="HTMLCode"/>
+        </w:rPr>
+        <w:t>/login</w:t>
+      </w:r>
+      <w:r>
+        <w:t xml:space="preserve"> before a protected component renders if token is missing or expired.</w:t>
+      </w:r>
+    </w:p>
+    <w:p>
+      <w:pPr>
+        <w:pStyle w:val="NormalWeb"/>
+        <w:numPr>
+          <w:ilvl w:val="0"/>
+          <w:numId w:val="44"/>
+        </w:numPr>
+      </w:pPr>
+      <w:r>
+        <w:rPr>
+          <w:rStyle w:val="Strong"/>
+        </w:rPr>
+        <w:t>Frontend Navigation &amp; Redirection Flow</w:t>
+      </w:r>
+    </w:p>
+    <w:p>
+      <w:pPr>
+        <w:pStyle w:val="NormalWeb"/>
+        <w:numPr>
+          <w:ilvl w:val="1"/>
+          <w:numId w:val="44"/>
+        </w:numPr>
+      </w:pPr>
+      <w:r>
+        <w:t xml:space="preserve">Fixed login redirect issues by using </w:t>
+      </w:r>
+      <w:proofErr w:type="spellStart"/>
+      <w:r>
+        <w:rPr>
+          <w:rStyle w:val="HTMLCode"/>
+        </w:rPr>
+        <w:t>useNavigate</w:t>
+      </w:r>
+      <w:proofErr w:type="spellEnd"/>
+      <w:r>
+        <w:t xml:space="preserve"> instead of direct </w:t>
+      </w:r>
+      <w:proofErr w:type="spellStart"/>
+      <w:proofErr w:type="gramStart"/>
+      <w:r>
+        <w:rPr>
+          <w:rStyle w:val="HTMLCode"/>
+        </w:rPr>
+        <w:t>window.location</w:t>
+      </w:r>
+      <w:proofErr w:type="gramEnd"/>
+      <w:r>
+        <w:rPr>
+          <w:rStyle w:val="HTMLCode"/>
+        </w:rPr>
+        <w:t>.href</w:t>
+      </w:r>
+      <w:proofErr w:type="spellEnd"/>
+      <w:r>
+        <w:t>.</w:t>
+      </w:r>
+    </w:p>
+    <w:p>
+      <w:pPr>
+        <w:pStyle w:val="NormalWeb"/>
+        <w:numPr>
+          <w:ilvl w:val="1"/>
+          <w:numId w:val="44"/>
+        </w:numPr>
+      </w:pPr>
+      <w:r>
+        <w:t xml:space="preserve">Ensured proper flow: successful login → store token → navigate to </w:t>
+      </w:r>
+      <w:r>
+        <w:rPr>
+          <w:rStyle w:val="HTMLCode"/>
+        </w:rPr>
+        <w:t>/home</w:t>
+      </w:r>
+      <w:r>
+        <w:t>.</w:t>
+      </w:r>
+    </w:p>
+    <w:p>
+      <w:pPr>
+        <w:spacing w:line="360" w:lineRule="auto"/>
+        <w:rPr>
+          <w:rFonts w:ascii="Times New Roman" w:hAnsi="Times New Roman" w:cs="Times New Roman"/>
+        </w:rPr>
+      </w:pPr>
+    </w:p>
+    <w:p>
+      <w:pPr>
+        <w:pStyle w:val="Heading2"/>
+      </w:pPr>
+      <w:r>
+        <w:rPr>
+          <w:rStyle w:val="Strong"/>
+          <w:b w:val="0"/>
+          <w:bCs w:val="0"/>
+        </w:rPr>
+        <w:t>OTP Registration &amp; Verification Implementation</w:t>
+      </w:r>
+    </w:p>
+    <w:p>
+      <w:pPr>
+        <w:pStyle w:val="Heading3"/>
+      </w:pPr>
+      <w:r>
+        <w:rPr>
+          <w:rStyle w:val="Strong"/>
+          <w:b w:val="0"/>
+          <w:bCs w:val="0"/>
+        </w:rPr>
+        <w:t>Features Implemented</w:t>
+      </w:r>
+    </w:p>
+    <w:p>
+      <w:pPr>
+        <w:pStyle w:val="NormalWeb"/>
+        <w:numPr>
+          <w:ilvl w:val="0"/>
+          <w:numId w:val="45"/>
+        </w:numPr>
+      </w:pPr>
+      <w:r>
+        <w:rPr>
+          <w:rStyle w:val="Strong"/>
+        </w:rPr>
+        <w:t>OTP Generation &amp; Sending</w:t>
+      </w:r>
+    </w:p>
+    <w:p>
+      <w:pPr>
+        <w:pStyle w:val="NormalWeb"/>
+        <w:numPr>
+          <w:ilvl w:val="1"/>
+          <w:numId w:val="45"/>
+        </w:numPr>
+      </w:pPr>
+      <w:r>
+        <w:t>Generated OTP on user registration.</w:t>
+      </w:r>
+    </w:p>
+    <w:p>
+      <w:pPr>
+        <w:pStyle w:val="NormalWeb"/>
+        <w:numPr>
+          <w:ilvl w:val="1"/>
+          <w:numId w:val="45"/>
+        </w:numPr>
+      </w:pPr>
+      <w:r>
+        <w:t>Sent OTP via email using configured SMTP server.</w:t>
+      </w:r>
+    </w:p>
+    <w:p>
+      <w:pPr>
+        <w:pStyle w:val="NormalWeb"/>
+        <w:numPr>
+          <w:ilvl w:val="1"/>
+          <w:numId w:val="45"/>
+        </w:numPr>
+      </w:pPr>
+      <w:r>
+        <w:t>Stored OTP in the database along with timestamps.</w:t>
+      </w:r>
+    </w:p>
+    <w:p>
+      <w:pPr>
+        <w:pStyle w:val="NormalWeb"/>
+        <w:numPr>
+          <w:ilvl w:val="0"/>
+          <w:numId w:val="45"/>
+        </w:numPr>
+      </w:pPr>
+      <w:r>
+        <w:rPr>
+          <w:rStyle w:val="Strong"/>
+        </w:rPr>
+        <w:t>OTP Verification</w:t>
+      </w:r>
+    </w:p>
+    <w:p>
+      <w:pPr>
+        <w:pStyle w:val="NormalWeb"/>
+        <w:numPr>
+          <w:ilvl w:val="1"/>
+          <w:numId w:val="45"/>
+        </w:numPr>
+      </w:pPr>
+      <w:r>
+        <w:t>Verified OTP entered by user against stored OTP.</w:t>
+      </w:r>
+    </w:p>
+    <w:p>
+      <w:pPr>
+        <w:pStyle w:val="NormalWeb"/>
+        <w:numPr>
+          <w:ilvl w:val="1"/>
+          <w:numId w:val="45"/>
+        </w:numPr>
+      </w:pPr>
+      <w:r>
+        <w:t>Added expiry time validation.</w:t>
+      </w:r>
+    </w:p>
+    <w:p>
+      <w:pPr>
+        <w:pStyle w:val="NormalWeb"/>
+        <w:numPr>
+          <w:ilvl w:val="1"/>
+          <w:numId w:val="45"/>
+        </w:numPr>
+      </w:pPr>
+      <w:r>
+        <w:t>Allowed limited OTP attempts before blocking.</w:t>
+      </w:r>
+    </w:p>
+    <w:p>
+      <w:pPr>
+        <w:pStyle w:val="NormalWeb"/>
+        <w:numPr>
+          <w:ilvl w:val="0"/>
+          <w:numId w:val="45"/>
+        </w:numPr>
+      </w:pPr>
+      <w:r>
+        <w:rPr>
+          <w:rStyle w:val="Strong"/>
+        </w:rPr>
+        <w:t>Resend OTP</w:t>
+      </w:r>
+    </w:p>
+    <w:p>
+      <w:pPr>
+        <w:pStyle w:val="NormalWeb"/>
+        <w:numPr>
+          <w:ilvl w:val="1"/>
+          <w:numId w:val="45"/>
+        </w:numPr>
+      </w:pPr>
+      <w:r>
+        <w:t>Added endpoint to resend OTP.</w:t>
+      </w:r>
+    </w:p>
+    <w:p>
+      <w:pPr>
+        <w:pStyle w:val="NormalWeb"/>
+        <w:numPr>
+          <w:ilvl w:val="1"/>
+          <w:numId w:val="45"/>
+        </w:numPr>
+      </w:pPr>
+      <w:r>
+        <w:t>Implemented cooldown and resend count limit to prevent abuse.</w:t>
+      </w:r>
+    </w:p>
+    <w:p>
+      <w:pPr>
+        <w:pStyle w:val="NormalWeb"/>
+        <w:numPr>
+          <w:ilvl w:val="0"/>
+          <w:numId w:val="45"/>
+        </w:numPr>
+      </w:pPr>
+      <w:r>
+        <w:rPr>
+          <w:rStyle w:val="Strong"/>
+        </w:rPr>
+        <w:t>Rate Limiting</w:t>
+      </w:r>
+    </w:p>
+    <w:p>
+      <w:pPr>
+        <w:pStyle w:val="NormalWeb"/>
+        <w:numPr>
+          <w:ilvl w:val="1"/>
+          <w:numId w:val="45"/>
+        </w:numPr>
+      </w:pPr>
+      <w:r>
+        <w:t>Added block time if OTP attempts exceed maximum allowed.</w:t>
+      </w:r>
+    </w:p>
+    <w:p>
+      <w:pPr>
+        <w:pStyle w:val="NormalWeb"/>
+        <w:numPr>
+          <w:ilvl w:val="1"/>
+          <w:numId w:val="45"/>
+        </w:numPr>
+      </w:pPr>
+      <w:r>
+        <w:t>Prevented OTP resend if cooldown not met.</w:t>
+      </w:r>
+    </w:p>
+    <w:p>
+      <w:r>
+        <w:pict w14:anchorId="58C7B39C">
+          <v:rect id="_x0000_i1035" style="width:0;height:1.5pt" o:hralign="center" o:hrstd="t" o:hr="t" fillcolor="#a0a0a0" stroked="f"/>
+        </w:pict>
+      </w:r>
+    </w:p>
+    <w:p>
+      <w:pPr>
+        <w:pStyle w:val="Heading3"/>
+      </w:pPr>
+      <w:r>
+        <w:rPr>
+          <w:rStyle w:val="Strong"/>
+          <w:b w:val="0"/>
+          <w:bCs w:val="0"/>
+        </w:rPr>
+        <w:lastRenderedPageBreak/>
+        <w:t>Technologies &amp; Tools Used</w:t>
+      </w:r>
+    </w:p>
+    <w:p>
+      <w:pPr>
+        <w:pStyle w:val="NormalWeb"/>
+        <w:numPr>
+          <w:ilvl w:val="0"/>
+          <w:numId w:val="46"/>
+        </w:numPr>
+      </w:pPr>
+      <w:r>
+        <w:rPr>
+          <w:rStyle w:val="Strong"/>
+        </w:rPr>
+        <w:t>Backend</w:t>
+      </w:r>
+      <w:r>
+        <w:t>: Java Spring Boot</w:t>
+      </w:r>
+    </w:p>
+    <w:p>
+      <w:pPr>
+        <w:pStyle w:val="NormalWeb"/>
+        <w:numPr>
+          <w:ilvl w:val="0"/>
+          <w:numId w:val="46"/>
+        </w:numPr>
+      </w:pPr>
+      <w:r>
+        <w:rPr>
+          <w:rStyle w:val="Strong"/>
+        </w:rPr>
+        <w:t>Database</w:t>
+      </w:r>
+      <w:r>
+        <w:t>: MySQL with Hibernate ORM</w:t>
+      </w:r>
+    </w:p>
+    <w:p>
+      <w:pPr>
+        <w:pStyle w:val="NormalWeb"/>
+        <w:numPr>
+          <w:ilvl w:val="0"/>
+          <w:numId w:val="46"/>
+        </w:numPr>
+      </w:pPr>
+      <w:r>
+        <w:rPr>
+          <w:rStyle w:val="Strong"/>
+        </w:rPr>
+        <w:t>Email Service</w:t>
+      </w:r>
+      <w:r>
+        <w:t xml:space="preserve">: </w:t>
+      </w:r>
+      <w:proofErr w:type="spellStart"/>
+      <w:r>
+        <w:t>JavaMailSender</w:t>
+      </w:r>
+      <w:proofErr w:type="spellEnd"/>
+      <w:r>
+        <w:t xml:space="preserve"> for SMTP</w:t>
+      </w:r>
+    </w:p>
+    <w:p>
+      <w:pPr>
+        <w:pStyle w:val="NormalWeb"/>
+        <w:numPr>
+          <w:ilvl w:val="0"/>
+          <w:numId w:val="46"/>
+        </w:numPr>
+      </w:pPr>
+      <w:r>
+        <w:rPr>
+          <w:rStyle w:val="Strong"/>
+        </w:rPr>
+        <w:t>Security</w:t>
+      </w:r>
+      <w:r>
+        <w:t xml:space="preserve">: </w:t>
+      </w:r>
+      <w:proofErr w:type="spellStart"/>
+      <w:r>
+        <w:t>BCrypt</w:t>
+      </w:r>
+      <w:proofErr w:type="spellEnd"/>
+      <w:r>
+        <w:t xml:space="preserve"> for password hashing</w:t>
+      </w:r>
+    </w:p>
+    <w:p>
+      <w:pPr>
+        <w:pStyle w:val="NormalWeb"/>
+        <w:numPr>
+          <w:ilvl w:val="0"/>
+          <w:numId w:val="46"/>
+        </w:numPr>
+      </w:pPr>
+      <w:r>
+        <w:rPr>
+          <w:rStyle w:val="Strong"/>
+        </w:rPr>
+        <w:t>Annotations</w:t>
+      </w:r>
+      <w:r>
+        <w:t>:</w:t>
+      </w:r>
+    </w:p>
+    <w:p>
+      <w:pPr>
+        <w:pStyle w:val="NormalWeb"/>
+        <w:numPr>
+          <w:ilvl w:val="1"/>
+          <w:numId w:val="46"/>
+        </w:numPr>
+      </w:pPr>
+      <w:r>
+        <w:rPr>
+          <w:rStyle w:val="HTMLCode"/>
+        </w:rPr>
+        <w:t>@PostMapping</w:t>
+      </w:r>
+      <w:r>
+        <w:t xml:space="preserve">, </w:t>
+      </w:r>
+      <w:r>
+        <w:rPr>
+          <w:rStyle w:val="HTMLCode"/>
+        </w:rPr>
+        <w:t>@GetMapping</w:t>
+      </w:r>
+      <w:r>
+        <w:t xml:space="preserve"> – REST endpoints</w:t>
+      </w:r>
+    </w:p>
+    <w:p>
+      <w:pPr>
+        <w:pStyle w:val="NormalWeb"/>
+        <w:numPr>
+          <w:ilvl w:val="1"/>
+          <w:numId w:val="46"/>
+        </w:numPr>
+      </w:pPr>
+      <w:r>
+        <w:rPr>
+          <w:rStyle w:val="HTMLCode"/>
+        </w:rPr>
+        <w:t>@Entity</w:t>
+      </w:r>
+      <w:r>
+        <w:t xml:space="preserve">, </w:t>
+      </w:r>
+      <w:r>
+        <w:rPr>
+          <w:rStyle w:val="HTMLCode"/>
+        </w:rPr>
+        <w:t>@Table</w:t>
+      </w:r>
+      <w:r>
+        <w:t xml:space="preserve"> – Hibernate entity mapping</w:t>
+      </w:r>
+    </w:p>
+    <w:p>
+      <w:pPr>
+        <w:pStyle w:val="NormalWeb"/>
+        <w:numPr>
+          <w:ilvl w:val="1"/>
+          <w:numId w:val="46"/>
+        </w:numPr>
+      </w:pPr>
+      <w:r>
+        <w:rPr>
+          <w:rStyle w:val="HTMLCode"/>
+        </w:rPr>
+        <w:t>@Autowired</w:t>
+      </w:r>
+      <w:r>
+        <w:t xml:space="preserve"> – Dependency injection</w:t>
+      </w:r>
+    </w:p>
+    <w:p>
+      <w:r>
+        <w:pict w14:anchorId="004259CB">
+          <v:rect id="_x0000_i1036" style="width:0;height:1.5pt" o:hralign="center" o:hrstd="t" o:hr="t" fillcolor="#a0a0a0" stroked="f"/>
+        </w:pict>
+      </w:r>
+    </w:p>
+    <w:p>
+      <w:pPr>
+        <w:pStyle w:val="Heading3"/>
+      </w:pPr>
+      <w:r>
+        <w:rPr>
+          <w:rStyle w:val="Strong"/>
+          <w:b w:val="0"/>
+          <w:bCs w:val="0"/>
+        </w:rPr>
+        <w:t>Main Classes &amp; Components</w:t>
+      </w:r>
+    </w:p>
+    <w:p>
+      <w:pPr>
+        <w:pStyle w:val="NormalWeb"/>
+        <w:numPr>
+          <w:ilvl w:val="0"/>
+          <w:numId w:val="47"/>
+        </w:numPr>
+      </w:pPr>
+      <w:r>
+        <w:rPr>
+          <w:rStyle w:val="HTMLCode"/>
+          <w:b/>
+          <w:bCs/>
+        </w:rPr>
+        <w:t>Users</w:t>
+      </w:r>
+      <w:r>
+        <w:t xml:space="preserve"> – Entity class for user details, OTP, attempts, and status.</w:t>
+      </w:r>
+    </w:p>
+    <w:p>
+      <w:pPr>
+        <w:pStyle w:val="NormalWeb"/>
+        <w:numPr>
+          <w:ilvl w:val="0"/>
+          <w:numId w:val="47"/>
+        </w:numPr>
+      </w:pPr>
+      <w:proofErr w:type="spellStart"/>
+      <w:r>
+        <w:rPr>
+          <w:rStyle w:val="HTMLCode"/>
+          <w:b/>
+          <w:bCs/>
+        </w:rPr>
+        <w:t>UserRepo</w:t>
+      </w:r>
+      <w:proofErr w:type="spellEnd"/>
+      <w:r>
+        <w:t xml:space="preserve"> – JPA repository interface for DB operations.</w:t>
+      </w:r>
+    </w:p>
+    <w:p>
+      <w:pPr>
+        <w:pStyle w:val="NormalWeb"/>
+        <w:numPr>
+          <w:ilvl w:val="0"/>
+          <w:numId w:val="47"/>
+        </w:numPr>
+      </w:pPr>
+      <w:proofErr w:type="spellStart"/>
+      <w:r>
+        <w:rPr>
+          <w:rStyle w:val="HTMLCode"/>
+          <w:b/>
+          <w:bCs/>
+        </w:rPr>
+        <w:t>EmailService</w:t>
+      </w:r>
+      <w:proofErr w:type="spellEnd"/>
+      <w:r>
+        <w:t xml:space="preserve"> – Handles sending OTP emails.</w:t>
+      </w:r>
+    </w:p>
+    <w:p>
+      <w:pPr>
+        <w:pStyle w:val="NormalWeb"/>
+        <w:numPr>
+          <w:ilvl w:val="0"/>
+          <w:numId w:val="47"/>
+        </w:numPr>
+      </w:pPr>
+      <w:proofErr w:type="spellStart"/>
+      <w:r>
+        <w:rPr>
+          <w:rStyle w:val="HTMLCode"/>
+          <w:b/>
+          <w:bCs/>
+        </w:rPr>
+        <w:t>UserController</w:t>
+      </w:r>
+      <w:proofErr w:type="spellEnd"/>
+      <w:r>
+        <w:t xml:space="preserve"> – REST controller for registration, OTP resend, and verification.</w:t>
+      </w:r>
+    </w:p>
+    <w:p>
+      <w:pPr>
+        <w:pStyle w:val="NormalWeb"/>
+        <w:numPr>
+          <w:ilvl w:val="0"/>
+          <w:numId w:val="47"/>
+        </w:numPr>
+      </w:pPr>
+      <w:proofErr w:type="spellStart"/>
+      <w:r>
+        <w:rPr>
+          <w:rStyle w:val="HTMLCode"/>
+          <w:b/>
+          <w:bCs/>
+        </w:rPr>
+        <w:t>OtpUtils</w:t>
+      </w:r>
+      <w:proofErr w:type="spellEnd"/>
+      <w:r>
+        <w:t xml:space="preserve"> – Helper for OTP generation and time validation.</w:t>
+      </w:r>
+    </w:p>
+    <w:p>
+      <w:r>
+        <w:pict w14:anchorId="0C7B665D">
+          <v:rect id="_x0000_i1037" style="width:0;height:1.5pt" o:hralign="center" o:hrstd="t" o:hr="t" fillcolor="#a0a0a0" stroked="f"/>
+        </w:pict>
+      </w:r>
+    </w:p>
+    <w:p>
+      <w:pPr>
+        <w:pStyle w:val="Heading3"/>
+      </w:pPr>
+      <w:r>
+        <w:rPr>
+          <w:rStyle w:val="Strong"/>
+          <w:b w:val="0"/>
+          <w:bCs w:val="0"/>
+        </w:rPr>
+        <w:t>Common Errors Faced &amp; Fixes</w:t>
+      </w:r>
+    </w:p>
+    <w:p>
+      <w:pPr>
+        <w:pStyle w:val="NormalWeb"/>
+        <w:numPr>
+          <w:ilvl w:val="0"/>
+          <w:numId w:val="48"/>
+        </w:numPr>
+      </w:pPr>
+      <w:r>
+        <w:rPr>
+          <w:rStyle w:val="Strong"/>
+        </w:rPr>
+        <w:t>Null OTP in DB</w:t>
+      </w:r>
+      <w:r>
+        <w:t xml:space="preserve"> – Fixed by ensuring OTP is saved before sending response.</w:t>
+      </w:r>
+    </w:p>
+    <w:p>
+      <w:pPr>
+        <w:pStyle w:val="NormalWeb"/>
+        <w:numPr>
+          <w:ilvl w:val="0"/>
+          <w:numId w:val="48"/>
+        </w:numPr>
+      </w:pPr>
+      <w:r>
+        <w:rPr>
+          <w:rStyle w:val="Strong"/>
+        </w:rPr>
+        <w:t>Server Error on OTP Verification</w:t>
+      </w:r>
+      <w:r>
+        <w:t xml:space="preserve"> – Resolved by checking </w:t>
+      </w:r>
+      <w:r>
+        <w:rPr>
+          <w:rStyle w:val="HTMLCode"/>
+        </w:rPr>
+        <w:t>Optional</w:t>
+      </w:r>
+      <w:r>
+        <w:t xml:space="preserve"> values properly before accessing.</w:t>
+      </w:r>
+    </w:p>
+    <w:p>
+      <w:pPr>
+        <w:pStyle w:val="NormalWeb"/>
+        <w:numPr>
+          <w:ilvl w:val="0"/>
+          <w:numId w:val="48"/>
+        </w:numPr>
+      </w:pPr>
+      <w:r>
+        <w:rPr>
+          <w:rStyle w:val="Strong"/>
+        </w:rPr>
+        <w:t>Multiple Endpoint Conflicts</w:t>
+      </w:r>
+      <w:r>
+        <w:t xml:space="preserve"> – Fixed by separating logic for </w:t>
+      </w:r>
+      <w:r>
+        <w:rPr>
+          <w:rStyle w:val="HTMLCode"/>
+        </w:rPr>
+        <w:t>/verify-</w:t>
+      </w:r>
+      <w:proofErr w:type="spellStart"/>
+      <w:r>
+        <w:rPr>
+          <w:rStyle w:val="HTMLCode"/>
+        </w:rPr>
+        <w:t>otp</w:t>
+      </w:r>
+      <w:proofErr w:type="spellEnd"/>
+      <w:r>
+        <w:t xml:space="preserve"> and </w:t>
+      </w:r>
+      <w:r>
+        <w:rPr>
+          <w:rStyle w:val="HTMLCode"/>
+        </w:rPr>
+        <w:t>/resend-</w:t>
+      </w:r>
+      <w:proofErr w:type="spellStart"/>
+      <w:r>
+        <w:rPr>
+          <w:rStyle w:val="HTMLCode"/>
+        </w:rPr>
+        <w:t>otp</w:t>
+      </w:r>
+      <w:proofErr w:type="spellEnd"/>
+      <w:r>
+        <w:t>.</w:t>
+      </w:r>
+    </w:p>
+    <w:p>
+      <w:pPr>
+        <w:pStyle w:val="NormalWeb"/>
+        <w:numPr>
+          <w:ilvl w:val="0"/>
+          <w:numId w:val="48"/>
+        </w:numPr>
+      </w:pPr>
+      <w:r>
+        <w:rPr>
+          <w:rStyle w:val="Strong"/>
+        </w:rPr>
+        <w:t>Email not sending</w:t>
+      </w:r>
+      <w:r>
+        <w:t xml:space="preserve"> – Corrected SMTP configuration and enabled less secure app access (if needed).</w:t>
+      </w:r>
+    </w:p>
+    <w:p>
+      <w:pPr>
+        <w:pStyle w:val="NormalWeb"/>
+        <w:numPr>
+          <w:ilvl w:val="0"/>
+          <w:numId w:val="48"/>
+        </w:numPr>
+      </w:pPr>
+      <w:r>
+        <w:rPr>
+          <w:rStyle w:val="Strong"/>
+        </w:rPr>
+        <w:t>Race condition on resend</w:t>
+      </w:r>
+      <w:r>
+        <w:t xml:space="preserve"> – Added transaction handling and last sent timestamp checks.</w:t>
+      </w:r>
+    </w:p>
+    <w:p>
+      <w:pPr>
+        <w:spacing w:line="360" w:lineRule="auto"/>
+        <w:rPr>
+          <w:rFonts w:ascii="Times New Roman" w:hAnsi="Times New Roman" w:cs="Times New Roman"/>
+        </w:rPr>
+      </w:pPr>
+    </w:p>
     <w:sectPr>
       <w:pgSz w:w="11906" w:h="16838"/>
       <w:pgMar w:top="720" w:right="720" w:bottom="720" w:left="720" w:header="708" w:footer="708" w:gutter="0"/>
@@ -3127,6 +4367,155 @@
     </w:lvl>
   </w:abstractNum>
   <w:abstractNum w:abstractNumId="10" w15:restartNumberingAfterBreak="0">
+    <w:nsid w:val="17913915"/>
+    <w:multiLevelType w:val="multilevel"/>
+    <w:tmpl w:val="378A1866"/>
+    <w:lvl w:ilvl="0">
+      <w:start w:val="1"/>
+      <w:numFmt w:val="bullet"/>
+      <w:lvlText w:val=""/>
+      <w:lvlJc w:val="left"/>
+      <w:pPr>
+        <w:tabs>
+          <w:tab w:val="num" w:pos="720"/>
+        </w:tabs>
+        <w:ind w:left="720" w:hanging="360"/>
+      </w:pPr>
+      <w:rPr>
+        <w:rFonts w:ascii="Symbol" w:hAnsi="Symbol" w:hint="default"/>
+        <w:sz w:val="20"/>
+      </w:rPr>
+    </w:lvl>
+    <w:lvl w:ilvl="1" w:tentative="1">
+      <w:start w:val="1"/>
+      <w:numFmt w:val="bullet"/>
+      <w:lvlText w:val="o"/>
+      <w:lvlJc w:val="left"/>
+      <w:pPr>
+        <w:tabs>
+          <w:tab w:val="num" w:pos="1440"/>
+        </w:tabs>
+        <w:ind w:left="1440" w:hanging="360"/>
+      </w:pPr>
+      <w:rPr>
+        <w:rFonts w:ascii="Courier New" w:hAnsi="Courier New" w:hint="default"/>
+        <w:sz w:val="20"/>
+      </w:rPr>
+    </w:lvl>
+    <w:lvl w:ilvl="2" w:tentative="1">
+      <w:start w:val="1"/>
+      <w:numFmt w:val="bullet"/>
+      <w:lvlText w:val=""/>
+      <w:lvlJc w:val="left"/>
+      <w:pPr>
+        <w:tabs>
+          <w:tab w:val="num" w:pos="2160"/>
+        </w:tabs>
+        <w:ind w:left="2160" w:hanging="360"/>
+      </w:pPr>
+      <w:rPr>
+        <w:rFonts w:ascii="Wingdings" w:hAnsi="Wingdings" w:hint="default"/>
+        <w:sz w:val="20"/>
+      </w:rPr>
+    </w:lvl>
+    <w:lvl w:ilvl="3" w:tentative="1">
+      <w:start w:val="1"/>
+      <w:numFmt w:val="bullet"/>
+      <w:lvlText w:val=""/>
+      <w:lvlJc w:val="left"/>
+      <w:pPr>
+        <w:tabs>
+          <w:tab w:val="num" w:pos="2880"/>
+        </w:tabs>
+        <w:ind w:left="2880" w:hanging="360"/>
+      </w:pPr>
+      <w:rPr>
+        <w:rFonts w:ascii="Wingdings" w:hAnsi="Wingdings" w:hint="default"/>
+        <w:sz w:val="20"/>
+      </w:rPr>
+    </w:lvl>
+    <w:lvl w:ilvl="4" w:tentative="1">
+      <w:start w:val="1"/>
+      <w:numFmt w:val="bullet"/>
+      <w:lvlText w:val=""/>
+      <w:lvlJc w:val="left"/>
+      <w:pPr>
+        <w:tabs>
+          <w:tab w:val="num" w:pos="3600"/>
+        </w:tabs>
+        <w:ind w:left="3600" w:hanging="360"/>
+      </w:pPr>
+      <w:rPr>
+        <w:rFonts w:ascii="Wingdings" w:hAnsi="Wingdings" w:hint="default"/>
+        <w:sz w:val="20"/>
+      </w:rPr>
+    </w:lvl>
+    <w:lvl w:ilvl="5" w:tentative="1">
+      <w:start w:val="1"/>
+      <w:numFmt w:val="bullet"/>
+      <w:lvlText w:val=""/>
+      <w:lvlJc w:val="left"/>
+      <w:pPr>
+        <w:tabs>
+          <w:tab w:val="num" w:pos="4320"/>
+        </w:tabs>
+        <w:ind w:left="4320" w:hanging="360"/>
+      </w:pPr>
+      <w:rPr>
+        <w:rFonts w:ascii="Wingdings" w:hAnsi="Wingdings" w:hint="default"/>
+        <w:sz w:val="20"/>
+      </w:rPr>
+    </w:lvl>
+    <w:lvl w:ilvl="6" w:tentative="1">
+      <w:start w:val="1"/>
+      <w:numFmt w:val="bullet"/>
+      <w:lvlText w:val=""/>
+      <w:lvlJc w:val="left"/>
+      <w:pPr>
+        <w:tabs>
+          <w:tab w:val="num" w:pos="5040"/>
+        </w:tabs>
+        <w:ind w:left="5040" w:hanging="360"/>
+      </w:pPr>
+      <w:rPr>
+        <w:rFonts w:ascii="Wingdings" w:hAnsi="Wingdings" w:hint="default"/>
+        <w:sz w:val="20"/>
+      </w:rPr>
+    </w:lvl>
+    <w:lvl w:ilvl="7" w:tentative="1">
+      <w:start w:val="1"/>
+      <w:numFmt w:val="bullet"/>
+      <w:lvlText w:val=""/>
+      <w:lvlJc w:val="left"/>
+      <w:pPr>
+        <w:tabs>
+          <w:tab w:val="num" w:pos="5760"/>
+        </w:tabs>
+        <w:ind w:left="5760" w:hanging="360"/>
+      </w:pPr>
+      <w:rPr>
+        <w:rFonts w:ascii="Wingdings" w:hAnsi="Wingdings" w:hint="default"/>
+        <w:sz w:val="20"/>
+      </w:rPr>
+    </w:lvl>
+    <w:lvl w:ilvl="8" w:tentative="1">
+      <w:start w:val="1"/>
+      <w:numFmt w:val="bullet"/>
+      <w:lvlText w:val=""/>
+      <w:lvlJc w:val="left"/>
+      <w:pPr>
+        <w:tabs>
+          <w:tab w:val="num" w:pos="6480"/>
+        </w:tabs>
+        <w:ind w:left="6480" w:hanging="360"/>
+      </w:pPr>
+      <w:rPr>
+        <w:rFonts w:ascii="Wingdings" w:hAnsi="Wingdings" w:hint="default"/>
+        <w:sz w:val="20"/>
+      </w:rPr>
+    </w:lvl>
+  </w:abstractNum>
+  <w:abstractNum w:abstractNumId="11" w15:restartNumberingAfterBreak="0">
     <w:nsid w:val="1A5E3D3C"/>
     <w:multiLevelType w:val="multilevel"/>
     <w:tmpl w:val="CD664A52"/>
@@ -3275,7 +4664,7 @@
       </w:rPr>
     </w:lvl>
   </w:abstractNum>
-  <w:abstractNum w:abstractNumId="11" w15:restartNumberingAfterBreak="0">
+  <w:abstractNum w:abstractNumId="12" w15:restartNumberingAfterBreak="0">
     <w:nsid w:val="1CC449F1"/>
     <w:multiLevelType w:val="multilevel"/>
     <w:tmpl w:val="CD664A52"/>
@@ -3424,7 +4813,7 @@
       </w:rPr>
     </w:lvl>
   </w:abstractNum>
-  <w:abstractNum w:abstractNumId="12" w15:restartNumberingAfterBreak="0">
+  <w:abstractNum w:abstractNumId="13" w15:restartNumberingAfterBreak="0">
     <w:nsid w:val="1E1709AC"/>
     <w:multiLevelType w:val="multilevel"/>
     <w:tmpl w:val="7CAA081A"/>
@@ -3573,7 +4962,156 @@
       </w:rPr>
     </w:lvl>
   </w:abstractNum>
-  <w:abstractNum w:abstractNumId="13" w15:restartNumberingAfterBreak="0">
+  <w:abstractNum w:abstractNumId="14" w15:restartNumberingAfterBreak="0">
+    <w:nsid w:val="1E38050F"/>
+    <w:multiLevelType w:val="multilevel"/>
+    <w:tmpl w:val="8A44E24A"/>
+    <w:lvl w:ilvl="0">
+      <w:start w:val="1"/>
+      <w:numFmt w:val="bullet"/>
+      <w:lvlText w:val=""/>
+      <w:lvlJc w:val="left"/>
+      <w:pPr>
+        <w:tabs>
+          <w:tab w:val="num" w:pos="720"/>
+        </w:tabs>
+        <w:ind w:left="720" w:hanging="360"/>
+      </w:pPr>
+      <w:rPr>
+        <w:rFonts w:ascii="Symbol" w:hAnsi="Symbol" w:hint="default"/>
+        <w:sz w:val="20"/>
+      </w:rPr>
+    </w:lvl>
+    <w:lvl w:ilvl="1">
+      <w:start w:val="1"/>
+      <w:numFmt w:val="bullet"/>
+      <w:lvlText w:val="o"/>
+      <w:lvlJc w:val="left"/>
+      <w:pPr>
+        <w:tabs>
+          <w:tab w:val="num" w:pos="1440"/>
+        </w:tabs>
+        <w:ind w:left="1440" w:hanging="360"/>
+      </w:pPr>
+      <w:rPr>
+        <w:rFonts w:ascii="Courier New" w:hAnsi="Courier New" w:hint="default"/>
+        <w:sz w:val="20"/>
+      </w:rPr>
+    </w:lvl>
+    <w:lvl w:ilvl="2" w:tentative="1">
+      <w:start w:val="1"/>
+      <w:numFmt w:val="bullet"/>
+      <w:lvlText w:val=""/>
+      <w:lvlJc w:val="left"/>
+      <w:pPr>
+        <w:tabs>
+          <w:tab w:val="num" w:pos="2160"/>
+        </w:tabs>
+        <w:ind w:left="2160" w:hanging="360"/>
+      </w:pPr>
+      <w:rPr>
+        <w:rFonts w:ascii="Wingdings" w:hAnsi="Wingdings" w:hint="default"/>
+        <w:sz w:val="20"/>
+      </w:rPr>
+    </w:lvl>
+    <w:lvl w:ilvl="3" w:tentative="1">
+      <w:start w:val="1"/>
+      <w:numFmt w:val="bullet"/>
+      <w:lvlText w:val=""/>
+      <w:lvlJc w:val="left"/>
+      <w:pPr>
+        <w:tabs>
+          <w:tab w:val="num" w:pos="2880"/>
+        </w:tabs>
+        <w:ind w:left="2880" w:hanging="360"/>
+      </w:pPr>
+      <w:rPr>
+        <w:rFonts w:ascii="Wingdings" w:hAnsi="Wingdings" w:hint="default"/>
+        <w:sz w:val="20"/>
+      </w:rPr>
+    </w:lvl>
+    <w:lvl w:ilvl="4" w:tentative="1">
+      <w:start w:val="1"/>
+      <w:numFmt w:val="bullet"/>
+      <w:lvlText w:val=""/>
+      <w:lvlJc w:val="left"/>
+      <w:pPr>
+        <w:tabs>
+          <w:tab w:val="num" w:pos="3600"/>
+        </w:tabs>
+        <w:ind w:left="3600" w:hanging="360"/>
+      </w:pPr>
+      <w:rPr>
+        <w:rFonts w:ascii="Wingdings" w:hAnsi="Wingdings" w:hint="default"/>
+        <w:sz w:val="20"/>
+      </w:rPr>
+    </w:lvl>
+    <w:lvl w:ilvl="5" w:tentative="1">
+      <w:start w:val="1"/>
+      <w:numFmt w:val="bullet"/>
+      <w:lvlText w:val=""/>
+      <w:lvlJc w:val="left"/>
+      <w:pPr>
+        <w:tabs>
+          <w:tab w:val="num" w:pos="4320"/>
+        </w:tabs>
+        <w:ind w:left="4320" w:hanging="360"/>
+      </w:pPr>
+      <w:rPr>
+        <w:rFonts w:ascii="Wingdings" w:hAnsi="Wingdings" w:hint="default"/>
+        <w:sz w:val="20"/>
+      </w:rPr>
+    </w:lvl>
+    <w:lvl w:ilvl="6" w:tentative="1">
+      <w:start w:val="1"/>
+      <w:numFmt w:val="bullet"/>
+      <w:lvlText w:val=""/>
+      <w:lvlJc w:val="left"/>
+      <w:pPr>
+        <w:tabs>
+          <w:tab w:val="num" w:pos="5040"/>
+        </w:tabs>
+        <w:ind w:left="5040" w:hanging="360"/>
+      </w:pPr>
+      <w:rPr>
+        <w:rFonts w:ascii="Wingdings" w:hAnsi="Wingdings" w:hint="default"/>
+        <w:sz w:val="20"/>
+      </w:rPr>
+    </w:lvl>
+    <w:lvl w:ilvl="7" w:tentative="1">
+      <w:start w:val="1"/>
+      <w:numFmt w:val="bullet"/>
+      <w:lvlText w:val=""/>
+      <w:lvlJc w:val="left"/>
+      <w:pPr>
+        <w:tabs>
+          <w:tab w:val="num" w:pos="5760"/>
+        </w:tabs>
+        <w:ind w:left="5760" w:hanging="360"/>
+      </w:pPr>
+      <w:rPr>
+        <w:rFonts w:ascii="Wingdings" w:hAnsi="Wingdings" w:hint="default"/>
+        <w:sz w:val="20"/>
+      </w:rPr>
+    </w:lvl>
+    <w:lvl w:ilvl="8" w:tentative="1">
+      <w:start w:val="1"/>
+      <w:numFmt w:val="bullet"/>
+      <w:lvlText w:val=""/>
+      <w:lvlJc w:val="left"/>
+      <w:pPr>
+        <w:tabs>
+          <w:tab w:val="num" w:pos="6480"/>
+        </w:tabs>
+        <w:ind w:left="6480" w:hanging="360"/>
+      </w:pPr>
+      <w:rPr>
+        <w:rFonts w:ascii="Wingdings" w:hAnsi="Wingdings" w:hint="default"/>
+        <w:sz w:val="20"/>
+      </w:rPr>
+    </w:lvl>
+  </w:abstractNum>
+  <w:abstractNum w:abstractNumId="15" w15:restartNumberingAfterBreak="0">
     <w:nsid w:val="1EE865E4"/>
     <w:multiLevelType w:val="multilevel"/>
     <w:tmpl w:val="CD664A52"/>
@@ -3722,7 +5260,7 @@
       </w:rPr>
     </w:lvl>
   </w:abstractNum>
-  <w:abstractNum w:abstractNumId="14" w15:restartNumberingAfterBreak="0">
+  <w:abstractNum w:abstractNumId="16" w15:restartNumberingAfterBreak="0">
     <w:nsid w:val="211C5DA1"/>
     <w:multiLevelType w:val="multilevel"/>
     <w:tmpl w:val="808CE52A"/>
@@ -3835,7 +5373,7 @@
       </w:pPr>
     </w:lvl>
   </w:abstractNum>
-  <w:abstractNum w:abstractNumId="15" w15:restartNumberingAfterBreak="0">
+  <w:abstractNum w:abstractNumId="17" w15:restartNumberingAfterBreak="0">
     <w:nsid w:val="21DF165A"/>
     <w:multiLevelType w:val="multilevel"/>
     <w:tmpl w:val="842044AC"/>
@@ -3984,7 +5522,7 @@
       </w:rPr>
     </w:lvl>
   </w:abstractNum>
-  <w:abstractNum w:abstractNumId="16" w15:restartNumberingAfterBreak="0">
+  <w:abstractNum w:abstractNumId="18" w15:restartNumberingAfterBreak="0">
     <w:nsid w:val="23CE4914"/>
     <w:multiLevelType w:val="multilevel"/>
     <w:tmpl w:val="89F62B44"/>
@@ -4133,7 +5671,7 @@
       </w:rPr>
     </w:lvl>
   </w:abstractNum>
-  <w:abstractNum w:abstractNumId="17" w15:restartNumberingAfterBreak="0">
+  <w:abstractNum w:abstractNumId="19" w15:restartNumberingAfterBreak="0">
     <w:nsid w:val="2B3B2814"/>
     <w:multiLevelType w:val="multilevel"/>
     <w:tmpl w:val="864C7F9E"/>
@@ -4282,7 +5820,156 @@
       </w:rPr>
     </w:lvl>
   </w:abstractNum>
-  <w:abstractNum w:abstractNumId="18" w15:restartNumberingAfterBreak="0">
+  <w:abstractNum w:abstractNumId="20" w15:restartNumberingAfterBreak="0">
+    <w:nsid w:val="300D15CB"/>
+    <w:multiLevelType w:val="multilevel"/>
+    <w:tmpl w:val="9F9A66A2"/>
+    <w:lvl w:ilvl="0">
+      <w:start w:val="1"/>
+      <w:numFmt w:val="bullet"/>
+      <w:lvlText w:val=""/>
+      <w:lvlJc w:val="left"/>
+      <w:pPr>
+        <w:tabs>
+          <w:tab w:val="num" w:pos="720"/>
+        </w:tabs>
+        <w:ind w:left="720" w:hanging="360"/>
+      </w:pPr>
+      <w:rPr>
+        <w:rFonts w:ascii="Symbol" w:hAnsi="Symbol" w:hint="default"/>
+        <w:sz w:val="20"/>
+      </w:rPr>
+    </w:lvl>
+    <w:lvl w:ilvl="1">
+      <w:start w:val="1"/>
+      <w:numFmt w:val="bullet"/>
+      <w:lvlText w:val="o"/>
+      <w:lvlJc w:val="left"/>
+      <w:pPr>
+        <w:tabs>
+          <w:tab w:val="num" w:pos="1440"/>
+        </w:tabs>
+        <w:ind w:left="1440" w:hanging="360"/>
+      </w:pPr>
+      <w:rPr>
+        <w:rFonts w:ascii="Courier New" w:hAnsi="Courier New" w:hint="default"/>
+        <w:sz w:val="20"/>
+      </w:rPr>
+    </w:lvl>
+    <w:lvl w:ilvl="2" w:tentative="1">
+      <w:start w:val="1"/>
+      <w:numFmt w:val="bullet"/>
+      <w:lvlText w:val=""/>
+      <w:lvlJc w:val="left"/>
+      <w:pPr>
+        <w:tabs>
+          <w:tab w:val="num" w:pos="2160"/>
+        </w:tabs>
+        <w:ind w:left="2160" w:hanging="360"/>
+      </w:pPr>
+      <w:rPr>
+        <w:rFonts w:ascii="Wingdings" w:hAnsi="Wingdings" w:hint="default"/>
+        <w:sz w:val="20"/>
+      </w:rPr>
+    </w:lvl>
+    <w:lvl w:ilvl="3" w:tentative="1">
+      <w:start w:val="1"/>
+      <w:numFmt w:val="bullet"/>
+      <w:lvlText w:val=""/>
+      <w:lvlJc w:val="left"/>
+      <w:pPr>
+        <w:tabs>
+          <w:tab w:val="num" w:pos="2880"/>
+        </w:tabs>
+        <w:ind w:left="2880" w:hanging="360"/>
+      </w:pPr>
+      <w:rPr>
+        <w:rFonts w:ascii="Wingdings" w:hAnsi="Wingdings" w:hint="default"/>
+        <w:sz w:val="20"/>
+      </w:rPr>
+    </w:lvl>
+    <w:lvl w:ilvl="4" w:tentative="1">
+      <w:start w:val="1"/>
+      <w:numFmt w:val="bullet"/>
+      <w:lvlText w:val=""/>
+      <w:lvlJc w:val="left"/>
+      <w:pPr>
+        <w:tabs>
+          <w:tab w:val="num" w:pos="3600"/>
+        </w:tabs>
+        <w:ind w:left="3600" w:hanging="360"/>
+      </w:pPr>
+      <w:rPr>
+        <w:rFonts w:ascii="Wingdings" w:hAnsi="Wingdings" w:hint="default"/>
+        <w:sz w:val="20"/>
+      </w:rPr>
+    </w:lvl>
+    <w:lvl w:ilvl="5" w:tentative="1">
+      <w:start w:val="1"/>
+      <w:numFmt w:val="bullet"/>
+      <w:lvlText w:val=""/>
+      <w:lvlJc w:val="left"/>
+      <w:pPr>
+        <w:tabs>
+          <w:tab w:val="num" w:pos="4320"/>
+        </w:tabs>
+        <w:ind w:left="4320" w:hanging="360"/>
+      </w:pPr>
+      <w:rPr>
+        <w:rFonts w:ascii="Wingdings" w:hAnsi="Wingdings" w:hint="default"/>
+        <w:sz w:val="20"/>
+      </w:rPr>
+    </w:lvl>
+    <w:lvl w:ilvl="6" w:tentative="1">
+      <w:start w:val="1"/>
+      <w:numFmt w:val="bullet"/>
+      <w:lvlText w:val=""/>
+      <w:lvlJc w:val="left"/>
+      <w:pPr>
+        <w:tabs>
+          <w:tab w:val="num" w:pos="5040"/>
+        </w:tabs>
+        <w:ind w:left="5040" w:hanging="360"/>
+      </w:pPr>
+      <w:rPr>
+        <w:rFonts w:ascii="Wingdings" w:hAnsi="Wingdings" w:hint="default"/>
+        <w:sz w:val="20"/>
+      </w:rPr>
+    </w:lvl>
+    <w:lvl w:ilvl="7" w:tentative="1">
+      <w:start w:val="1"/>
+      <w:numFmt w:val="bullet"/>
+      <w:lvlText w:val=""/>
+      <w:lvlJc w:val="left"/>
+      <w:pPr>
+        <w:tabs>
+          <w:tab w:val="num" w:pos="5760"/>
+        </w:tabs>
+        <w:ind w:left="5760" w:hanging="360"/>
+      </w:pPr>
+      <w:rPr>
+        <w:rFonts w:ascii="Wingdings" w:hAnsi="Wingdings" w:hint="default"/>
+        <w:sz w:val="20"/>
+      </w:rPr>
+    </w:lvl>
+    <w:lvl w:ilvl="8" w:tentative="1">
+      <w:start w:val="1"/>
+      <w:numFmt w:val="bullet"/>
+      <w:lvlText w:val=""/>
+      <w:lvlJc w:val="left"/>
+      <w:pPr>
+        <w:tabs>
+          <w:tab w:val="num" w:pos="6480"/>
+        </w:tabs>
+        <w:ind w:left="6480" w:hanging="360"/>
+      </w:pPr>
+      <w:rPr>
+        <w:rFonts w:ascii="Wingdings" w:hAnsi="Wingdings" w:hint="default"/>
+        <w:sz w:val="20"/>
+      </w:rPr>
+    </w:lvl>
+  </w:abstractNum>
+  <w:abstractNum w:abstractNumId="21" w15:restartNumberingAfterBreak="0">
     <w:nsid w:val="35535F99"/>
     <w:multiLevelType w:val="multilevel"/>
     <w:tmpl w:val="6AEEBBDA"/>
@@ -4431,7 +6118,7 @@
       </w:rPr>
     </w:lvl>
   </w:abstractNum>
-  <w:abstractNum w:abstractNumId="19" w15:restartNumberingAfterBreak="0">
+  <w:abstractNum w:abstractNumId="22" w15:restartNumberingAfterBreak="0">
     <w:nsid w:val="35F52573"/>
     <w:multiLevelType w:val="multilevel"/>
     <w:tmpl w:val="C2A4871A"/>
@@ -4548,7 +6235,7 @@
       </w:pPr>
     </w:lvl>
   </w:abstractNum>
-  <w:abstractNum w:abstractNumId="20" w15:restartNumberingAfterBreak="0">
+  <w:abstractNum w:abstractNumId="23" w15:restartNumberingAfterBreak="0">
     <w:nsid w:val="36BB51DD"/>
     <w:multiLevelType w:val="multilevel"/>
     <w:tmpl w:val="ADAE8796"/>
@@ -4661,7 +6348,7 @@
       </w:pPr>
     </w:lvl>
   </w:abstractNum>
-  <w:abstractNum w:abstractNumId="21" w15:restartNumberingAfterBreak="0">
+  <w:abstractNum w:abstractNumId="24" w15:restartNumberingAfterBreak="0">
     <w:nsid w:val="420A3453"/>
     <w:multiLevelType w:val="multilevel"/>
     <w:tmpl w:val="2050E1FA"/>
@@ -4810,7 +6497,7 @@
       </w:rPr>
     </w:lvl>
   </w:abstractNum>
-  <w:abstractNum w:abstractNumId="22" w15:restartNumberingAfterBreak="0">
+  <w:abstractNum w:abstractNumId="25" w15:restartNumberingAfterBreak="0">
     <w:nsid w:val="446B0676"/>
     <w:multiLevelType w:val="multilevel"/>
     <w:tmpl w:val="D88CFED8"/>
@@ -4926,7 +6613,7 @@
       </w:pPr>
     </w:lvl>
   </w:abstractNum>
-  <w:abstractNum w:abstractNumId="23" w15:restartNumberingAfterBreak="0">
+  <w:abstractNum w:abstractNumId="26" w15:restartNumberingAfterBreak="0">
     <w:nsid w:val="45A1702E"/>
     <w:multiLevelType w:val="multilevel"/>
     <w:tmpl w:val="EDEACDAE"/>
@@ -5075,7 +6762,7 @@
       </w:rPr>
     </w:lvl>
   </w:abstractNum>
-  <w:abstractNum w:abstractNumId="24" w15:restartNumberingAfterBreak="0">
+  <w:abstractNum w:abstractNumId="27" w15:restartNumberingAfterBreak="0">
     <w:nsid w:val="4898379A"/>
     <w:multiLevelType w:val="multilevel"/>
     <w:tmpl w:val="9170197C"/>
@@ -5224,7 +6911,7 @@
       </w:rPr>
     </w:lvl>
   </w:abstractNum>
-  <w:abstractNum w:abstractNumId="25" w15:restartNumberingAfterBreak="0">
+  <w:abstractNum w:abstractNumId="28" w15:restartNumberingAfterBreak="0">
     <w:nsid w:val="4931330E"/>
     <w:multiLevelType w:val="multilevel"/>
     <w:tmpl w:val="95C41D70"/>
@@ -5373,7 +7060,7 @@
       </w:rPr>
     </w:lvl>
   </w:abstractNum>
-  <w:abstractNum w:abstractNumId="26" w15:restartNumberingAfterBreak="0">
+  <w:abstractNum w:abstractNumId="29" w15:restartNumberingAfterBreak="0">
     <w:nsid w:val="4B2C2595"/>
     <w:multiLevelType w:val="multilevel"/>
     <w:tmpl w:val="0B54ED88"/>
@@ -5522,7 +7209,7 @@
       </w:rPr>
     </w:lvl>
   </w:abstractNum>
-  <w:abstractNum w:abstractNumId="27" w15:restartNumberingAfterBreak="0">
+  <w:abstractNum w:abstractNumId="30" w15:restartNumberingAfterBreak="0">
     <w:nsid w:val="516B4E1E"/>
     <w:multiLevelType w:val="multilevel"/>
     <w:tmpl w:val="1932F9B0"/>
@@ -5671,7 +7358,7 @@
       </w:rPr>
     </w:lvl>
   </w:abstractNum>
-  <w:abstractNum w:abstractNumId="28" w15:restartNumberingAfterBreak="0">
+  <w:abstractNum w:abstractNumId="31" w15:restartNumberingAfterBreak="0">
     <w:nsid w:val="535D5675"/>
     <w:multiLevelType w:val="multilevel"/>
     <w:tmpl w:val="1144B260"/>
@@ -5820,7 +7507,7 @@
       </w:rPr>
     </w:lvl>
   </w:abstractNum>
-  <w:abstractNum w:abstractNumId="29" w15:restartNumberingAfterBreak="0">
+  <w:abstractNum w:abstractNumId="32" w15:restartNumberingAfterBreak="0">
     <w:nsid w:val="550E40DA"/>
     <w:multiLevelType w:val="multilevel"/>
     <w:tmpl w:val="341A5490"/>
@@ -5969,7 +7656,7 @@
       </w:rPr>
     </w:lvl>
   </w:abstractNum>
-  <w:abstractNum w:abstractNumId="30" w15:restartNumberingAfterBreak="0">
+  <w:abstractNum w:abstractNumId="33" w15:restartNumberingAfterBreak="0">
     <w:nsid w:val="5AAE169A"/>
     <w:multiLevelType w:val="multilevel"/>
     <w:tmpl w:val="6EA08C16"/>
@@ -6118,7 +7805,124 @@
       </w:rPr>
     </w:lvl>
   </w:abstractNum>
-  <w:abstractNum w:abstractNumId="31" w15:restartNumberingAfterBreak="0">
+  <w:abstractNum w:abstractNumId="34" w15:restartNumberingAfterBreak="0">
+    <w:nsid w:val="5F576381"/>
+    <w:multiLevelType w:val="multilevel"/>
+    <w:tmpl w:val="439AECEE"/>
+    <w:lvl w:ilvl="0">
+      <w:start w:val="1"/>
+      <w:numFmt w:val="decimal"/>
+      <w:lvlText w:val="%1."/>
+      <w:lvlJc w:val="left"/>
+      <w:pPr>
+        <w:tabs>
+          <w:tab w:val="num" w:pos="720"/>
+        </w:tabs>
+        <w:ind w:left="720" w:hanging="360"/>
+      </w:pPr>
+    </w:lvl>
+    <w:lvl w:ilvl="1">
+      <w:start w:val="1"/>
+      <w:numFmt w:val="bullet"/>
+      <w:lvlText w:val="o"/>
+      <w:lvlJc w:val="left"/>
+      <w:pPr>
+        <w:tabs>
+          <w:tab w:val="num" w:pos="1440"/>
+        </w:tabs>
+        <w:ind w:left="1440" w:hanging="360"/>
+      </w:pPr>
+      <w:rPr>
+        <w:rFonts w:ascii="Courier New" w:hAnsi="Courier New" w:hint="default"/>
+        <w:sz w:val="20"/>
+      </w:rPr>
+    </w:lvl>
+    <w:lvl w:ilvl="2" w:tentative="1">
+      <w:start w:val="1"/>
+      <w:numFmt w:val="decimal"/>
+      <w:lvlText w:val="%3."/>
+      <w:lvlJc w:val="left"/>
+      <w:pPr>
+        <w:tabs>
+          <w:tab w:val="num" w:pos="2160"/>
+        </w:tabs>
+        <w:ind w:left="2160" w:hanging="360"/>
+      </w:pPr>
+    </w:lvl>
+    <w:lvl w:ilvl="3" w:tentative="1">
+      <w:start w:val="1"/>
+      <w:numFmt w:val="decimal"/>
+      <w:lvlText w:val="%4."/>
+      <w:lvlJc w:val="left"/>
+      <w:pPr>
+        <w:tabs>
+          <w:tab w:val="num" w:pos="2880"/>
+        </w:tabs>
+        <w:ind w:left="2880" w:hanging="360"/>
+      </w:pPr>
+    </w:lvl>
+    <w:lvl w:ilvl="4" w:tentative="1">
+      <w:start w:val="1"/>
+      <w:numFmt w:val="decimal"/>
+      <w:lvlText w:val="%5."/>
+      <w:lvlJc w:val="left"/>
+      <w:pPr>
+        <w:tabs>
+          <w:tab w:val="num" w:pos="3600"/>
+        </w:tabs>
+        <w:ind w:left="3600" w:hanging="360"/>
+      </w:pPr>
+    </w:lvl>
+    <w:lvl w:ilvl="5" w:tentative="1">
+      <w:start w:val="1"/>
+      <w:numFmt w:val="decimal"/>
+      <w:lvlText w:val="%6."/>
+      <w:lvlJc w:val="left"/>
+      <w:pPr>
+        <w:tabs>
+          <w:tab w:val="num" w:pos="4320"/>
+        </w:tabs>
+        <w:ind w:left="4320" w:hanging="360"/>
+      </w:pPr>
+    </w:lvl>
+    <w:lvl w:ilvl="6" w:tentative="1">
+      <w:start w:val="1"/>
+      <w:numFmt w:val="decimal"/>
+      <w:lvlText w:val="%7."/>
+      <w:lvlJc w:val="left"/>
+      <w:pPr>
+        <w:tabs>
+          <w:tab w:val="num" w:pos="5040"/>
+        </w:tabs>
+        <w:ind w:left="5040" w:hanging="360"/>
+      </w:pPr>
+    </w:lvl>
+    <w:lvl w:ilvl="7" w:tentative="1">
+      <w:start w:val="1"/>
+      <w:numFmt w:val="decimal"/>
+      <w:lvlText w:val="%8."/>
+      <w:lvlJc w:val="left"/>
+      <w:pPr>
+        <w:tabs>
+          <w:tab w:val="num" w:pos="5760"/>
+        </w:tabs>
+        <w:ind w:left="5760" w:hanging="360"/>
+      </w:pPr>
+    </w:lvl>
+    <w:lvl w:ilvl="8" w:tentative="1">
+      <w:start w:val="1"/>
+      <w:numFmt w:val="decimal"/>
+      <w:lvlText w:val="%9."/>
+      <w:lvlJc w:val="left"/>
+      <w:pPr>
+        <w:tabs>
+          <w:tab w:val="num" w:pos="6480"/>
+        </w:tabs>
+        <w:ind w:left="6480" w:hanging="360"/>
+      </w:pPr>
+    </w:lvl>
+  </w:abstractNum>
+  <w:abstractNum w:abstractNumId="35" w15:restartNumberingAfterBreak="0">
     <w:nsid w:val="653E4DDD"/>
     <w:multiLevelType w:val="multilevel"/>
     <w:tmpl w:val="B5BEB730"/>
@@ -6231,7 +8035,7 @@
       </w:pPr>
     </w:lvl>
   </w:abstractNum>
-  <w:abstractNum w:abstractNumId="32" w15:restartNumberingAfterBreak="0">
+  <w:abstractNum w:abstractNumId="36" w15:restartNumberingAfterBreak="0">
     <w:nsid w:val="65CB6D48"/>
     <w:multiLevelType w:val="multilevel"/>
     <w:tmpl w:val="4E4E5E68"/>
@@ -6380,7 +8184,7 @@
       </w:rPr>
     </w:lvl>
   </w:abstractNum>
-  <w:abstractNum w:abstractNumId="33" w15:restartNumberingAfterBreak="0">
+  <w:abstractNum w:abstractNumId="37" w15:restartNumberingAfterBreak="0">
     <w:nsid w:val="6ABF77A7"/>
     <w:multiLevelType w:val="multilevel"/>
     <w:tmpl w:val="40D830EC"/>
@@ -6493,7 +8297,7 @@
       </w:pPr>
     </w:lvl>
   </w:abstractNum>
-  <w:abstractNum w:abstractNumId="34" w15:restartNumberingAfterBreak="0">
+  <w:abstractNum w:abstractNumId="38" w15:restartNumberingAfterBreak="0">
     <w:nsid w:val="6D4548CD"/>
     <w:multiLevelType w:val="multilevel"/>
     <w:tmpl w:val="43BE583E"/>
@@ -6606,7 +8410,7 @@
       </w:pPr>
     </w:lvl>
   </w:abstractNum>
-  <w:abstractNum w:abstractNumId="35" w15:restartNumberingAfterBreak="0">
+  <w:abstractNum w:abstractNumId="39" w15:restartNumberingAfterBreak="0">
     <w:nsid w:val="733F0BC8"/>
     <w:multiLevelType w:val="multilevel"/>
     <w:tmpl w:val="CD664A52"/>
@@ -6755,7 +8559,7 @@
       </w:rPr>
     </w:lvl>
   </w:abstractNum>
-  <w:abstractNum w:abstractNumId="36" w15:restartNumberingAfterBreak="0">
+  <w:abstractNum w:abstractNumId="40" w15:restartNumberingAfterBreak="0">
     <w:nsid w:val="75602AA0"/>
     <w:multiLevelType w:val="multilevel"/>
     <w:tmpl w:val="CCA0BD2E"/>
@@ -6904,7 +8708,7 @@
       </w:rPr>
     </w:lvl>
   </w:abstractNum>
-  <w:abstractNum w:abstractNumId="37" w15:restartNumberingAfterBreak="0">
+  <w:abstractNum w:abstractNumId="41" w15:restartNumberingAfterBreak="0">
     <w:nsid w:val="75BB45D2"/>
     <w:multiLevelType w:val="multilevel"/>
     <w:tmpl w:val="98DE01A2"/>
@@ -7053,7 +8857,7 @@
       </w:rPr>
     </w:lvl>
   </w:abstractNum>
-  <w:abstractNum w:abstractNumId="38" w15:restartNumberingAfterBreak="0">
+  <w:abstractNum w:abstractNumId="42" w15:restartNumberingAfterBreak="0">
     <w:nsid w:val="7711070B"/>
     <w:multiLevelType w:val="multilevel"/>
     <w:tmpl w:val="B12EAE34"/>
@@ -7202,7 +9006,7 @@
       </w:rPr>
     </w:lvl>
   </w:abstractNum>
-  <w:abstractNum w:abstractNumId="39" w15:restartNumberingAfterBreak="0">
+  <w:abstractNum w:abstractNumId="43" w15:restartNumberingAfterBreak="0">
     <w:nsid w:val="7759540E"/>
     <w:multiLevelType w:val="multilevel"/>
     <w:tmpl w:val="ADF29772"/>
@@ -7351,7 +9155,7 @@
       </w:rPr>
     </w:lvl>
   </w:abstractNum>
-  <w:abstractNum w:abstractNumId="40" w15:restartNumberingAfterBreak="0">
+  <w:abstractNum w:abstractNumId="44" w15:restartNumberingAfterBreak="0">
     <w:nsid w:val="78570332"/>
     <w:multiLevelType w:val="multilevel"/>
     <w:tmpl w:val="93524C1E"/>
@@ -7496,7 +9300,156 @@
       </w:rPr>
     </w:lvl>
   </w:abstractNum>
-  <w:abstractNum w:abstractNumId="41" w15:restartNumberingAfterBreak="0">
+  <w:abstractNum w:abstractNumId="45" w15:restartNumberingAfterBreak="0">
+    <w:nsid w:val="786B6F95"/>
+    <w:multiLevelType w:val="multilevel"/>
+    <w:tmpl w:val="DEE0D058"/>
+    <w:lvl w:ilvl="0">
+      <w:start w:val="1"/>
+      <w:numFmt w:val="bullet"/>
+      <w:lvlText w:val=""/>
+      <w:lvlJc w:val="left"/>
+      <w:pPr>
+        <w:tabs>
+          <w:tab w:val="num" w:pos="720"/>
+        </w:tabs>
+        <w:ind w:left="720" w:hanging="360"/>
+      </w:pPr>
+      <w:rPr>
+        <w:rFonts w:ascii="Symbol" w:hAnsi="Symbol" w:hint="default"/>
+        <w:sz w:val="20"/>
+      </w:rPr>
+    </w:lvl>
+    <w:lvl w:ilvl="1" w:tentative="1">
+      <w:start w:val="1"/>
+      <w:numFmt w:val="bullet"/>
+      <w:lvlText w:val="o"/>
+      <w:lvlJc w:val="left"/>
+      <w:pPr>
+        <w:tabs>
+          <w:tab w:val="num" w:pos="1440"/>
+        </w:tabs>
+        <w:ind w:left="1440" w:hanging="360"/>
+      </w:pPr>
+      <w:rPr>
+        <w:rFonts w:ascii="Courier New" w:hAnsi="Courier New" w:hint="default"/>
+        <w:sz w:val="20"/>
+      </w:rPr>
+    </w:lvl>
+    <w:lvl w:ilvl="2" w:tentative="1">
+      <w:start w:val="1"/>
+      <w:numFmt w:val="bullet"/>
+      <w:lvlText w:val=""/>
+      <w:lvlJc w:val="left"/>
+      <w:pPr>
+        <w:tabs>
+          <w:tab w:val="num" w:pos="2160"/>
+        </w:tabs>
+        <w:ind w:left="2160" w:hanging="360"/>
+      </w:pPr>
+      <w:rPr>
+        <w:rFonts w:ascii="Wingdings" w:hAnsi="Wingdings" w:hint="default"/>
+        <w:sz w:val="20"/>
+      </w:rPr>
+    </w:lvl>
+    <w:lvl w:ilvl="3" w:tentative="1">
+      <w:start w:val="1"/>
+      <w:numFmt w:val="bullet"/>
+      <w:lvlText w:val=""/>
+      <w:lvlJc w:val="left"/>
+      <w:pPr>
+        <w:tabs>
+          <w:tab w:val="num" w:pos="2880"/>
+        </w:tabs>
+        <w:ind w:left="2880" w:hanging="360"/>
+      </w:pPr>
+      <w:rPr>
+        <w:rFonts w:ascii="Wingdings" w:hAnsi="Wingdings" w:hint="default"/>
+        <w:sz w:val="20"/>
+      </w:rPr>
+    </w:lvl>
+    <w:lvl w:ilvl="4" w:tentative="1">
+      <w:start w:val="1"/>
+      <w:numFmt w:val="bullet"/>
+      <w:lvlText w:val=""/>
+      <w:lvlJc w:val="left"/>
+      <w:pPr>
+        <w:tabs>
+          <w:tab w:val="num" w:pos="3600"/>
+        </w:tabs>
+        <w:ind w:left="3600" w:hanging="360"/>
+      </w:pPr>
+      <w:rPr>
+        <w:rFonts w:ascii="Wingdings" w:hAnsi="Wingdings" w:hint="default"/>
+        <w:sz w:val="20"/>
+      </w:rPr>
+    </w:lvl>
+    <w:lvl w:ilvl="5" w:tentative="1">
+      <w:start w:val="1"/>
+      <w:numFmt w:val="bullet"/>
+      <w:lvlText w:val=""/>
+      <w:lvlJc w:val="left"/>
+      <w:pPr>
+        <w:tabs>
+          <w:tab w:val="num" w:pos="4320"/>
+        </w:tabs>
+        <w:ind w:left="4320" w:hanging="360"/>
+      </w:pPr>
+      <w:rPr>
+        <w:rFonts w:ascii="Wingdings" w:hAnsi="Wingdings" w:hint="default"/>
+        <w:sz w:val="20"/>
+      </w:rPr>
+    </w:lvl>
+    <w:lvl w:ilvl="6" w:tentative="1">
+      <w:start w:val="1"/>
+      <w:numFmt w:val="bullet"/>
+      <w:lvlText w:val=""/>
+      <w:lvlJc w:val="left"/>
+      <w:pPr>
+        <w:tabs>
+          <w:tab w:val="num" w:pos="5040"/>
+        </w:tabs>
+        <w:ind w:left="5040" w:hanging="360"/>
+      </w:pPr>
+      <w:rPr>
+        <w:rFonts w:ascii="Wingdings" w:hAnsi="Wingdings" w:hint="default"/>
+        <w:sz w:val="20"/>
+      </w:rPr>
+    </w:lvl>
+    <w:lvl w:ilvl="7" w:tentative="1">
+      <w:start w:val="1"/>
+      <w:numFmt w:val="bullet"/>
+      <w:lvlText w:val=""/>
+      <w:lvlJc w:val="left"/>
+      <w:pPr>
+        <w:tabs>
+          <w:tab w:val="num" w:pos="5760"/>
+        </w:tabs>
+        <w:ind w:left="5760" w:hanging="360"/>
+      </w:pPr>
+      <w:rPr>
+        <w:rFonts w:ascii="Wingdings" w:hAnsi="Wingdings" w:hint="default"/>
+        <w:sz w:val="20"/>
+      </w:rPr>
+    </w:lvl>
+    <w:lvl w:ilvl="8" w:tentative="1">
+      <w:start w:val="1"/>
+      <w:numFmt w:val="bullet"/>
+      <w:lvlText w:val=""/>
+      <w:lvlJc w:val="left"/>
+      <w:pPr>
+        <w:tabs>
+          <w:tab w:val="num" w:pos="6480"/>
+        </w:tabs>
+        <w:ind w:left="6480" w:hanging="360"/>
+      </w:pPr>
+      <w:rPr>
+        <w:rFonts w:ascii="Wingdings" w:hAnsi="Wingdings" w:hint="default"/>
+        <w:sz w:val="20"/>
+      </w:rPr>
+    </w:lvl>
+  </w:abstractNum>
+  <w:abstractNum w:abstractNumId="46" w15:restartNumberingAfterBreak="0">
     <w:nsid w:val="7FBA462E"/>
     <w:multiLevelType w:val="hybridMultilevel"/>
     <w:tmpl w:val="50DC87FE"/>
@@ -7610,10 +9563,10 @@
     </w:lvl>
   </w:abstractNum>
   <w:num w:numId="1" w16cid:durableId="1084768317">
-    <w:abstractNumId w:val="30"/>
+    <w:abstractNumId w:val="33"/>
   </w:num>
   <w:num w:numId="2" w16cid:durableId="918322082">
-    <w:abstractNumId w:val="26"/>
+    <w:abstractNumId w:val="29"/>
   </w:num>
   <w:num w:numId="3" w16cid:durableId="1450121805">
     <w:abstractNumId w:val="5"/>
@@ -7622,40 +9575,40 @@
     <w:abstractNumId w:val="0"/>
   </w:num>
   <w:num w:numId="5" w16cid:durableId="364136975">
-    <w:abstractNumId w:val="28"/>
+    <w:abstractNumId w:val="31"/>
   </w:num>
   <w:num w:numId="6" w16cid:durableId="1922180222">
-    <w:abstractNumId w:val="29"/>
+    <w:abstractNumId w:val="32"/>
   </w:num>
   <w:num w:numId="7" w16cid:durableId="573859954">
     <w:abstractNumId w:val="4"/>
   </w:num>
   <w:num w:numId="8" w16cid:durableId="734202192">
-    <w:abstractNumId w:val="18"/>
+    <w:abstractNumId w:val="21"/>
   </w:num>
   <w:num w:numId="9" w16cid:durableId="1615940055">
-    <w:abstractNumId w:val="36"/>
+    <w:abstractNumId w:val="40"/>
   </w:num>
   <w:num w:numId="10" w16cid:durableId="197549718">
-    <w:abstractNumId w:val="27"/>
+    <w:abstractNumId w:val="30"/>
   </w:num>
   <w:num w:numId="11" w16cid:durableId="1612665366">
-    <w:abstractNumId w:val="37"/>
+    <w:abstractNumId w:val="41"/>
   </w:num>
   <w:num w:numId="12" w16cid:durableId="1243219971">
-    <w:abstractNumId w:val="40"/>
+    <w:abstractNumId w:val="44"/>
   </w:num>
   <w:num w:numId="13" w16cid:durableId="1453094010">
-    <w:abstractNumId w:val="40"/>
+    <w:abstractNumId w:val="44"/>
   </w:num>
   <w:num w:numId="14" w16cid:durableId="409471990">
-    <w:abstractNumId w:val="17"/>
+    <w:abstractNumId w:val="19"/>
   </w:num>
   <w:num w:numId="15" w16cid:durableId="12850374">
     <w:abstractNumId w:val="3"/>
   </w:num>
   <w:num w:numId="16" w16cid:durableId="578638567">
-    <w:abstractNumId w:val="14"/>
+    <w:abstractNumId w:val="16"/>
   </w:num>
   <w:num w:numId="17" w16cid:durableId="1080366591">
     <w:abstractNumId w:val="1"/>
@@ -7664,49 +9617,49 @@
     <w:abstractNumId w:val="8"/>
   </w:num>
   <w:num w:numId="19" w16cid:durableId="199785229">
-    <w:abstractNumId w:val="16"/>
+    <w:abstractNumId w:val="18"/>
   </w:num>
   <w:num w:numId="20" w16cid:durableId="190654409">
     <w:abstractNumId w:val="7"/>
   </w:num>
   <w:num w:numId="21" w16cid:durableId="999767618">
-    <w:abstractNumId w:val="21"/>
+    <w:abstractNumId w:val="24"/>
   </w:num>
   <w:num w:numId="22" w16cid:durableId="1794251260">
-    <w:abstractNumId w:val="19"/>
+    <w:abstractNumId w:val="22"/>
   </w:num>
   <w:num w:numId="23" w16cid:durableId="639191500">
-    <w:abstractNumId w:val="23"/>
+    <w:abstractNumId w:val="26"/>
   </w:num>
   <w:num w:numId="24" w16cid:durableId="1419983278">
-    <w:abstractNumId w:val="38"/>
+    <w:abstractNumId w:val="42"/>
   </w:num>
   <w:num w:numId="25" w16cid:durableId="360859595">
-    <w:abstractNumId w:val="25"/>
+    <w:abstractNumId w:val="28"/>
   </w:num>
   <w:num w:numId="26" w16cid:durableId="201095642">
-    <w:abstractNumId w:val="10"/>
+    <w:abstractNumId w:val="11"/>
   </w:num>
   <w:num w:numId="27" w16cid:durableId="1381512912">
-    <w:abstractNumId w:val="41"/>
+    <w:abstractNumId w:val="46"/>
   </w:num>
   <w:num w:numId="28" w16cid:durableId="670643648">
-    <w:abstractNumId w:val="32"/>
+    <w:abstractNumId w:val="36"/>
   </w:num>
   <w:num w:numId="29" w16cid:durableId="117996752">
+    <w:abstractNumId w:val="39"/>
+  </w:num>
+  <w:num w:numId="30" w16cid:durableId="475293581">
     <w:abstractNumId w:val="35"/>
   </w:num>
-  <w:num w:numId="30" w16cid:durableId="475293581">
-    <w:abstractNumId w:val="31"/>
-  </w:num>
   <w:num w:numId="31" w16cid:durableId="329214314">
-    <w:abstractNumId w:val="13"/>
+    <w:abstractNumId w:val="15"/>
   </w:num>
   <w:num w:numId="32" w16cid:durableId="1112163458">
     <w:abstractNumId w:val="2"/>
   </w:num>
   <w:num w:numId="33" w16cid:durableId="475756796">
-    <w:abstractNumId w:val="11"/>
+    <w:abstractNumId w:val="12"/>
   </w:num>
   <w:num w:numId="34" w16cid:durableId="896669537">
     <w:abstractNumId w:val="9"/>
@@ -7715,28 +9668,43 @@
     <w:abstractNumId w:val="6"/>
   </w:num>
   <w:num w:numId="36" w16cid:durableId="789276402">
-    <w:abstractNumId w:val="24"/>
+    <w:abstractNumId w:val="27"/>
   </w:num>
   <w:num w:numId="37" w16cid:durableId="502672955">
+    <w:abstractNumId w:val="38"/>
+  </w:num>
+  <w:num w:numId="38" w16cid:durableId="1091244285">
+    <w:abstractNumId w:val="23"/>
+  </w:num>
+  <w:num w:numId="39" w16cid:durableId="485048366">
+    <w:abstractNumId w:val="25"/>
+  </w:num>
+  <w:num w:numId="40" w16cid:durableId="31542916">
+    <w:abstractNumId w:val="17"/>
+  </w:num>
+  <w:num w:numId="41" w16cid:durableId="1750226253">
+    <w:abstractNumId w:val="13"/>
+  </w:num>
+  <w:num w:numId="42" w16cid:durableId="600457034">
+    <w:abstractNumId w:val="43"/>
+  </w:num>
+  <w:num w:numId="43" w16cid:durableId="1307050575">
+    <w:abstractNumId w:val="37"/>
+  </w:num>
+  <w:num w:numId="44" w16cid:durableId="505445106">
     <w:abstractNumId w:val="34"/>
   </w:num>
-  <w:num w:numId="38" w16cid:durableId="1091244285">
+  <w:num w:numId="45" w16cid:durableId="123812935">
+    <w:abstractNumId w:val="14"/>
+  </w:num>
+  <w:num w:numId="46" w16cid:durableId="1118062348">
     <w:abstractNumId w:val="20"/>
   </w:num>
-  <w:num w:numId="39" w16cid:durableId="485048366">
-    <w:abstractNumId w:val="22"/>
+  <w:num w:numId="47" w16cid:durableId="1410229297">
+    <w:abstractNumId w:val="10"/>
   </w:num>
-  <w:num w:numId="40" w16cid:durableId="31542916">
-    <w:abstractNumId w:val="15"/>
-  </w:num>
-  <w:num w:numId="41" w16cid:durableId="1750226253">
-    <w:abstractNumId w:val="12"/>
-  </w:num>
-  <w:num w:numId="42" w16cid:durableId="600457034">
-    <w:abstractNumId w:val="39"/>
-  </w:num>
-  <w:num w:numId="43" w16cid:durableId="1307050575">
-    <w:abstractNumId w:val="33"/>
+  <w:num w:numId="48" w16cid:durableId="1917855936">
+    <w:abstractNumId w:val="45"/>
   </w:num>
   <w:numIdMacAtCleanup w:val="16"/>
 </w:numbering>

--- a/Documentation - UPDATE.docx
+++ b/Documentation - UPDATE.docx
@@ -47,8 +47,13 @@
           <w:numId w:val="1"/>
         </w:numPr>
       </w:pPr>
-      <w:r>
-        <w:t>ProductPulse is a full-stack analytics platform for businesses to track product sentiment.</w:t>
+      <w:proofErr w:type="spellStart"/>
+      <w:r>
+        <w:t>ProductPulse</w:t>
+      </w:r>
+      <w:proofErr w:type="spellEnd"/>
+      <w:r>
+        <w:t xml:space="preserve"> is a full-stack analytics platform for businesses to track product sentiment.</w:t>
       </w:r>
     </w:p>
     <w:p>
@@ -318,12 +323,14 @@
       <w:r>
         <w:t xml:space="preserve">, and </w:t>
       </w:r>
+      <w:proofErr w:type="spellStart"/>
       <w:r>
         <w:rPr>
           <w:rStyle w:val="HTMLCode"/>
         </w:rPr>
         <w:t>company_name</w:t>
       </w:r>
+      <w:proofErr w:type="spellEnd"/>
       <w:r>
         <w:t>.</w:t>
       </w:r>
@@ -382,7 +389,15 @@
       </w:r>
       <w:r>
         <w:br/>
-        <w:t>Used default formLogin setup and verified access rules worked during testing.</w:t>
+        <w:t xml:space="preserve">Used default </w:t>
+      </w:r>
+      <w:proofErr w:type="spellStart"/>
+      <w:r>
+        <w:t>formLogin</w:t>
+      </w:r>
+      <w:proofErr w:type="spellEnd"/>
+      <w:r>
+        <w:t xml:space="preserve"> setup and verified access rules worked during testing.</w:t>
       </w:r>
     </w:p>
     <w:p>
@@ -418,7 +433,15 @@
       </w:r>
       <w:r>
         <w:br/>
-        <w:t>Debug logs confirmed credentials matched but session/redirect behavior was inconsistent.</w:t>
+        <w:t xml:space="preserve">Debug logs confirmed credentials matched but session/redirect </w:t>
+      </w:r>
+      <w:proofErr w:type="spellStart"/>
+      <w:r>
+        <w:t>behavior</w:t>
+      </w:r>
+      <w:proofErr w:type="spellEnd"/>
+      <w:r>
+        <w:t xml:space="preserve"> was inconsistent.</w:t>
       </w:r>
       <w:r>
         <w:br/>
@@ -453,14 +476,21 @@
         <w:pStyle w:val="NormalWeb"/>
       </w:pPr>
       <w:r>
-        <w:t xml:space="preserve">Defined a </w:t>
-      </w:r>
+        <w:t xml:space="preserve">Defined </w:t>
+      </w:r>
+      <w:proofErr w:type="spellStart"/>
+      <w:r>
+        <w:t xml:space="preserve">a </w:t>
+      </w:r>
+      <w:proofErr w:type="gramStart"/>
       <w:r>
         <w:rPr>
           <w:rStyle w:val="HTMLCode"/>
         </w:rPr>
         <w:t>Users</w:t>
       </w:r>
+      <w:proofErr w:type="spellEnd"/>
+      <w:proofErr w:type="gramEnd"/>
       <w:r>
         <w:t xml:space="preserve"> entity matching the temporary table with </w:t>
       </w:r>
@@ -482,12 +512,14 @@
       <w:r>
         <w:t xml:space="preserve">, and </w:t>
       </w:r>
+      <w:proofErr w:type="spellStart"/>
       <w:r>
         <w:rPr>
           <w:rStyle w:val="HTMLCode"/>
         </w:rPr>
         <w:t>company_name</w:t>
       </w:r>
+      <w:proofErr w:type="spellEnd"/>
       <w:r>
         <w:t>.</w:t>
       </w:r>
@@ -499,12 +531,14 @@
         <w:br/>
         <w:t xml:space="preserve">Used this setup with </w:t>
       </w:r>
+      <w:proofErr w:type="spellStart"/>
       <w:r>
         <w:rPr>
           <w:rStyle w:val="HTMLCode"/>
         </w:rPr>
         <w:t>UserDetailsService</w:t>
       </w:r>
+      <w:proofErr w:type="spellEnd"/>
       <w:r>
         <w:t xml:space="preserve"> to fetch and validate credentials.</w:t>
       </w:r>
@@ -541,7 +575,15 @@
       </w:r>
       <w:r>
         <w:br/>
-        <w:t>Observed session behavior and login flows without redirecting to intended endpoints.</w:t>
+        <w:t xml:space="preserve">Observed session </w:t>
+      </w:r>
+      <w:proofErr w:type="spellStart"/>
+      <w:r>
+        <w:t>behavior</w:t>
+      </w:r>
+      <w:proofErr w:type="spellEnd"/>
+      <w:r>
+        <w:t xml:space="preserve"> and login flows without redirecting to intended endpoints.</w:t>
       </w:r>
       <w:r>
         <w:br/>
@@ -689,7 +731,21 @@
         <w:rPr>
           <w:rFonts w:ascii="Times New Roman" w:hAnsi="Times New Roman" w:cs="Times New Roman"/>
         </w:rPr>
-        <w:t>Used NoOpPasswordEncoder, but suspected deprecation issue.</w:t>
+        <w:t xml:space="preserve">Used </w:t>
+      </w:r>
+      <w:proofErr w:type="spellStart"/>
+      <w:r>
+        <w:rPr>
+          <w:rFonts w:ascii="Times New Roman" w:hAnsi="Times New Roman" w:cs="Times New Roman"/>
+        </w:rPr>
+        <w:t>NoOpPasswordEncoder</w:t>
+      </w:r>
+      <w:proofErr w:type="spellEnd"/>
+      <w:r>
+        <w:rPr>
+          <w:rFonts w:ascii="Times New Roman" w:hAnsi="Times New Roman" w:cs="Times New Roman"/>
+        </w:rPr>
+        <w:t>, but suspected deprecation issue.</w:t>
       </w:r>
       <w:r>
         <w:rPr>
@@ -721,7 +777,21 @@
           <w:rFonts w:ascii="Times New Roman" w:hAnsi="Times New Roman" w:cs="Times New Roman"/>
         </w:rPr>
         <w:br/>
-        <w:t>→ Fix: Updated registration to use PasswordEncoder.encode() before saving.</w:t>
+        <w:t xml:space="preserve">→ Fix: Updated registration to use </w:t>
+      </w:r>
+      <w:proofErr w:type="spellStart"/>
+      <w:r>
+        <w:rPr>
+          <w:rFonts w:ascii="Times New Roman" w:hAnsi="Times New Roman" w:cs="Times New Roman"/>
+        </w:rPr>
+        <w:t>PasswordEncoder.encode</w:t>
+      </w:r>
+      <w:proofErr w:type="spellEnd"/>
+      <w:r>
+        <w:rPr>
+          <w:rFonts w:ascii="Times New Roman" w:hAnsi="Times New Roman" w:cs="Times New Roman"/>
+        </w:rPr>
+        <w:t>() before saving.</w:t>
       </w:r>
     </w:p>
     <w:p>
@@ -746,7 +816,21 @@
           <w:rFonts w:ascii="Times New Roman" w:hAnsi="Times New Roman" w:cs="Times New Roman"/>
         </w:rPr>
         <w:br/>
-        <w:t>→ Cause: SessionCreationPolicy.STATELESS blocked session creation needed by form login.</w:t>
+        <w:t xml:space="preserve">→ Cause: </w:t>
+      </w:r>
+      <w:proofErr w:type="spellStart"/>
+      <w:r>
+        <w:rPr>
+          <w:rFonts w:ascii="Times New Roman" w:hAnsi="Times New Roman" w:cs="Times New Roman"/>
+        </w:rPr>
+        <w:t>SessionCreationPolicy.STATELESS</w:t>
+      </w:r>
+      <w:proofErr w:type="spellEnd"/>
+      <w:r>
+        <w:rPr>
+          <w:rFonts w:ascii="Times New Roman" w:hAnsi="Times New Roman" w:cs="Times New Roman"/>
+        </w:rPr>
+        <w:t xml:space="preserve"> blocked session creation needed by form login.</w:t>
       </w:r>
     </w:p>
     <w:p>
@@ -771,7 +855,21 @@
           <w:rFonts w:ascii="Times New Roman" w:hAnsi="Times New Roman" w:cs="Times New Roman"/>
         </w:rPr>
         <w:br/>
-        <w:t>→ Fix: Removed SessionCreationPolicy.STATELESS; used default session-based login.</w:t>
+        <w:t xml:space="preserve">→ Fix: Removed </w:t>
+      </w:r>
+      <w:proofErr w:type="spellStart"/>
+      <w:r>
+        <w:rPr>
+          <w:rFonts w:ascii="Times New Roman" w:hAnsi="Times New Roman" w:cs="Times New Roman"/>
+        </w:rPr>
+        <w:t>SessionCreationPolicy.STATELESS</w:t>
+      </w:r>
+      <w:proofErr w:type="spellEnd"/>
+      <w:r>
+        <w:rPr>
+          <w:rFonts w:ascii="Times New Roman" w:hAnsi="Times New Roman" w:cs="Times New Roman"/>
+        </w:rPr>
+        <w:t>; used default session-based login.</w:t>
       </w:r>
     </w:p>
     <w:p>
@@ -860,12 +958,14 @@
       <w:r>
         <w:t xml:space="preserve">Integrated </w:t>
       </w:r>
+      <w:proofErr w:type="spellStart"/>
       <w:r>
         <w:rPr>
           <w:rStyle w:val="HTMLCode"/>
         </w:rPr>
         <w:t>BCryptPasswordEncoder</w:t>
       </w:r>
+      <w:proofErr w:type="spellEnd"/>
       <w:r>
         <w:t xml:space="preserve"> with a strength factor of 12 to securely encrypt passwords before storing them in the database.</w:t>
       </w:r>
@@ -881,11 +981,21 @@
       <w:r>
         <w:t xml:space="preserve">Modified the user registration service to encode the plaintext password using </w:t>
       </w:r>
-      <w:r>
-        <w:rPr>
-          <w:rStyle w:val="HTMLCode"/>
-        </w:rPr>
-        <w:t>bcode.encode()</w:t>
+      <w:proofErr w:type="spellStart"/>
+      <w:proofErr w:type="gramStart"/>
+      <w:r>
+        <w:rPr>
+          <w:rStyle w:val="HTMLCode"/>
+        </w:rPr>
+        <w:t>bcode.encode</w:t>
+      </w:r>
+      <w:proofErr w:type="spellEnd"/>
+      <w:proofErr w:type="gramEnd"/>
+      <w:r>
+        <w:rPr>
+          <w:rStyle w:val="HTMLCode"/>
+        </w:rPr>
+        <w:t>()</w:t>
       </w:r>
       <w:r>
         <w:t xml:space="preserve"> before persisting the entity.</w:t>
@@ -902,11 +1012,27 @@
       <w:r>
         <w:t xml:space="preserve">Removed the insecure </w:t>
       </w:r>
-      <w:r>
-        <w:rPr>
-          <w:rStyle w:val="HTMLCode"/>
-        </w:rPr>
-        <w:t>NoOpPasswordEncoder()</w:t>
+      <w:proofErr w:type="spellStart"/>
+      <w:proofErr w:type="gramStart"/>
+      <w:r>
+        <w:rPr>
+          <w:rStyle w:val="HTMLCode"/>
+        </w:rPr>
+        <w:t>NoOpPasswordEncoder</w:t>
+      </w:r>
+      <w:proofErr w:type="spellEnd"/>
+      <w:r>
+        <w:rPr>
+          <w:rStyle w:val="HTMLCode"/>
+        </w:rPr>
+        <w:t>(</w:t>
+      </w:r>
+      <w:proofErr w:type="gramEnd"/>
+      <w:r>
+        <w:rPr>
+          <w:rStyle w:val="HTMLCode"/>
+        </w:rPr>
+        <w:t>)</w:t>
       </w:r>
       <w:r>
         <w:t xml:space="preserve"> previously used during initial testing.</w:t>
@@ -939,12 +1065,14 @@
       <w:r>
         <w:t xml:space="preserve">Created a </w:t>
       </w:r>
+      <w:proofErr w:type="spellStart"/>
       <w:r>
         <w:rPr>
           <w:rStyle w:val="HTMLCode"/>
         </w:rPr>
         <w:t>JWTService</w:t>
       </w:r>
+      <w:proofErr w:type="spellEnd"/>
       <w:r>
         <w:t xml:space="preserve"> class responsible for:</w:t>
       </w:r>
@@ -996,12 +1124,14 @@
       <w:r>
         <w:t xml:space="preserve">Implemented Base64-encoded secret key generation using </w:t>
       </w:r>
+      <w:proofErr w:type="spellStart"/>
       <w:r>
         <w:rPr>
           <w:rStyle w:val="HTMLCode"/>
         </w:rPr>
         <w:t>KeyGenerator</w:t>
       </w:r>
+      <w:proofErr w:type="spellEnd"/>
       <w:r>
         <w:t xml:space="preserve"> to enhance token integrity and security.</w:t>
       </w:r>
@@ -1017,38 +1147,78 @@
       <w:r>
         <w:t xml:space="preserve">Core methods such as </w:t>
       </w:r>
-      <w:r>
-        <w:rPr>
-          <w:rStyle w:val="HTMLCode"/>
-        </w:rPr>
-        <w:t>generateToken()</w:t>
+      <w:proofErr w:type="spellStart"/>
+      <w:proofErr w:type="gramStart"/>
+      <w:r>
+        <w:rPr>
+          <w:rStyle w:val="HTMLCode"/>
+        </w:rPr>
+        <w:t>generateToken</w:t>
+      </w:r>
+      <w:proofErr w:type="spellEnd"/>
+      <w:r>
+        <w:rPr>
+          <w:rStyle w:val="HTMLCode"/>
+        </w:rPr>
+        <w:t>(</w:t>
+      </w:r>
+      <w:proofErr w:type="gramEnd"/>
+      <w:r>
+        <w:rPr>
+          <w:rStyle w:val="HTMLCode"/>
+        </w:rPr>
+        <w:t>)</w:t>
       </w:r>
       <w:r>
         <w:t xml:space="preserve">, </w:t>
       </w:r>
-      <w:r>
-        <w:rPr>
-          <w:rStyle w:val="HTMLCode"/>
-        </w:rPr>
-        <w:t>validateToken()</w:t>
+      <w:proofErr w:type="spellStart"/>
+      <w:r>
+        <w:rPr>
+          <w:rStyle w:val="HTMLCode"/>
+        </w:rPr>
+        <w:t>validateToken</w:t>
+      </w:r>
+      <w:proofErr w:type="spellEnd"/>
+      <w:r>
+        <w:rPr>
+          <w:rStyle w:val="HTMLCode"/>
+        </w:rPr>
+        <w:t>()</w:t>
       </w:r>
       <w:r>
         <w:t xml:space="preserve">, </w:t>
       </w:r>
-      <w:r>
-        <w:rPr>
-          <w:rStyle w:val="HTMLCode"/>
-        </w:rPr>
-        <w:t>extractUserName()</w:t>
+      <w:proofErr w:type="spellStart"/>
+      <w:r>
+        <w:rPr>
+          <w:rStyle w:val="HTMLCode"/>
+        </w:rPr>
+        <w:t>extractUserName</w:t>
+      </w:r>
+      <w:proofErr w:type="spellEnd"/>
+      <w:r>
+        <w:rPr>
+          <w:rStyle w:val="HTMLCode"/>
+        </w:rPr>
+        <w:t>()</w:t>
       </w:r>
       <w:r>
         <w:t xml:space="preserve">, and </w:t>
       </w:r>
-      <w:r>
-        <w:rPr>
-          <w:rStyle w:val="HTMLCode"/>
-        </w:rPr>
-        <w:t>extractAllClaims()</w:t>
+      <w:proofErr w:type="spellStart"/>
+      <w:r>
+        <w:rPr>
+          <w:rStyle w:val="HTMLCode"/>
+        </w:rPr>
+        <w:t>extractAllClaims</w:t>
+      </w:r>
+      <w:proofErr w:type="spellEnd"/>
+      <w:r>
+        <w:rPr>
+          <w:rStyle w:val="HTMLCode"/>
+        </w:rPr>
+        <w:t>()</w:t>
       </w:r>
       <w:r>
         <w:t xml:space="preserve"> are functional and modular.</w:t>
@@ -1063,7 +1233,23 @@
           <w:rStyle w:val="Strong"/>
           <w:color w:val="auto"/>
         </w:rPr>
-        <w:t>3. JWTFilter Configured and Tested</w:t>
+        <w:t xml:space="preserve">3. </w:t>
+      </w:r>
+      <w:proofErr w:type="spellStart"/>
+      <w:r>
+        <w:rPr>
+          <w:rStyle w:val="Strong"/>
+          <w:color w:val="auto"/>
+        </w:rPr>
+        <w:t>JWTFilter</w:t>
+      </w:r>
+      <w:proofErr w:type="spellEnd"/>
+      <w:r>
+        <w:rPr>
+          <w:rStyle w:val="Strong"/>
+          <w:color w:val="auto"/>
+        </w:rPr>
+        <w:t xml:space="preserve"> Configured and Tested</w:t>
       </w:r>
     </w:p>
     <w:p>
@@ -1077,12 +1263,14 @@
       <w:r>
         <w:t xml:space="preserve">Created a custom filter by extending </w:t>
       </w:r>
+      <w:proofErr w:type="spellStart"/>
       <w:r>
         <w:rPr>
           <w:rStyle w:val="HTMLCode"/>
         </w:rPr>
         <w:t>OncePerRequestFilter</w:t>
       </w:r>
+      <w:proofErr w:type="spellEnd"/>
       <w:r>
         <w:t xml:space="preserve"> to intercept each HTTP request and verify the presence of a valid JWT token.</w:t>
       </w:r>
@@ -1107,12 +1295,14 @@
       <w:r>
         <w:t xml:space="preserve"> header, validates the token, and loads user details using </w:t>
       </w:r>
+      <w:proofErr w:type="spellStart"/>
       <w:r>
         <w:rPr>
           <w:rStyle w:val="HTMLCode"/>
         </w:rPr>
         <w:t>MyUserDetailsService</w:t>
       </w:r>
+      <w:proofErr w:type="spellEnd"/>
       <w:r>
         <w:t>.</w:t>
       </w:r>
@@ -1128,12 +1318,14 @@
       <w:r>
         <w:t xml:space="preserve">If token validation is successful, the filter sets the authentication context via </w:t>
       </w:r>
+      <w:proofErr w:type="spellStart"/>
       <w:r>
         <w:rPr>
           <w:rStyle w:val="HTMLCode"/>
         </w:rPr>
         <w:t>SecurityContextHolder</w:t>
       </w:r>
+      <w:proofErr w:type="spellEnd"/>
       <w:r>
         <w:t>, enabling Spring Security to treat the user as authenticated for that session.</w:t>
       </w:r>
@@ -1149,11 +1341,19 @@
       <w:r>
         <w:t xml:space="preserve">Currently uses </w:t>
       </w:r>
-      <w:r>
-        <w:rPr>
-          <w:rStyle w:val="HTMLCode"/>
-        </w:rPr>
-        <w:t>ApplicationContext.getBean()</w:t>
+      <w:proofErr w:type="spellStart"/>
+      <w:r>
+        <w:rPr>
+          <w:rStyle w:val="HTMLCode"/>
+        </w:rPr>
+        <w:t>ApplicationContext.getBean</w:t>
+      </w:r>
+      <w:proofErr w:type="spellEnd"/>
+      <w:r>
+        <w:rPr>
+          <w:rStyle w:val="HTMLCode"/>
+        </w:rPr>
+        <w:t>()</w:t>
       </w:r>
       <w:r>
         <w:t xml:space="preserve"> to load the user detail service dynamically — marked for refactoring to a cleaner dependency injection approach.</w:t>
@@ -1319,7 +1519,15 @@
           </w:tcPr>
           <w:p>
             <w:r>
-              <w:t>Uses strong BCrypt hashing</w:t>
+              <w:t xml:space="preserve">Uses strong </w:t>
+            </w:r>
+            <w:proofErr w:type="spellStart"/>
+            <w:r>
+              <w:t>BCrypt</w:t>
+            </w:r>
+            <w:proofErr w:type="spellEnd"/>
+            <w:r>
+              <w:t xml:space="preserve"> hashing</w:t>
             </w:r>
           </w:p>
         </w:tc>
@@ -1539,7 +1747,21 @@
         <w:rPr>
           <w:rStyle w:val="Strong"/>
         </w:rPr>
-        <w:t>Integrated Bcrypt Password Encryption</w:t>
+        <w:t xml:space="preserve">Integrated </w:t>
+      </w:r>
+      <w:proofErr w:type="spellStart"/>
+      <w:r>
+        <w:rPr>
+          <w:rStyle w:val="Strong"/>
+        </w:rPr>
+        <w:t>Bcrypt</w:t>
+      </w:r>
+      <w:proofErr w:type="spellEnd"/>
+      <w:r>
+        <w:rPr>
+          <w:rStyle w:val="Strong"/>
+        </w:rPr>
+        <w:t xml:space="preserve"> Password Encryption</w:t>
       </w:r>
     </w:p>
     <w:p>
@@ -1553,20 +1775,38 @@
       <w:r>
         <w:t xml:space="preserve">Replaced </w:t>
       </w:r>
+      <w:proofErr w:type="spellStart"/>
       <w:r>
         <w:rPr>
           <w:rStyle w:val="HTMLCode"/>
         </w:rPr>
         <w:t>NoOpPasswordEncoder</w:t>
       </w:r>
+      <w:proofErr w:type="spellEnd"/>
       <w:r>
         <w:t xml:space="preserve"> with </w:t>
       </w:r>
-      <w:r>
-        <w:rPr>
-          <w:rStyle w:val="HTMLCode"/>
-        </w:rPr>
-        <w:t>BCryptPasswordEncoder(12)</w:t>
+      <w:proofErr w:type="spellStart"/>
+      <w:proofErr w:type="gramStart"/>
+      <w:r>
+        <w:rPr>
+          <w:rStyle w:val="HTMLCode"/>
+        </w:rPr>
+        <w:t>BCryptPasswordEncoder</w:t>
+      </w:r>
+      <w:proofErr w:type="spellEnd"/>
+      <w:r>
+        <w:rPr>
+          <w:rStyle w:val="HTMLCode"/>
+        </w:rPr>
+        <w:t>(</w:t>
+      </w:r>
+      <w:proofErr w:type="gramEnd"/>
+      <w:r>
+        <w:rPr>
+          <w:rStyle w:val="HTMLCode"/>
+        </w:rPr>
+        <w:t>12)</w:t>
       </w:r>
       <w:r>
         <w:t xml:space="preserve"> for secure password hashing.</w:t>
@@ -1610,12 +1850,14 @@
       <w:r>
         <w:t xml:space="preserve">Added </w:t>
       </w:r>
+      <w:proofErr w:type="spellStart"/>
       <w:r>
         <w:rPr>
           <w:rStyle w:val="HTMLCode"/>
         </w:rPr>
         <w:t>JWTService</w:t>
       </w:r>
+      <w:proofErr w:type="spellEnd"/>
       <w:r>
         <w:t xml:space="preserve"> to create, sign, and validate tokens using </w:t>
       </w:r>
@@ -1640,12 +1882,14 @@
       <w:r>
         <w:t xml:space="preserve">Set up </w:t>
       </w:r>
+      <w:proofErr w:type="spellStart"/>
       <w:r>
         <w:rPr>
           <w:rStyle w:val="HTMLCode"/>
         </w:rPr>
         <w:t>JWTFilter</w:t>
       </w:r>
+      <w:proofErr w:type="spellEnd"/>
       <w:r>
         <w:t xml:space="preserve"> to intercept requests and validate tokens before accessing protected resources.</w:t>
       </w:r>
@@ -1688,21 +1932,25 @@
       <w:r>
         <w:t xml:space="preserve">Added </w:t>
       </w:r>
+      <w:proofErr w:type="spellStart"/>
       <w:r>
         <w:rPr>
           <w:rStyle w:val="HTMLCode"/>
         </w:rPr>
         <w:t>JWTFilter</w:t>
       </w:r>
+      <w:proofErr w:type="spellEnd"/>
       <w:r>
         <w:t xml:space="preserve"> before </w:t>
       </w:r>
+      <w:proofErr w:type="spellStart"/>
       <w:r>
         <w:rPr>
           <w:rStyle w:val="HTMLCode"/>
         </w:rPr>
         <w:t>UsernamePasswordAuthenticationFilter</w:t>
       </w:r>
+      <w:proofErr w:type="spellEnd"/>
       <w:r>
         <w:t>.</w:t>
       </w:r>
@@ -1718,12 +1966,14 @@
       <w:r>
         <w:t xml:space="preserve">Switched to </w:t>
       </w:r>
+      <w:proofErr w:type="spellStart"/>
       <w:r>
         <w:rPr>
           <w:rStyle w:val="HTMLCode"/>
         </w:rPr>
         <w:t>SessionCreationPolicy.STATELESS</w:t>
       </w:r>
+      <w:proofErr w:type="spellEnd"/>
       <w:r>
         <w:t xml:space="preserve"> for token-based authentication.</w:t>
       </w:r>
@@ -1766,12 +2016,14 @@
       <w:r>
         <w:t xml:space="preserve">Successfully retrieved JWT token and stored it in </w:t>
       </w:r>
+      <w:proofErr w:type="spellStart"/>
       <w:r>
         <w:rPr>
           <w:rStyle w:val="HTMLCode"/>
         </w:rPr>
         <w:t>localStorage</w:t>
       </w:r>
+      <w:proofErr w:type="spellEnd"/>
       <w:r>
         <w:t>.</w:t>
       </w:r>
@@ -1814,20 +2066,30 @@
       <w:r>
         <w:t xml:space="preserve">Added </w:t>
       </w:r>
+      <w:proofErr w:type="spellStart"/>
       <w:r>
         <w:rPr>
           <w:rStyle w:val="HTMLCode"/>
         </w:rPr>
         <w:t>authUtils</w:t>
       </w:r>
+      <w:proofErr w:type="spellEnd"/>
       <w:r>
         <w:t xml:space="preserve"> to check token expiration using </w:t>
       </w:r>
-      <w:r>
-        <w:rPr>
-          <w:rStyle w:val="HTMLCode"/>
-        </w:rPr>
-        <w:t>jwt-decode</w:t>
+      <w:proofErr w:type="spellStart"/>
+      <w:r>
+        <w:rPr>
+          <w:rStyle w:val="HTMLCode"/>
+        </w:rPr>
+        <w:t>jwt</w:t>
+      </w:r>
+      <w:proofErr w:type="spellEnd"/>
+      <w:r>
+        <w:rPr>
+          <w:rStyle w:val="HTMLCode"/>
+        </w:rPr>
+        <w:t>-decode</w:t>
       </w:r>
       <w:r>
         <w:t>.</w:t>
@@ -1844,12 +2106,14 @@
       <w:r>
         <w:t xml:space="preserve">Created token-based logout mechanism that removes token from </w:t>
       </w:r>
+      <w:proofErr w:type="spellStart"/>
       <w:r>
         <w:rPr>
           <w:rStyle w:val="HTMLCode"/>
         </w:rPr>
         <w:t>localStorage</w:t>
       </w:r>
+      <w:proofErr w:type="spellEnd"/>
       <w:r>
         <w:t xml:space="preserve"> and redirects to </w:t>
       </w:r>
@@ -1889,12 +2153,14 @@
       <w:r>
         <w:t xml:space="preserve">Implemented </w:t>
       </w:r>
+      <w:proofErr w:type="spellStart"/>
       <w:r>
         <w:rPr>
           <w:rStyle w:val="HTMLCode"/>
         </w:rPr>
         <w:t>ProtectedRoute</w:t>
       </w:r>
+      <w:proofErr w:type="spellEnd"/>
       <w:r>
         <w:t xml:space="preserve"> component to prevent navigation to secure pages without a valid token.</w:t>
       </w:r>
@@ -1946,21 +2212,33 @@
       <w:r>
         <w:t xml:space="preserve">Fixed login redirect issues by using </w:t>
       </w:r>
+      <w:proofErr w:type="spellStart"/>
       <w:r>
         <w:rPr>
           <w:rStyle w:val="HTMLCode"/>
         </w:rPr>
         <w:t>useNavigate</w:t>
       </w:r>
+      <w:proofErr w:type="spellEnd"/>
       <w:r>
         <w:t xml:space="preserve"> instead of direct </w:t>
       </w:r>
-      <w:r>
-        <w:rPr>
-          <w:rStyle w:val="HTMLCode"/>
-        </w:rPr>
-        <w:t>window.location.href</w:t>
-      </w:r>
+      <w:proofErr w:type="spellStart"/>
+      <w:proofErr w:type="gramStart"/>
+      <w:r>
+        <w:rPr>
+          <w:rStyle w:val="HTMLCode"/>
+        </w:rPr>
+        <w:t>window.location</w:t>
+      </w:r>
+      <w:proofErr w:type="gramEnd"/>
+      <w:r>
+        <w:rPr>
+          <w:rStyle w:val="HTMLCode"/>
+        </w:rPr>
+        <w:t>.href</w:t>
+      </w:r>
+      <w:proofErr w:type="spellEnd"/>
       <w:r>
         <w:t>.</w:t>
       </w:r>
@@ -2272,7 +2550,15 @@
         <w:t>Email Service</w:t>
       </w:r>
       <w:r>
-        <w:t>: JavaMailSender for SMTP</w:t>
+        <w:t xml:space="preserve">: </w:t>
+      </w:r>
+      <w:proofErr w:type="spellStart"/>
+      <w:r>
+        <w:t>JavaMailSender</w:t>
+      </w:r>
+      <w:proofErr w:type="spellEnd"/>
+      <w:r>
+        <w:t xml:space="preserve"> for SMTP</w:t>
       </w:r>
     </w:p>
     <w:p>
@@ -2290,7 +2576,15 @@
         <w:t>Security</w:t>
       </w:r>
       <w:r>
-        <w:t>: BCrypt for password hashing</w:t>
+        <w:t xml:space="preserve">: </w:t>
+      </w:r>
+      <w:proofErr w:type="spellStart"/>
+      <w:r>
+        <w:t>BCrypt</w:t>
+      </w:r>
+      <w:proofErr w:type="spellEnd"/>
+      <w:r>
+        <w:t xml:space="preserve"> for password hashing</w:t>
       </w:r>
     </w:p>
     <w:p>
@@ -2431,6 +2725,7 @@
           <w:numId w:val="9"/>
         </w:numPr>
       </w:pPr>
+      <w:proofErr w:type="spellStart"/>
       <w:r>
         <w:rPr>
           <w:rStyle w:val="HTMLCode"/>
@@ -2439,6 +2734,7 @@
         </w:rPr>
         <w:t>UserRepo</w:t>
       </w:r>
+      <w:proofErr w:type="spellEnd"/>
       <w:r>
         <w:t xml:space="preserve"> – JPA repository interface for DB operations.</w:t>
       </w:r>
@@ -2451,6 +2747,7 @@
           <w:numId w:val="9"/>
         </w:numPr>
       </w:pPr>
+      <w:proofErr w:type="spellStart"/>
       <w:r>
         <w:rPr>
           <w:rStyle w:val="HTMLCode"/>
@@ -2459,6 +2756,7 @@
         </w:rPr>
         <w:t>EmailService</w:t>
       </w:r>
+      <w:proofErr w:type="spellEnd"/>
       <w:r>
         <w:t xml:space="preserve"> – Handles sending OTP emails.</w:t>
       </w:r>
@@ -2471,6 +2769,7 @@
           <w:numId w:val="9"/>
         </w:numPr>
       </w:pPr>
+      <w:proofErr w:type="spellStart"/>
       <w:r>
         <w:rPr>
           <w:rStyle w:val="HTMLCode"/>
@@ -2479,6 +2778,7 @@
         </w:rPr>
         <w:t>UserController</w:t>
       </w:r>
+      <w:proofErr w:type="spellEnd"/>
       <w:r>
         <w:t xml:space="preserve"> – REST controller for registration, OTP resend, and verification.</w:t>
       </w:r>
@@ -2491,6 +2791,7 @@
           <w:numId w:val="9"/>
         </w:numPr>
       </w:pPr>
+      <w:proofErr w:type="spellStart"/>
       <w:r>
         <w:rPr>
           <w:rStyle w:val="HTMLCode"/>
@@ -2499,6 +2800,7 @@
         </w:rPr>
         <w:t>OtpUtils</w:t>
       </w:r>
+      <w:proofErr w:type="spellEnd"/>
       <w:r>
         <w:t xml:space="preserve"> – Helper for OTP generation and time validation.</w:t>
       </w:r>
@@ -2589,8 +2891,16 @@
         <w:rPr>
           <w:rStyle w:val="HTMLCode"/>
         </w:rPr>
-        <w:t>/verify-otp</w:t>
-      </w:r>
+        <w:t>/verify-</w:t>
+      </w:r>
+      <w:proofErr w:type="spellStart"/>
+      <w:r>
+        <w:rPr>
+          <w:rStyle w:val="HTMLCode"/>
+        </w:rPr>
+        <w:t>otp</w:t>
+      </w:r>
+      <w:proofErr w:type="spellEnd"/>
       <w:r>
         <w:t xml:space="preserve"> and </w:t>
       </w:r>
@@ -2598,8 +2908,16 @@
         <w:rPr>
           <w:rStyle w:val="HTMLCode"/>
         </w:rPr>
-        <w:t>/resend-otp</w:t>
-      </w:r>
+        <w:t>/resend-</w:t>
+      </w:r>
+      <w:proofErr w:type="spellStart"/>
+      <w:r>
+        <w:rPr>
+          <w:rStyle w:val="HTMLCode"/>
+        </w:rPr>
+        <w:t>otp</w:t>
+      </w:r>
+      <w:proofErr w:type="spellEnd"/>
       <w:r>
         <w:t>.</w:t>
       </w:r>
@@ -2649,6 +2967,1008 @@
       </w:pPr>
       <w:r>
         <w:pict w14:anchorId="73844E18">
+          <v:rect id="_x0000_i1038" style="width:0;height:1.5pt" o:hralign="center" o:hrstd="t" o:hr="t" fillcolor="#a0a0a0" stroked="f"/>
+        </w:pict>
+      </w:r>
+    </w:p>
+    <w:p>
+      <w:pPr>
+        <w:pStyle w:val="Heading2"/>
+      </w:pPr>
+      <w:r>
+        <w:t>[recent update]</w:t>
+      </w:r>
+    </w:p>
+    <w:p>
+      <w:pPr>
+        <w:pStyle w:val="Heading2"/>
+      </w:pPr>
+      <w:r>
+        <w:t>1. Database &amp; Backend Models</w:t>
+      </w:r>
+    </w:p>
+    <w:p>
+      <w:pPr>
+        <w:pStyle w:val="NormalWeb"/>
+      </w:pPr>
+      <w:r>
+        <w:t xml:space="preserve">We began by setting up the core database structure. The </w:t>
+      </w:r>
+      <w:r>
+        <w:rPr>
+          <w:rStyle w:val="Strong"/>
+        </w:rPr>
+        <w:t>users</w:t>
+      </w:r>
+      <w:r>
+        <w:t xml:space="preserve"> table stores essential fields like name, email, password, and links to the company via a </w:t>
+      </w:r>
+      <w:proofErr w:type="spellStart"/>
+      <w:r>
+        <w:rPr>
+          <w:rStyle w:val="HTMLCode"/>
+        </w:rPr>
+        <w:t>company_id</w:t>
+      </w:r>
+      <w:proofErr w:type="spellEnd"/>
+      <w:r>
+        <w:t xml:space="preserve">. At registration, both </w:t>
+      </w:r>
+      <w:proofErr w:type="spellStart"/>
+      <w:r>
+        <w:rPr>
+          <w:rStyle w:val="HTMLCode"/>
+        </w:rPr>
+        <w:t>company_id</w:t>
+      </w:r>
+      <w:proofErr w:type="spellEnd"/>
+      <w:r>
+        <w:t xml:space="preserve"> and </w:t>
+      </w:r>
+      <w:r>
+        <w:rPr>
+          <w:rStyle w:val="HTMLCode"/>
+        </w:rPr>
+        <w:t>role</w:t>
+      </w:r>
+      <w:r>
+        <w:t xml:space="preserve"> remain empty because users only create an account at first. Company details are captured later.</w:t>
+      </w:r>
+    </w:p>
+    <w:p>
+      <w:pPr>
+        <w:pStyle w:val="NormalWeb"/>
+      </w:pPr>
+      <w:r>
+        <w:t xml:space="preserve">Next, we created the </w:t>
+      </w:r>
+      <w:r>
+        <w:rPr>
+          <w:rStyle w:val="Strong"/>
+        </w:rPr>
+        <w:t>company</w:t>
+      </w:r>
+      <w:r>
+        <w:t xml:space="preserve"> table with fields for name, industry, description, and timestamps. The first person to register a company automatically becomes the </w:t>
+      </w:r>
+      <w:r>
+        <w:rPr>
+          <w:rStyle w:val="Strong"/>
+        </w:rPr>
+        <w:t>admin</w:t>
+      </w:r>
+      <w:r>
+        <w:t xml:space="preserve"> for that company.</w:t>
+      </w:r>
+    </w:p>
+    <w:p>
+      <w:pPr>
+        <w:pStyle w:val="NormalWeb"/>
+      </w:pPr>
+      <w:r>
+        <w:t xml:space="preserve">For </w:t>
+      </w:r>
+      <w:r>
+        <w:rPr>
+          <w:rStyle w:val="Strong"/>
+        </w:rPr>
+        <w:t>roles</w:t>
+      </w:r>
+      <w:r>
+        <w:t>, we decided that only admins can manage team members and assign roles like CEO, CTO, or Business Analyst. Regular users will only be able to update their own profile.</w:t>
+      </w:r>
+    </w:p>
+    <w:p>
+      <w:r>
+        <w:pict w14:anchorId="35C9B86C">
+          <v:rect id="_x0000_i1039" style="width:0;height:1.5pt" o:hralign="center" o:hrstd="t" o:hr="t" fillcolor="#a0a0a0" stroked="f"/>
+        </w:pict>
+      </w:r>
+    </w:p>
+    <w:p>
+      <w:pPr>
+        <w:pStyle w:val="Heading2"/>
+      </w:pPr>
+      <w:r>
+        <w:t>2. Registration &amp; OTP Flow</w:t>
+      </w:r>
+    </w:p>
+    <w:p>
+      <w:pPr>
+        <w:pStyle w:val="NormalWeb"/>
+      </w:pPr>
+      <w:r>
+        <w:t>The registration process is split into two steps. First, the user submits their details and receives an OTP via email. Then they enter this OTP to verify their account.</w:t>
+      </w:r>
+    </w:p>
+    <w:p>
+      <w:pPr>
+        <w:pStyle w:val="NormalWeb"/>
+      </w:pPr>
+      <w:r>
+        <w:lastRenderedPageBreak/>
+        <w:t xml:space="preserve">If the OTP is correct, they are redirected to the </w:t>
+      </w:r>
+      <w:r>
+        <w:rPr>
+          <w:rStyle w:val="Strong"/>
+        </w:rPr>
+        <w:t>company creation page</w:t>
+      </w:r>
+      <w:r>
+        <w:t>, where they can register a company. This design ensures that only valid users make it into the database and prevents clutter from invalid or fake signups.</w:t>
+      </w:r>
+    </w:p>
+    <w:p>
+      <w:r>
+        <w:pict w14:anchorId="16B4E785">
+          <v:rect id="_x0000_i1040" style="width:0;height:1.5pt" o:hralign="center" o:hrstd="t" o:hr="t" fillcolor="#a0a0a0" stroked="f"/>
+        </w:pict>
+      </w:r>
+    </w:p>
+    <w:p>
+      <w:pPr>
+        <w:pStyle w:val="Heading2"/>
+      </w:pPr>
+      <w:r>
+        <w:t>3. Company Registration Flow</w:t>
+      </w:r>
+    </w:p>
+    <w:p>
+      <w:pPr>
+        <w:pStyle w:val="NormalWeb"/>
+      </w:pPr>
+      <w:r>
+        <w:t xml:space="preserve">After OTP verification, the user is guided to the </w:t>
+      </w:r>
+      <w:r>
+        <w:rPr>
+          <w:rStyle w:val="Strong"/>
+        </w:rPr>
+        <w:t>company registration page</w:t>
+      </w:r>
+      <w:r>
+        <w:t>. Here, they create a company record and are automatically marked as the admin of that company. From this point forward, the admin can add or remove team members, assign roles, and manage company details. Regular users do not get this ability.</w:t>
+      </w:r>
+    </w:p>
+    <w:p>
+      <w:r>
+        <w:pict w14:anchorId="35229C74">
+          <v:rect id="_x0000_i1041" style="width:0;height:1.5pt" o:hralign="center" o:hrstd="t" o:hr="t" fillcolor="#a0a0a0" stroked="f"/>
+        </w:pict>
+      </w:r>
+    </w:p>
+    <w:p>
+      <w:pPr>
+        <w:pStyle w:val="Heading2"/>
+      </w:pPr>
+      <w:r>
+        <w:t>4. Error Handling &amp; Options Discussed</w:t>
+      </w:r>
+    </w:p>
+    <w:p>
+      <w:pPr>
+        <w:pStyle w:val="NormalWeb"/>
+      </w:pPr>
+      <w:r>
+        <w:t>We debated how to handle OTP storage. Using Redis would have been faster and more efficient, but for now we decided to keep things simple and store OTPs directly in the database.</w:t>
+      </w:r>
+    </w:p>
+    <w:p>
+      <w:pPr>
+        <w:pStyle w:val="NormalWeb"/>
+      </w:pPr>
+      <w:r>
+        <w:t>We also discussed two ways of handling users before OTP verification:</w:t>
+      </w:r>
+    </w:p>
+    <w:p>
+      <w:pPr>
+        <w:pStyle w:val="NormalWeb"/>
+        <w:numPr>
+          <w:ilvl w:val="0"/>
+          <w:numId w:val="11"/>
+        </w:numPr>
+      </w:pPr>
+      <w:r>
+        <w:t>Option A: Save a pending user in the database and mark them valid after OTP verification.</w:t>
+      </w:r>
+    </w:p>
+    <w:p>
+      <w:pPr>
+        <w:pStyle w:val="NormalWeb"/>
+        <w:numPr>
+          <w:ilvl w:val="0"/>
+          <w:numId w:val="11"/>
+        </w:numPr>
+      </w:pPr>
+      <w:r>
+        <w:t>Option B: Only insert the user into the database after OTP verification succeeds.</w:t>
+      </w:r>
+    </w:p>
+    <w:p>
+      <w:pPr>
+        <w:pStyle w:val="NormalWeb"/>
+      </w:pPr>
+      <w:r>
+        <w:t xml:space="preserve">We chose </w:t>
+      </w:r>
+      <w:r>
+        <w:rPr>
+          <w:rStyle w:val="Strong"/>
+        </w:rPr>
+        <w:t>Option B</w:t>
+      </w:r>
+      <w:r>
+        <w:t>, since it avoids having unnecessary junk data in the database.</w:t>
+      </w:r>
+    </w:p>
+    <w:p>
+      <w:r>
+        <w:pict w14:anchorId="0BD8DE64">
+          <v:rect id="_x0000_i1042" style="width:0;height:1.5pt" o:hralign="center" o:hrstd="t" o:hr="t" fillcolor="#a0a0a0" stroked="f"/>
+        </w:pict>
+      </w:r>
+    </w:p>
+    <w:p>
+      <w:pPr>
+        <w:pStyle w:val="Heading2"/>
+      </w:pPr>
+      <w:r>
+        <w:t>5. Challenges Faced &amp; Fixes</w:t>
+      </w:r>
+    </w:p>
+    <w:p>
+      <w:pPr>
+        <w:pStyle w:val="NormalWeb"/>
+      </w:pPr>
+      <w:r>
+        <w:t>We hit several challenges along the way:</w:t>
+      </w:r>
+    </w:p>
+    <w:p>
+      <w:pPr>
+        <w:pStyle w:val="NormalWeb"/>
+        <w:numPr>
+          <w:ilvl w:val="0"/>
+          <w:numId w:val="12"/>
+        </w:numPr>
+      </w:pPr>
+      <w:r>
+        <w:rPr>
+          <w:rStyle w:val="Strong"/>
+        </w:rPr>
+        <w:t>Navigation Issue:</w:t>
+      </w:r>
+      <w:r>
+        <w:t xml:space="preserve"> At first, the OTP verification step threw an error when redirecting to the company creation page. This happened because the navigation hook wasn’t imported correctly or wasn’t inside a router. Fixing the import and ensuring proper routing solved this.</w:t>
+      </w:r>
+    </w:p>
+    <w:p>
+      <w:pPr>
+        <w:pStyle w:val="NormalWeb"/>
+        <w:numPr>
+          <w:ilvl w:val="0"/>
+          <w:numId w:val="12"/>
+        </w:numPr>
+      </w:pPr>
+      <w:r>
+        <w:rPr>
+          <w:rStyle w:val="Strong"/>
+        </w:rPr>
+        <w:t>Page Refresh Issue:</w:t>
+      </w:r>
+      <w:r>
+        <w:t xml:space="preserve"> The OTP verification form caused a full page reload when submitted. The solution was to prevent the default form </w:t>
+      </w:r>
+      <w:proofErr w:type="spellStart"/>
+      <w:r>
+        <w:t>behavior</w:t>
+      </w:r>
+      <w:proofErr w:type="spellEnd"/>
+      <w:r>
+        <w:t xml:space="preserve"> or make the button type explicit so the page didn’t refresh.</w:t>
+      </w:r>
+    </w:p>
+    <w:p>
+      <w:pPr>
+        <w:pStyle w:val="NormalWeb"/>
+        <w:numPr>
+          <w:ilvl w:val="0"/>
+          <w:numId w:val="12"/>
+        </w:numPr>
+      </w:pPr>
+      <w:r>
+        <w:rPr>
+          <w:rStyle w:val="Strong"/>
+        </w:rPr>
+        <w:t>Company ID and Role Null:</w:t>
+      </w:r>
+      <w:r>
+        <w:t xml:space="preserve"> Since these fields aren’t captured at registration, they were showing as null. We solved this by redirecting to the company registration page after OTP success, so users complete these details immediately.</w:t>
+      </w:r>
+    </w:p>
+    <w:p>
+      <w:pPr>
+        <w:pStyle w:val="NormalWeb"/>
+        <w:numPr>
+          <w:ilvl w:val="0"/>
+          <w:numId w:val="12"/>
+        </w:numPr>
+      </w:pPr>
+      <w:r>
+        <w:rPr>
+          <w:rStyle w:val="Strong"/>
+        </w:rPr>
+        <w:t>Redis vs DB for OTP:</w:t>
+      </w:r>
+      <w:r>
+        <w:t xml:space="preserve"> Although Redis would be ideal, we postponed it for later and stuck with the database for the MVP.</w:t>
+      </w:r>
+    </w:p>
+    <w:p>
+      <w:pPr>
+        <w:pStyle w:val="NormalWeb"/>
+        <w:numPr>
+          <w:ilvl w:val="0"/>
+          <w:numId w:val="12"/>
+        </w:numPr>
+      </w:pPr>
+      <w:r>
+        <w:rPr>
+          <w:rStyle w:val="Strong"/>
+        </w:rPr>
+        <w:t>Admin Role:</w:t>
+      </w:r>
+      <w:r>
+        <w:t xml:space="preserve"> We needed a way to decide who would be admin. The solution was that the first person to create the company automatically becomes its admin.</w:t>
+      </w:r>
+    </w:p>
+    <w:p>
+      <w:r>
+        <w:pict w14:anchorId="19D86A69">
+          <v:rect id="_x0000_i1043" style="width:0;height:1.5pt" o:hralign="center" o:hrstd="t" o:hr="t" fillcolor="#a0a0a0" stroked="f"/>
+        </w:pict>
+      </w:r>
+    </w:p>
+    <w:p>
+      <w:pPr>
+        <w:pStyle w:val="Heading2"/>
+      </w:pPr>
+      <w:r>
+        <w:t>6. Final Flow Overview</w:t>
+      </w:r>
+    </w:p>
+    <w:p>
+      <w:pPr>
+        <w:pStyle w:val="NormalWeb"/>
+      </w:pPr>
+      <w:r>
+        <w:t>The final journey for a new user looks like this:</w:t>
+      </w:r>
+    </w:p>
+    <w:p>
+      <w:pPr>
+        <w:pStyle w:val="NormalWeb"/>
+        <w:numPr>
+          <w:ilvl w:val="0"/>
+          <w:numId w:val="13"/>
+        </w:numPr>
+      </w:pPr>
+      <w:r>
+        <w:t>Register with name, email, and password.</w:t>
+      </w:r>
+    </w:p>
+    <w:p>
+      <w:pPr>
+        <w:pStyle w:val="NormalWeb"/>
+        <w:numPr>
+          <w:ilvl w:val="0"/>
+          <w:numId w:val="13"/>
+        </w:numPr>
+      </w:pPr>
+      <w:r>
+        <w:t>Receive and verify OTP.</w:t>
+      </w:r>
+    </w:p>
+    <w:p>
+      <w:pPr>
+        <w:pStyle w:val="NormalWeb"/>
+        <w:numPr>
+          <w:ilvl w:val="0"/>
+          <w:numId w:val="13"/>
+        </w:numPr>
+      </w:pPr>
+      <w:r>
+        <w:t>On success, move to company registration.</w:t>
+      </w:r>
+    </w:p>
+    <w:p>
+      <w:pPr>
+        <w:pStyle w:val="NormalWeb"/>
+        <w:numPr>
+          <w:ilvl w:val="0"/>
+          <w:numId w:val="13"/>
+        </w:numPr>
+      </w:pPr>
+      <w:r>
+        <w:lastRenderedPageBreak/>
+        <w:t>Create a company, automatically becoming admin.</w:t>
+      </w:r>
+    </w:p>
+    <w:p>
+      <w:pPr>
+        <w:pStyle w:val="NormalWeb"/>
+        <w:numPr>
+          <w:ilvl w:val="0"/>
+          <w:numId w:val="13"/>
+        </w:numPr>
+      </w:pPr>
+      <w:r>
+        <w:t>Admin can then manage team members and assign roles.</w:t>
+      </w:r>
+    </w:p>
+    <w:p>
+      <w:pPr>
+        <w:pStyle w:val="NormalWeb"/>
+        <w:numPr>
+          <w:ilvl w:val="0"/>
+          <w:numId w:val="13"/>
+        </w:numPr>
+      </w:pPr>
+      <w:r>
+        <w:t>Regular users only manage their own profiles.</w:t>
+      </w:r>
+    </w:p>
+    <w:p>
+      <w:pPr>
+        <w:pStyle w:val="NormalWeb"/>
+        <w:ind w:left="360"/>
+      </w:pPr>
+      <w:r>
+        <w:pict w14:anchorId="032035FD">
+          <v:rect id="_x0000_i1056" style="width:0;height:1.5pt" o:hralign="center" o:hrstd="t" o:hr="t" fillcolor="#a0a0a0" stroked="f"/>
+        </w:pict>
+      </w:r>
+    </w:p>
+    <w:p>
+      <w:pPr>
+        <w:pStyle w:val="Heading1"/>
+        <w:rPr>
+          <w:sz w:val="44"/>
+          <w:szCs w:val="44"/>
+        </w:rPr>
+      </w:pPr>
+      <w:proofErr w:type="spellStart"/>
+      <w:r>
+        <w:rPr>
+          <w:sz w:val="44"/>
+          <w:szCs w:val="44"/>
+        </w:rPr>
+        <w:t>ProductPulse</w:t>
+      </w:r>
+      <w:proofErr w:type="spellEnd"/>
+      <w:r>
+        <w:rPr>
+          <w:sz w:val="44"/>
+          <w:szCs w:val="44"/>
+        </w:rPr>
+        <w:t xml:space="preserve"> – Company Registration &amp; Auth Flow</w:t>
+      </w:r>
+    </w:p>
+    <w:p>
+      <w:pPr>
+        <w:pStyle w:val="Heading2"/>
+      </w:pPr>
+      <w:r>
+        <w:t>1. Industry Enum → Frontend Dropdown</w:t>
+      </w:r>
+    </w:p>
+    <w:p>
+      <w:pPr>
+        <w:pStyle w:val="NormalWeb"/>
+        <w:numPr>
+          <w:ilvl w:val="0"/>
+          <w:numId w:val="14"/>
+        </w:numPr>
+      </w:pPr>
+      <w:r>
+        <w:t xml:space="preserve">Backend introduced an </w:t>
+      </w:r>
+      <w:r>
+        <w:rPr>
+          <w:rStyle w:val="HTMLCode"/>
+        </w:rPr>
+        <w:t>Industry</w:t>
+      </w:r>
+      <w:r>
+        <w:t xml:space="preserve"> </w:t>
+      </w:r>
+      <w:proofErr w:type="spellStart"/>
+      <w:r>
+        <w:t>enum</w:t>
+      </w:r>
+      <w:proofErr w:type="spellEnd"/>
+      <w:r>
+        <w:t xml:space="preserve"> to classify companies (e.g., </w:t>
+      </w:r>
+      <w:r>
+        <w:rPr>
+          <w:rStyle w:val="HTMLCode"/>
+        </w:rPr>
+        <w:t>TECHNOLOGY</w:t>
+      </w:r>
+      <w:r>
+        <w:t xml:space="preserve">, </w:t>
+      </w:r>
+      <w:r>
+        <w:rPr>
+          <w:rStyle w:val="HTMLCode"/>
+        </w:rPr>
+        <w:t>EDUCATION</w:t>
+      </w:r>
+      <w:r>
+        <w:t xml:space="preserve">, </w:t>
+      </w:r>
+      <w:r>
+        <w:rPr>
+          <w:rStyle w:val="HTMLCode"/>
+        </w:rPr>
+        <w:t>HEALTHCARE</w:t>
+      </w:r>
+      <w:r>
+        <w:t>).</w:t>
+      </w:r>
+    </w:p>
+    <w:p>
+      <w:pPr>
+        <w:pStyle w:val="NormalWeb"/>
+        <w:numPr>
+          <w:ilvl w:val="0"/>
+          <w:numId w:val="14"/>
+        </w:numPr>
+      </w:pPr>
+      <w:r>
+        <w:t>Frontend React form needed this as a dropdown.</w:t>
+      </w:r>
+    </w:p>
+    <w:p>
+      <w:pPr>
+        <w:pStyle w:val="NormalWeb"/>
+        <w:numPr>
+          <w:ilvl w:val="0"/>
+          <w:numId w:val="14"/>
+        </w:numPr>
+      </w:pPr>
+      <w:r>
+        <w:t xml:space="preserve">Issue: React tried rendering raw </w:t>
+      </w:r>
+      <w:proofErr w:type="spellStart"/>
+      <w:r>
+        <w:t>enum</w:t>
+      </w:r>
+      <w:proofErr w:type="spellEnd"/>
+      <w:r>
+        <w:t xml:space="preserve"> objects → fixed by returning strings or </w:t>
+      </w:r>
+      <w:proofErr w:type="gramStart"/>
+      <w:r>
+        <w:rPr>
+          <w:rStyle w:val="HTMLCode"/>
+        </w:rPr>
+        <w:t>{ label</w:t>
+      </w:r>
+      <w:proofErr w:type="gramEnd"/>
+      <w:r>
+        <w:rPr>
+          <w:rStyle w:val="HTMLCode"/>
+        </w:rPr>
+        <w:t>, value }</w:t>
+      </w:r>
+      <w:r>
+        <w:t xml:space="preserve"> objects from backend.</w:t>
+      </w:r>
+    </w:p>
+    <w:p>
+      <w:pPr>
+        <w:pStyle w:val="NormalWeb"/>
+        <w:numPr>
+          <w:ilvl w:val="0"/>
+          <w:numId w:val="14"/>
+        </w:numPr>
+      </w:pPr>
+      <w:r>
+        <w:rPr>
+          <w:rStyle w:val="HTMLCode"/>
+        </w:rPr>
+        <w:t>&lt;select&gt;</w:t>
+      </w:r>
+      <w:r>
+        <w:t xml:space="preserve"> now maps properly and posts selected value back.</w:t>
+      </w:r>
+    </w:p>
+    <w:p>
+      <w:r>
+        <w:pict w14:anchorId="69950B99">
+          <v:rect id="_x0000_i1044" style="width:0;height:1.5pt" o:hralign="center" o:hrstd="t" o:hr="t" fillcolor="#a0a0a0" stroked="f"/>
+        </w:pict>
+      </w:r>
+    </w:p>
+    <w:p>
+      <w:pPr>
+        <w:pStyle w:val="Heading2"/>
+      </w:pPr>
+      <w:r>
+        <w:t>2. Company Registration Page</w:t>
+      </w:r>
+    </w:p>
+    <w:p>
+      <w:pPr>
+        <w:pStyle w:val="NormalWeb"/>
+        <w:numPr>
+          <w:ilvl w:val="0"/>
+          <w:numId w:val="15"/>
+        </w:numPr>
+      </w:pPr>
+      <w:r>
+        <w:t xml:space="preserve">Frontend form captures: </w:t>
+      </w:r>
+      <w:r>
+        <w:rPr>
+          <w:rStyle w:val="Strong"/>
+        </w:rPr>
+        <w:t>name, industry, description</w:t>
+      </w:r>
+      <w:r>
+        <w:t>.</w:t>
+      </w:r>
+    </w:p>
+    <w:p>
+      <w:pPr>
+        <w:pStyle w:val="NormalWeb"/>
+        <w:numPr>
+          <w:ilvl w:val="0"/>
+          <w:numId w:val="15"/>
+        </w:numPr>
+      </w:pPr>
+      <w:r>
+        <w:t xml:space="preserve">Posts to </w:t>
+      </w:r>
+      <w:r>
+        <w:rPr>
+          <w:rStyle w:val="HTMLCode"/>
+        </w:rPr>
+        <w:t>/register/company</w:t>
+      </w:r>
+      <w:r>
+        <w:t>.</w:t>
+      </w:r>
+    </w:p>
+    <w:p>
+      <w:pPr>
+        <w:pStyle w:val="NormalWeb"/>
+        <w:numPr>
+          <w:ilvl w:val="0"/>
+          <w:numId w:val="15"/>
+        </w:numPr>
+      </w:pPr>
+      <w:r>
+        <w:t xml:space="preserve">Backend saves to </w:t>
+      </w:r>
+      <w:r>
+        <w:rPr>
+          <w:rStyle w:val="HTMLCode"/>
+        </w:rPr>
+        <w:t>Company</w:t>
+      </w:r>
+      <w:r>
+        <w:t xml:space="preserve"> entity with validation.</w:t>
+      </w:r>
+    </w:p>
+    <w:p>
+      <w:r>
+        <w:pict w14:anchorId="15EAE837">
+          <v:rect id="_x0000_i1045" style="width:0;height:1.5pt" o:hralign="center" o:hrstd="t" o:hr="t" fillcolor="#a0a0a0" stroked="f"/>
+        </w:pict>
+      </w:r>
+    </w:p>
+    <w:p>
+      <w:pPr>
+        <w:pStyle w:val="Heading2"/>
+      </w:pPr>
+      <w:r>
+        <w:t>3. Repository Fix</w:t>
+      </w:r>
+    </w:p>
+    <w:p>
+      <w:pPr>
+        <w:pStyle w:val="NormalWeb"/>
+        <w:numPr>
+          <w:ilvl w:val="0"/>
+          <w:numId w:val="16"/>
+        </w:numPr>
+      </w:pPr>
+      <w:r>
+        <w:t xml:space="preserve">Initially tried </w:t>
+      </w:r>
+      <w:proofErr w:type="spellStart"/>
+      <w:r>
+        <w:rPr>
+          <w:rStyle w:val="HTMLCode"/>
+        </w:rPr>
+        <w:t>findByEmail</w:t>
+      </w:r>
+      <w:proofErr w:type="spellEnd"/>
+      <w:r>
+        <w:t xml:space="preserve"> inside </w:t>
+      </w:r>
+      <w:proofErr w:type="spellStart"/>
+      <w:r>
+        <w:rPr>
+          <w:rStyle w:val="HTMLCode"/>
+        </w:rPr>
+        <w:t>CompanyRepo</w:t>
+      </w:r>
+      <w:proofErr w:type="spellEnd"/>
+      <w:r>
+        <w:t xml:space="preserve">, but </w:t>
+      </w:r>
+      <w:r>
+        <w:rPr>
+          <w:rStyle w:val="HTMLCode"/>
+        </w:rPr>
+        <w:t>Company</w:t>
+      </w:r>
+      <w:r>
+        <w:t xml:space="preserve"> doesn’t have email.</w:t>
+      </w:r>
+    </w:p>
+    <w:p>
+      <w:pPr>
+        <w:pStyle w:val="NormalWeb"/>
+        <w:numPr>
+          <w:ilvl w:val="0"/>
+          <w:numId w:val="16"/>
+        </w:numPr>
+      </w:pPr>
+      <w:r>
+        <w:t xml:space="preserve">Corrected: company search uses </w:t>
+      </w:r>
+      <w:proofErr w:type="spellStart"/>
+      <w:r>
+        <w:rPr>
+          <w:rStyle w:val="HTMLCode"/>
+        </w:rPr>
+        <w:t>findByName</w:t>
+      </w:r>
+      <w:proofErr w:type="spellEnd"/>
+      <w:r>
+        <w:t>.</w:t>
+      </w:r>
+    </w:p>
+    <w:p>
+      <w:pPr>
+        <w:pStyle w:val="NormalWeb"/>
+        <w:numPr>
+          <w:ilvl w:val="0"/>
+          <w:numId w:val="16"/>
+        </w:numPr>
+      </w:pPr>
+      <w:r>
+        <w:t xml:space="preserve">User-company linking is handled via </w:t>
+      </w:r>
+      <w:r>
+        <w:rPr>
+          <w:rStyle w:val="HTMLCode"/>
+        </w:rPr>
+        <w:t>Users</w:t>
+      </w:r>
+      <w:r>
+        <w:t xml:space="preserve"> entity (role + </w:t>
+      </w:r>
+      <w:proofErr w:type="spellStart"/>
+      <w:r>
+        <w:t>companyId</w:t>
+      </w:r>
+      <w:proofErr w:type="spellEnd"/>
+      <w:r>
+        <w:t>).</w:t>
+      </w:r>
+    </w:p>
+    <w:p>
+      <w:r>
+        <w:pict w14:anchorId="6FDB5494">
+          <v:rect id="_x0000_i1046" style="width:0;height:1.5pt" o:hralign="center" o:hrstd="t" o:hr="t" fillcolor="#a0a0a0" stroked="f"/>
+        </w:pict>
+      </w:r>
+    </w:p>
+    <w:p>
+      <w:pPr>
+        <w:pStyle w:val="Heading2"/>
+      </w:pPr>
+      <w:r>
+        <w:t xml:space="preserve">4. Securing </w:t>
+      </w:r>
+      <w:r>
+        <w:rPr>
+          <w:rStyle w:val="HTMLCode"/>
+          <w:rFonts w:eastAsiaTheme="majorEastAsia"/>
+        </w:rPr>
+        <w:t>/register/company</w:t>
+      </w:r>
+    </w:p>
+    <w:p>
+      <w:pPr>
+        <w:pStyle w:val="NormalWeb"/>
+        <w:numPr>
+          <w:ilvl w:val="0"/>
+          <w:numId w:val="17"/>
+        </w:numPr>
+      </w:pPr>
+      <w:r>
+        <w:t xml:space="preserve">JWT required → but users only got tokens after </w:t>
+      </w:r>
+      <w:r>
+        <w:rPr>
+          <w:rStyle w:val="Strong"/>
+        </w:rPr>
+        <w:t>login</w:t>
+      </w:r>
+      <w:r>
+        <w:t>, not register.</w:t>
+      </w:r>
+    </w:p>
+    <w:p>
+      <w:pPr>
+        <w:pStyle w:val="NormalWeb"/>
+        <w:numPr>
+          <w:ilvl w:val="0"/>
+          <w:numId w:val="17"/>
+        </w:numPr>
+      </w:pPr>
+      <w:r>
+        <w:t xml:space="preserve">This caused </w:t>
+      </w:r>
+      <w:r>
+        <w:rPr>
+          <w:rStyle w:val="HTMLCode"/>
+        </w:rPr>
+        <w:t>403 Forbidden</w:t>
+      </w:r>
+      <w:r>
+        <w:t xml:space="preserve"> when freshly registered admins tried to create a company.</w:t>
+      </w:r>
+    </w:p>
+    <w:p>
+      <w:r>
+        <w:pict w14:anchorId="4C48A05C">
+          <v:rect id="_x0000_i1047" style="width:0;height:1.5pt" o:hralign="center" o:hrstd="t" o:hr="t" fillcolor="#a0a0a0" stroked="f"/>
+        </w:pict>
+      </w:r>
+    </w:p>
+    <w:p>
+      <w:pPr>
+        <w:pStyle w:val="Heading2"/>
+      </w:pPr>
+      <w:r>
+        <w:t>5. Two Flow Options</w:t>
+      </w:r>
+    </w:p>
+    <w:p>
+      <w:pPr>
+        <w:pStyle w:val="NormalWeb"/>
+        <w:numPr>
+          <w:ilvl w:val="0"/>
+          <w:numId w:val="18"/>
+        </w:numPr>
+      </w:pPr>
+      <w:r>
+        <w:rPr>
+          <w:rStyle w:val="Strong"/>
+        </w:rPr>
+        <w:t>Login after register</w:t>
+      </w:r>
+      <w:r>
+        <w:t xml:space="preserve"> → user registers, then logs in to get JWT.</w:t>
+      </w:r>
+    </w:p>
+    <w:p>
+      <w:pPr>
+        <w:pStyle w:val="NormalWeb"/>
+        <w:numPr>
+          <w:ilvl w:val="0"/>
+          <w:numId w:val="18"/>
+        </w:numPr>
+      </w:pPr>
+      <w:r>
+        <w:rPr>
+          <w:rStyle w:val="Strong"/>
+        </w:rPr>
+        <w:t>Auto-login on register</w:t>
+      </w:r>
+      <w:r>
+        <w:t xml:space="preserve"> (chosen) → smoother UX:</w:t>
+      </w:r>
+    </w:p>
+    <w:p>
+      <w:pPr>
+        <w:pStyle w:val="NormalWeb"/>
+        <w:numPr>
+          <w:ilvl w:val="1"/>
+          <w:numId w:val="18"/>
+        </w:numPr>
+      </w:pPr>
+      <w:r>
+        <w:t>After registering user, backend also issues JWT.</w:t>
+      </w:r>
+    </w:p>
+    <w:p>
+      <w:pPr>
+        <w:pStyle w:val="NormalWeb"/>
+        <w:numPr>
+          <w:ilvl w:val="1"/>
+          <w:numId w:val="18"/>
+        </w:numPr>
+      </w:pPr>
+      <w:r>
+        <w:t xml:space="preserve">React stores token in </w:t>
+      </w:r>
+      <w:proofErr w:type="spellStart"/>
+      <w:r>
+        <w:rPr>
+          <w:rStyle w:val="HTMLCode"/>
+        </w:rPr>
+        <w:t>localStorage</w:t>
+      </w:r>
+      <w:proofErr w:type="spellEnd"/>
+      <w:r>
+        <w:t>.</w:t>
+      </w:r>
+    </w:p>
+    <w:p>
+      <w:pPr>
+        <w:pStyle w:val="NormalWeb"/>
+        <w:numPr>
+          <w:ilvl w:val="1"/>
+          <w:numId w:val="18"/>
+        </w:numPr>
+      </w:pPr>
+      <w:r>
+        <w:t xml:space="preserve">User immediately allowed to hit </w:t>
+      </w:r>
+      <w:r>
+        <w:rPr>
+          <w:rStyle w:val="HTMLCode"/>
+        </w:rPr>
+        <w:t>/register/company</w:t>
+      </w:r>
+      <w:r>
+        <w:t>.</w:t>
+      </w:r>
+    </w:p>
+    <w:p>
+      <w:r>
+        <w:pict w14:anchorId="193CC729">
           <v:rect id="_x0000_i1048" style="width:0;height:1.5pt" o:hralign="center" o:hrstd="t" o:hr="t" fillcolor="#a0a0a0" stroked="f"/>
         </w:pict>
       </w:r>
@@ -2658,7 +3978,820 @@
         <w:pStyle w:val="Heading2"/>
       </w:pPr>
       <w:r>
-        <w:t>[recent update]</w:t>
+        <w:lastRenderedPageBreak/>
+        <w:t>6. Auto-Login Implementation</w:t>
+      </w:r>
+    </w:p>
+    <w:p>
+      <w:pPr>
+        <w:pStyle w:val="Heading3"/>
+      </w:pPr>
+      <w:r>
+        <w:t>Backend (Spring Boot)</w:t>
+      </w:r>
+    </w:p>
+    <w:p>
+      <w:pPr>
+        <w:pStyle w:val="NormalWeb"/>
+        <w:numPr>
+          <w:ilvl w:val="0"/>
+          <w:numId w:val="19"/>
+        </w:numPr>
+      </w:pPr>
+      <w:r>
+        <w:t xml:space="preserve">After saving user in </w:t>
+      </w:r>
+      <w:r>
+        <w:rPr>
+          <w:rStyle w:val="HTMLCode"/>
+        </w:rPr>
+        <w:t>register</w:t>
+      </w:r>
+      <w:r>
+        <w:t xml:space="preserve"> endpoint:</w:t>
+      </w:r>
+    </w:p>
+    <w:p>
+      <w:pPr>
+        <w:pStyle w:val="HTMLPreformatted"/>
+        <w:ind w:left="360"/>
+        <w:rPr>
+          <w:rStyle w:val="HTMLCode"/>
+        </w:rPr>
+      </w:pPr>
+      <w:proofErr w:type="gramStart"/>
+      <w:r>
+        <w:rPr>
+          <w:rStyle w:val="hljs-type"/>
+        </w:rPr>
+        <w:t>Users</w:t>
+      </w:r>
+      <w:proofErr w:type="gramEnd"/>
+      <w:r>
+        <w:rPr>
+          <w:rStyle w:val="HTMLCode"/>
+        </w:rPr>
+        <w:t xml:space="preserve"> </w:t>
+      </w:r>
+      <w:r>
+        <w:rPr>
+          <w:rStyle w:val="hljs-variable"/>
+        </w:rPr>
+        <w:t>user</w:t>
+      </w:r>
+      <w:r>
+        <w:rPr>
+          <w:rStyle w:val="HTMLCode"/>
+        </w:rPr>
+        <w:t xml:space="preserve"> </w:t>
+      </w:r>
+      <w:r>
+        <w:rPr>
+          <w:rStyle w:val="hljs-operator"/>
+        </w:rPr>
+        <w:t>=</w:t>
+      </w:r>
+      <w:r>
+        <w:rPr>
+          <w:rStyle w:val="HTMLCode"/>
+        </w:rPr>
+        <w:t xml:space="preserve"> </w:t>
+      </w:r>
+      <w:proofErr w:type="spellStart"/>
+      <w:r>
+        <w:rPr>
+          <w:rStyle w:val="HTMLCode"/>
+        </w:rPr>
+        <w:t>userService.register</w:t>
+      </w:r>
+      <w:proofErr w:type="spellEnd"/>
+      <w:r>
+        <w:rPr>
+          <w:rStyle w:val="HTMLCode"/>
+        </w:rPr>
+        <w:t>(</w:t>
+      </w:r>
+      <w:proofErr w:type="spellStart"/>
+      <w:r>
+        <w:rPr>
+          <w:rStyle w:val="HTMLCode"/>
+        </w:rPr>
+        <w:t>req</w:t>
+      </w:r>
+      <w:proofErr w:type="spellEnd"/>
+      <w:r>
+        <w:rPr>
+          <w:rStyle w:val="HTMLCode"/>
+        </w:rPr>
+        <w:t>);</w:t>
+      </w:r>
+    </w:p>
+    <w:p>
+      <w:pPr>
+        <w:pStyle w:val="HTMLPreformatted"/>
+        <w:ind w:left="360"/>
+        <w:rPr>
+          <w:rStyle w:val="HTMLCode"/>
+        </w:rPr>
+      </w:pPr>
+      <w:r>
+        <w:rPr>
+          <w:rStyle w:val="hljs-type"/>
+        </w:rPr>
+        <w:t>String</w:t>
+      </w:r>
+      <w:r>
+        <w:rPr>
+          <w:rStyle w:val="HTMLCode"/>
+        </w:rPr>
+        <w:t xml:space="preserve"> </w:t>
+      </w:r>
+      <w:r>
+        <w:rPr>
+          <w:rStyle w:val="hljs-variable"/>
+        </w:rPr>
+        <w:t>token</w:t>
+      </w:r>
+      <w:r>
+        <w:rPr>
+          <w:rStyle w:val="HTMLCode"/>
+        </w:rPr>
+        <w:t xml:space="preserve"> </w:t>
+      </w:r>
+      <w:r>
+        <w:rPr>
+          <w:rStyle w:val="hljs-operator"/>
+        </w:rPr>
+        <w:t>=</w:t>
+      </w:r>
+      <w:r>
+        <w:rPr>
+          <w:rStyle w:val="HTMLCode"/>
+        </w:rPr>
+        <w:t xml:space="preserve"> </w:t>
+      </w:r>
+      <w:proofErr w:type="spellStart"/>
+      <w:r>
+        <w:rPr>
+          <w:rStyle w:val="HTMLCode"/>
+        </w:rPr>
+        <w:t>jwtService.generateToken</w:t>
+      </w:r>
+      <w:proofErr w:type="spellEnd"/>
+      <w:r>
+        <w:rPr>
+          <w:rStyle w:val="HTMLCode"/>
+        </w:rPr>
+        <w:t>(</w:t>
+      </w:r>
+      <w:proofErr w:type="spellStart"/>
+      <w:proofErr w:type="gramStart"/>
+      <w:r>
+        <w:rPr>
+          <w:rStyle w:val="HTMLCode"/>
+        </w:rPr>
+        <w:t>user.getEmail</w:t>
+      </w:r>
+      <w:proofErr w:type="spellEnd"/>
+      <w:proofErr w:type="gramEnd"/>
+      <w:r>
+        <w:rPr>
+          <w:rStyle w:val="HTMLCode"/>
+        </w:rPr>
+        <w:t>());</w:t>
+      </w:r>
+    </w:p>
+    <w:p>
+      <w:pPr>
+        <w:pStyle w:val="HTMLPreformatted"/>
+        <w:ind w:left="360"/>
+        <w:rPr>
+          <w:rStyle w:val="HTMLCode"/>
+        </w:rPr>
+      </w:pPr>
+      <w:r>
+        <w:rPr>
+          <w:rStyle w:val="hljs-keyword"/>
+        </w:rPr>
+        <w:t>return</w:t>
+      </w:r>
+      <w:r>
+        <w:rPr>
+          <w:rStyle w:val="HTMLCode"/>
+        </w:rPr>
+        <w:t xml:space="preserve"> </w:t>
+      </w:r>
+      <w:proofErr w:type="spellStart"/>
+      <w:r>
+        <w:rPr>
+          <w:rStyle w:val="HTMLCode"/>
+        </w:rPr>
+        <w:t>ResponseEntity.ok</w:t>
+      </w:r>
+      <w:proofErr w:type="spellEnd"/>
+      <w:r>
+        <w:rPr>
+          <w:rStyle w:val="HTMLCode"/>
+        </w:rPr>
+        <w:t>(</w:t>
+      </w:r>
+      <w:r>
+        <w:rPr>
+          <w:rStyle w:val="hljs-keyword"/>
+        </w:rPr>
+        <w:t>new</w:t>
+      </w:r>
+      <w:r>
+        <w:rPr>
+          <w:rStyle w:val="HTMLCode"/>
+        </w:rPr>
+        <w:t xml:space="preserve"> </w:t>
+      </w:r>
+      <w:proofErr w:type="spellStart"/>
+      <w:r>
+        <w:rPr>
+          <w:rStyle w:val="hljs-title"/>
+        </w:rPr>
+        <w:t>ApiResponse</w:t>
+      </w:r>
+      <w:proofErr w:type="spellEnd"/>
+      <w:r>
+        <w:rPr>
+          <w:rStyle w:val="HTMLCode"/>
+        </w:rPr>
+        <w:t>&lt;</w:t>
+      </w:r>
+      <w:proofErr w:type="gramStart"/>
+      <w:r>
+        <w:rPr>
+          <w:rStyle w:val="HTMLCode"/>
+        </w:rPr>
+        <w:t>&gt;(</w:t>
+      </w:r>
+      <w:proofErr w:type="gramEnd"/>
+      <w:r>
+        <w:rPr>
+          <w:rStyle w:val="hljs-string"/>
+        </w:rPr>
+        <w:t>"User registered successfully!"</w:t>
+      </w:r>
+      <w:r>
+        <w:rPr>
+          <w:rStyle w:val="HTMLCode"/>
+        </w:rPr>
+        <w:t>, token));</w:t>
+      </w:r>
+    </w:p>
+    <w:p>
+      <w:pPr>
+        <w:pStyle w:val="NormalWeb"/>
+        <w:numPr>
+          <w:ilvl w:val="0"/>
+          <w:numId w:val="19"/>
+        </w:numPr>
+      </w:pPr>
+      <w:r>
+        <w:t>This instantly authenticates them.</w:t>
+      </w:r>
+    </w:p>
+    <w:p>
+      <w:pPr>
+        <w:pStyle w:val="Heading3"/>
+      </w:pPr>
+      <w:r>
+        <w:t>Frontend (React)</w:t>
+      </w:r>
+    </w:p>
+    <w:p>
+      <w:pPr>
+        <w:pStyle w:val="NormalWeb"/>
+        <w:numPr>
+          <w:ilvl w:val="0"/>
+          <w:numId w:val="20"/>
+        </w:numPr>
+      </w:pPr>
+      <w:r>
+        <w:t>On register success:</w:t>
+      </w:r>
+    </w:p>
+    <w:p>
+      <w:pPr>
+        <w:pStyle w:val="HTMLPreformatted"/>
+        <w:ind w:left="360"/>
+        <w:rPr>
+          <w:rStyle w:val="HTMLCode"/>
+        </w:rPr>
+      </w:pPr>
+      <w:proofErr w:type="spellStart"/>
+      <w:r>
+        <w:rPr>
+          <w:rStyle w:val="hljs-variable"/>
+        </w:rPr>
+        <w:t>localStorage</w:t>
+      </w:r>
+      <w:r>
+        <w:rPr>
+          <w:rStyle w:val="HTMLCode"/>
+        </w:rPr>
+        <w:t>.</w:t>
+      </w:r>
+      <w:r>
+        <w:rPr>
+          <w:rStyle w:val="hljs-title"/>
+        </w:rPr>
+        <w:t>setItem</w:t>
+      </w:r>
+      <w:proofErr w:type="spellEnd"/>
+      <w:r>
+        <w:rPr>
+          <w:rStyle w:val="HTMLCode"/>
+        </w:rPr>
+        <w:t>(</w:t>
+      </w:r>
+      <w:r>
+        <w:rPr>
+          <w:rStyle w:val="hljs-string"/>
+        </w:rPr>
+        <w:t>"token"</w:t>
+      </w:r>
+      <w:r>
+        <w:rPr>
+          <w:rStyle w:val="HTMLCode"/>
+        </w:rPr>
+        <w:t xml:space="preserve">, </w:t>
+      </w:r>
+      <w:proofErr w:type="spellStart"/>
+      <w:r>
+        <w:rPr>
+          <w:rStyle w:val="HTMLCode"/>
+        </w:rPr>
+        <w:t>data.</w:t>
+      </w:r>
+      <w:r>
+        <w:rPr>
+          <w:rStyle w:val="hljs-property"/>
+        </w:rPr>
+        <w:t>data</w:t>
+      </w:r>
+      <w:proofErr w:type="spellEnd"/>
+      <w:r>
+        <w:rPr>
+          <w:rStyle w:val="HTMLCode"/>
+        </w:rPr>
+        <w:t xml:space="preserve">); </w:t>
+      </w:r>
+      <w:r>
+        <w:rPr>
+          <w:rStyle w:val="hljs-comment"/>
+        </w:rPr>
+        <w:t>// save JWT</w:t>
+      </w:r>
+    </w:p>
+    <w:p>
+      <w:pPr>
+        <w:pStyle w:val="HTMLPreformatted"/>
+        <w:ind w:left="360"/>
+        <w:rPr>
+          <w:rStyle w:val="HTMLCode"/>
+        </w:rPr>
+      </w:pPr>
+      <w:r>
+        <w:rPr>
+          <w:rStyle w:val="hljs-title"/>
+        </w:rPr>
+        <w:t>navigate</w:t>
+      </w:r>
+      <w:r>
+        <w:rPr>
+          <w:rStyle w:val="HTMLCode"/>
+        </w:rPr>
+        <w:t>(</w:t>
+      </w:r>
+      <w:r>
+        <w:rPr>
+          <w:rStyle w:val="hljs-string"/>
+        </w:rPr>
+        <w:t>"/company-register"</w:t>
+      </w:r>
+      <w:r>
+        <w:rPr>
+          <w:rStyle w:val="HTMLCode"/>
+        </w:rPr>
+        <w:t xml:space="preserve">); </w:t>
+      </w:r>
+      <w:r>
+        <w:rPr>
+          <w:rStyle w:val="hljs-comment"/>
+        </w:rPr>
+        <w:t>// go straight to company form</w:t>
+      </w:r>
+    </w:p>
+    <w:p>
+      <w:pPr>
+        <w:pStyle w:val="NormalWeb"/>
+        <w:ind w:left="360"/>
+      </w:pPr>
+      <w:r>
+        <w:t xml:space="preserve">On </w:t>
+      </w:r>
+      <w:r>
+        <w:rPr>
+          <w:rStyle w:val="HTMLCode"/>
+        </w:rPr>
+        <w:t>/register/company</w:t>
+      </w:r>
+      <w:r>
+        <w:t>:</w:t>
+      </w:r>
+    </w:p>
+    <w:p>
+      <w:pPr>
+        <w:pStyle w:val="HTMLPreformatted"/>
+        <w:ind w:left="360"/>
+        <w:rPr>
+          <w:rStyle w:val="HTMLCode"/>
+        </w:rPr>
+      </w:pPr>
+      <w:proofErr w:type="spellStart"/>
+      <w:r>
+        <w:rPr>
+          <w:rStyle w:val="hljs-keyword"/>
+        </w:rPr>
+        <w:t>const</w:t>
+      </w:r>
+      <w:proofErr w:type="spellEnd"/>
+      <w:r>
+        <w:rPr>
+          <w:rStyle w:val="HTMLCode"/>
+        </w:rPr>
+        <w:t xml:space="preserve"> token = </w:t>
+      </w:r>
+      <w:proofErr w:type="spellStart"/>
+      <w:r>
+        <w:rPr>
+          <w:rStyle w:val="hljs-variable"/>
+        </w:rPr>
+        <w:t>localStorage</w:t>
+      </w:r>
+      <w:r>
+        <w:rPr>
+          <w:rStyle w:val="HTMLCode"/>
+        </w:rPr>
+        <w:t>.</w:t>
+      </w:r>
+      <w:r>
+        <w:rPr>
+          <w:rStyle w:val="hljs-title"/>
+        </w:rPr>
+        <w:t>getItem</w:t>
+      </w:r>
+      <w:proofErr w:type="spellEnd"/>
+      <w:r>
+        <w:rPr>
+          <w:rStyle w:val="HTMLCode"/>
+        </w:rPr>
+        <w:t>(</w:t>
+      </w:r>
+      <w:r>
+        <w:rPr>
+          <w:rStyle w:val="hljs-string"/>
+        </w:rPr>
+        <w:t>"token"</w:t>
+      </w:r>
+      <w:r>
+        <w:rPr>
+          <w:rStyle w:val="HTMLCode"/>
+        </w:rPr>
+        <w:t>);</w:t>
+      </w:r>
+    </w:p>
+    <w:p>
+      <w:pPr>
+        <w:pStyle w:val="HTMLPreformatted"/>
+        <w:ind w:left="360"/>
+        <w:rPr>
+          <w:rStyle w:val="HTMLCode"/>
+        </w:rPr>
+      </w:pPr>
+      <w:r>
+        <w:rPr>
+          <w:rStyle w:val="hljs-keyword"/>
+        </w:rPr>
+        <w:t>await</w:t>
+      </w:r>
+      <w:r>
+        <w:rPr>
+          <w:rStyle w:val="HTMLCode"/>
+        </w:rPr>
+        <w:t xml:space="preserve"> </w:t>
+      </w:r>
+      <w:proofErr w:type="gramStart"/>
+      <w:r>
+        <w:rPr>
+          <w:rStyle w:val="hljs-title"/>
+        </w:rPr>
+        <w:t>fetch</w:t>
+      </w:r>
+      <w:r>
+        <w:rPr>
+          <w:rStyle w:val="HTMLCode"/>
+        </w:rPr>
+        <w:t>(</w:t>
+      </w:r>
+      <w:proofErr w:type="gramEnd"/>
+      <w:r>
+        <w:rPr>
+          <w:rStyle w:val="hljs-string"/>
+        </w:rPr>
+        <w:t>"/</w:t>
+      </w:r>
+      <w:proofErr w:type="spellStart"/>
+      <w:r>
+        <w:rPr>
+          <w:rStyle w:val="hljs-string"/>
+        </w:rPr>
+        <w:t>api</w:t>
+      </w:r>
+      <w:proofErr w:type="spellEnd"/>
+      <w:r>
+        <w:rPr>
+          <w:rStyle w:val="hljs-string"/>
+        </w:rPr>
+        <w:t>/register/company"</w:t>
+      </w:r>
+      <w:r>
+        <w:rPr>
+          <w:rStyle w:val="HTMLCode"/>
+        </w:rPr>
+        <w:t>, {</w:t>
+      </w:r>
+    </w:p>
+    <w:p>
+      <w:pPr>
+        <w:pStyle w:val="HTMLPreformatted"/>
+        <w:ind w:left="360"/>
+        <w:rPr>
+          <w:rStyle w:val="HTMLCode"/>
+        </w:rPr>
+      </w:pPr>
+      <w:r>
+        <w:rPr>
+          <w:rStyle w:val="HTMLCode"/>
+        </w:rPr>
+        <w:t xml:space="preserve">  </w:t>
+      </w:r>
+      <w:r>
+        <w:rPr>
+          <w:rStyle w:val="hljs-attr"/>
+        </w:rPr>
+        <w:t>method</w:t>
+      </w:r>
+      <w:r>
+        <w:rPr>
+          <w:rStyle w:val="HTMLCode"/>
+        </w:rPr>
+        <w:t xml:space="preserve">: </w:t>
+      </w:r>
+      <w:r>
+        <w:rPr>
+          <w:rStyle w:val="hljs-string"/>
+        </w:rPr>
+        <w:t>"POST"</w:t>
+      </w:r>
+      <w:r>
+        <w:rPr>
+          <w:rStyle w:val="HTMLCode"/>
+        </w:rPr>
+        <w:t>,</w:t>
+      </w:r>
+    </w:p>
+    <w:p>
+      <w:pPr>
+        <w:pStyle w:val="HTMLPreformatted"/>
+        <w:ind w:left="360"/>
+        <w:rPr>
+          <w:rStyle w:val="HTMLCode"/>
+        </w:rPr>
+      </w:pPr>
+      <w:r>
+        <w:rPr>
+          <w:rStyle w:val="HTMLCode"/>
+        </w:rPr>
+        <w:t xml:space="preserve">  </w:t>
+      </w:r>
+      <w:r>
+        <w:rPr>
+          <w:rStyle w:val="hljs-attr"/>
+        </w:rPr>
+        <w:t>headers</w:t>
+      </w:r>
+      <w:r>
+        <w:rPr>
+          <w:rStyle w:val="HTMLCode"/>
+        </w:rPr>
+        <w:t>: {</w:t>
+      </w:r>
+    </w:p>
+    <w:p>
+      <w:pPr>
+        <w:pStyle w:val="HTMLPreformatted"/>
+        <w:ind w:left="360"/>
+        <w:rPr>
+          <w:rStyle w:val="HTMLCode"/>
+        </w:rPr>
+      </w:pPr>
+      <w:r>
+        <w:rPr>
+          <w:rStyle w:val="HTMLCode"/>
+        </w:rPr>
+        <w:t xml:space="preserve">    </w:t>
+      </w:r>
+      <w:r>
+        <w:rPr>
+          <w:rStyle w:val="hljs-string"/>
+        </w:rPr>
+        <w:t>"Content-Type"</w:t>
+      </w:r>
+      <w:r>
+        <w:rPr>
+          <w:rStyle w:val="HTMLCode"/>
+        </w:rPr>
+        <w:t xml:space="preserve">: </w:t>
+      </w:r>
+      <w:r>
+        <w:rPr>
+          <w:rStyle w:val="hljs-string"/>
+        </w:rPr>
+        <w:t>"application/</w:t>
+      </w:r>
+      <w:proofErr w:type="spellStart"/>
+      <w:r>
+        <w:rPr>
+          <w:rStyle w:val="hljs-string"/>
+        </w:rPr>
+        <w:t>json</w:t>
+      </w:r>
+      <w:proofErr w:type="spellEnd"/>
+      <w:r>
+        <w:rPr>
+          <w:rStyle w:val="hljs-string"/>
+        </w:rPr>
+        <w:t>"</w:t>
+      </w:r>
+      <w:r>
+        <w:rPr>
+          <w:rStyle w:val="HTMLCode"/>
+        </w:rPr>
+        <w:t>,</w:t>
+      </w:r>
+    </w:p>
+    <w:p>
+      <w:pPr>
+        <w:pStyle w:val="HTMLPreformatted"/>
+        <w:ind w:left="360"/>
+        <w:rPr>
+          <w:rStyle w:val="HTMLCode"/>
+        </w:rPr>
+      </w:pPr>
+      <w:r>
+        <w:rPr>
+          <w:rStyle w:val="HTMLCode"/>
+        </w:rPr>
+        <w:t xml:space="preserve">    </w:t>
+      </w:r>
+      <w:r>
+        <w:rPr>
+          <w:rStyle w:val="hljs-string"/>
+        </w:rPr>
+        <w:t>"Authorization"</w:t>
+      </w:r>
+      <w:r>
+        <w:rPr>
+          <w:rStyle w:val="HTMLCode"/>
+        </w:rPr>
+        <w:t xml:space="preserve">: </w:t>
+      </w:r>
+      <w:r>
+        <w:rPr>
+          <w:rStyle w:val="hljs-string"/>
+        </w:rPr>
+        <w:t xml:space="preserve">`Bearer </w:t>
+      </w:r>
+      <w:r>
+        <w:rPr>
+          <w:rStyle w:val="hljs-subst"/>
+        </w:rPr>
+        <w:t>${token}</w:t>
+      </w:r>
+      <w:r>
+        <w:rPr>
+          <w:rStyle w:val="HTMLCode"/>
+        </w:rPr>
+        <w:t>`</w:t>
+      </w:r>
+    </w:p>
+    <w:p>
+      <w:pPr>
+        <w:pStyle w:val="HTMLPreformatted"/>
+        <w:ind w:left="360"/>
+        <w:rPr>
+          <w:rStyle w:val="HTMLCode"/>
+        </w:rPr>
+      </w:pPr>
+      <w:r>
+        <w:rPr>
+          <w:rStyle w:val="HTMLCode"/>
+        </w:rPr>
+        <w:t xml:space="preserve">  },</w:t>
+      </w:r>
+    </w:p>
+    <w:p>
+      <w:pPr>
+        <w:pStyle w:val="HTMLPreformatted"/>
+        <w:ind w:left="360"/>
+        <w:rPr>
+          <w:rStyle w:val="HTMLCode"/>
+        </w:rPr>
+      </w:pPr>
+      <w:r>
+        <w:rPr>
+          <w:rStyle w:val="HTMLCode"/>
+        </w:rPr>
+        <w:t xml:space="preserve">  </w:t>
+      </w:r>
+      <w:r>
+        <w:rPr>
+          <w:rStyle w:val="hljs-attr"/>
+        </w:rPr>
+        <w:t>body</w:t>
+      </w:r>
+      <w:r>
+        <w:rPr>
+          <w:rStyle w:val="HTMLCode"/>
+        </w:rPr>
+        <w:t xml:space="preserve">: </w:t>
+      </w:r>
+      <w:proofErr w:type="spellStart"/>
+      <w:r>
+        <w:rPr>
+          <w:rStyle w:val="hljs-title"/>
+        </w:rPr>
+        <w:t>JSON</w:t>
+      </w:r>
+      <w:r>
+        <w:rPr>
+          <w:rStyle w:val="HTMLCode"/>
+        </w:rPr>
+        <w:t>.</w:t>
+      </w:r>
+      <w:r>
+        <w:rPr>
+          <w:rStyle w:val="hljs-title"/>
+        </w:rPr>
+        <w:t>stringify</w:t>
+      </w:r>
+      <w:proofErr w:type="spellEnd"/>
+      <w:r>
+        <w:rPr>
+          <w:rStyle w:val="HTMLCode"/>
+        </w:rPr>
+        <w:t>(</w:t>
+      </w:r>
+      <w:proofErr w:type="spellStart"/>
+      <w:r>
+        <w:rPr>
+          <w:rStyle w:val="HTMLCode"/>
+        </w:rPr>
+        <w:t>companyData</w:t>
+      </w:r>
+      <w:proofErr w:type="spellEnd"/>
+      <w:r>
+        <w:rPr>
+          <w:rStyle w:val="HTMLCode"/>
+        </w:rPr>
+        <w:t>)</w:t>
+      </w:r>
+    </w:p>
+    <w:p>
+      <w:pPr>
+        <w:pStyle w:val="HTMLPreformatted"/>
+        <w:ind w:left="360"/>
+        <w:rPr>
+          <w:rStyle w:val="HTMLCode"/>
+        </w:rPr>
+      </w:pPr>
+      <w:r>
+        <w:rPr>
+          <w:rStyle w:val="HTMLCode"/>
+        </w:rPr>
+        <w:t>});</w:t>
+      </w:r>
+    </w:p>
+    <w:p>
+      <w:r>
+        <w:pict w14:anchorId="4BB12C49">
+          <v:rect id="_x0000_i1049" style="width:0;height:1.5pt" o:hralign="center" o:hrstd="t" o:hr="t" fillcolor="#a0a0a0" stroked="f"/>
+        </w:pict>
       </w:r>
     </w:p>
     <w:p>
@@ -2666,100 +4799,1087 @@
         <w:pStyle w:val="Heading2"/>
       </w:pPr>
       <w:r>
-        <w:t>1. Database &amp; Backend Models</w:t>
-      </w:r>
-    </w:p>
-    <w:p>
-      <w:pPr>
-        <w:pStyle w:val="NormalWeb"/>
-      </w:pPr>
-      <w:r>
-        <w:t xml:space="preserve">We began by setting up the core database structure. The </w:t>
+        <w:t>7. Why This Works</w:t>
+      </w:r>
+    </w:p>
+    <w:p>
+      <w:pPr>
+        <w:pStyle w:val="NormalWeb"/>
+        <w:numPr>
+          <w:ilvl w:val="0"/>
+          <w:numId w:val="21"/>
+        </w:numPr>
+      </w:pPr>
+      <w:r>
+        <w:t>User registers → JWT issued immediately.</w:t>
+      </w:r>
+    </w:p>
+    <w:p>
+      <w:pPr>
+        <w:pStyle w:val="NormalWeb"/>
+        <w:numPr>
+          <w:ilvl w:val="0"/>
+          <w:numId w:val="21"/>
+        </w:numPr>
+      </w:pPr>
+      <w:r>
+        <w:t>React attaches JWT to all protected API calls.</w:t>
+      </w:r>
+    </w:p>
+    <w:p>
+      <w:pPr>
+        <w:pStyle w:val="NormalWeb"/>
+        <w:numPr>
+          <w:ilvl w:val="0"/>
+          <w:numId w:val="21"/>
+        </w:numPr>
+      </w:pPr>
+      <w:r>
+        <w:t xml:space="preserve">Backend validates JWT → extracts email → updates user’s </w:t>
+      </w:r>
+      <w:r>
+        <w:rPr>
+          <w:rStyle w:val="HTMLCode"/>
+        </w:rPr>
+        <w:t>role=ADMIN</w:t>
+      </w:r>
+      <w:r>
+        <w:t xml:space="preserve"> + </w:t>
+      </w:r>
+      <w:proofErr w:type="spellStart"/>
+      <w:r>
+        <w:rPr>
+          <w:rStyle w:val="HTMLCode"/>
+        </w:rPr>
+        <w:t>companyId</w:t>
+      </w:r>
+      <w:proofErr w:type="spellEnd"/>
+      <w:r>
+        <w:t xml:space="preserve"> after company creation.</w:t>
+      </w:r>
+    </w:p>
+    <w:p>
+      <w:pPr>
+        <w:pStyle w:val="NormalWeb"/>
+        <w:numPr>
+          <w:ilvl w:val="0"/>
+          <w:numId w:val="21"/>
+        </w:numPr>
+      </w:pPr>
+      <w:r>
+        <w:t>Smooth first-time setup without 403 errors.</w:t>
+      </w:r>
+    </w:p>
+    <w:p>
+      <w:pPr>
+        <w:pStyle w:val="NormalWeb"/>
+        <w:ind w:left="360"/>
+      </w:pPr>
+      <w:r>
+        <w:pict w14:anchorId="03ABE638">
+          <v:rect id="_x0000_i1065" style="width:0;height:1.5pt" o:hralign="center" o:hrstd="t" o:hr="t" fillcolor="#a0a0a0" stroked="f"/>
+        </w:pict>
+      </w:r>
+    </w:p>
+    <w:p>
+      <w:pPr>
+        <w:pStyle w:val="Heading1"/>
+      </w:pPr>
+      <w:r>
+        <w:t>Problems &amp; Fixes Log</w:t>
+      </w:r>
+    </w:p>
+    <w:p>
+      <w:pPr>
+        <w:pStyle w:val="Heading2"/>
+      </w:pPr>
+      <w:r>
+        <w:t xml:space="preserve">1. </w:t>
       </w:r>
       <w:r>
         <w:rPr>
           <w:rStyle w:val="Strong"/>
-        </w:rPr>
-        <w:t>users</w:t>
-      </w:r>
-      <w:r>
-        <w:t xml:space="preserve"> table stores essential fields like name, email, password, and links to the company via a </w:t>
-      </w:r>
-      <w:r>
-        <w:rPr>
-          <w:rStyle w:val="HTMLCode"/>
-        </w:rPr>
-        <w:t>company_id</w:t>
-      </w:r>
-      <w:r>
-        <w:t xml:space="preserve">. At registration, both </w:t>
-      </w:r>
-      <w:r>
-        <w:rPr>
-          <w:rStyle w:val="HTMLCode"/>
-        </w:rPr>
-        <w:t>company_id</w:t>
+          <w:b w:val="0"/>
+          <w:bCs w:val="0"/>
+        </w:rPr>
+        <w:t>Industry Dropdown Rendering</w:t>
+      </w:r>
+    </w:p>
+    <w:p>
+      <w:pPr>
+        <w:pStyle w:val="NormalWeb"/>
+        <w:numPr>
+          <w:ilvl w:val="0"/>
+          <w:numId w:val="22"/>
+        </w:numPr>
+      </w:pPr>
+      <w:r>
+        <w:rPr>
+          <w:rStyle w:val="Strong"/>
+        </w:rPr>
+        <w:t>Problem:</w:t>
+      </w:r>
+      <w:r>
+        <w:br/>
+        <w:t xml:space="preserve">React </w:t>
+      </w:r>
+      <w:r>
+        <w:rPr>
+          <w:rStyle w:val="HTMLCode"/>
+        </w:rPr>
+        <w:t>&lt;select&gt;</w:t>
+      </w:r>
+      <w:r>
+        <w:t xml:space="preserve"> tried rendering backend </w:t>
+      </w:r>
+      <w:proofErr w:type="spellStart"/>
+      <w:r>
+        <w:t>enums</w:t>
+      </w:r>
+      <w:proofErr w:type="spellEnd"/>
+      <w:r>
+        <w:t xml:space="preserve"> directly → </w:t>
+      </w:r>
+      <w:r>
+        <w:rPr>
+          <w:rStyle w:val="HTMLCode"/>
+        </w:rPr>
+        <w:t>[object Object]</w:t>
+      </w:r>
+      <w:r>
+        <w:t xml:space="preserve"> showed up.</w:t>
+      </w:r>
+    </w:p>
+    <w:p>
+      <w:pPr>
+        <w:pStyle w:val="NormalWeb"/>
+        <w:numPr>
+          <w:ilvl w:val="0"/>
+          <w:numId w:val="22"/>
+        </w:numPr>
+      </w:pPr>
+      <w:r>
+        <w:rPr>
+          <w:rStyle w:val="Strong"/>
+        </w:rPr>
+        <w:t>Key Classes/Functions:</w:t>
+      </w:r>
+    </w:p>
+    <w:p>
+      <w:pPr>
+        <w:pStyle w:val="NormalWeb"/>
+        <w:numPr>
+          <w:ilvl w:val="1"/>
+          <w:numId w:val="22"/>
+        </w:numPr>
+      </w:pPr>
+      <w:r>
+        <w:rPr>
+          <w:rStyle w:val="HTMLCode"/>
+        </w:rPr>
+        <w:t>Industry</w:t>
+      </w:r>
+      <w:r>
+        <w:t xml:space="preserve"> </w:t>
+      </w:r>
+      <w:proofErr w:type="spellStart"/>
+      <w:r>
+        <w:t>enum</w:t>
+      </w:r>
+      <w:proofErr w:type="spellEnd"/>
+      <w:r>
+        <w:t xml:space="preserve"> (backend)</w:t>
+      </w:r>
+    </w:p>
+    <w:p>
+      <w:pPr>
+        <w:pStyle w:val="NormalWeb"/>
+        <w:numPr>
+          <w:ilvl w:val="1"/>
+          <w:numId w:val="22"/>
+        </w:numPr>
+      </w:pPr>
+      <w:r>
+        <w:t xml:space="preserve">React </w:t>
+      </w:r>
+      <w:proofErr w:type="spellStart"/>
+      <w:r>
+        <w:rPr>
+          <w:rStyle w:val="HTMLCode"/>
+        </w:rPr>
+        <w:t>CompanyRegisterForm</w:t>
+      </w:r>
+      <w:proofErr w:type="spellEnd"/>
+      <w:r>
+        <w:t xml:space="preserve"> component (</w:t>
+      </w:r>
+      <w:r>
+        <w:rPr>
+          <w:rStyle w:val="HTMLCode"/>
+        </w:rPr>
+        <w:t>&lt;select&gt;</w:t>
+      </w:r>
+      <w:r>
+        <w:t>)</w:t>
+      </w:r>
+    </w:p>
+    <w:p>
+      <w:pPr>
+        <w:pStyle w:val="NormalWeb"/>
+        <w:numPr>
+          <w:ilvl w:val="0"/>
+          <w:numId w:val="22"/>
+        </w:numPr>
+      </w:pPr>
+      <w:r>
+        <w:rPr>
+          <w:rStyle w:val="Strong"/>
+        </w:rPr>
+        <w:t>Fix:</w:t>
+      </w:r>
+      <w:r>
+        <w:br/>
+        <w:t xml:space="preserve">Made backend return </w:t>
+      </w:r>
+      <w:proofErr w:type="spellStart"/>
+      <w:r>
+        <w:t>enum</w:t>
+      </w:r>
+      <w:proofErr w:type="spellEnd"/>
+      <w:r>
+        <w:t xml:space="preserve"> values as plain strings or </w:t>
+      </w:r>
+      <w:proofErr w:type="gramStart"/>
+      <w:r>
+        <w:rPr>
+          <w:rStyle w:val="HTMLCode"/>
+        </w:rPr>
+        <w:t>{ label</w:t>
+      </w:r>
+      <w:proofErr w:type="gramEnd"/>
+      <w:r>
+        <w:rPr>
+          <w:rStyle w:val="HTMLCode"/>
+        </w:rPr>
+        <w:t>, value }</w:t>
+      </w:r>
+      <w:r>
+        <w:t xml:space="preserve"> objects.</w:t>
+      </w:r>
+      <w:r>
+        <w:br/>
+        <w:t xml:space="preserve">Updated React to map with </w:t>
+      </w:r>
+      <w:proofErr w:type="spellStart"/>
+      <w:r>
+        <w:rPr>
+          <w:rStyle w:val="HTMLCode"/>
+        </w:rPr>
+        <w:t>option.value</w:t>
+      </w:r>
+      <w:proofErr w:type="spellEnd"/>
+      <w:r>
+        <w:t xml:space="preserve"> + </w:t>
+      </w:r>
+      <w:proofErr w:type="spellStart"/>
+      <w:r>
+        <w:rPr>
+          <w:rStyle w:val="HTMLCode"/>
+        </w:rPr>
+        <w:t>option.label</w:t>
+      </w:r>
+      <w:proofErr w:type="spellEnd"/>
+      <w:r>
+        <w:t>.</w:t>
+      </w:r>
+    </w:p>
+    <w:p>
+      <w:pPr>
+        <w:pStyle w:val="NormalWeb"/>
+        <w:numPr>
+          <w:ilvl w:val="0"/>
+          <w:numId w:val="22"/>
+        </w:numPr>
+      </w:pPr>
+      <w:r>
+        <w:rPr>
+          <w:rStyle w:val="Strong"/>
+        </w:rPr>
+        <w:t>Result:</w:t>
+      </w:r>
+      <w:r>
+        <w:br/>
+        <w:t>Dropdown now shows human-readable industries, sends clean value to backend.</w:t>
+      </w:r>
+    </w:p>
+    <w:p>
+      <w:r>
+        <w:lastRenderedPageBreak/>
+        <w:pict w14:anchorId="272556C1">
+          <v:rect id="_x0000_i1057" style="width:0;height:1.5pt" o:hralign="center" o:hrstd="t" o:hr="t" fillcolor="#a0a0a0" stroked="f"/>
+        </w:pict>
+      </w:r>
+    </w:p>
+    <w:p>
+      <w:pPr>
+        <w:pStyle w:val="Heading2"/>
+      </w:pPr>
+      <w:r>
+        <w:t xml:space="preserve">2. </w:t>
+      </w:r>
+      <w:r>
+        <w:rPr>
+          <w:rStyle w:val="Strong"/>
+          <w:b w:val="0"/>
+          <w:bCs w:val="0"/>
+        </w:rPr>
+        <w:t>Repository Misalignment (</w:t>
+      </w:r>
+      <w:proofErr w:type="spellStart"/>
+      <w:r>
+        <w:rPr>
+          <w:rStyle w:val="HTMLCode"/>
+          <w:rFonts w:eastAsiaTheme="majorEastAsia"/>
+        </w:rPr>
+        <w:t>findByEmail</w:t>
+      </w:r>
+      <w:proofErr w:type="spellEnd"/>
+      <w:r>
+        <w:rPr>
+          <w:rStyle w:val="Strong"/>
+          <w:b w:val="0"/>
+          <w:bCs w:val="0"/>
+        </w:rPr>
+        <w:t>)</w:t>
+      </w:r>
+    </w:p>
+    <w:p>
+      <w:pPr>
+        <w:pStyle w:val="NormalWeb"/>
+        <w:numPr>
+          <w:ilvl w:val="0"/>
+          <w:numId w:val="23"/>
+        </w:numPr>
+      </w:pPr>
+      <w:r>
+        <w:rPr>
+          <w:rStyle w:val="Strong"/>
+        </w:rPr>
+        <w:t>Problem:</w:t>
+      </w:r>
+      <w:r>
+        <w:br/>
+        <w:t xml:space="preserve">Inside </w:t>
+      </w:r>
+      <w:proofErr w:type="spellStart"/>
+      <w:r>
+        <w:rPr>
+          <w:rStyle w:val="HTMLCode"/>
+        </w:rPr>
+        <w:t>CompanyService.registerCompany</w:t>
+      </w:r>
+      <w:proofErr w:type="spellEnd"/>
+      <w:r>
+        <w:rPr>
+          <w:rStyle w:val="HTMLCode"/>
+        </w:rPr>
+        <w:t>(...)</w:t>
+      </w:r>
+      <w:r>
+        <w:t xml:space="preserve">, tried using </w:t>
+      </w:r>
+      <w:proofErr w:type="spellStart"/>
+      <w:proofErr w:type="gramStart"/>
+      <w:r>
+        <w:rPr>
+          <w:rStyle w:val="HTMLCode"/>
+        </w:rPr>
+        <w:t>repo.findByEmail</w:t>
+      </w:r>
+      <w:proofErr w:type="spellEnd"/>
+      <w:proofErr w:type="gramEnd"/>
+      <w:r>
+        <w:t xml:space="preserve">, but </w:t>
+      </w:r>
+      <w:r>
+        <w:rPr>
+          <w:rStyle w:val="HTMLCode"/>
+        </w:rPr>
+        <w:t>Company</w:t>
+      </w:r>
+      <w:r>
+        <w:t xml:space="preserve"> entity had no </w:t>
+      </w:r>
+      <w:r>
+        <w:rPr>
+          <w:rStyle w:val="HTMLCode"/>
+        </w:rPr>
+        <w:t>email</w:t>
+      </w:r>
+      <w:r>
+        <w:t xml:space="preserve"> field. </w:t>
+      </w:r>
+    </w:p>
+    <w:p>
+      <w:pPr>
+        <w:pStyle w:val="NormalWeb"/>
+        <w:numPr>
+          <w:ilvl w:val="0"/>
+          <w:numId w:val="23"/>
+        </w:numPr>
+      </w:pPr>
+      <w:r>
+        <w:rPr>
+          <w:rStyle w:val="Strong"/>
+        </w:rPr>
+        <w:t>Key Classes/Functions:</w:t>
+      </w:r>
+    </w:p>
+    <w:p>
+      <w:pPr>
+        <w:pStyle w:val="NormalWeb"/>
+        <w:numPr>
+          <w:ilvl w:val="1"/>
+          <w:numId w:val="23"/>
+        </w:numPr>
+      </w:pPr>
+      <w:r>
+        <w:rPr>
+          <w:rStyle w:val="HTMLCode"/>
+        </w:rPr>
+        <w:t>Company</w:t>
+      </w:r>
+      <w:r>
+        <w:t xml:space="preserve"> entity (no email field)</w:t>
+      </w:r>
+    </w:p>
+    <w:p>
+      <w:pPr>
+        <w:pStyle w:val="NormalWeb"/>
+        <w:numPr>
+          <w:ilvl w:val="1"/>
+          <w:numId w:val="23"/>
+        </w:numPr>
+      </w:pPr>
+      <w:proofErr w:type="spellStart"/>
+      <w:r>
+        <w:rPr>
+          <w:rStyle w:val="HTMLCode"/>
+        </w:rPr>
+        <w:t>CompanyRepository</w:t>
+      </w:r>
+      <w:proofErr w:type="spellEnd"/>
+      <w:r>
+        <w:t xml:space="preserve"> (wrong query method)</w:t>
+      </w:r>
+    </w:p>
+    <w:p>
+      <w:pPr>
+        <w:pStyle w:val="NormalWeb"/>
+        <w:numPr>
+          <w:ilvl w:val="1"/>
+          <w:numId w:val="23"/>
+        </w:numPr>
+      </w:pPr>
+      <w:proofErr w:type="spellStart"/>
+      <w:r>
+        <w:rPr>
+          <w:rStyle w:val="HTMLCode"/>
+        </w:rPr>
+        <w:t>CompanyService.registerCompany</w:t>
+      </w:r>
+      <w:proofErr w:type="spellEnd"/>
+    </w:p>
+    <w:p>
+      <w:pPr>
+        <w:pStyle w:val="NormalWeb"/>
+        <w:numPr>
+          <w:ilvl w:val="0"/>
+          <w:numId w:val="23"/>
+        </w:numPr>
+      </w:pPr>
+      <w:r>
+        <w:rPr>
+          <w:rStyle w:val="Strong"/>
+        </w:rPr>
+        <w:t>Fix:</w:t>
+      </w:r>
+    </w:p>
+    <w:p>
+      <w:pPr>
+        <w:pStyle w:val="NormalWeb"/>
+        <w:numPr>
+          <w:ilvl w:val="1"/>
+          <w:numId w:val="23"/>
+        </w:numPr>
+      </w:pPr>
+      <w:r>
+        <w:t xml:space="preserve">Changed lookup to </w:t>
+      </w:r>
+      <w:proofErr w:type="spellStart"/>
+      <w:r>
+        <w:rPr>
+          <w:rStyle w:val="HTMLCode"/>
+        </w:rPr>
+        <w:t>findByName</w:t>
+      </w:r>
+      <w:proofErr w:type="spellEnd"/>
+      <w:r>
+        <w:t xml:space="preserve"> in </w:t>
+      </w:r>
+      <w:proofErr w:type="spellStart"/>
+      <w:r>
+        <w:rPr>
+          <w:rStyle w:val="HTMLCode"/>
+        </w:rPr>
+        <w:t>CompanyRepository</w:t>
+      </w:r>
+      <w:proofErr w:type="spellEnd"/>
+      <w:r>
+        <w:t>.</w:t>
+      </w:r>
+    </w:p>
+    <w:p>
+      <w:pPr>
+        <w:pStyle w:val="NormalWeb"/>
+        <w:numPr>
+          <w:ilvl w:val="1"/>
+          <w:numId w:val="23"/>
+        </w:numPr>
+      </w:pPr>
+      <w:r>
+        <w:t xml:space="preserve">For user email lookup, used </w:t>
+      </w:r>
+      <w:proofErr w:type="spellStart"/>
+      <w:r>
+        <w:rPr>
+          <w:rStyle w:val="HTMLCode"/>
+        </w:rPr>
+        <w:t>UserRepository.findByEmail</w:t>
+      </w:r>
+      <w:proofErr w:type="spellEnd"/>
+      <w:r>
+        <w:t>.</w:t>
+      </w:r>
+    </w:p>
+    <w:p>
+      <w:pPr>
+        <w:pStyle w:val="NormalWeb"/>
+        <w:numPr>
+          <w:ilvl w:val="0"/>
+          <w:numId w:val="23"/>
+        </w:numPr>
+      </w:pPr>
+      <w:r>
+        <w:rPr>
+          <w:rStyle w:val="Strong"/>
+        </w:rPr>
+        <w:t>Result:</w:t>
+      </w:r>
+      <w:r>
+        <w:br/>
+        <w:t>Company search + user-role assignment now properly separated.</w:t>
+      </w:r>
+    </w:p>
+    <w:p>
+      <w:r>
+        <w:pict w14:anchorId="5E7E006E">
+          <v:rect id="_x0000_i1058" style="width:0;height:1.5pt" o:hralign="center" o:hrstd="t" o:hr="t" fillcolor="#a0a0a0" stroked="f"/>
+        </w:pict>
+      </w:r>
+    </w:p>
+    <w:p>
+      <w:pPr>
+        <w:pStyle w:val="Heading2"/>
+      </w:pPr>
+      <w:r>
+        <w:t xml:space="preserve">3. </w:t>
+      </w:r>
+      <w:r>
+        <w:rPr>
+          <w:rStyle w:val="Strong"/>
+          <w:b w:val="0"/>
+          <w:bCs w:val="0"/>
+        </w:rPr>
+        <w:t xml:space="preserve">403 Forbidden on </w:t>
+      </w:r>
+      <w:r>
+        <w:rPr>
+          <w:rStyle w:val="HTMLCode"/>
+          <w:rFonts w:eastAsiaTheme="majorEastAsia"/>
+        </w:rPr>
+        <w:t>/register/company</w:t>
+      </w:r>
+    </w:p>
+    <w:p>
+      <w:pPr>
+        <w:pStyle w:val="NormalWeb"/>
+        <w:numPr>
+          <w:ilvl w:val="0"/>
+          <w:numId w:val="24"/>
+        </w:numPr>
+      </w:pPr>
+      <w:r>
+        <w:rPr>
+          <w:rStyle w:val="Strong"/>
+        </w:rPr>
+        <w:t>Problem:</w:t>
+      </w:r>
+      <w:r>
+        <w:br/>
+        <w:t>New users had no JWT immediately after registration → Spring Security blocked them.</w:t>
+      </w:r>
+      <w:r>
+        <w:br/>
+        <w:t xml:space="preserve">Error: </w:t>
+      </w:r>
+      <w:proofErr w:type="spellStart"/>
+      <w:r>
+        <w:rPr>
+          <w:rStyle w:val="HTMLCode"/>
+        </w:rPr>
+        <w:t>UsernameNotFoundException</w:t>
+      </w:r>
+      <w:proofErr w:type="spellEnd"/>
+      <w:r>
+        <w:t>.</w:t>
+      </w:r>
+    </w:p>
+    <w:p>
+      <w:pPr>
+        <w:pStyle w:val="NormalWeb"/>
+        <w:numPr>
+          <w:ilvl w:val="0"/>
+          <w:numId w:val="24"/>
+        </w:numPr>
+      </w:pPr>
+      <w:r>
+        <w:rPr>
+          <w:rStyle w:val="Strong"/>
+        </w:rPr>
+        <w:t>Key Classes/Functions:</w:t>
+      </w:r>
+    </w:p>
+    <w:p>
+      <w:pPr>
+        <w:pStyle w:val="NormalWeb"/>
+        <w:numPr>
+          <w:ilvl w:val="1"/>
+          <w:numId w:val="24"/>
+        </w:numPr>
+      </w:pPr>
+      <w:proofErr w:type="spellStart"/>
+      <w:r>
+        <w:rPr>
+          <w:rStyle w:val="HTMLCode"/>
+        </w:rPr>
+        <w:t>JWTService.generateToken</w:t>
+      </w:r>
+      <w:proofErr w:type="spellEnd"/>
+      <w:r>
+        <w:t xml:space="preserve"> (token issued only on login before)</w:t>
+      </w:r>
+    </w:p>
+    <w:p>
+      <w:pPr>
+        <w:pStyle w:val="NormalWeb"/>
+        <w:numPr>
+          <w:ilvl w:val="1"/>
+          <w:numId w:val="24"/>
+        </w:numPr>
+      </w:pPr>
+      <w:proofErr w:type="spellStart"/>
+      <w:r>
+        <w:rPr>
+          <w:rStyle w:val="HTMLCode"/>
+        </w:rPr>
+        <w:t>JWTFilter</w:t>
+      </w:r>
+      <w:proofErr w:type="spellEnd"/>
+      <w:r>
+        <w:t xml:space="preserve"> (rejects requests with no/invalid JWT)</w:t>
+      </w:r>
+    </w:p>
+    <w:p>
+      <w:pPr>
+        <w:pStyle w:val="NormalWeb"/>
+        <w:numPr>
+          <w:ilvl w:val="1"/>
+          <w:numId w:val="24"/>
+        </w:numPr>
+      </w:pPr>
+      <w:proofErr w:type="spellStart"/>
+      <w:r>
+        <w:rPr>
+          <w:rStyle w:val="HTMLCode"/>
+        </w:rPr>
+        <w:t>CompanyController.registerCompany</w:t>
+      </w:r>
+      <w:proofErr w:type="spellEnd"/>
+    </w:p>
+    <w:p>
+      <w:pPr>
+        <w:pStyle w:val="NormalWeb"/>
+        <w:numPr>
+          <w:ilvl w:val="0"/>
+          <w:numId w:val="24"/>
+        </w:numPr>
+      </w:pPr>
+      <w:r>
+        <w:rPr>
+          <w:rStyle w:val="Strong"/>
+        </w:rPr>
+        <w:t>Fix:</w:t>
+      </w:r>
+    </w:p>
+    <w:p>
+      <w:pPr>
+        <w:pStyle w:val="NormalWeb"/>
+        <w:numPr>
+          <w:ilvl w:val="1"/>
+          <w:numId w:val="24"/>
+        </w:numPr>
+      </w:pPr>
+      <w:r>
+        <w:t xml:space="preserve">Added auto-login: issue JWT at </w:t>
+      </w:r>
+      <w:r>
+        <w:rPr>
+          <w:rStyle w:val="Strong"/>
+        </w:rPr>
+        <w:t>end of registration</w:t>
+      </w:r>
+      <w:r>
+        <w:t>.</w:t>
+      </w:r>
+    </w:p>
+    <w:p>
+      <w:pPr>
+        <w:pStyle w:val="NormalWeb"/>
+        <w:numPr>
+          <w:ilvl w:val="1"/>
+          <w:numId w:val="24"/>
+        </w:numPr>
+      </w:pPr>
+      <w:r>
+        <w:t xml:space="preserve">Returned token to frontend → React saves to </w:t>
+      </w:r>
+      <w:proofErr w:type="spellStart"/>
+      <w:r>
+        <w:rPr>
+          <w:rStyle w:val="HTMLCode"/>
+        </w:rPr>
+        <w:t>localStorage</w:t>
+      </w:r>
+      <w:proofErr w:type="spellEnd"/>
+      <w:r>
+        <w:t>.</w:t>
+      </w:r>
+    </w:p>
+    <w:p>
+      <w:pPr>
+        <w:pStyle w:val="NormalWeb"/>
+        <w:numPr>
+          <w:ilvl w:val="0"/>
+          <w:numId w:val="24"/>
+        </w:numPr>
+      </w:pPr>
+      <w:r>
+        <w:rPr>
+          <w:rStyle w:val="Strong"/>
+        </w:rPr>
+        <w:t>Result:</w:t>
+      </w:r>
+      <w:r>
+        <w:br/>
+        <w:t xml:space="preserve">User can immediately call </w:t>
+      </w:r>
+      <w:r>
+        <w:rPr>
+          <w:rStyle w:val="HTMLCode"/>
+        </w:rPr>
+        <w:t>/register/company</w:t>
+      </w:r>
+      <w:r>
+        <w:t xml:space="preserve"> with token.</w:t>
+      </w:r>
+    </w:p>
+    <w:p>
+      <w:r>
+        <w:pict w14:anchorId="22E35F65">
+          <v:rect id="_x0000_i1059" style="width:0;height:1.5pt" o:hralign="center" o:hrstd="t" o:hr="t" fillcolor="#a0a0a0" stroked="f"/>
+        </w:pict>
+      </w:r>
+    </w:p>
+    <w:p>
+      <w:pPr>
+        <w:pStyle w:val="Heading2"/>
+      </w:pPr>
+      <w:r>
+        <w:t xml:space="preserve">4. </w:t>
+      </w:r>
+      <w:r>
+        <w:rPr>
+          <w:rStyle w:val="Strong"/>
+          <w:b w:val="0"/>
+          <w:bCs w:val="0"/>
+        </w:rPr>
+        <w:t>User Role &amp; Company Linking</w:t>
+      </w:r>
+    </w:p>
+    <w:p>
+      <w:pPr>
+        <w:pStyle w:val="NormalWeb"/>
+        <w:numPr>
+          <w:ilvl w:val="0"/>
+          <w:numId w:val="25"/>
+        </w:numPr>
+      </w:pPr>
+      <w:r>
+        <w:rPr>
+          <w:rStyle w:val="Strong"/>
+        </w:rPr>
+        <w:t>Problem:</w:t>
+      </w:r>
+      <w:r>
+        <w:br/>
+        <w:t xml:space="preserve">After registering company, </w:t>
+      </w:r>
+      <w:r>
+        <w:rPr>
+          <w:rStyle w:val="HTMLCode"/>
+        </w:rPr>
+        <w:t>Users</w:t>
+      </w:r>
+      <w:r>
+        <w:t xml:space="preserve"> table still had </w:t>
+      </w:r>
+      <w:r>
+        <w:rPr>
+          <w:rStyle w:val="HTMLCode"/>
+        </w:rPr>
+        <w:t>role=null</w:t>
       </w:r>
       <w:r>
         <w:t xml:space="preserve"> and </w:t>
       </w:r>
-      <w:r>
-        <w:rPr>
-          <w:rStyle w:val="HTMLCode"/>
-        </w:rPr>
-        <w:t>role</w:t>
-      </w:r>
-      <w:r>
-        <w:t xml:space="preserve"> remain empty because users only create an account at first. Company details are captured later.</w:t>
-      </w:r>
-    </w:p>
-    <w:p>
-      <w:pPr>
-        <w:pStyle w:val="NormalWeb"/>
-      </w:pPr>
-      <w:r>
-        <w:t xml:space="preserve">Next, we created the </w:t>
-      </w:r>
+      <w:proofErr w:type="spellStart"/>
+      <w:r>
+        <w:rPr>
+          <w:rStyle w:val="HTMLCode"/>
+        </w:rPr>
+        <w:t>companyId</w:t>
+      </w:r>
+      <w:proofErr w:type="spellEnd"/>
+      <w:r>
+        <w:rPr>
+          <w:rStyle w:val="HTMLCode"/>
+        </w:rPr>
+        <w:t>=null</w:t>
+      </w:r>
+      <w:r>
+        <w:t>.</w:t>
+      </w:r>
+    </w:p>
+    <w:p>
+      <w:pPr>
+        <w:pStyle w:val="NormalWeb"/>
+        <w:numPr>
+          <w:ilvl w:val="0"/>
+          <w:numId w:val="25"/>
+        </w:numPr>
+      </w:pPr>
       <w:r>
         <w:rPr>
           <w:rStyle w:val="Strong"/>
         </w:rPr>
-        <w:t>company</w:t>
-      </w:r>
-      <w:r>
-        <w:t xml:space="preserve"> table with fields for name, industry, description, and timestamps. The first person to register a company automatically becomes the </w:t>
-      </w:r>
+        <w:t>Key Classes/Functions:</w:t>
+      </w:r>
+    </w:p>
+    <w:p>
+      <w:pPr>
+        <w:pStyle w:val="NormalWeb"/>
+        <w:numPr>
+          <w:ilvl w:val="1"/>
+          <w:numId w:val="25"/>
+        </w:numPr>
+      </w:pPr>
+      <w:proofErr w:type="spellStart"/>
+      <w:r>
+        <w:rPr>
+          <w:rStyle w:val="HTMLCode"/>
+        </w:rPr>
+        <w:t>CompanyService.registerCompany</w:t>
+      </w:r>
+      <w:proofErr w:type="spellEnd"/>
+    </w:p>
+    <w:p>
+      <w:pPr>
+        <w:pStyle w:val="NormalWeb"/>
+        <w:numPr>
+          <w:ilvl w:val="1"/>
+          <w:numId w:val="25"/>
+        </w:numPr>
+      </w:pPr>
+      <w:proofErr w:type="gramStart"/>
+      <w:r>
+        <w:rPr>
+          <w:rStyle w:val="HTMLCode"/>
+        </w:rPr>
+        <w:t>Users</w:t>
+      </w:r>
+      <w:proofErr w:type="gramEnd"/>
+      <w:r>
+        <w:t xml:space="preserve"> entity</w:t>
+      </w:r>
+    </w:p>
+    <w:p>
+      <w:pPr>
+        <w:pStyle w:val="NormalWeb"/>
+        <w:numPr>
+          <w:ilvl w:val="1"/>
+          <w:numId w:val="25"/>
+        </w:numPr>
+      </w:pPr>
+      <w:proofErr w:type="spellStart"/>
+      <w:r>
+        <w:rPr>
+          <w:rStyle w:val="HTMLCode"/>
+        </w:rPr>
+        <w:t>UserRepository.findByEmail</w:t>
+      </w:r>
+      <w:proofErr w:type="spellEnd"/>
+    </w:p>
+    <w:p>
+      <w:pPr>
+        <w:pStyle w:val="NormalWeb"/>
+        <w:numPr>
+          <w:ilvl w:val="0"/>
+          <w:numId w:val="25"/>
+        </w:numPr>
+      </w:pPr>
       <w:r>
         <w:rPr>
           <w:rStyle w:val="Strong"/>
         </w:rPr>
-        <w:t>admin</w:t>
-      </w:r>
-      <w:r>
-        <w:t xml:space="preserve"> for that company.</w:t>
-      </w:r>
-    </w:p>
-    <w:p>
-      <w:pPr>
-        <w:pStyle w:val="NormalWeb"/>
-      </w:pPr>
-      <w:r>
-        <w:t xml:space="preserve">For </w:t>
-      </w:r>
+        <w:t>Fix:</w:t>
+      </w:r>
+    </w:p>
+    <w:p>
+      <w:pPr>
+        <w:pStyle w:val="NormalWeb"/>
+        <w:numPr>
+          <w:ilvl w:val="1"/>
+          <w:numId w:val="25"/>
+        </w:numPr>
+      </w:pPr>
+      <w:r>
+        <w:t>After saving company, fetch user by email.</w:t>
+      </w:r>
+    </w:p>
+    <w:p>
+      <w:pPr>
+        <w:pStyle w:val="NormalWeb"/>
+        <w:numPr>
+          <w:ilvl w:val="1"/>
+          <w:numId w:val="25"/>
+        </w:numPr>
+      </w:pPr>
+      <w:r>
+        <w:t xml:space="preserve">Update </w:t>
+      </w:r>
+      <w:proofErr w:type="spellStart"/>
+      <w:proofErr w:type="gramStart"/>
+      <w:r>
+        <w:rPr>
+          <w:rStyle w:val="HTMLCode"/>
+        </w:rPr>
+        <w:t>user.setRole</w:t>
+      </w:r>
+      <w:proofErr w:type="spellEnd"/>
+      <w:proofErr w:type="gramEnd"/>
+      <w:r>
+        <w:rPr>
+          <w:rStyle w:val="HTMLCode"/>
+        </w:rPr>
+        <w:t xml:space="preserve">("ADMIN"); </w:t>
+      </w:r>
+      <w:proofErr w:type="spellStart"/>
+      <w:r>
+        <w:rPr>
+          <w:rStyle w:val="HTMLCode"/>
+        </w:rPr>
+        <w:t>user.setCompanyId</w:t>
+      </w:r>
+      <w:proofErr w:type="spellEnd"/>
+      <w:r>
+        <w:rPr>
+          <w:rStyle w:val="HTMLCode"/>
+        </w:rPr>
+        <w:t>(</w:t>
+      </w:r>
+      <w:proofErr w:type="spellStart"/>
+      <w:r>
+        <w:rPr>
+          <w:rStyle w:val="HTMLCode"/>
+        </w:rPr>
+        <w:t>company.getId</w:t>
+      </w:r>
+      <w:proofErr w:type="spellEnd"/>
+      <w:r>
+        <w:rPr>
+          <w:rStyle w:val="HTMLCode"/>
+        </w:rPr>
+        <w:t>());</w:t>
+      </w:r>
+      <w:r>
+        <w:t>.</w:t>
+      </w:r>
+    </w:p>
+    <w:p>
+      <w:pPr>
+        <w:pStyle w:val="NormalWeb"/>
+        <w:numPr>
+          <w:ilvl w:val="1"/>
+          <w:numId w:val="25"/>
+        </w:numPr>
+      </w:pPr>
+      <w:r>
+        <w:t>Save updated user.</w:t>
+      </w:r>
+    </w:p>
+    <w:p>
+      <w:pPr>
+        <w:pStyle w:val="NormalWeb"/>
+        <w:numPr>
+          <w:ilvl w:val="0"/>
+          <w:numId w:val="25"/>
+        </w:numPr>
+      </w:pPr>
       <w:r>
         <w:rPr>
           <w:rStyle w:val="Strong"/>
         </w:rPr>
-        <w:t>roles</w:t>
-      </w:r>
-      <w:r>
-        <w:t>, we decided that only admins can manage team members and assign roles like CEO, CTO, or Business Analyst. Regular users will only be able to update their own profile.</w:t>
-      </w:r>
-    </w:p>
-    <w:p>
-      <w:r>
-        <w:pict w14:anchorId="35C9B86C">
-          <v:rect id="_x0000_i1038" style="width:0;height:1.5pt" o:hralign="center" o:hrstd="t" o:hr="t" fillcolor="#a0a0a0" stroked="f"/>
+        <w:t>Result:</w:t>
+      </w:r>
+      <w:r>
+        <w:br/>
+        <w:t xml:space="preserve">First user becomes </w:t>
+      </w:r>
+      <w:r>
+        <w:rPr>
+          <w:rStyle w:val="HTMLCode"/>
+        </w:rPr>
+        <w:t>ADMIN</w:t>
+      </w:r>
+      <w:r>
+        <w:t xml:space="preserve"> of their new company.</w:t>
+      </w:r>
+    </w:p>
+    <w:p>
+      <w:r>
+        <w:pict w14:anchorId="07CF5A98">
+          <v:rect id="_x0000_i1060" style="width:0;height:1.5pt" o:hralign="center" o:hrstd="t" o:hr="t" fillcolor="#a0a0a0" stroked="f"/>
         </w:pict>
       </w:r>
     </w:p>
@@ -2768,96 +5888,44 @@
         <w:pStyle w:val="Heading2"/>
       </w:pPr>
       <w:r>
-        <w:t>2. Registration &amp; OTP Flow</w:t>
-      </w:r>
-    </w:p>
-    <w:p>
-      <w:pPr>
-        <w:pStyle w:val="NormalWeb"/>
-      </w:pPr>
-      <w:r>
-        <w:t>The registration process is split into two steps. First, the user submits their details and receives an OTP via email. Then they enter this OTP to verify their account.</w:t>
-      </w:r>
-    </w:p>
-    <w:p>
-      <w:pPr>
-        <w:pStyle w:val="NormalWeb"/>
-      </w:pPr>
-      <w:r>
         <w:lastRenderedPageBreak/>
-        <w:t xml:space="preserve">If the OTP is correct, they are redirected to the </w:t>
+        <w:t xml:space="preserve">5. </w:t>
       </w:r>
       <w:r>
         <w:rPr>
           <w:rStyle w:val="Strong"/>
-        </w:rPr>
-        <w:t>company creation page</w:t>
-      </w:r>
-      <w:r>
-        <w:t>, where they can register a company. This design ensures that only valid users make it into the database and prevents clutter from invalid or fake signups.</w:t>
-      </w:r>
-    </w:p>
-    <w:p>
-      <w:r>
-        <w:pict w14:anchorId="16B4E785">
-          <v:rect id="_x0000_i1039" style="width:0;height:1.5pt" o:hralign="center" o:hrstd="t" o:hr="t" fillcolor="#a0a0a0" stroked="f"/>
-        </w:pict>
-      </w:r>
-    </w:p>
-    <w:p>
-      <w:pPr>
-        <w:pStyle w:val="Heading2"/>
-      </w:pPr>
-      <w:r>
-        <w:t>3. Company Registration Flow</w:t>
-      </w:r>
-    </w:p>
-    <w:p>
-      <w:pPr>
-        <w:pStyle w:val="NormalWeb"/>
-      </w:pPr>
-      <w:r>
-        <w:t xml:space="preserve">After OTP verification, the user is guided to the </w:t>
-      </w:r>
+          <w:b w:val="0"/>
+          <w:bCs w:val="0"/>
+        </w:rPr>
+        <w:t>JWT Extraction for User Context</w:t>
+      </w:r>
+    </w:p>
+    <w:p>
+      <w:pPr>
+        <w:pStyle w:val="NormalWeb"/>
+        <w:numPr>
+          <w:ilvl w:val="0"/>
+          <w:numId w:val="26"/>
+        </w:numPr>
+      </w:pPr>
       <w:r>
         <w:rPr>
           <w:rStyle w:val="Strong"/>
         </w:rPr>
-        <w:t>company registration page</w:t>
-      </w:r>
-      <w:r>
-        <w:t>. Here, they create a company record and are automatically marked as the admin of that company. From this point forward, the admin can add or remove team members, assign roles, and manage company details. Regular users do not get this ability.</w:t>
-      </w:r>
-    </w:p>
-    <w:p>
-      <w:r>
-        <w:pict w14:anchorId="35229C74">
-          <v:rect id="_x0000_i1040" style="width:0;height:1.5pt" o:hralign="center" o:hrstd="t" o:hr="t" fillcolor="#a0a0a0" stroked="f"/>
-        </w:pict>
-      </w:r>
-    </w:p>
-    <w:p>
-      <w:pPr>
-        <w:pStyle w:val="Heading2"/>
-      </w:pPr>
-      <w:r>
-        <w:t>4. Error Handling &amp; Options Discussed</w:t>
-      </w:r>
-    </w:p>
-    <w:p>
-      <w:pPr>
-        <w:pStyle w:val="NormalWeb"/>
-      </w:pPr>
-      <w:r>
-        <w:t>We debated how to handle OTP storage. Using Redis would have been faster and more efficient, but for now we decided to keep things simple and store OTPs directly in the database.</w:t>
-      </w:r>
-    </w:p>
-    <w:p>
-      <w:pPr>
-        <w:pStyle w:val="NormalWeb"/>
-      </w:pPr>
-      <w:r>
-        <w:t>We also discussed two ways of handling users before OTP verification:</w:t>
+        <w:t>Problem:</w:t>
+      </w:r>
+      <w:r>
+        <w:br/>
+        <w:t xml:space="preserve">At first, passed </w:t>
+      </w:r>
+      <w:r>
+        <w:rPr>
+          <w:rStyle w:val="HTMLCode"/>
+        </w:rPr>
+        <w:t>email</w:t>
+      </w:r>
+      <w:r>
+        <w:t xml:space="preserve"> manually in request body to link company → security risk &amp; redundancy.</w:t>
       </w:r>
     </w:p>
     <w:p>
@@ -2865,63 +5933,104 @@
         <w:pStyle w:val="NormalWeb"/>
         <w:numPr>
           <w:ilvl w:val="0"/>
-          <w:numId w:val="11"/>
-        </w:numPr>
-      </w:pPr>
-      <w:r>
-        <w:t>Option A: Save a pending user in the database and mark them valid after OTP verification.</w:t>
-      </w:r>
+          <w:numId w:val="26"/>
+        </w:numPr>
+      </w:pPr>
+      <w:r>
+        <w:rPr>
+          <w:rStyle w:val="Strong"/>
+        </w:rPr>
+        <w:t>Key Classes/Functions:</w:t>
+      </w:r>
+    </w:p>
+    <w:p>
+      <w:pPr>
+        <w:pStyle w:val="NormalWeb"/>
+        <w:numPr>
+          <w:ilvl w:val="1"/>
+          <w:numId w:val="26"/>
+        </w:numPr>
+      </w:pPr>
+      <w:proofErr w:type="spellStart"/>
+      <w:r>
+        <w:rPr>
+          <w:rStyle w:val="HTMLCode"/>
+        </w:rPr>
+        <w:t>JWTFilter</w:t>
+      </w:r>
+      <w:proofErr w:type="spellEnd"/>
+      <w:r>
+        <w:t xml:space="preserve"> (sets authenticated principal in </w:t>
+      </w:r>
+      <w:proofErr w:type="spellStart"/>
+      <w:r>
+        <w:rPr>
+          <w:rStyle w:val="HTMLCode"/>
+        </w:rPr>
+        <w:t>SecurityContextHolder</w:t>
+      </w:r>
+      <w:proofErr w:type="spellEnd"/>
+      <w:r>
+        <w:t>)</w:t>
+      </w:r>
+    </w:p>
+    <w:p>
+      <w:pPr>
+        <w:pStyle w:val="NormalWeb"/>
+        <w:numPr>
+          <w:ilvl w:val="1"/>
+          <w:numId w:val="26"/>
+        </w:numPr>
+      </w:pPr>
+      <w:proofErr w:type="spellStart"/>
+      <w:r>
+        <w:rPr>
+          <w:rStyle w:val="HTMLCode"/>
+        </w:rPr>
+        <w:t>CompanyController.registerCompany</w:t>
+      </w:r>
+      <w:proofErr w:type="spellEnd"/>
     </w:p>
     <w:p>
       <w:pPr>
         <w:pStyle w:val="NormalWeb"/>
         <w:numPr>
           <w:ilvl w:val="0"/>
-          <w:numId w:val="11"/>
-        </w:numPr>
-      </w:pPr>
-      <w:r>
-        <w:t>Option B: Only insert the user into the database after OTP verification succeeds.</w:t>
-      </w:r>
-    </w:p>
-    <w:p>
-      <w:pPr>
-        <w:pStyle w:val="NormalWeb"/>
-      </w:pPr>
-      <w:r>
-        <w:t xml:space="preserve">We chose </w:t>
-      </w:r>
+          <w:numId w:val="26"/>
+        </w:numPr>
+      </w:pPr>
       <w:r>
         <w:rPr>
           <w:rStyle w:val="Strong"/>
         </w:rPr>
-        <w:t>Option B</w:t>
-      </w:r>
-      <w:r>
-        <w:t>, since it avoids having unnecessary junk data in the database.</w:t>
-      </w:r>
-    </w:p>
-    <w:p>
-      <w:r>
-        <w:pict w14:anchorId="0BD8DE64">
-          <v:rect id="_x0000_i1041" style="width:0;height:1.5pt" o:hralign="center" o:hrstd="t" o:hr="t" fillcolor="#a0a0a0" stroked="f"/>
-        </w:pict>
-      </w:r>
-    </w:p>
-    <w:p>
-      <w:pPr>
-        <w:pStyle w:val="Heading2"/>
-      </w:pPr>
-      <w:r>
-        <w:t>5. Challenges Faced &amp; Fixes</w:t>
-      </w:r>
-    </w:p>
-    <w:p>
-      <w:pPr>
-        <w:pStyle w:val="NormalWeb"/>
-      </w:pPr>
-      <w:r>
-        <w:t>We hit several challenges along the way:</w:t>
+        <w:t>Fix (planned/next):</w:t>
+      </w:r>
+      <w:r>
+        <w:br/>
+        <w:t xml:space="preserve">Extract email from JWT via </w:t>
+      </w:r>
+      <w:r>
+        <w:rPr>
+          <w:rStyle w:val="HTMLCode"/>
+        </w:rPr>
+        <w:t>SecurityContextHolder.getContext(</w:t>
+      </w:r>
+      <w:proofErr w:type="gramStart"/>
+      <w:r>
+        <w:rPr>
+          <w:rStyle w:val="HTMLCode"/>
+        </w:rPr>
+        <w:t>).getAuthentication</w:t>
+      </w:r>
+      <w:proofErr w:type="gramEnd"/>
+      <w:r>
+        <w:rPr>
+          <w:rStyle w:val="HTMLCode"/>
+        </w:rPr>
+        <w:t>().getName()</w:t>
+      </w:r>
+      <w:r>
+        <w:t>.</w:t>
       </w:r>
     </w:p>
     <w:p>
@@ -2929,185 +6038,18 @@
         <w:pStyle w:val="NormalWeb"/>
         <w:numPr>
           <w:ilvl w:val="0"/>
-          <w:numId w:val="12"/>
+          <w:numId w:val="26"/>
         </w:numPr>
       </w:pPr>
       <w:r>
         <w:rPr>
           <w:rStyle w:val="Strong"/>
         </w:rPr>
-        <w:t>Navigation Issue:</w:t>
-      </w:r>
-      <w:r>
-        <w:t xml:space="preserve"> At first, the OTP verification step threw an error when redirecting to the company creation page. This happened because the navigation hook wasn’t imported correctly or wasn’t inside a router. Fixing the import and ensuring proper routing solved this.</w:t>
-      </w:r>
-    </w:p>
-    <w:p>
-      <w:pPr>
-        <w:pStyle w:val="NormalWeb"/>
-        <w:numPr>
-          <w:ilvl w:val="0"/>
-          <w:numId w:val="12"/>
-        </w:numPr>
-      </w:pPr>
-      <w:r>
-        <w:rPr>
-          <w:rStyle w:val="Strong"/>
-        </w:rPr>
-        <w:t>Page Refresh Issue:</w:t>
-      </w:r>
-      <w:r>
-        <w:t xml:space="preserve"> The OTP verification form caused a full page reload when submitted. The solution was to prevent the default form behavior or make the button type explicit so the page didn’t refresh.</w:t>
-      </w:r>
-    </w:p>
-    <w:p>
-      <w:pPr>
-        <w:pStyle w:val="NormalWeb"/>
-        <w:numPr>
-          <w:ilvl w:val="0"/>
-          <w:numId w:val="12"/>
-        </w:numPr>
-      </w:pPr>
-      <w:r>
-        <w:rPr>
-          <w:rStyle w:val="Strong"/>
-        </w:rPr>
-        <w:t>Company ID and Role Null:</w:t>
-      </w:r>
-      <w:r>
-        <w:t xml:space="preserve"> Since these fields aren’t captured at registration, they were showing as null. We solved this by redirecting to the company registration page after OTP success, so users complete these details immediately.</w:t>
-      </w:r>
-    </w:p>
-    <w:p>
-      <w:pPr>
-        <w:pStyle w:val="NormalWeb"/>
-        <w:numPr>
-          <w:ilvl w:val="0"/>
-          <w:numId w:val="12"/>
-        </w:numPr>
-      </w:pPr>
-      <w:r>
-        <w:rPr>
-          <w:rStyle w:val="Strong"/>
-        </w:rPr>
-        <w:t>Redis vs DB for OTP:</w:t>
-      </w:r>
-      <w:r>
-        <w:t xml:space="preserve"> Although Redis would be ideal, we postponed it for later and stuck with the database for the MVP.</w:t>
-      </w:r>
-    </w:p>
-    <w:p>
-      <w:pPr>
-        <w:pStyle w:val="NormalWeb"/>
-        <w:numPr>
-          <w:ilvl w:val="0"/>
-          <w:numId w:val="12"/>
-        </w:numPr>
-      </w:pPr>
-      <w:r>
-        <w:rPr>
-          <w:rStyle w:val="Strong"/>
-        </w:rPr>
-        <w:t>Admin Role:</w:t>
-      </w:r>
-      <w:r>
-        <w:t xml:space="preserve"> We needed a way to decide who would be admin. The solution was that the first person to create the company automatically becomes its admin.</w:t>
-      </w:r>
-    </w:p>
-    <w:p>
-      <w:r>
-        <w:pict w14:anchorId="19D86A69">
-          <v:rect id="_x0000_i1042" style="width:0;height:1.5pt" o:hralign="center" o:hrstd="t" o:hr="t" fillcolor="#a0a0a0" stroked="f"/>
-        </w:pict>
-      </w:r>
-    </w:p>
-    <w:p>
-      <w:pPr>
-        <w:pStyle w:val="Heading2"/>
-      </w:pPr>
-      <w:r>
-        <w:t>6. Final Flow Overview</w:t>
-      </w:r>
-    </w:p>
-    <w:p>
-      <w:pPr>
-        <w:pStyle w:val="NormalWeb"/>
-      </w:pPr>
-      <w:r>
-        <w:t>The final journey for a new user looks like this:</w:t>
-      </w:r>
-    </w:p>
-    <w:p>
-      <w:pPr>
-        <w:pStyle w:val="NormalWeb"/>
-        <w:numPr>
-          <w:ilvl w:val="0"/>
-          <w:numId w:val="13"/>
-        </w:numPr>
-      </w:pPr>
-      <w:r>
-        <w:t>Register with name, email, and password.</w:t>
-      </w:r>
-    </w:p>
-    <w:p>
-      <w:pPr>
-        <w:pStyle w:val="NormalWeb"/>
-        <w:numPr>
-          <w:ilvl w:val="0"/>
-          <w:numId w:val="13"/>
-        </w:numPr>
-      </w:pPr>
-      <w:r>
-        <w:t>Receive and verify OTP.</w:t>
-      </w:r>
-    </w:p>
-    <w:p>
-      <w:pPr>
-        <w:pStyle w:val="NormalWeb"/>
-        <w:numPr>
-          <w:ilvl w:val="0"/>
-          <w:numId w:val="13"/>
-        </w:numPr>
-      </w:pPr>
-      <w:r>
-        <w:t>On success, move to company registration.</w:t>
-      </w:r>
-    </w:p>
-    <w:p>
-      <w:pPr>
-        <w:pStyle w:val="NormalWeb"/>
-        <w:numPr>
-          <w:ilvl w:val="0"/>
-          <w:numId w:val="13"/>
-        </w:numPr>
-      </w:pPr>
-      <w:r>
-        <w:lastRenderedPageBreak/>
-        <w:t>Create a company, automatically becoming admin.</w:t>
-      </w:r>
-    </w:p>
-    <w:p>
-      <w:pPr>
-        <w:pStyle w:val="NormalWeb"/>
-        <w:numPr>
-          <w:ilvl w:val="0"/>
-          <w:numId w:val="13"/>
-        </w:numPr>
-      </w:pPr>
-      <w:r>
-        <w:t>Admin can then manage team members and assign roles.</w:t>
-      </w:r>
-    </w:p>
-    <w:p>
-      <w:pPr>
-        <w:pStyle w:val="NormalWeb"/>
-        <w:numPr>
-          <w:ilvl w:val="0"/>
-          <w:numId w:val="13"/>
-        </w:numPr>
-      </w:pPr>
-      <w:r>
-        <w:t>Regular users only manage their own profiles.</w:t>
+        <w:t>Result (future):</w:t>
+      </w:r>
+      <w:r>
+        <w:br/>
+        <w:t>Backend automatically knows which user is registering company → cleaner API.</w:t>
       </w:r>
     </w:p>
     <w:p>
@@ -3250,6 +6192,453 @@
     </w:lvl>
   </w:abstractNum>
   <w:abstractNum w:abstractNumId="1" w15:restartNumberingAfterBreak="0">
+    <w:nsid w:val="0E1850E6"/>
+    <w:multiLevelType w:val="multilevel"/>
+    <w:tmpl w:val="B7049636"/>
+    <w:lvl w:ilvl="0">
+      <w:start w:val="1"/>
+      <w:numFmt w:val="bullet"/>
+      <w:lvlText w:val=""/>
+      <w:lvlJc w:val="left"/>
+      <w:pPr>
+        <w:tabs>
+          <w:tab w:val="num" w:pos="720"/>
+        </w:tabs>
+        <w:ind w:left="720" w:hanging="360"/>
+      </w:pPr>
+      <w:rPr>
+        <w:rFonts w:ascii="Symbol" w:hAnsi="Symbol" w:hint="default"/>
+        <w:sz w:val="20"/>
+      </w:rPr>
+    </w:lvl>
+    <w:lvl w:ilvl="1" w:tentative="1">
+      <w:start w:val="1"/>
+      <w:numFmt w:val="bullet"/>
+      <w:lvlText w:val="o"/>
+      <w:lvlJc w:val="left"/>
+      <w:pPr>
+        <w:tabs>
+          <w:tab w:val="num" w:pos="1440"/>
+        </w:tabs>
+        <w:ind w:left="1440" w:hanging="360"/>
+      </w:pPr>
+      <w:rPr>
+        <w:rFonts w:ascii="Courier New" w:hAnsi="Courier New" w:hint="default"/>
+        <w:sz w:val="20"/>
+      </w:rPr>
+    </w:lvl>
+    <w:lvl w:ilvl="2" w:tentative="1">
+      <w:start w:val="1"/>
+      <w:numFmt w:val="bullet"/>
+      <w:lvlText w:val=""/>
+      <w:lvlJc w:val="left"/>
+      <w:pPr>
+        <w:tabs>
+          <w:tab w:val="num" w:pos="2160"/>
+        </w:tabs>
+        <w:ind w:left="2160" w:hanging="360"/>
+      </w:pPr>
+      <w:rPr>
+        <w:rFonts w:ascii="Wingdings" w:hAnsi="Wingdings" w:hint="default"/>
+        <w:sz w:val="20"/>
+      </w:rPr>
+    </w:lvl>
+    <w:lvl w:ilvl="3" w:tentative="1">
+      <w:start w:val="1"/>
+      <w:numFmt w:val="bullet"/>
+      <w:lvlText w:val=""/>
+      <w:lvlJc w:val="left"/>
+      <w:pPr>
+        <w:tabs>
+          <w:tab w:val="num" w:pos="2880"/>
+        </w:tabs>
+        <w:ind w:left="2880" w:hanging="360"/>
+      </w:pPr>
+      <w:rPr>
+        <w:rFonts w:ascii="Wingdings" w:hAnsi="Wingdings" w:hint="default"/>
+        <w:sz w:val="20"/>
+      </w:rPr>
+    </w:lvl>
+    <w:lvl w:ilvl="4" w:tentative="1">
+      <w:start w:val="1"/>
+      <w:numFmt w:val="bullet"/>
+      <w:lvlText w:val=""/>
+      <w:lvlJc w:val="left"/>
+      <w:pPr>
+        <w:tabs>
+          <w:tab w:val="num" w:pos="3600"/>
+        </w:tabs>
+        <w:ind w:left="3600" w:hanging="360"/>
+      </w:pPr>
+      <w:rPr>
+        <w:rFonts w:ascii="Wingdings" w:hAnsi="Wingdings" w:hint="default"/>
+        <w:sz w:val="20"/>
+      </w:rPr>
+    </w:lvl>
+    <w:lvl w:ilvl="5" w:tentative="1">
+      <w:start w:val="1"/>
+      <w:numFmt w:val="bullet"/>
+      <w:lvlText w:val=""/>
+      <w:lvlJc w:val="left"/>
+      <w:pPr>
+        <w:tabs>
+          <w:tab w:val="num" w:pos="4320"/>
+        </w:tabs>
+        <w:ind w:left="4320" w:hanging="360"/>
+      </w:pPr>
+      <w:rPr>
+        <w:rFonts w:ascii="Wingdings" w:hAnsi="Wingdings" w:hint="default"/>
+        <w:sz w:val="20"/>
+      </w:rPr>
+    </w:lvl>
+    <w:lvl w:ilvl="6" w:tentative="1">
+      <w:start w:val="1"/>
+      <w:numFmt w:val="bullet"/>
+      <w:lvlText w:val=""/>
+      <w:lvlJc w:val="left"/>
+      <w:pPr>
+        <w:tabs>
+          <w:tab w:val="num" w:pos="5040"/>
+        </w:tabs>
+        <w:ind w:left="5040" w:hanging="360"/>
+      </w:pPr>
+      <w:rPr>
+        <w:rFonts w:ascii="Wingdings" w:hAnsi="Wingdings" w:hint="default"/>
+        <w:sz w:val="20"/>
+      </w:rPr>
+    </w:lvl>
+    <w:lvl w:ilvl="7" w:tentative="1">
+      <w:start w:val="1"/>
+      <w:numFmt w:val="bullet"/>
+      <w:lvlText w:val=""/>
+      <w:lvlJc w:val="left"/>
+      <w:pPr>
+        <w:tabs>
+          <w:tab w:val="num" w:pos="5760"/>
+        </w:tabs>
+        <w:ind w:left="5760" w:hanging="360"/>
+      </w:pPr>
+      <w:rPr>
+        <w:rFonts w:ascii="Wingdings" w:hAnsi="Wingdings" w:hint="default"/>
+        <w:sz w:val="20"/>
+      </w:rPr>
+    </w:lvl>
+    <w:lvl w:ilvl="8" w:tentative="1">
+      <w:start w:val="1"/>
+      <w:numFmt w:val="bullet"/>
+      <w:lvlText w:val=""/>
+      <w:lvlJc w:val="left"/>
+      <w:pPr>
+        <w:tabs>
+          <w:tab w:val="num" w:pos="6480"/>
+        </w:tabs>
+        <w:ind w:left="6480" w:hanging="360"/>
+      </w:pPr>
+      <w:rPr>
+        <w:rFonts w:ascii="Wingdings" w:hAnsi="Wingdings" w:hint="default"/>
+        <w:sz w:val="20"/>
+      </w:rPr>
+    </w:lvl>
+  </w:abstractNum>
+  <w:abstractNum w:abstractNumId="2" w15:restartNumberingAfterBreak="0">
+    <w:nsid w:val="10EC4F75"/>
+    <w:multiLevelType w:val="multilevel"/>
+    <w:tmpl w:val="063EDD3E"/>
+    <w:lvl w:ilvl="0">
+      <w:start w:val="1"/>
+      <w:numFmt w:val="bullet"/>
+      <w:lvlText w:val=""/>
+      <w:lvlJc w:val="left"/>
+      <w:pPr>
+        <w:tabs>
+          <w:tab w:val="num" w:pos="720"/>
+        </w:tabs>
+        <w:ind w:left="720" w:hanging="360"/>
+      </w:pPr>
+      <w:rPr>
+        <w:rFonts w:ascii="Symbol" w:hAnsi="Symbol" w:hint="default"/>
+        <w:sz w:val="20"/>
+      </w:rPr>
+    </w:lvl>
+    <w:lvl w:ilvl="1" w:tentative="1">
+      <w:start w:val="1"/>
+      <w:numFmt w:val="bullet"/>
+      <w:lvlText w:val="o"/>
+      <w:lvlJc w:val="left"/>
+      <w:pPr>
+        <w:tabs>
+          <w:tab w:val="num" w:pos="1440"/>
+        </w:tabs>
+        <w:ind w:left="1440" w:hanging="360"/>
+      </w:pPr>
+      <w:rPr>
+        <w:rFonts w:ascii="Courier New" w:hAnsi="Courier New" w:hint="default"/>
+        <w:sz w:val="20"/>
+      </w:rPr>
+    </w:lvl>
+    <w:lvl w:ilvl="2" w:tentative="1">
+      <w:start w:val="1"/>
+      <w:numFmt w:val="bullet"/>
+      <w:lvlText w:val=""/>
+      <w:lvlJc w:val="left"/>
+      <w:pPr>
+        <w:tabs>
+          <w:tab w:val="num" w:pos="2160"/>
+        </w:tabs>
+        <w:ind w:left="2160" w:hanging="360"/>
+      </w:pPr>
+      <w:rPr>
+        <w:rFonts w:ascii="Wingdings" w:hAnsi="Wingdings" w:hint="default"/>
+        <w:sz w:val="20"/>
+      </w:rPr>
+    </w:lvl>
+    <w:lvl w:ilvl="3" w:tentative="1">
+      <w:start w:val="1"/>
+      <w:numFmt w:val="bullet"/>
+      <w:lvlText w:val=""/>
+      <w:lvlJc w:val="left"/>
+      <w:pPr>
+        <w:tabs>
+          <w:tab w:val="num" w:pos="2880"/>
+        </w:tabs>
+        <w:ind w:left="2880" w:hanging="360"/>
+      </w:pPr>
+      <w:rPr>
+        <w:rFonts w:ascii="Wingdings" w:hAnsi="Wingdings" w:hint="default"/>
+        <w:sz w:val="20"/>
+      </w:rPr>
+    </w:lvl>
+    <w:lvl w:ilvl="4" w:tentative="1">
+      <w:start w:val="1"/>
+      <w:numFmt w:val="bullet"/>
+      <w:lvlText w:val=""/>
+      <w:lvlJc w:val="left"/>
+      <w:pPr>
+        <w:tabs>
+          <w:tab w:val="num" w:pos="3600"/>
+        </w:tabs>
+        <w:ind w:left="3600" w:hanging="360"/>
+      </w:pPr>
+      <w:rPr>
+        <w:rFonts w:ascii="Wingdings" w:hAnsi="Wingdings" w:hint="default"/>
+        <w:sz w:val="20"/>
+      </w:rPr>
+    </w:lvl>
+    <w:lvl w:ilvl="5" w:tentative="1">
+      <w:start w:val="1"/>
+      <w:numFmt w:val="bullet"/>
+      <w:lvlText w:val=""/>
+      <w:lvlJc w:val="left"/>
+      <w:pPr>
+        <w:tabs>
+          <w:tab w:val="num" w:pos="4320"/>
+        </w:tabs>
+        <w:ind w:left="4320" w:hanging="360"/>
+      </w:pPr>
+      <w:rPr>
+        <w:rFonts w:ascii="Wingdings" w:hAnsi="Wingdings" w:hint="default"/>
+        <w:sz w:val="20"/>
+      </w:rPr>
+    </w:lvl>
+    <w:lvl w:ilvl="6" w:tentative="1">
+      <w:start w:val="1"/>
+      <w:numFmt w:val="bullet"/>
+      <w:lvlText w:val=""/>
+      <w:lvlJc w:val="left"/>
+      <w:pPr>
+        <w:tabs>
+          <w:tab w:val="num" w:pos="5040"/>
+        </w:tabs>
+        <w:ind w:left="5040" w:hanging="360"/>
+      </w:pPr>
+      <w:rPr>
+        <w:rFonts w:ascii="Wingdings" w:hAnsi="Wingdings" w:hint="default"/>
+        <w:sz w:val="20"/>
+      </w:rPr>
+    </w:lvl>
+    <w:lvl w:ilvl="7" w:tentative="1">
+      <w:start w:val="1"/>
+      <w:numFmt w:val="bullet"/>
+      <w:lvlText w:val=""/>
+      <w:lvlJc w:val="left"/>
+      <w:pPr>
+        <w:tabs>
+          <w:tab w:val="num" w:pos="5760"/>
+        </w:tabs>
+        <w:ind w:left="5760" w:hanging="360"/>
+      </w:pPr>
+      <w:rPr>
+        <w:rFonts w:ascii="Wingdings" w:hAnsi="Wingdings" w:hint="default"/>
+        <w:sz w:val="20"/>
+      </w:rPr>
+    </w:lvl>
+    <w:lvl w:ilvl="8" w:tentative="1">
+      <w:start w:val="1"/>
+      <w:numFmt w:val="bullet"/>
+      <w:lvlText w:val=""/>
+      <w:lvlJc w:val="left"/>
+      <w:pPr>
+        <w:tabs>
+          <w:tab w:val="num" w:pos="6480"/>
+        </w:tabs>
+        <w:ind w:left="6480" w:hanging="360"/>
+      </w:pPr>
+      <w:rPr>
+        <w:rFonts w:ascii="Wingdings" w:hAnsi="Wingdings" w:hint="default"/>
+        <w:sz w:val="20"/>
+      </w:rPr>
+    </w:lvl>
+  </w:abstractNum>
+  <w:abstractNum w:abstractNumId="3" w15:restartNumberingAfterBreak="0">
+    <w:nsid w:val="13375594"/>
+    <w:multiLevelType w:val="multilevel"/>
+    <w:tmpl w:val="B2B6739C"/>
+    <w:lvl w:ilvl="0">
+      <w:start w:val="1"/>
+      <w:numFmt w:val="bullet"/>
+      <w:lvlText w:val=""/>
+      <w:lvlJc w:val="left"/>
+      <w:pPr>
+        <w:tabs>
+          <w:tab w:val="num" w:pos="720"/>
+        </w:tabs>
+        <w:ind w:left="720" w:hanging="360"/>
+      </w:pPr>
+      <w:rPr>
+        <w:rFonts w:ascii="Symbol" w:hAnsi="Symbol" w:hint="default"/>
+        <w:sz w:val="20"/>
+      </w:rPr>
+    </w:lvl>
+    <w:lvl w:ilvl="1">
+      <w:start w:val="1"/>
+      <w:numFmt w:val="bullet"/>
+      <w:lvlText w:val="o"/>
+      <w:lvlJc w:val="left"/>
+      <w:pPr>
+        <w:tabs>
+          <w:tab w:val="num" w:pos="1440"/>
+        </w:tabs>
+        <w:ind w:left="1440" w:hanging="360"/>
+      </w:pPr>
+      <w:rPr>
+        <w:rFonts w:ascii="Courier New" w:hAnsi="Courier New" w:hint="default"/>
+        <w:sz w:val="20"/>
+      </w:rPr>
+    </w:lvl>
+    <w:lvl w:ilvl="2" w:tentative="1">
+      <w:start w:val="1"/>
+      <w:numFmt w:val="bullet"/>
+      <w:lvlText w:val=""/>
+      <w:lvlJc w:val="left"/>
+      <w:pPr>
+        <w:tabs>
+          <w:tab w:val="num" w:pos="2160"/>
+        </w:tabs>
+        <w:ind w:left="2160" w:hanging="360"/>
+      </w:pPr>
+      <w:rPr>
+        <w:rFonts w:ascii="Wingdings" w:hAnsi="Wingdings" w:hint="default"/>
+        <w:sz w:val="20"/>
+      </w:rPr>
+    </w:lvl>
+    <w:lvl w:ilvl="3" w:tentative="1">
+      <w:start w:val="1"/>
+      <w:numFmt w:val="bullet"/>
+      <w:lvlText w:val=""/>
+      <w:lvlJc w:val="left"/>
+      <w:pPr>
+        <w:tabs>
+          <w:tab w:val="num" w:pos="2880"/>
+        </w:tabs>
+        <w:ind w:left="2880" w:hanging="360"/>
+      </w:pPr>
+      <w:rPr>
+        <w:rFonts w:ascii="Wingdings" w:hAnsi="Wingdings" w:hint="default"/>
+        <w:sz w:val="20"/>
+      </w:rPr>
+    </w:lvl>
+    <w:lvl w:ilvl="4" w:tentative="1">
+      <w:start w:val="1"/>
+      <w:numFmt w:val="bullet"/>
+      <w:lvlText w:val=""/>
+      <w:lvlJc w:val="left"/>
+      <w:pPr>
+        <w:tabs>
+          <w:tab w:val="num" w:pos="3600"/>
+        </w:tabs>
+        <w:ind w:left="3600" w:hanging="360"/>
+      </w:pPr>
+      <w:rPr>
+        <w:rFonts w:ascii="Wingdings" w:hAnsi="Wingdings" w:hint="default"/>
+        <w:sz w:val="20"/>
+      </w:rPr>
+    </w:lvl>
+    <w:lvl w:ilvl="5" w:tentative="1">
+      <w:start w:val="1"/>
+      <w:numFmt w:val="bullet"/>
+      <w:lvlText w:val=""/>
+      <w:lvlJc w:val="left"/>
+      <w:pPr>
+        <w:tabs>
+          <w:tab w:val="num" w:pos="4320"/>
+        </w:tabs>
+        <w:ind w:left="4320" w:hanging="360"/>
+      </w:pPr>
+      <w:rPr>
+        <w:rFonts w:ascii="Wingdings" w:hAnsi="Wingdings" w:hint="default"/>
+        <w:sz w:val="20"/>
+      </w:rPr>
+    </w:lvl>
+    <w:lvl w:ilvl="6" w:tentative="1">
+      <w:start w:val="1"/>
+      <w:numFmt w:val="bullet"/>
+      <w:lvlText w:val=""/>
+      <w:lvlJc w:val="left"/>
+      <w:pPr>
+        <w:tabs>
+          <w:tab w:val="num" w:pos="5040"/>
+        </w:tabs>
+        <w:ind w:left="5040" w:hanging="360"/>
+      </w:pPr>
+      <w:rPr>
+        <w:rFonts w:ascii="Wingdings" w:hAnsi="Wingdings" w:hint="default"/>
+        <w:sz w:val="20"/>
+      </w:rPr>
+    </w:lvl>
+    <w:lvl w:ilvl="7" w:tentative="1">
+      <w:start w:val="1"/>
+      <w:numFmt w:val="bullet"/>
+      <w:lvlText w:val=""/>
+      <w:lvlJc w:val="left"/>
+      <w:pPr>
+        <w:tabs>
+          <w:tab w:val="num" w:pos="5760"/>
+        </w:tabs>
+        <w:ind w:left="5760" w:hanging="360"/>
+      </w:pPr>
+      <w:rPr>
+        <w:rFonts w:ascii="Wingdings" w:hAnsi="Wingdings" w:hint="default"/>
+        <w:sz w:val="20"/>
+      </w:rPr>
+    </w:lvl>
+    <w:lvl w:ilvl="8" w:tentative="1">
+      <w:start w:val="1"/>
+      <w:numFmt w:val="bullet"/>
+      <w:lvlText w:val=""/>
+      <w:lvlJc w:val="left"/>
+      <w:pPr>
+        <w:tabs>
+          <w:tab w:val="num" w:pos="6480"/>
+        </w:tabs>
+        <w:ind w:left="6480" w:hanging="360"/>
+      </w:pPr>
+      <w:rPr>
+        <w:rFonts w:ascii="Wingdings" w:hAnsi="Wingdings" w:hint="default"/>
+        <w:sz w:val="20"/>
+      </w:rPr>
+    </w:lvl>
+  </w:abstractNum>
+  <w:abstractNum w:abstractNumId="4" w15:restartNumberingAfterBreak="0">
     <w:nsid w:val="17913915"/>
     <w:multiLevelType w:val="multilevel"/>
     <w:tmpl w:val="378A1866"/>
@@ -3398,7 +6787,603 @@
       </w:rPr>
     </w:lvl>
   </w:abstractNum>
-  <w:abstractNum w:abstractNumId="2" w15:restartNumberingAfterBreak="0">
+  <w:abstractNum w:abstractNumId="5" w15:restartNumberingAfterBreak="0">
+    <w:nsid w:val="1A7B0C27"/>
+    <w:multiLevelType w:val="multilevel"/>
+    <w:tmpl w:val="ECAC4802"/>
+    <w:lvl w:ilvl="0">
+      <w:start w:val="1"/>
+      <w:numFmt w:val="bullet"/>
+      <w:lvlText w:val=""/>
+      <w:lvlJc w:val="left"/>
+      <w:pPr>
+        <w:tabs>
+          <w:tab w:val="num" w:pos="720"/>
+        </w:tabs>
+        <w:ind w:left="720" w:hanging="360"/>
+      </w:pPr>
+      <w:rPr>
+        <w:rFonts w:ascii="Symbol" w:hAnsi="Symbol" w:hint="default"/>
+        <w:sz w:val="20"/>
+      </w:rPr>
+    </w:lvl>
+    <w:lvl w:ilvl="1">
+      <w:start w:val="1"/>
+      <w:numFmt w:val="bullet"/>
+      <w:lvlText w:val="o"/>
+      <w:lvlJc w:val="left"/>
+      <w:pPr>
+        <w:tabs>
+          <w:tab w:val="num" w:pos="1440"/>
+        </w:tabs>
+        <w:ind w:left="1440" w:hanging="360"/>
+      </w:pPr>
+      <w:rPr>
+        <w:rFonts w:ascii="Courier New" w:hAnsi="Courier New" w:hint="default"/>
+        <w:sz w:val="20"/>
+      </w:rPr>
+    </w:lvl>
+    <w:lvl w:ilvl="2" w:tentative="1">
+      <w:start w:val="1"/>
+      <w:numFmt w:val="bullet"/>
+      <w:lvlText w:val=""/>
+      <w:lvlJc w:val="left"/>
+      <w:pPr>
+        <w:tabs>
+          <w:tab w:val="num" w:pos="2160"/>
+        </w:tabs>
+        <w:ind w:left="2160" w:hanging="360"/>
+      </w:pPr>
+      <w:rPr>
+        <w:rFonts w:ascii="Wingdings" w:hAnsi="Wingdings" w:hint="default"/>
+        <w:sz w:val="20"/>
+      </w:rPr>
+    </w:lvl>
+    <w:lvl w:ilvl="3" w:tentative="1">
+      <w:start w:val="1"/>
+      <w:numFmt w:val="bullet"/>
+      <w:lvlText w:val=""/>
+      <w:lvlJc w:val="left"/>
+      <w:pPr>
+        <w:tabs>
+          <w:tab w:val="num" w:pos="2880"/>
+        </w:tabs>
+        <w:ind w:left="2880" w:hanging="360"/>
+      </w:pPr>
+      <w:rPr>
+        <w:rFonts w:ascii="Wingdings" w:hAnsi="Wingdings" w:hint="default"/>
+        <w:sz w:val="20"/>
+      </w:rPr>
+    </w:lvl>
+    <w:lvl w:ilvl="4" w:tentative="1">
+      <w:start w:val="1"/>
+      <w:numFmt w:val="bullet"/>
+      <w:lvlText w:val=""/>
+      <w:lvlJc w:val="left"/>
+      <w:pPr>
+        <w:tabs>
+          <w:tab w:val="num" w:pos="3600"/>
+        </w:tabs>
+        <w:ind w:left="3600" w:hanging="360"/>
+      </w:pPr>
+      <w:rPr>
+        <w:rFonts w:ascii="Wingdings" w:hAnsi="Wingdings" w:hint="default"/>
+        <w:sz w:val="20"/>
+      </w:rPr>
+    </w:lvl>
+    <w:lvl w:ilvl="5" w:tentative="1">
+      <w:start w:val="1"/>
+      <w:numFmt w:val="bullet"/>
+      <w:lvlText w:val=""/>
+      <w:lvlJc w:val="left"/>
+      <w:pPr>
+        <w:tabs>
+          <w:tab w:val="num" w:pos="4320"/>
+        </w:tabs>
+        <w:ind w:left="4320" w:hanging="360"/>
+      </w:pPr>
+      <w:rPr>
+        <w:rFonts w:ascii="Wingdings" w:hAnsi="Wingdings" w:hint="default"/>
+        <w:sz w:val="20"/>
+      </w:rPr>
+    </w:lvl>
+    <w:lvl w:ilvl="6" w:tentative="1">
+      <w:start w:val="1"/>
+      <w:numFmt w:val="bullet"/>
+      <w:lvlText w:val=""/>
+      <w:lvlJc w:val="left"/>
+      <w:pPr>
+        <w:tabs>
+          <w:tab w:val="num" w:pos="5040"/>
+        </w:tabs>
+        <w:ind w:left="5040" w:hanging="360"/>
+      </w:pPr>
+      <w:rPr>
+        <w:rFonts w:ascii="Wingdings" w:hAnsi="Wingdings" w:hint="default"/>
+        <w:sz w:val="20"/>
+      </w:rPr>
+    </w:lvl>
+    <w:lvl w:ilvl="7" w:tentative="1">
+      <w:start w:val="1"/>
+      <w:numFmt w:val="bullet"/>
+      <w:lvlText w:val=""/>
+      <w:lvlJc w:val="left"/>
+      <w:pPr>
+        <w:tabs>
+          <w:tab w:val="num" w:pos="5760"/>
+        </w:tabs>
+        <w:ind w:left="5760" w:hanging="360"/>
+      </w:pPr>
+      <w:rPr>
+        <w:rFonts w:ascii="Wingdings" w:hAnsi="Wingdings" w:hint="default"/>
+        <w:sz w:val="20"/>
+      </w:rPr>
+    </w:lvl>
+    <w:lvl w:ilvl="8" w:tentative="1">
+      <w:start w:val="1"/>
+      <w:numFmt w:val="bullet"/>
+      <w:lvlText w:val=""/>
+      <w:lvlJc w:val="left"/>
+      <w:pPr>
+        <w:tabs>
+          <w:tab w:val="num" w:pos="6480"/>
+        </w:tabs>
+        <w:ind w:left="6480" w:hanging="360"/>
+      </w:pPr>
+      <w:rPr>
+        <w:rFonts w:ascii="Wingdings" w:hAnsi="Wingdings" w:hint="default"/>
+        <w:sz w:val="20"/>
+      </w:rPr>
+    </w:lvl>
+  </w:abstractNum>
+  <w:abstractNum w:abstractNumId="6" w15:restartNumberingAfterBreak="0">
+    <w:nsid w:val="1B0658F2"/>
+    <w:multiLevelType w:val="multilevel"/>
+    <w:tmpl w:val="F7341D56"/>
+    <w:lvl w:ilvl="0">
+      <w:start w:val="1"/>
+      <w:numFmt w:val="bullet"/>
+      <w:lvlText w:val=""/>
+      <w:lvlJc w:val="left"/>
+      <w:pPr>
+        <w:tabs>
+          <w:tab w:val="num" w:pos="720"/>
+        </w:tabs>
+        <w:ind w:left="720" w:hanging="360"/>
+      </w:pPr>
+      <w:rPr>
+        <w:rFonts w:ascii="Symbol" w:hAnsi="Symbol" w:hint="default"/>
+        <w:sz w:val="20"/>
+      </w:rPr>
+    </w:lvl>
+    <w:lvl w:ilvl="1" w:tentative="1">
+      <w:start w:val="1"/>
+      <w:numFmt w:val="bullet"/>
+      <w:lvlText w:val="o"/>
+      <w:lvlJc w:val="left"/>
+      <w:pPr>
+        <w:tabs>
+          <w:tab w:val="num" w:pos="1440"/>
+        </w:tabs>
+        <w:ind w:left="1440" w:hanging="360"/>
+      </w:pPr>
+      <w:rPr>
+        <w:rFonts w:ascii="Courier New" w:hAnsi="Courier New" w:hint="default"/>
+        <w:sz w:val="20"/>
+      </w:rPr>
+    </w:lvl>
+    <w:lvl w:ilvl="2" w:tentative="1">
+      <w:start w:val="1"/>
+      <w:numFmt w:val="bullet"/>
+      <w:lvlText w:val=""/>
+      <w:lvlJc w:val="left"/>
+      <w:pPr>
+        <w:tabs>
+          <w:tab w:val="num" w:pos="2160"/>
+        </w:tabs>
+        <w:ind w:left="2160" w:hanging="360"/>
+      </w:pPr>
+      <w:rPr>
+        <w:rFonts w:ascii="Wingdings" w:hAnsi="Wingdings" w:hint="default"/>
+        <w:sz w:val="20"/>
+      </w:rPr>
+    </w:lvl>
+    <w:lvl w:ilvl="3" w:tentative="1">
+      <w:start w:val="1"/>
+      <w:numFmt w:val="bullet"/>
+      <w:lvlText w:val=""/>
+      <w:lvlJc w:val="left"/>
+      <w:pPr>
+        <w:tabs>
+          <w:tab w:val="num" w:pos="2880"/>
+        </w:tabs>
+        <w:ind w:left="2880" w:hanging="360"/>
+      </w:pPr>
+      <w:rPr>
+        <w:rFonts w:ascii="Wingdings" w:hAnsi="Wingdings" w:hint="default"/>
+        <w:sz w:val="20"/>
+      </w:rPr>
+    </w:lvl>
+    <w:lvl w:ilvl="4" w:tentative="1">
+      <w:start w:val="1"/>
+      <w:numFmt w:val="bullet"/>
+      <w:lvlText w:val=""/>
+      <w:lvlJc w:val="left"/>
+      <w:pPr>
+        <w:tabs>
+          <w:tab w:val="num" w:pos="3600"/>
+        </w:tabs>
+        <w:ind w:left="3600" w:hanging="360"/>
+      </w:pPr>
+      <w:rPr>
+        <w:rFonts w:ascii="Wingdings" w:hAnsi="Wingdings" w:hint="default"/>
+        <w:sz w:val="20"/>
+      </w:rPr>
+    </w:lvl>
+    <w:lvl w:ilvl="5" w:tentative="1">
+      <w:start w:val="1"/>
+      <w:numFmt w:val="bullet"/>
+      <w:lvlText w:val=""/>
+      <w:lvlJc w:val="left"/>
+      <w:pPr>
+        <w:tabs>
+          <w:tab w:val="num" w:pos="4320"/>
+        </w:tabs>
+        <w:ind w:left="4320" w:hanging="360"/>
+      </w:pPr>
+      <w:rPr>
+        <w:rFonts w:ascii="Wingdings" w:hAnsi="Wingdings" w:hint="default"/>
+        <w:sz w:val="20"/>
+      </w:rPr>
+    </w:lvl>
+    <w:lvl w:ilvl="6" w:tentative="1">
+      <w:start w:val="1"/>
+      <w:numFmt w:val="bullet"/>
+      <w:lvlText w:val=""/>
+      <w:lvlJc w:val="left"/>
+      <w:pPr>
+        <w:tabs>
+          <w:tab w:val="num" w:pos="5040"/>
+        </w:tabs>
+        <w:ind w:left="5040" w:hanging="360"/>
+      </w:pPr>
+      <w:rPr>
+        <w:rFonts w:ascii="Wingdings" w:hAnsi="Wingdings" w:hint="default"/>
+        <w:sz w:val="20"/>
+      </w:rPr>
+    </w:lvl>
+    <w:lvl w:ilvl="7" w:tentative="1">
+      <w:start w:val="1"/>
+      <w:numFmt w:val="bullet"/>
+      <w:lvlText w:val=""/>
+      <w:lvlJc w:val="left"/>
+      <w:pPr>
+        <w:tabs>
+          <w:tab w:val="num" w:pos="5760"/>
+        </w:tabs>
+        <w:ind w:left="5760" w:hanging="360"/>
+      </w:pPr>
+      <w:rPr>
+        <w:rFonts w:ascii="Wingdings" w:hAnsi="Wingdings" w:hint="default"/>
+        <w:sz w:val="20"/>
+      </w:rPr>
+    </w:lvl>
+    <w:lvl w:ilvl="8" w:tentative="1">
+      <w:start w:val="1"/>
+      <w:numFmt w:val="bullet"/>
+      <w:lvlText w:val=""/>
+      <w:lvlJc w:val="left"/>
+      <w:pPr>
+        <w:tabs>
+          <w:tab w:val="num" w:pos="6480"/>
+        </w:tabs>
+        <w:ind w:left="6480" w:hanging="360"/>
+      </w:pPr>
+      <w:rPr>
+        <w:rFonts w:ascii="Wingdings" w:hAnsi="Wingdings" w:hint="default"/>
+        <w:sz w:val="20"/>
+      </w:rPr>
+    </w:lvl>
+  </w:abstractNum>
+  <w:abstractNum w:abstractNumId="7" w15:restartNumberingAfterBreak="0">
+    <w:nsid w:val="1BC62594"/>
+    <w:multiLevelType w:val="multilevel"/>
+    <w:tmpl w:val="BDA2633C"/>
+    <w:lvl w:ilvl="0">
+      <w:start w:val="1"/>
+      <w:numFmt w:val="bullet"/>
+      <w:lvlText w:val=""/>
+      <w:lvlJc w:val="left"/>
+      <w:pPr>
+        <w:tabs>
+          <w:tab w:val="num" w:pos="720"/>
+        </w:tabs>
+        <w:ind w:left="720" w:hanging="360"/>
+      </w:pPr>
+      <w:rPr>
+        <w:rFonts w:ascii="Symbol" w:hAnsi="Symbol" w:hint="default"/>
+        <w:sz w:val="20"/>
+      </w:rPr>
+    </w:lvl>
+    <w:lvl w:ilvl="1" w:tentative="1">
+      <w:start w:val="1"/>
+      <w:numFmt w:val="bullet"/>
+      <w:lvlText w:val="o"/>
+      <w:lvlJc w:val="left"/>
+      <w:pPr>
+        <w:tabs>
+          <w:tab w:val="num" w:pos="1440"/>
+        </w:tabs>
+        <w:ind w:left="1440" w:hanging="360"/>
+      </w:pPr>
+      <w:rPr>
+        <w:rFonts w:ascii="Courier New" w:hAnsi="Courier New" w:hint="default"/>
+        <w:sz w:val="20"/>
+      </w:rPr>
+    </w:lvl>
+    <w:lvl w:ilvl="2" w:tentative="1">
+      <w:start w:val="1"/>
+      <w:numFmt w:val="bullet"/>
+      <w:lvlText w:val=""/>
+      <w:lvlJc w:val="left"/>
+      <w:pPr>
+        <w:tabs>
+          <w:tab w:val="num" w:pos="2160"/>
+        </w:tabs>
+        <w:ind w:left="2160" w:hanging="360"/>
+      </w:pPr>
+      <w:rPr>
+        <w:rFonts w:ascii="Wingdings" w:hAnsi="Wingdings" w:hint="default"/>
+        <w:sz w:val="20"/>
+      </w:rPr>
+    </w:lvl>
+    <w:lvl w:ilvl="3" w:tentative="1">
+      <w:start w:val="1"/>
+      <w:numFmt w:val="bullet"/>
+      <w:lvlText w:val=""/>
+      <w:lvlJc w:val="left"/>
+      <w:pPr>
+        <w:tabs>
+          <w:tab w:val="num" w:pos="2880"/>
+        </w:tabs>
+        <w:ind w:left="2880" w:hanging="360"/>
+      </w:pPr>
+      <w:rPr>
+        <w:rFonts w:ascii="Wingdings" w:hAnsi="Wingdings" w:hint="default"/>
+        <w:sz w:val="20"/>
+      </w:rPr>
+    </w:lvl>
+    <w:lvl w:ilvl="4" w:tentative="1">
+      <w:start w:val="1"/>
+      <w:numFmt w:val="bullet"/>
+      <w:lvlText w:val=""/>
+      <w:lvlJc w:val="left"/>
+      <w:pPr>
+        <w:tabs>
+          <w:tab w:val="num" w:pos="3600"/>
+        </w:tabs>
+        <w:ind w:left="3600" w:hanging="360"/>
+      </w:pPr>
+      <w:rPr>
+        <w:rFonts w:ascii="Wingdings" w:hAnsi="Wingdings" w:hint="default"/>
+        <w:sz w:val="20"/>
+      </w:rPr>
+    </w:lvl>
+    <w:lvl w:ilvl="5" w:tentative="1">
+      <w:start w:val="1"/>
+      <w:numFmt w:val="bullet"/>
+      <w:lvlText w:val=""/>
+      <w:lvlJc w:val="left"/>
+      <w:pPr>
+        <w:tabs>
+          <w:tab w:val="num" w:pos="4320"/>
+        </w:tabs>
+        <w:ind w:left="4320" w:hanging="360"/>
+      </w:pPr>
+      <w:rPr>
+        <w:rFonts w:ascii="Wingdings" w:hAnsi="Wingdings" w:hint="default"/>
+        <w:sz w:val="20"/>
+      </w:rPr>
+    </w:lvl>
+    <w:lvl w:ilvl="6" w:tentative="1">
+      <w:start w:val="1"/>
+      <w:numFmt w:val="bullet"/>
+      <w:lvlText w:val=""/>
+      <w:lvlJc w:val="left"/>
+      <w:pPr>
+        <w:tabs>
+          <w:tab w:val="num" w:pos="5040"/>
+        </w:tabs>
+        <w:ind w:left="5040" w:hanging="360"/>
+      </w:pPr>
+      <w:rPr>
+        <w:rFonts w:ascii="Wingdings" w:hAnsi="Wingdings" w:hint="default"/>
+        <w:sz w:val="20"/>
+      </w:rPr>
+    </w:lvl>
+    <w:lvl w:ilvl="7" w:tentative="1">
+      <w:start w:val="1"/>
+      <w:numFmt w:val="bullet"/>
+      <w:lvlText w:val=""/>
+      <w:lvlJc w:val="left"/>
+      <w:pPr>
+        <w:tabs>
+          <w:tab w:val="num" w:pos="5760"/>
+        </w:tabs>
+        <w:ind w:left="5760" w:hanging="360"/>
+      </w:pPr>
+      <w:rPr>
+        <w:rFonts w:ascii="Wingdings" w:hAnsi="Wingdings" w:hint="default"/>
+        <w:sz w:val="20"/>
+      </w:rPr>
+    </w:lvl>
+    <w:lvl w:ilvl="8" w:tentative="1">
+      <w:start w:val="1"/>
+      <w:numFmt w:val="bullet"/>
+      <w:lvlText w:val=""/>
+      <w:lvlJc w:val="left"/>
+      <w:pPr>
+        <w:tabs>
+          <w:tab w:val="num" w:pos="6480"/>
+        </w:tabs>
+        <w:ind w:left="6480" w:hanging="360"/>
+      </w:pPr>
+      <w:rPr>
+        <w:rFonts w:ascii="Wingdings" w:hAnsi="Wingdings" w:hint="default"/>
+        <w:sz w:val="20"/>
+      </w:rPr>
+    </w:lvl>
+  </w:abstractNum>
+  <w:abstractNum w:abstractNumId="8" w15:restartNumberingAfterBreak="0">
+    <w:nsid w:val="1D126B18"/>
+    <w:multiLevelType w:val="multilevel"/>
+    <w:tmpl w:val="76A88738"/>
+    <w:lvl w:ilvl="0">
+      <w:start w:val="1"/>
+      <w:numFmt w:val="bullet"/>
+      <w:lvlText w:val=""/>
+      <w:lvlJc w:val="left"/>
+      <w:pPr>
+        <w:tabs>
+          <w:tab w:val="num" w:pos="720"/>
+        </w:tabs>
+        <w:ind w:left="720" w:hanging="360"/>
+      </w:pPr>
+      <w:rPr>
+        <w:rFonts w:ascii="Symbol" w:hAnsi="Symbol" w:hint="default"/>
+        <w:sz w:val="20"/>
+      </w:rPr>
+    </w:lvl>
+    <w:lvl w:ilvl="1" w:tentative="1">
+      <w:start w:val="1"/>
+      <w:numFmt w:val="bullet"/>
+      <w:lvlText w:val="o"/>
+      <w:lvlJc w:val="left"/>
+      <w:pPr>
+        <w:tabs>
+          <w:tab w:val="num" w:pos="1440"/>
+        </w:tabs>
+        <w:ind w:left="1440" w:hanging="360"/>
+      </w:pPr>
+      <w:rPr>
+        <w:rFonts w:ascii="Courier New" w:hAnsi="Courier New" w:hint="default"/>
+        <w:sz w:val="20"/>
+      </w:rPr>
+    </w:lvl>
+    <w:lvl w:ilvl="2" w:tentative="1">
+      <w:start w:val="1"/>
+      <w:numFmt w:val="bullet"/>
+      <w:lvlText w:val=""/>
+      <w:lvlJc w:val="left"/>
+      <w:pPr>
+        <w:tabs>
+          <w:tab w:val="num" w:pos="2160"/>
+        </w:tabs>
+        <w:ind w:left="2160" w:hanging="360"/>
+      </w:pPr>
+      <w:rPr>
+        <w:rFonts w:ascii="Wingdings" w:hAnsi="Wingdings" w:hint="default"/>
+        <w:sz w:val="20"/>
+      </w:rPr>
+    </w:lvl>
+    <w:lvl w:ilvl="3" w:tentative="1">
+      <w:start w:val="1"/>
+      <w:numFmt w:val="bullet"/>
+      <w:lvlText w:val=""/>
+      <w:lvlJc w:val="left"/>
+      <w:pPr>
+        <w:tabs>
+          <w:tab w:val="num" w:pos="2880"/>
+        </w:tabs>
+        <w:ind w:left="2880" w:hanging="360"/>
+      </w:pPr>
+      <w:rPr>
+        <w:rFonts w:ascii="Wingdings" w:hAnsi="Wingdings" w:hint="default"/>
+        <w:sz w:val="20"/>
+      </w:rPr>
+    </w:lvl>
+    <w:lvl w:ilvl="4" w:tentative="1">
+      <w:start w:val="1"/>
+      <w:numFmt w:val="bullet"/>
+      <w:lvlText w:val=""/>
+      <w:lvlJc w:val="left"/>
+      <w:pPr>
+        <w:tabs>
+          <w:tab w:val="num" w:pos="3600"/>
+        </w:tabs>
+        <w:ind w:left="3600" w:hanging="360"/>
+      </w:pPr>
+      <w:rPr>
+        <w:rFonts w:ascii="Wingdings" w:hAnsi="Wingdings" w:hint="default"/>
+        <w:sz w:val="20"/>
+      </w:rPr>
+    </w:lvl>
+    <w:lvl w:ilvl="5" w:tentative="1">
+      <w:start w:val="1"/>
+      <w:numFmt w:val="bullet"/>
+      <w:lvlText w:val=""/>
+      <w:lvlJc w:val="left"/>
+      <w:pPr>
+        <w:tabs>
+          <w:tab w:val="num" w:pos="4320"/>
+        </w:tabs>
+        <w:ind w:left="4320" w:hanging="360"/>
+      </w:pPr>
+      <w:rPr>
+        <w:rFonts w:ascii="Wingdings" w:hAnsi="Wingdings" w:hint="default"/>
+        <w:sz w:val="20"/>
+      </w:rPr>
+    </w:lvl>
+    <w:lvl w:ilvl="6" w:tentative="1">
+      <w:start w:val="1"/>
+      <w:numFmt w:val="bullet"/>
+      <w:lvlText w:val=""/>
+      <w:lvlJc w:val="left"/>
+      <w:pPr>
+        <w:tabs>
+          <w:tab w:val="num" w:pos="5040"/>
+        </w:tabs>
+        <w:ind w:left="5040" w:hanging="360"/>
+      </w:pPr>
+      <w:rPr>
+        <w:rFonts w:ascii="Wingdings" w:hAnsi="Wingdings" w:hint="default"/>
+        <w:sz w:val="20"/>
+      </w:rPr>
+    </w:lvl>
+    <w:lvl w:ilvl="7" w:tentative="1">
+      <w:start w:val="1"/>
+      <w:numFmt w:val="bullet"/>
+      <w:lvlText w:val=""/>
+      <w:lvlJc w:val="left"/>
+      <w:pPr>
+        <w:tabs>
+          <w:tab w:val="num" w:pos="5760"/>
+        </w:tabs>
+        <w:ind w:left="5760" w:hanging="360"/>
+      </w:pPr>
+      <w:rPr>
+        <w:rFonts w:ascii="Wingdings" w:hAnsi="Wingdings" w:hint="default"/>
+        <w:sz w:val="20"/>
+      </w:rPr>
+    </w:lvl>
+    <w:lvl w:ilvl="8" w:tentative="1">
+      <w:start w:val="1"/>
+      <w:numFmt w:val="bullet"/>
+      <w:lvlText w:val=""/>
+      <w:lvlJc w:val="left"/>
+      <w:pPr>
+        <w:tabs>
+          <w:tab w:val="num" w:pos="6480"/>
+        </w:tabs>
+        <w:ind w:left="6480" w:hanging="360"/>
+      </w:pPr>
+      <w:rPr>
+        <w:rFonts w:ascii="Wingdings" w:hAnsi="Wingdings" w:hint="default"/>
+        <w:sz w:val="20"/>
+      </w:rPr>
+    </w:lvl>
+  </w:abstractNum>
+  <w:abstractNum w:abstractNumId="9" w15:restartNumberingAfterBreak="0">
     <w:nsid w:val="1DB011F0"/>
     <w:multiLevelType w:val="multilevel"/>
     <w:tmpl w:val="CFD84478"/>
@@ -3547,7 +7532,7 @@
       </w:rPr>
     </w:lvl>
   </w:abstractNum>
-  <w:abstractNum w:abstractNumId="3" w15:restartNumberingAfterBreak="0">
+  <w:abstractNum w:abstractNumId="10" w15:restartNumberingAfterBreak="0">
     <w:nsid w:val="1E1709AC"/>
     <w:multiLevelType w:val="multilevel"/>
     <w:tmpl w:val="7CAA081A"/>
@@ -3696,7 +7681,7 @@
       </w:rPr>
     </w:lvl>
   </w:abstractNum>
-  <w:abstractNum w:abstractNumId="4" w15:restartNumberingAfterBreak="0">
+  <w:abstractNum w:abstractNumId="11" w15:restartNumberingAfterBreak="0">
     <w:nsid w:val="1E38050F"/>
     <w:multiLevelType w:val="multilevel"/>
     <w:tmpl w:val="8A44E24A"/>
@@ -3845,7 +7830,7 @@
       </w:rPr>
     </w:lvl>
   </w:abstractNum>
-  <w:abstractNum w:abstractNumId="5" w15:restartNumberingAfterBreak="0">
+  <w:abstractNum w:abstractNumId="12" w15:restartNumberingAfterBreak="0">
     <w:nsid w:val="21DF165A"/>
     <w:multiLevelType w:val="multilevel"/>
     <w:tmpl w:val="842044AC"/>
@@ -3994,7 +7979,156 @@
       </w:rPr>
     </w:lvl>
   </w:abstractNum>
-  <w:abstractNum w:abstractNumId="6" w15:restartNumberingAfterBreak="0">
+  <w:abstractNum w:abstractNumId="13" w15:restartNumberingAfterBreak="0">
+    <w:nsid w:val="29D4556E"/>
+    <w:multiLevelType w:val="multilevel"/>
+    <w:tmpl w:val="5F3E4058"/>
+    <w:lvl w:ilvl="0">
+      <w:start w:val="1"/>
+      <w:numFmt w:val="bullet"/>
+      <w:lvlText w:val=""/>
+      <w:lvlJc w:val="left"/>
+      <w:pPr>
+        <w:tabs>
+          <w:tab w:val="num" w:pos="720"/>
+        </w:tabs>
+        <w:ind w:left="720" w:hanging="360"/>
+      </w:pPr>
+      <w:rPr>
+        <w:rFonts w:ascii="Symbol" w:hAnsi="Symbol" w:hint="default"/>
+        <w:sz w:val="20"/>
+      </w:rPr>
+    </w:lvl>
+    <w:lvl w:ilvl="1">
+      <w:start w:val="1"/>
+      <w:numFmt w:val="bullet"/>
+      <w:lvlText w:val="o"/>
+      <w:lvlJc w:val="left"/>
+      <w:pPr>
+        <w:tabs>
+          <w:tab w:val="num" w:pos="1440"/>
+        </w:tabs>
+        <w:ind w:left="1440" w:hanging="360"/>
+      </w:pPr>
+      <w:rPr>
+        <w:rFonts w:ascii="Courier New" w:hAnsi="Courier New" w:hint="default"/>
+        <w:sz w:val="20"/>
+      </w:rPr>
+    </w:lvl>
+    <w:lvl w:ilvl="2" w:tentative="1">
+      <w:start w:val="1"/>
+      <w:numFmt w:val="bullet"/>
+      <w:lvlText w:val=""/>
+      <w:lvlJc w:val="left"/>
+      <w:pPr>
+        <w:tabs>
+          <w:tab w:val="num" w:pos="2160"/>
+        </w:tabs>
+        <w:ind w:left="2160" w:hanging="360"/>
+      </w:pPr>
+      <w:rPr>
+        <w:rFonts w:ascii="Wingdings" w:hAnsi="Wingdings" w:hint="default"/>
+        <w:sz w:val="20"/>
+      </w:rPr>
+    </w:lvl>
+    <w:lvl w:ilvl="3" w:tentative="1">
+      <w:start w:val="1"/>
+      <w:numFmt w:val="bullet"/>
+      <w:lvlText w:val=""/>
+      <w:lvlJc w:val="left"/>
+      <w:pPr>
+        <w:tabs>
+          <w:tab w:val="num" w:pos="2880"/>
+        </w:tabs>
+        <w:ind w:left="2880" w:hanging="360"/>
+      </w:pPr>
+      <w:rPr>
+        <w:rFonts w:ascii="Wingdings" w:hAnsi="Wingdings" w:hint="default"/>
+        <w:sz w:val="20"/>
+      </w:rPr>
+    </w:lvl>
+    <w:lvl w:ilvl="4" w:tentative="1">
+      <w:start w:val="1"/>
+      <w:numFmt w:val="bullet"/>
+      <w:lvlText w:val=""/>
+      <w:lvlJc w:val="left"/>
+      <w:pPr>
+        <w:tabs>
+          <w:tab w:val="num" w:pos="3600"/>
+        </w:tabs>
+        <w:ind w:left="3600" w:hanging="360"/>
+      </w:pPr>
+      <w:rPr>
+        <w:rFonts w:ascii="Wingdings" w:hAnsi="Wingdings" w:hint="default"/>
+        <w:sz w:val="20"/>
+      </w:rPr>
+    </w:lvl>
+    <w:lvl w:ilvl="5" w:tentative="1">
+      <w:start w:val="1"/>
+      <w:numFmt w:val="bullet"/>
+      <w:lvlText w:val=""/>
+      <w:lvlJc w:val="left"/>
+      <w:pPr>
+        <w:tabs>
+          <w:tab w:val="num" w:pos="4320"/>
+        </w:tabs>
+        <w:ind w:left="4320" w:hanging="360"/>
+      </w:pPr>
+      <w:rPr>
+        <w:rFonts w:ascii="Wingdings" w:hAnsi="Wingdings" w:hint="default"/>
+        <w:sz w:val="20"/>
+      </w:rPr>
+    </w:lvl>
+    <w:lvl w:ilvl="6" w:tentative="1">
+      <w:start w:val="1"/>
+      <w:numFmt w:val="bullet"/>
+      <w:lvlText w:val=""/>
+      <w:lvlJc w:val="left"/>
+      <w:pPr>
+        <w:tabs>
+          <w:tab w:val="num" w:pos="5040"/>
+        </w:tabs>
+        <w:ind w:left="5040" w:hanging="360"/>
+      </w:pPr>
+      <w:rPr>
+        <w:rFonts w:ascii="Wingdings" w:hAnsi="Wingdings" w:hint="default"/>
+        <w:sz w:val="20"/>
+      </w:rPr>
+    </w:lvl>
+    <w:lvl w:ilvl="7" w:tentative="1">
+      <w:start w:val="1"/>
+      <w:numFmt w:val="bullet"/>
+      <w:lvlText w:val=""/>
+      <w:lvlJc w:val="left"/>
+      <w:pPr>
+        <w:tabs>
+          <w:tab w:val="num" w:pos="5760"/>
+        </w:tabs>
+        <w:ind w:left="5760" w:hanging="360"/>
+      </w:pPr>
+      <w:rPr>
+        <w:rFonts w:ascii="Wingdings" w:hAnsi="Wingdings" w:hint="default"/>
+        <w:sz w:val="20"/>
+      </w:rPr>
+    </w:lvl>
+    <w:lvl w:ilvl="8" w:tentative="1">
+      <w:start w:val="1"/>
+      <w:numFmt w:val="bullet"/>
+      <w:lvlText w:val=""/>
+      <w:lvlJc w:val="left"/>
+      <w:pPr>
+        <w:tabs>
+          <w:tab w:val="num" w:pos="6480"/>
+        </w:tabs>
+        <w:ind w:left="6480" w:hanging="360"/>
+      </w:pPr>
+      <w:rPr>
+        <w:rFonts w:ascii="Wingdings" w:hAnsi="Wingdings" w:hint="default"/>
+        <w:sz w:val="20"/>
+      </w:rPr>
+    </w:lvl>
+  </w:abstractNum>
+  <w:abstractNum w:abstractNumId="14" w15:restartNumberingAfterBreak="0">
     <w:nsid w:val="300D15CB"/>
     <w:multiLevelType w:val="multilevel"/>
     <w:tmpl w:val="9F9A66A2"/>
@@ -4143,7 +8277,7 @@
       </w:rPr>
     </w:lvl>
   </w:abstractNum>
-  <w:abstractNum w:abstractNumId="7" w15:restartNumberingAfterBreak="0">
+  <w:abstractNum w:abstractNumId="15" w15:restartNumberingAfterBreak="0">
     <w:nsid w:val="40C22647"/>
     <w:multiLevelType w:val="multilevel"/>
     <w:tmpl w:val="3F7E515E"/>
@@ -4292,7 +8426,156 @@
       </w:rPr>
     </w:lvl>
   </w:abstractNum>
-  <w:abstractNum w:abstractNumId="8" w15:restartNumberingAfterBreak="0">
+  <w:abstractNum w:abstractNumId="16" w15:restartNumberingAfterBreak="0">
+    <w:nsid w:val="42272471"/>
+    <w:multiLevelType w:val="multilevel"/>
+    <w:tmpl w:val="677C6F2E"/>
+    <w:lvl w:ilvl="0">
+      <w:start w:val="1"/>
+      <w:numFmt w:val="bullet"/>
+      <w:lvlText w:val=""/>
+      <w:lvlJc w:val="left"/>
+      <w:pPr>
+        <w:tabs>
+          <w:tab w:val="num" w:pos="720"/>
+        </w:tabs>
+        <w:ind w:left="720" w:hanging="360"/>
+      </w:pPr>
+      <w:rPr>
+        <w:rFonts w:ascii="Symbol" w:hAnsi="Symbol" w:hint="default"/>
+        <w:sz w:val="20"/>
+      </w:rPr>
+    </w:lvl>
+    <w:lvl w:ilvl="1">
+      <w:start w:val="1"/>
+      <w:numFmt w:val="bullet"/>
+      <w:lvlText w:val="o"/>
+      <w:lvlJc w:val="left"/>
+      <w:pPr>
+        <w:tabs>
+          <w:tab w:val="num" w:pos="1440"/>
+        </w:tabs>
+        <w:ind w:left="1440" w:hanging="360"/>
+      </w:pPr>
+      <w:rPr>
+        <w:rFonts w:ascii="Courier New" w:hAnsi="Courier New" w:hint="default"/>
+        <w:sz w:val="20"/>
+      </w:rPr>
+    </w:lvl>
+    <w:lvl w:ilvl="2" w:tentative="1">
+      <w:start w:val="1"/>
+      <w:numFmt w:val="bullet"/>
+      <w:lvlText w:val=""/>
+      <w:lvlJc w:val="left"/>
+      <w:pPr>
+        <w:tabs>
+          <w:tab w:val="num" w:pos="2160"/>
+        </w:tabs>
+        <w:ind w:left="2160" w:hanging="360"/>
+      </w:pPr>
+      <w:rPr>
+        <w:rFonts w:ascii="Wingdings" w:hAnsi="Wingdings" w:hint="default"/>
+        <w:sz w:val="20"/>
+      </w:rPr>
+    </w:lvl>
+    <w:lvl w:ilvl="3" w:tentative="1">
+      <w:start w:val="1"/>
+      <w:numFmt w:val="bullet"/>
+      <w:lvlText w:val=""/>
+      <w:lvlJc w:val="left"/>
+      <w:pPr>
+        <w:tabs>
+          <w:tab w:val="num" w:pos="2880"/>
+        </w:tabs>
+        <w:ind w:left="2880" w:hanging="360"/>
+      </w:pPr>
+      <w:rPr>
+        <w:rFonts w:ascii="Wingdings" w:hAnsi="Wingdings" w:hint="default"/>
+        <w:sz w:val="20"/>
+      </w:rPr>
+    </w:lvl>
+    <w:lvl w:ilvl="4" w:tentative="1">
+      <w:start w:val="1"/>
+      <w:numFmt w:val="bullet"/>
+      <w:lvlText w:val=""/>
+      <w:lvlJc w:val="left"/>
+      <w:pPr>
+        <w:tabs>
+          <w:tab w:val="num" w:pos="3600"/>
+        </w:tabs>
+        <w:ind w:left="3600" w:hanging="360"/>
+      </w:pPr>
+      <w:rPr>
+        <w:rFonts w:ascii="Wingdings" w:hAnsi="Wingdings" w:hint="default"/>
+        <w:sz w:val="20"/>
+      </w:rPr>
+    </w:lvl>
+    <w:lvl w:ilvl="5" w:tentative="1">
+      <w:start w:val="1"/>
+      <w:numFmt w:val="bullet"/>
+      <w:lvlText w:val=""/>
+      <w:lvlJc w:val="left"/>
+      <w:pPr>
+        <w:tabs>
+          <w:tab w:val="num" w:pos="4320"/>
+        </w:tabs>
+        <w:ind w:left="4320" w:hanging="360"/>
+      </w:pPr>
+      <w:rPr>
+        <w:rFonts w:ascii="Wingdings" w:hAnsi="Wingdings" w:hint="default"/>
+        <w:sz w:val="20"/>
+      </w:rPr>
+    </w:lvl>
+    <w:lvl w:ilvl="6" w:tentative="1">
+      <w:start w:val="1"/>
+      <w:numFmt w:val="bullet"/>
+      <w:lvlText w:val=""/>
+      <w:lvlJc w:val="left"/>
+      <w:pPr>
+        <w:tabs>
+          <w:tab w:val="num" w:pos="5040"/>
+        </w:tabs>
+        <w:ind w:left="5040" w:hanging="360"/>
+      </w:pPr>
+      <w:rPr>
+        <w:rFonts w:ascii="Wingdings" w:hAnsi="Wingdings" w:hint="default"/>
+        <w:sz w:val="20"/>
+      </w:rPr>
+    </w:lvl>
+    <w:lvl w:ilvl="7" w:tentative="1">
+      <w:start w:val="1"/>
+      <w:numFmt w:val="bullet"/>
+      <w:lvlText w:val=""/>
+      <w:lvlJc w:val="left"/>
+      <w:pPr>
+        <w:tabs>
+          <w:tab w:val="num" w:pos="5760"/>
+        </w:tabs>
+        <w:ind w:left="5760" w:hanging="360"/>
+      </w:pPr>
+      <w:rPr>
+        <w:rFonts w:ascii="Wingdings" w:hAnsi="Wingdings" w:hint="default"/>
+        <w:sz w:val="20"/>
+      </w:rPr>
+    </w:lvl>
+    <w:lvl w:ilvl="8" w:tentative="1">
+      <w:start w:val="1"/>
+      <w:numFmt w:val="bullet"/>
+      <w:lvlText w:val=""/>
+      <w:lvlJc w:val="left"/>
+      <w:pPr>
+        <w:tabs>
+          <w:tab w:val="num" w:pos="6480"/>
+        </w:tabs>
+        <w:ind w:left="6480" w:hanging="360"/>
+      </w:pPr>
+      <w:rPr>
+        <w:rFonts w:ascii="Wingdings" w:hAnsi="Wingdings" w:hint="default"/>
+        <w:sz w:val="20"/>
+      </w:rPr>
+    </w:lvl>
+  </w:abstractNum>
+  <w:abstractNum w:abstractNumId="17" w15:restartNumberingAfterBreak="0">
     <w:nsid w:val="446B0676"/>
     <w:multiLevelType w:val="multilevel"/>
     <w:tmpl w:val="D88CFED8"/>
@@ -4408,7 +8691,7 @@
       </w:pPr>
     </w:lvl>
   </w:abstractNum>
-  <w:abstractNum w:abstractNumId="9" w15:restartNumberingAfterBreak="0">
+  <w:abstractNum w:abstractNumId="18" w15:restartNumberingAfterBreak="0">
     <w:nsid w:val="5F576381"/>
     <w:multiLevelType w:val="multilevel"/>
     <w:tmpl w:val="439AECEE"/>
@@ -4525,7 +8808,454 @@
       </w:pPr>
     </w:lvl>
   </w:abstractNum>
-  <w:abstractNum w:abstractNumId="10" w15:restartNumberingAfterBreak="0">
+  <w:abstractNum w:abstractNumId="19" w15:restartNumberingAfterBreak="0">
+    <w:nsid w:val="62CC0A33"/>
+    <w:multiLevelType w:val="multilevel"/>
+    <w:tmpl w:val="FF2A793A"/>
+    <w:lvl w:ilvl="0">
+      <w:start w:val="1"/>
+      <w:numFmt w:val="bullet"/>
+      <w:lvlText w:val=""/>
+      <w:lvlJc w:val="left"/>
+      <w:pPr>
+        <w:tabs>
+          <w:tab w:val="num" w:pos="720"/>
+        </w:tabs>
+        <w:ind w:left="720" w:hanging="360"/>
+      </w:pPr>
+      <w:rPr>
+        <w:rFonts w:ascii="Symbol" w:hAnsi="Symbol" w:hint="default"/>
+        <w:sz w:val="20"/>
+      </w:rPr>
+    </w:lvl>
+    <w:lvl w:ilvl="1">
+      <w:start w:val="1"/>
+      <w:numFmt w:val="bullet"/>
+      <w:lvlText w:val="o"/>
+      <w:lvlJc w:val="left"/>
+      <w:pPr>
+        <w:tabs>
+          <w:tab w:val="num" w:pos="1440"/>
+        </w:tabs>
+        <w:ind w:left="1440" w:hanging="360"/>
+      </w:pPr>
+      <w:rPr>
+        <w:rFonts w:ascii="Courier New" w:hAnsi="Courier New" w:hint="default"/>
+        <w:sz w:val="20"/>
+      </w:rPr>
+    </w:lvl>
+    <w:lvl w:ilvl="2" w:tentative="1">
+      <w:start w:val="1"/>
+      <w:numFmt w:val="bullet"/>
+      <w:lvlText w:val=""/>
+      <w:lvlJc w:val="left"/>
+      <w:pPr>
+        <w:tabs>
+          <w:tab w:val="num" w:pos="2160"/>
+        </w:tabs>
+        <w:ind w:left="2160" w:hanging="360"/>
+      </w:pPr>
+      <w:rPr>
+        <w:rFonts w:ascii="Wingdings" w:hAnsi="Wingdings" w:hint="default"/>
+        <w:sz w:val="20"/>
+      </w:rPr>
+    </w:lvl>
+    <w:lvl w:ilvl="3" w:tentative="1">
+      <w:start w:val="1"/>
+      <w:numFmt w:val="bullet"/>
+      <w:lvlText w:val=""/>
+      <w:lvlJc w:val="left"/>
+      <w:pPr>
+        <w:tabs>
+          <w:tab w:val="num" w:pos="2880"/>
+        </w:tabs>
+        <w:ind w:left="2880" w:hanging="360"/>
+      </w:pPr>
+      <w:rPr>
+        <w:rFonts w:ascii="Wingdings" w:hAnsi="Wingdings" w:hint="default"/>
+        <w:sz w:val="20"/>
+      </w:rPr>
+    </w:lvl>
+    <w:lvl w:ilvl="4" w:tentative="1">
+      <w:start w:val="1"/>
+      <w:numFmt w:val="bullet"/>
+      <w:lvlText w:val=""/>
+      <w:lvlJc w:val="left"/>
+      <w:pPr>
+        <w:tabs>
+          <w:tab w:val="num" w:pos="3600"/>
+        </w:tabs>
+        <w:ind w:left="3600" w:hanging="360"/>
+      </w:pPr>
+      <w:rPr>
+        <w:rFonts w:ascii="Wingdings" w:hAnsi="Wingdings" w:hint="default"/>
+        <w:sz w:val="20"/>
+      </w:rPr>
+    </w:lvl>
+    <w:lvl w:ilvl="5" w:tentative="1">
+      <w:start w:val="1"/>
+      <w:numFmt w:val="bullet"/>
+      <w:lvlText w:val=""/>
+      <w:lvlJc w:val="left"/>
+      <w:pPr>
+        <w:tabs>
+          <w:tab w:val="num" w:pos="4320"/>
+        </w:tabs>
+        <w:ind w:left="4320" w:hanging="360"/>
+      </w:pPr>
+      <w:rPr>
+        <w:rFonts w:ascii="Wingdings" w:hAnsi="Wingdings" w:hint="default"/>
+        <w:sz w:val="20"/>
+      </w:rPr>
+    </w:lvl>
+    <w:lvl w:ilvl="6" w:tentative="1">
+      <w:start w:val="1"/>
+      <w:numFmt w:val="bullet"/>
+      <w:lvlText w:val=""/>
+      <w:lvlJc w:val="left"/>
+      <w:pPr>
+        <w:tabs>
+          <w:tab w:val="num" w:pos="5040"/>
+        </w:tabs>
+        <w:ind w:left="5040" w:hanging="360"/>
+      </w:pPr>
+      <w:rPr>
+        <w:rFonts w:ascii="Wingdings" w:hAnsi="Wingdings" w:hint="default"/>
+        <w:sz w:val="20"/>
+      </w:rPr>
+    </w:lvl>
+    <w:lvl w:ilvl="7" w:tentative="1">
+      <w:start w:val="1"/>
+      <w:numFmt w:val="bullet"/>
+      <w:lvlText w:val=""/>
+      <w:lvlJc w:val="left"/>
+      <w:pPr>
+        <w:tabs>
+          <w:tab w:val="num" w:pos="5760"/>
+        </w:tabs>
+        <w:ind w:left="5760" w:hanging="360"/>
+      </w:pPr>
+      <w:rPr>
+        <w:rFonts w:ascii="Wingdings" w:hAnsi="Wingdings" w:hint="default"/>
+        <w:sz w:val="20"/>
+      </w:rPr>
+    </w:lvl>
+    <w:lvl w:ilvl="8" w:tentative="1">
+      <w:start w:val="1"/>
+      <w:numFmt w:val="bullet"/>
+      <w:lvlText w:val=""/>
+      <w:lvlJc w:val="left"/>
+      <w:pPr>
+        <w:tabs>
+          <w:tab w:val="num" w:pos="6480"/>
+        </w:tabs>
+        <w:ind w:left="6480" w:hanging="360"/>
+      </w:pPr>
+      <w:rPr>
+        <w:rFonts w:ascii="Wingdings" w:hAnsi="Wingdings" w:hint="default"/>
+        <w:sz w:val="20"/>
+      </w:rPr>
+    </w:lvl>
+  </w:abstractNum>
+  <w:abstractNum w:abstractNumId="20" w15:restartNumberingAfterBreak="0">
+    <w:nsid w:val="63417F92"/>
+    <w:multiLevelType w:val="multilevel"/>
+    <w:tmpl w:val="AE521486"/>
+    <w:lvl w:ilvl="0">
+      <w:start w:val="1"/>
+      <w:numFmt w:val="bullet"/>
+      <w:lvlText w:val=""/>
+      <w:lvlJc w:val="left"/>
+      <w:pPr>
+        <w:tabs>
+          <w:tab w:val="num" w:pos="720"/>
+        </w:tabs>
+        <w:ind w:left="720" w:hanging="360"/>
+      </w:pPr>
+      <w:rPr>
+        <w:rFonts w:ascii="Symbol" w:hAnsi="Symbol" w:hint="default"/>
+        <w:sz w:val="20"/>
+      </w:rPr>
+    </w:lvl>
+    <w:lvl w:ilvl="1" w:tentative="1">
+      <w:start w:val="1"/>
+      <w:numFmt w:val="bullet"/>
+      <w:lvlText w:val="o"/>
+      <w:lvlJc w:val="left"/>
+      <w:pPr>
+        <w:tabs>
+          <w:tab w:val="num" w:pos="1440"/>
+        </w:tabs>
+        <w:ind w:left="1440" w:hanging="360"/>
+      </w:pPr>
+      <w:rPr>
+        <w:rFonts w:ascii="Courier New" w:hAnsi="Courier New" w:hint="default"/>
+        <w:sz w:val="20"/>
+      </w:rPr>
+    </w:lvl>
+    <w:lvl w:ilvl="2" w:tentative="1">
+      <w:start w:val="1"/>
+      <w:numFmt w:val="bullet"/>
+      <w:lvlText w:val=""/>
+      <w:lvlJc w:val="left"/>
+      <w:pPr>
+        <w:tabs>
+          <w:tab w:val="num" w:pos="2160"/>
+        </w:tabs>
+        <w:ind w:left="2160" w:hanging="360"/>
+      </w:pPr>
+      <w:rPr>
+        <w:rFonts w:ascii="Wingdings" w:hAnsi="Wingdings" w:hint="default"/>
+        <w:sz w:val="20"/>
+      </w:rPr>
+    </w:lvl>
+    <w:lvl w:ilvl="3" w:tentative="1">
+      <w:start w:val="1"/>
+      <w:numFmt w:val="bullet"/>
+      <w:lvlText w:val=""/>
+      <w:lvlJc w:val="left"/>
+      <w:pPr>
+        <w:tabs>
+          <w:tab w:val="num" w:pos="2880"/>
+        </w:tabs>
+        <w:ind w:left="2880" w:hanging="360"/>
+      </w:pPr>
+      <w:rPr>
+        <w:rFonts w:ascii="Wingdings" w:hAnsi="Wingdings" w:hint="default"/>
+        <w:sz w:val="20"/>
+      </w:rPr>
+    </w:lvl>
+    <w:lvl w:ilvl="4" w:tentative="1">
+      <w:start w:val="1"/>
+      <w:numFmt w:val="bullet"/>
+      <w:lvlText w:val=""/>
+      <w:lvlJc w:val="left"/>
+      <w:pPr>
+        <w:tabs>
+          <w:tab w:val="num" w:pos="3600"/>
+        </w:tabs>
+        <w:ind w:left="3600" w:hanging="360"/>
+      </w:pPr>
+      <w:rPr>
+        <w:rFonts w:ascii="Wingdings" w:hAnsi="Wingdings" w:hint="default"/>
+        <w:sz w:val="20"/>
+      </w:rPr>
+    </w:lvl>
+    <w:lvl w:ilvl="5" w:tentative="1">
+      <w:start w:val="1"/>
+      <w:numFmt w:val="bullet"/>
+      <w:lvlText w:val=""/>
+      <w:lvlJc w:val="left"/>
+      <w:pPr>
+        <w:tabs>
+          <w:tab w:val="num" w:pos="4320"/>
+        </w:tabs>
+        <w:ind w:left="4320" w:hanging="360"/>
+      </w:pPr>
+      <w:rPr>
+        <w:rFonts w:ascii="Wingdings" w:hAnsi="Wingdings" w:hint="default"/>
+        <w:sz w:val="20"/>
+      </w:rPr>
+    </w:lvl>
+    <w:lvl w:ilvl="6" w:tentative="1">
+      <w:start w:val="1"/>
+      <w:numFmt w:val="bullet"/>
+      <w:lvlText w:val=""/>
+      <w:lvlJc w:val="left"/>
+      <w:pPr>
+        <w:tabs>
+          <w:tab w:val="num" w:pos="5040"/>
+        </w:tabs>
+        <w:ind w:left="5040" w:hanging="360"/>
+      </w:pPr>
+      <w:rPr>
+        <w:rFonts w:ascii="Wingdings" w:hAnsi="Wingdings" w:hint="default"/>
+        <w:sz w:val="20"/>
+      </w:rPr>
+    </w:lvl>
+    <w:lvl w:ilvl="7" w:tentative="1">
+      <w:start w:val="1"/>
+      <w:numFmt w:val="bullet"/>
+      <w:lvlText w:val=""/>
+      <w:lvlJc w:val="left"/>
+      <w:pPr>
+        <w:tabs>
+          <w:tab w:val="num" w:pos="5760"/>
+        </w:tabs>
+        <w:ind w:left="5760" w:hanging="360"/>
+      </w:pPr>
+      <w:rPr>
+        <w:rFonts w:ascii="Wingdings" w:hAnsi="Wingdings" w:hint="default"/>
+        <w:sz w:val="20"/>
+      </w:rPr>
+    </w:lvl>
+    <w:lvl w:ilvl="8" w:tentative="1">
+      <w:start w:val="1"/>
+      <w:numFmt w:val="bullet"/>
+      <w:lvlText w:val=""/>
+      <w:lvlJc w:val="left"/>
+      <w:pPr>
+        <w:tabs>
+          <w:tab w:val="num" w:pos="6480"/>
+        </w:tabs>
+        <w:ind w:left="6480" w:hanging="360"/>
+      </w:pPr>
+      <w:rPr>
+        <w:rFonts w:ascii="Wingdings" w:hAnsi="Wingdings" w:hint="default"/>
+        <w:sz w:val="20"/>
+      </w:rPr>
+    </w:lvl>
+  </w:abstractNum>
+  <w:abstractNum w:abstractNumId="21" w15:restartNumberingAfterBreak="0">
+    <w:nsid w:val="69A6531E"/>
+    <w:multiLevelType w:val="multilevel"/>
+    <w:tmpl w:val="B4886808"/>
+    <w:lvl w:ilvl="0">
+      <w:start w:val="1"/>
+      <w:numFmt w:val="bullet"/>
+      <w:lvlText w:val=""/>
+      <w:lvlJc w:val="left"/>
+      <w:pPr>
+        <w:tabs>
+          <w:tab w:val="num" w:pos="720"/>
+        </w:tabs>
+        <w:ind w:left="720" w:hanging="360"/>
+      </w:pPr>
+      <w:rPr>
+        <w:rFonts w:ascii="Symbol" w:hAnsi="Symbol" w:hint="default"/>
+        <w:sz w:val="20"/>
+      </w:rPr>
+    </w:lvl>
+    <w:lvl w:ilvl="1" w:tentative="1">
+      <w:start w:val="1"/>
+      <w:numFmt w:val="bullet"/>
+      <w:lvlText w:val="o"/>
+      <w:lvlJc w:val="left"/>
+      <w:pPr>
+        <w:tabs>
+          <w:tab w:val="num" w:pos="1440"/>
+        </w:tabs>
+        <w:ind w:left="1440" w:hanging="360"/>
+      </w:pPr>
+      <w:rPr>
+        <w:rFonts w:ascii="Courier New" w:hAnsi="Courier New" w:hint="default"/>
+        <w:sz w:val="20"/>
+      </w:rPr>
+    </w:lvl>
+    <w:lvl w:ilvl="2" w:tentative="1">
+      <w:start w:val="1"/>
+      <w:numFmt w:val="bullet"/>
+      <w:lvlText w:val=""/>
+      <w:lvlJc w:val="left"/>
+      <w:pPr>
+        <w:tabs>
+          <w:tab w:val="num" w:pos="2160"/>
+        </w:tabs>
+        <w:ind w:left="2160" w:hanging="360"/>
+      </w:pPr>
+      <w:rPr>
+        <w:rFonts w:ascii="Wingdings" w:hAnsi="Wingdings" w:hint="default"/>
+        <w:sz w:val="20"/>
+      </w:rPr>
+    </w:lvl>
+    <w:lvl w:ilvl="3" w:tentative="1">
+      <w:start w:val="1"/>
+      <w:numFmt w:val="bullet"/>
+      <w:lvlText w:val=""/>
+      <w:lvlJc w:val="left"/>
+      <w:pPr>
+        <w:tabs>
+          <w:tab w:val="num" w:pos="2880"/>
+        </w:tabs>
+        <w:ind w:left="2880" w:hanging="360"/>
+      </w:pPr>
+      <w:rPr>
+        <w:rFonts w:ascii="Wingdings" w:hAnsi="Wingdings" w:hint="default"/>
+        <w:sz w:val="20"/>
+      </w:rPr>
+    </w:lvl>
+    <w:lvl w:ilvl="4" w:tentative="1">
+      <w:start w:val="1"/>
+      <w:numFmt w:val="bullet"/>
+      <w:lvlText w:val=""/>
+      <w:lvlJc w:val="left"/>
+      <w:pPr>
+        <w:tabs>
+          <w:tab w:val="num" w:pos="3600"/>
+        </w:tabs>
+        <w:ind w:left="3600" w:hanging="360"/>
+      </w:pPr>
+      <w:rPr>
+        <w:rFonts w:ascii="Wingdings" w:hAnsi="Wingdings" w:hint="default"/>
+        <w:sz w:val="20"/>
+      </w:rPr>
+    </w:lvl>
+    <w:lvl w:ilvl="5" w:tentative="1">
+      <w:start w:val="1"/>
+      <w:numFmt w:val="bullet"/>
+      <w:lvlText w:val=""/>
+      <w:lvlJc w:val="left"/>
+      <w:pPr>
+        <w:tabs>
+          <w:tab w:val="num" w:pos="4320"/>
+        </w:tabs>
+        <w:ind w:left="4320" w:hanging="360"/>
+      </w:pPr>
+      <w:rPr>
+        <w:rFonts w:ascii="Wingdings" w:hAnsi="Wingdings" w:hint="default"/>
+        <w:sz w:val="20"/>
+      </w:rPr>
+    </w:lvl>
+    <w:lvl w:ilvl="6" w:tentative="1">
+      <w:start w:val="1"/>
+      <w:numFmt w:val="bullet"/>
+      <w:lvlText w:val=""/>
+      <w:lvlJc w:val="left"/>
+      <w:pPr>
+        <w:tabs>
+          <w:tab w:val="num" w:pos="5040"/>
+        </w:tabs>
+        <w:ind w:left="5040" w:hanging="360"/>
+      </w:pPr>
+      <w:rPr>
+        <w:rFonts w:ascii="Wingdings" w:hAnsi="Wingdings" w:hint="default"/>
+        <w:sz w:val="20"/>
+      </w:rPr>
+    </w:lvl>
+    <w:lvl w:ilvl="7" w:tentative="1">
+      <w:start w:val="1"/>
+      <w:numFmt w:val="bullet"/>
+      <w:lvlText w:val=""/>
+      <w:lvlJc w:val="left"/>
+      <w:pPr>
+        <w:tabs>
+          <w:tab w:val="num" w:pos="5760"/>
+        </w:tabs>
+        <w:ind w:left="5760" w:hanging="360"/>
+      </w:pPr>
+      <w:rPr>
+        <w:rFonts w:ascii="Wingdings" w:hAnsi="Wingdings" w:hint="default"/>
+        <w:sz w:val="20"/>
+      </w:rPr>
+    </w:lvl>
+    <w:lvl w:ilvl="8" w:tentative="1">
+      <w:start w:val="1"/>
+      <w:numFmt w:val="bullet"/>
+      <w:lvlText w:val=""/>
+      <w:lvlJc w:val="left"/>
+      <w:pPr>
+        <w:tabs>
+          <w:tab w:val="num" w:pos="6480"/>
+        </w:tabs>
+        <w:ind w:left="6480" w:hanging="360"/>
+      </w:pPr>
+      <w:rPr>
+        <w:rFonts w:ascii="Wingdings" w:hAnsi="Wingdings" w:hint="default"/>
+        <w:sz w:val="20"/>
+      </w:rPr>
+    </w:lvl>
+  </w:abstractNum>
+  <w:abstractNum w:abstractNumId="22" w15:restartNumberingAfterBreak="0">
     <w:nsid w:val="6D4548CD"/>
     <w:multiLevelType w:val="multilevel"/>
     <w:tmpl w:val="43BE583E"/>
@@ -4638,7 +9368,156 @@
       </w:pPr>
     </w:lvl>
   </w:abstractNum>
-  <w:abstractNum w:abstractNumId="11" w15:restartNumberingAfterBreak="0">
+  <w:abstractNum w:abstractNumId="23" w15:restartNumberingAfterBreak="0">
+    <w:nsid w:val="6D7D166E"/>
+    <w:multiLevelType w:val="multilevel"/>
+    <w:tmpl w:val="4A700F2E"/>
+    <w:lvl w:ilvl="0">
+      <w:start w:val="1"/>
+      <w:numFmt w:val="bullet"/>
+      <w:lvlText w:val=""/>
+      <w:lvlJc w:val="left"/>
+      <w:pPr>
+        <w:tabs>
+          <w:tab w:val="num" w:pos="720"/>
+        </w:tabs>
+        <w:ind w:left="720" w:hanging="360"/>
+      </w:pPr>
+      <w:rPr>
+        <w:rFonts w:ascii="Symbol" w:hAnsi="Symbol" w:hint="default"/>
+        <w:sz w:val="20"/>
+      </w:rPr>
+    </w:lvl>
+    <w:lvl w:ilvl="1">
+      <w:start w:val="1"/>
+      <w:numFmt w:val="bullet"/>
+      <w:lvlText w:val="o"/>
+      <w:lvlJc w:val="left"/>
+      <w:pPr>
+        <w:tabs>
+          <w:tab w:val="num" w:pos="1440"/>
+        </w:tabs>
+        <w:ind w:left="1440" w:hanging="360"/>
+      </w:pPr>
+      <w:rPr>
+        <w:rFonts w:ascii="Courier New" w:hAnsi="Courier New" w:hint="default"/>
+        <w:sz w:val="20"/>
+      </w:rPr>
+    </w:lvl>
+    <w:lvl w:ilvl="2" w:tentative="1">
+      <w:start w:val="1"/>
+      <w:numFmt w:val="bullet"/>
+      <w:lvlText w:val=""/>
+      <w:lvlJc w:val="left"/>
+      <w:pPr>
+        <w:tabs>
+          <w:tab w:val="num" w:pos="2160"/>
+        </w:tabs>
+        <w:ind w:left="2160" w:hanging="360"/>
+      </w:pPr>
+      <w:rPr>
+        <w:rFonts w:ascii="Wingdings" w:hAnsi="Wingdings" w:hint="default"/>
+        <w:sz w:val="20"/>
+      </w:rPr>
+    </w:lvl>
+    <w:lvl w:ilvl="3" w:tentative="1">
+      <w:start w:val="1"/>
+      <w:numFmt w:val="bullet"/>
+      <w:lvlText w:val=""/>
+      <w:lvlJc w:val="left"/>
+      <w:pPr>
+        <w:tabs>
+          <w:tab w:val="num" w:pos="2880"/>
+        </w:tabs>
+        <w:ind w:left="2880" w:hanging="360"/>
+      </w:pPr>
+      <w:rPr>
+        <w:rFonts w:ascii="Wingdings" w:hAnsi="Wingdings" w:hint="default"/>
+        <w:sz w:val="20"/>
+      </w:rPr>
+    </w:lvl>
+    <w:lvl w:ilvl="4" w:tentative="1">
+      <w:start w:val="1"/>
+      <w:numFmt w:val="bullet"/>
+      <w:lvlText w:val=""/>
+      <w:lvlJc w:val="left"/>
+      <w:pPr>
+        <w:tabs>
+          <w:tab w:val="num" w:pos="3600"/>
+        </w:tabs>
+        <w:ind w:left="3600" w:hanging="360"/>
+      </w:pPr>
+      <w:rPr>
+        <w:rFonts w:ascii="Wingdings" w:hAnsi="Wingdings" w:hint="default"/>
+        <w:sz w:val="20"/>
+      </w:rPr>
+    </w:lvl>
+    <w:lvl w:ilvl="5" w:tentative="1">
+      <w:start w:val="1"/>
+      <w:numFmt w:val="bullet"/>
+      <w:lvlText w:val=""/>
+      <w:lvlJc w:val="left"/>
+      <w:pPr>
+        <w:tabs>
+          <w:tab w:val="num" w:pos="4320"/>
+        </w:tabs>
+        <w:ind w:left="4320" w:hanging="360"/>
+      </w:pPr>
+      <w:rPr>
+        <w:rFonts w:ascii="Wingdings" w:hAnsi="Wingdings" w:hint="default"/>
+        <w:sz w:val="20"/>
+      </w:rPr>
+    </w:lvl>
+    <w:lvl w:ilvl="6" w:tentative="1">
+      <w:start w:val="1"/>
+      <w:numFmt w:val="bullet"/>
+      <w:lvlText w:val=""/>
+      <w:lvlJc w:val="left"/>
+      <w:pPr>
+        <w:tabs>
+          <w:tab w:val="num" w:pos="5040"/>
+        </w:tabs>
+        <w:ind w:left="5040" w:hanging="360"/>
+      </w:pPr>
+      <w:rPr>
+        <w:rFonts w:ascii="Wingdings" w:hAnsi="Wingdings" w:hint="default"/>
+        <w:sz w:val="20"/>
+      </w:rPr>
+    </w:lvl>
+    <w:lvl w:ilvl="7" w:tentative="1">
+      <w:start w:val="1"/>
+      <w:numFmt w:val="bullet"/>
+      <w:lvlText w:val=""/>
+      <w:lvlJc w:val="left"/>
+      <w:pPr>
+        <w:tabs>
+          <w:tab w:val="num" w:pos="5760"/>
+        </w:tabs>
+        <w:ind w:left="5760" w:hanging="360"/>
+      </w:pPr>
+      <w:rPr>
+        <w:rFonts w:ascii="Wingdings" w:hAnsi="Wingdings" w:hint="default"/>
+        <w:sz w:val="20"/>
+      </w:rPr>
+    </w:lvl>
+    <w:lvl w:ilvl="8" w:tentative="1">
+      <w:start w:val="1"/>
+      <w:numFmt w:val="bullet"/>
+      <w:lvlText w:val=""/>
+      <w:lvlJc w:val="left"/>
+      <w:pPr>
+        <w:tabs>
+          <w:tab w:val="num" w:pos="6480"/>
+        </w:tabs>
+        <w:ind w:left="6480" w:hanging="360"/>
+      </w:pPr>
+      <w:rPr>
+        <w:rFonts w:ascii="Wingdings" w:hAnsi="Wingdings" w:hint="default"/>
+        <w:sz w:val="20"/>
+      </w:rPr>
+    </w:lvl>
+  </w:abstractNum>
+  <w:abstractNum w:abstractNumId="24" w15:restartNumberingAfterBreak="0">
     <w:nsid w:val="7759540E"/>
     <w:multiLevelType w:val="multilevel"/>
     <w:tmpl w:val="ADF29772"/>
@@ -4787,7 +9666,7 @@
       </w:rPr>
     </w:lvl>
   </w:abstractNum>
-  <w:abstractNum w:abstractNumId="12" w15:restartNumberingAfterBreak="0">
+  <w:abstractNum w:abstractNumId="25" w15:restartNumberingAfterBreak="0">
     <w:nsid w:val="786B6F95"/>
     <w:multiLevelType w:val="multilevel"/>
     <w:tmpl w:val="DEE0D058"/>
@@ -4937,43 +9816,82 @@
     </w:lvl>
   </w:abstractNum>
   <w:num w:numId="1" w16cid:durableId="502672955">
+    <w:abstractNumId w:val="22"/>
+  </w:num>
+  <w:num w:numId="2" w16cid:durableId="485048366">
+    <w:abstractNumId w:val="17"/>
+  </w:num>
+  <w:num w:numId="3" w16cid:durableId="31542916">
+    <w:abstractNumId w:val="12"/>
+  </w:num>
+  <w:num w:numId="4" w16cid:durableId="1750226253">
     <w:abstractNumId w:val="10"/>
   </w:num>
-  <w:num w:numId="2" w16cid:durableId="485048366">
-    <w:abstractNumId w:val="8"/>
+  <w:num w:numId="5" w16cid:durableId="600457034">
+    <w:abstractNumId w:val="24"/>
   </w:num>
-  <w:num w:numId="3" w16cid:durableId="31542916">
-    <w:abstractNumId w:val="5"/>
+  <w:num w:numId="6" w16cid:durableId="505445106">
+    <w:abstractNumId w:val="18"/>
   </w:num>
-  <w:num w:numId="4" w16cid:durableId="1750226253">
-    <w:abstractNumId w:val="3"/>
-  </w:num>
-  <w:num w:numId="5" w16cid:durableId="600457034">
+  <w:num w:numId="7" w16cid:durableId="123812935">
     <w:abstractNumId w:val="11"/>
   </w:num>
-  <w:num w:numId="6" w16cid:durableId="505445106">
+  <w:num w:numId="8" w16cid:durableId="1118062348">
+    <w:abstractNumId w:val="14"/>
+  </w:num>
+  <w:num w:numId="9" w16cid:durableId="1410229297">
+    <w:abstractNumId w:val="4"/>
+  </w:num>
+  <w:num w:numId="10" w16cid:durableId="1917855936">
+    <w:abstractNumId w:val="25"/>
+  </w:num>
+  <w:num w:numId="11" w16cid:durableId="193275189">
     <w:abstractNumId w:val="9"/>
   </w:num>
-  <w:num w:numId="7" w16cid:durableId="123812935">
-    <w:abstractNumId w:val="4"/>
-  </w:num>
-  <w:num w:numId="8" w16cid:durableId="1118062348">
-    <w:abstractNumId w:val="6"/>
-  </w:num>
-  <w:num w:numId="9" w16cid:durableId="1410229297">
-    <w:abstractNumId w:val="1"/>
-  </w:num>
-  <w:num w:numId="10" w16cid:durableId="1917855936">
-    <w:abstractNumId w:val="12"/>
-  </w:num>
-  <w:num w:numId="11" w16cid:durableId="193275189">
-    <w:abstractNumId w:val="2"/>
-  </w:num>
   <w:num w:numId="12" w16cid:durableId="256600375">
-    <w:abstractNumId w:val="7"/>
+    <w:abstractNumId w:val="15"/>
   </w:num>
   <w:num w:numId="13" w16cid:durableId="1050228552">
     <w:abstractNumId w:val="0"/>
+  </w:num>
+  <w:num w:numId="14" w16cid:durableId="772675914">
+    <w:abstractNumId w:val="1"/>
+  </w:num>
+  <w:num w:numId="15" w16cid:durableId="1759669040">
+    <w:abstractNumId w:val="2"/>
+  </w:num>
+  <w:num w:numId="16" w16cid:durableId="1515535500">
+    <w:abstractNumId w:val="7"/>
+  </w:num>
+  <w:num w:numId="17" w16cid:durableId="186793555">
+    <w:abstractNumId w:val="6"/>
+  </w:num>
+  <w:num w:numId="18" w16cid:durableId="1107702279">
+    <w:abstractNumId w:val="16"/>
+  </w:num>
+  <w:num w:numId="19" w16cid:durableId="2033678078">
+    <w:abstractNumId w:val="20"/>
+  </w:num>
+  <w:num w:numId="20" w16cid:durableId="880020674">
+    <w:abstractNumId w:val="8"/>
+  </w:num>
+  <w:num w:numId="21" w16cid:durableId="603074263">
+    <w:abstractNumId w:val="21"/>
+  </w:num>
+  <w:num w:numId="22" w16cid:durableId="1407800196">
+    <w:abstractNumId w:val="23"/>
+  </w:num>
+  <w:num w:numId="23" w16cid:durableId="1012729845">
+    <w:abstractNumId w:val="13"/>
+  </w:num>
+  <w:num w:numId="24" w16cid:durableId="2121797676">
+    <w:abstractNumId w:val="3"/>
+  </w:num>
+  <w:num w:numId="25" w16cid:durableId="617642943">
+    <w:abstractNumId w:val="19"/>
+  </w:num>
+  <w:num w:numId="26" w16cid:durableId="870336120">
+    <w:abstractNumId w:val="5"/>
   </w:num>
   <w:numIdMacAtCleanup w:val="13"/>
 </w:numbering>
@@ -5938,6 +10856,56 @@
       <w:color w:val="4472C4" w:themeColor="accent1"/>
     </w:rPr>
   </w:style>
+  <w:style w:type="character" w:customStyle="1" w:styleId="hljs-type">
+    <w:name w:val="hljs-type"/>
+    <w:basedOn w:val="DefaultParagraphFont"/>
+    <w:rsid w:val="0080327D"/>
+  </w:style>
+  <w:style w:type="character" w:customStyle="1" w:styleId="hljs-variable">
+    <w:name w:val="hljs-variable"/>
+    <w:basedOn w:val="DefaultParagraphFont"/>
+    <w:rsid w:val="0080327D"/>
+  </w:style>
+  <w:style w:type="character" w:customStyle="1" w:styleId="hljs-operator">
+    <w:name w:val="hljs-operator"/>
+    <w:basedOn w:val="DefaultParagraphFont"/>
+    <w:rsid w:val="0080327D"/>
+  </w:style>
+  <w:style w:type="character" w:customStyle="1" w:styleId="hljs-keyword">
+    <w:name w:val="hljs-keyword"/>
+    <w:basedOn w:val="DefaultParagraphFont"/>
+    <w:rsid w:val="0080327D"/>
+  </w:style>
+  <w:style w:type="character" w:customStyle="1" w:styleId="hljs-title">
+    <w:name w:val="hljs-title"/>
+    <w:basedOn w:val="DefaultParagraphFont"/>
+    <w:rsid w:val="0080327D"/>
+  </w:style>
+  <w:style w:type="character" w:customStyle="1" w:styleId="hljs-string">
+    <w:name w:val="hljs-string"/>
+    <w:basedOn w:val="DefaultParagraphFont"/>
+    <w:rsid w:val="0080327D"/>
+  </w:style>
+  <w:style w:type="character" w:customStyle="1" w:styleId="hljs-property">
+    <w:name w:val="hljs-property"/>
+    <w:basedOn w:val="DefaultParagraphFont"/>
+    <w:rsid w:val="0080327D"/>
+  </w:style>
+  <w:style w:type="character" w:customStyle="1" w:styleId="hljs-comment">
+    <w:name w:val="hljs-comment"/>
+    <w:basedOn w:val="DefaultParagraphFont"/>
+    <w:rsid w:val="0080327D"/>
+  </w:style>
+  <w:style w:type="character" w:customStyle="1" w:styleId="hljs-attr">
+    <w:name w:val="hljs-attr"/>
+    <w:basedOn w:val="DefaultParagraphFont"/>
+    <w:rsid w:val="0080327D"/>
+  </w:style>
+  <w:style w:type="character" w:customStyle="1" w:styleId="hljs-subst">
+    <w:name w:val="hljs-subst"/>
+    <w:basedOn w:val="DefaultParagraphFont"/>
+    <w:rsid w:val="0080327D"/>
+  </w:style>
 </w:styles>
 </file>
 

--- a/Documentation - UPDATE.docx
+++ b/Documentation - UPDATE.docx
@@ -1,6 +1,6 @@
 
 <file path=word/document.xml><?xml version="1.0" encoding="utf-8"?>
-<w:document xmlns:wpc="http://schemas.microsoft.com/office/word/2010/wordprocessingCanvas" xmlns:cx="http://schemas.microsoft.com/office/drawing/2014/chartex" xmlns:cx1="http://schemas.microsoft.com/office/drawing/2015/9/8/chartex" xmlns:cx2="http://schemas.microsoft.com/office/drawing/2015/10/21/chartex" xmlns:cx3="http://schemas.microsoft.com/office/drawing/2016/5/9/chartex" xmlns:cx4="http://schemas.microsoft.com/office/drawing/2016/5/10/chartex" xmlns:cx5="http://schemas.microsoft.com/office/drawing/2016/5/11/chartex" xmlns:cx6="http://schemas.microsoft.com/office/drawing/2016/5/12/chartex" xmlns:cx7="http://schemas.microsoft.com/office/drawing/2016/5/13/chartex" xmlns:cx8="http://schemas.microsoft.com/office/drawing/2016/5/14/chartex" xmlns:mc="http://schemas.openxmlformats.org/markup-compatibility/2006" xmlns:aink="http://schemas.microsoft.com/office/drawing/2016/ink" xmlns:am3d="http://schemas.microsoft.com/office/drawing/2017/model3d" xmlns:o="urn:schemas-microsoft-com:office:office" xmlns:oel="http://schemas.microsoft.com/office/2019/extlst" xmlns:r="http://schemas.openxmlformats.org/officeDocument/2006/relationships" xmlns:m="http://schemas.openxmlformats.org/officeDocument/2006/math" xmlns:v="urn:schemas-microsoft-com:vml" xmlns:wp14="http://schemas.microsoft.com/office/word/2010/wordprocessingDrawing" xmlns:wp="http://schemas.openxmlformats.org/drawingml/2006/wordprocessingDrawing" xmlns:w10="urn:schemas-microsoft-com:office:word" xmlns:w="http://schemas.openxmlformats.org/wordprocessingml/2006/main" xmlns:w14="http://schemas.microsoft.com/office/word/2010/wordml" xmlns:w15="http://schemas.microsoft.com/office/word/2012/wordml" xmlns:w16cex="http://schemas.microsoft.com/office/word/2018/wordml/cex" xmlns:w16cid="http://schemas.microsoft.com/office/word/2016/wordml/cid" xmlns:w16="http://schemas.microsoft.com/office/word/2018/wordml" xmlns:w16sdtdh="http://schemas.microsoft.com/office/word/2020/wordml/sdtdatahash" xmlns:w16se="http://schemas.microsoft.com/office/word/2015/wordml/symex" xmlns:wpg="http://schemas.microsoft.com/office/word/2010/wordprocessingGroup" xmlns:wpi="http://schemas.microsoft.com/office/word/2010/wordprocessingInk" xmlns:wne="http://schemas.microsoft.com/office/word/2006/wordml" xmlns:wps="http://schemas.microsoft.com/office/word/2010/wordprocessingShape" mc:Ignorable="w14 w15 w16se w16cid w16 w16cex w16sdtdh wp14">
+<w:document xmlns:wpc="http://schemas.microsoft.com/office/word/2010/wordprocessingCanvas" xmlns:cx="http://schemas.microsoft.com/office/drawing/2014/chartex" xmlns:cx1="http://schemas.microsoft.com/office/drawing/2015/9/8/chartex" xmlns:cx2="http://schemas.microsoft.com/office/drawing/2015/10/21/chartex" xmlns:cx3="http://schemas.microsoft.com/office/drawing/2016/5/9/chartex" xmlns:cx4="http://schemas.microsoft.com/office/drawing/2016/5/10/chartex" xmlns:cx5="http://schemas.microsoft.com/office/drawing/2016/5/11/chartex" xmlns:cx6="http://schemas.microsoft.com/office/drawing/2016/5/12/chartex" xmlns:cx7="http://schemas.microsoft.com/office/drawing/2016/5/13/chartex" xmlns:cx8="http://schemas.microsoft.com/office/drawing/2016/5/14/chartex" xmlns:mc="http://schemas.openxmlformats.org/markup-compatibility/2006" xmlns:aink="http://schemas.microsoft.com/office/drawing/2016/ink" xmlns:am3d="http://schemas.microsoft.com/office/drawing/2017/model3d" xmlns:o="urn:schemas-microsoft-com:office:office" xmlns:oel="http://schemas.microsoft.com/office/2019/extlst" xmlns:r="http://schemas.openxmlformats.org/officeDocument/2006/relationships" xmlns:m="http://schemas.openxmlformats.org/officeDocument/2006/math" xmlns:v="urn:schemas-microsoft-com:vml" xmlns:wp14="http://schemas.microsoft.com/office/word/2010/wordprocessingDrawing" xmlns:wp="http://schemas.openxmlformats.org/drawingml/2006/wordprocessingDrawing" xmlns:w10="urn:schemas-microsoft-com:office:word" xmlns:w="http://schemas.openxmlformats.org/wordprocessingml/2006/main" xmlns:w14="http://schemas.microsoft.com/office/word/2010/wordml" xmlns:w15="http://schemas.microsoft.com/office/word/2012/wordml" xmlns:w16cex="http://schemas.microsoft.com/office/word/2018/wordml/cex" xmlns:w16cid="http://schemas.microsoft.com/office/word/2016/wordml/cid" xmlns:w16="http://schemas.microsoft.com/office/word/2018/wordml" xmlns:w16du="http://schemas.microsoft.com/office/word/2023/wordml/word16du" xmlns:w16sdtdh="http://schemas.microsoft.com/office/word/2020/wordml/sdtdatahash" xmlns:w16sdtfl="http://schemas.microsoft.com/office/word/2024/wordml/sdtformatlock" xmlns:w16se="http://schemas.microsoft.com/office/word/2015/wordml/symex" xmlns:wpg="http://schemas.microsoft.com/office/word/2010/wordprocessingGroup" xmlns:wpi="http://schemas.microsoft.com/office/word/2010/wordprocessingInk" xmlns:wne="http://schemas.microsoft.com/office/word/2006/wordml" xmlns:wps="http://schemas.microsoft.com/office/word/2010/wordprocessingShape" mc:Ignorable="w14 w15 w16se w16cid w16 w16cex w16sdtdh w16sdtfl w16du wp14">
   <w:body>
     <w:p>
       <w:pPr>
@@ -1173,6 +1173,7 @@
         <w:t xml:space="preserve">, </w:t>
       </w:r>
       <w:proofErr w:type="spellStart"/>
+      <w:proofErr w:type="gramStart"/>
       <w:r>
         <w:rPr>
           <w:rStyle w:val="HTMLCode"/>
@@ -1184,12 +1185,20 @@
         <w:rPr>
           <w:rStyle w:val="HTMLCode"/>
         </w:rPr>
-        <w:t>()</w:t>
+        <w:t>(</w:t>
+      </w:r>
+      <w:proofErr w:type="gramEnd"/>
+      <w:r>
+        <w:rPr>
+          <w:rStyle w:val="HTMLCode"/>
+        </w:rPr>
+        <w:t>)</w:t>
       </w:r>
       <w:r>
         <w:t xml:space="preserve">, </w:t>
       </w:r>
       <w:proofErr w:type="spellStart"/>
+      <w:proofErr w:type="gramStart"/>
       <w:r>
         <w:rPr>
           <w:rStyle w:val="HTMLCode"/>
@@ -1201,12 +1210,20 @@
         <w:rPr>
           <w:rStyle w:val="HTMLCode"/>
         </w:rPr>
-        <w:t>()</w:t>
+        <w:t>(</w:t>
+      </w:r>
+      <w:proofErr w:type="gramEnd"/>
+      <w:r>
+        <w:rPr>
+          <w:rStyle w:val="HTMLCode"/>
+        </w:rPr>
+        <w:t>)</w:t>
       </w:r>
       <w:r>
         <w:t xml:space="preserve">, and </w:t>
       </w:r>
       <w:proofErr w:type="spellStart"/>
+      <w:proofErr w:type="gramStart"/>
       <w:r>
         <w:rPr>
           <w:rStyle w:val="HTMLCode"/>
@@ -1218,7 +1235,14 @@
         <w:rPr>
           <w:rStyle w:val="HTMLCode"/>
         </w:rPr>
-        <w:t>()</w:t>
+        <w:t>(</w:t>
+      </w:r>
+      <w:proofErr w:type="gramEnd"/>
+      <w:r>
+        <w:rPr>
+          <w:rStyle w:val="HTMLCode"/>
+        </w:rPr>
+        <w:t>)</w:t>
       </w:r>
       <w:r>
         <w:t xml:space="preserve"> are functional and modular.</w:t>
@@ -2192,7 +2216,15 @@
         </w:numPr>
       </w:pPr>
       <w:r>
-        <w:t xml:space="preserve">Fixed login redirect issues by using </w:t>
+        <w:t xml:space="preserve">Fixed login </w:t>
+      </w:r>
+      <w:proofErr w:type="gramStart"/>
+      <w:r>
+        <w:t>redirect</w:t>
+      </w:r>
+      <w:proofErr w:type="gramEnd"/>
+      <w:r>
+        <w:t xml:space="preserve"> issues by using </w:t>
       </w:r>
       <w:proofErr w:type="spellStart"/>
       <w:r>
@@ -3565,8 +3597,16 @@
         <w:rPr>
           <w:rStyle w:val="HTMLCode"/>
         </w:rPr>
-        <w:t>, value }</w:t>
-      </w:r>
+        <w:t xml:space="preserve">, </w:t>
+      </w:r>
+      <w:proofErr w:type="gramStart"/>
+      <w:r>
+        <w:rPr>
+          <w:rStyle w:val="HTMLCode"/>
+        </w:rPr>
+        <w:t>value }</w:t>
+      </w:r>
+      <w:proofErr w:type="gramEnd"/>
       <w:r>
         <w:t xml:space="preserve"> objects from backend.</w:t>
       </w:r>
@@ -5043,8 +5083,16 @@
         <w:rPr>
           <w:rStyle w:val="HTMLCode"/>
         </w:rPr>
-        <w:t>, value }</w:t>
-      </w:r>
+        <w:t xml:space="preserve">, </w:t>
+      </w:r>
+      <w:proofErr w:type="gramStart"/>
+      <w:r>
+        <w:rPr>
+          <w:rStyle w:val="HTMLCode"/>
+        </w:rPr>
+        <w:t>value }</w:t>
+      </w:r>
+      <w:proofErr w:type="gramEnd"/>
       <w:r>
         <w:t xml:space="preserve"> objects.</w:t>
       </w:r>
@@ -5064,6 +5112,7 @@
         <w:t xml:space="preserve"> + </w:t>
       </w:r>
       <w:proofErr w:type="spellStart"/>
+      <w:proofErr w:type="gramStart"/>
       <w:r>
         <w:rPr>
           <w:rStyle w:val="HTMLCode"/>
@@ -5071,6 +5120,7 @@
         <w:t>option.label</w:t>
       </w:r>
       <w:proofErr w:type="spellEnd"/>
+      <w:proofErr w:type="gramEnd"/>
       <w:r>
         <w:t>.</w:t>
       </w:r>
@@ -5787,6 +5837,7 @@
         <w:t xml:space="preserve">("ADMIN"); </w:t>
       </w:r>
       <w:proofErr w:type="spellStart"/>
+      <w:proofErr w:type="gramStart"/>
       <w:r>
         <w:rPr>
           <w:rStyle w:val="HTMLCode"/>
@@ -5794,6 +5845,7 @@
         <w:t>user.setCompanyId</w:t>
       </w:r>
       <w:proofErr w:type="spellEnd"/>
+      <w:proofErr w:type="gramEnd"/>
       <w:r>
         <w:rPr>
           <w:rStyle w:val="HTMLCode"/>
@@ -5801,6 +5853,7 @@
         <w:t>(</w:t>
       </w:r>
       <w:proofErr w:type="spellStart"/>
+      <w:proofErr w:type="gramStart"/>
       <w:r>
         <w:rPr>
           <w:rStyle w:val="HTMLCode"/>
@@ -5817,6 +5870,7 @@
       <w:r>
         <w:t>.</w:t>
       </w:r>
+      <w:proofErr w:type="gramEnd"/>
     </w:p>
     <w:p>
       <w:pPr>
@@ -6009,7 +6063,21 @@
         <w:rPr>
           <w:rStyle w:val="HTMLCode"/>
         </w:rPr>
-        <w:t>().getName()</w:t>
+        <w:t>(</w:t>
+      </w:r>
+      <w:proofErr w:type="gramStart"/>
+      <w:r>
+        <w:rPr>
+          <w:rStyle w:val="HTMLCode"/>
+        </w:rPr>
+        <w:t>).getName</w:t>
+      </w:r>
+      <w:proofErr w:type="gramEnd"/>
+      <w:r>
+        <w:rPr>
+          <w:rStyle w:val="HTMLCode"/>
+        </w:rPr>
+        <w:t>()</w:t>
       </w:r>
       <w:r>
         <w:t>.</w:t>
@@ -6120,7 +6188,6 @@
         </w:rPr>
         <w:t xml:space="preserve">        </w:t>
       </w:r>
-      <w:proofErr w:type="spellStart"/>
       <w:r>
         <w:rPr>
           <w:b/>
@@ -6128,9 +6195,10 @@
           <w:color w:val="2F5496" w:themeColor="accent1" w:themeShade="BF"/>
           <w:lang w:val="en-US"/>
         </w:rPr>
-        <w:t>Api</w:t>
-      </w:r>
-      <w:proofErr w:type="spellEnd"/>
+        <w:t xml:space="preserve">Api to use the backend </w:t>
+      </w:r>
+      <w:proofErr w:type="spellStart"/>
+      <w:proofErr w:type="gramStart"/>
       <w:r>
         <w:rPr>
           <w:b/>
@@ -6138,10 +6206,9 @@
           <w:color w:val="2F5496" w:themeColor="accent1" w:themeShade="BF"/>
           <w:lang w:val="en-US"/>
         </w:rPr>
-        <w:t xml:space="preserve"> to use the backend </w:t>
-      </w:r>
-      <w:proofErr w:type="spellStart"/>
-      <w:proofErr w:type="gramStart"/>
+        <w:t>api</w:t>
+      </w:r>
+      <w:proofErr w:type="spellEnd"/>
       <w:r>
         <w:rPr>
           <w:b/>
@@ -6149,9 +6216,86 @@
           <w:color w:val="2F5496" w:themeColor="accent1" w:themeShade="BF"/>
           <w:lang w:val="en-US"/>
         </w:rPr>
+        <w:t xml:space="preserve">  calls</w:t>
+      </w:r>
+      <w:proofErr w:type="gramEnd"/>
+    </w:p>
+    <w:p>
+      <w:pPr>
+        <w:rPr>
+          <w:b/>
+          <w:bCs/>
+          <w:color w:val="000000" w:themeColor="text1"/>
+          <w:lang w:val="en-US"/>
+        </w:rPr>
+      </w:pPr>
+      <w:r>
+        <w:rPr>
+          <w:b/>
+          <w:bCs/>
+          <w:color w:val="000000" w:themeColor="text1"/>
+          <w:lang w:val="en-US"/>
+        </w:rPr>
+        <w:t xml:space="preserve">                      /</w:t>
+      </w:r>
+      <w:proofErr w:type="spellStart"/>
+      <w:r>
+        <w:rPr>
+          <w:b/>
+          <w:bCs/>
+          <w:color w:val="000000" w:themeColor="text1"/>
+          <w:lang w:val="en-US"/>
+        </w:rPr>
         <w:t>api</w:t>
       </w:r>
       <w:proofErr w:type="spellEnd"/>
+      <w:r>
+        <w:rPr>
+          <w:b/>
+          <w:bCs/>
+          <w:color w:val="000000" w:themeColor="text1"/>
+          <w:lang w:val="en-US"/>
+        </w:rPr>
+        <w:t>/</w:t>
+      </w:r>
+    </w:p>
+    <w:p>
+      <w:pPr>
+        <w:rPr>
+          <w:b/>
+          <w:bCs/>
+          <w:color w:val="000000" w:themeColor="text1"/>
+          <w:lang w:val="en-US"/>
+        </w:rPr>
+      </w:pPr>
+      <w:r>
+        <w:rPr>
+          <w:b/>
+          <w:bCs/>
+          <w:color w:val="000000" w:themeColor="text1"/>
+          <w:lang w:val="en-US"/>
+        </w:rPr>
+        <w:t xml:space="preserve">                             /login/route.js</w:t>
+      </w:r>
+    </w:p>
+    <w:p>
+      <w:pPr>
+        <w:rPr>
+          <w:b/>
+          <w:bCs/>
+          <w:color w:val="000000" w:themeColor="text1"/>
+          <w:lang w:val="en-US"/>
+        </w:rPr>
+      </w:pPr>
+      <w:r>
+        <w:rPr>
+          <w:b/>
+          <w:bCs/>
+          <w:color w:val="000000" w:themeColor="text1"/>
+          <w:lang w:val="en-US"/>
+        </w:rPr>
+        <w:t xml:space="preserve">                     </w:t>
+      </w:r>
       <w:r>
         <w:rPr>
           <w:b/>
@@ -6159,12 +6303,15 @@
           <w:color w:val="2F5496" w:themeColor="accent1" w:themeShade="BF"/>
           <w:lang w:val="en-US"/>
         </w:rPr>
-        <w:t xml:space="preserve">  calls</w:t>
-      </w:r>
-      <w:proofErr w:type="gramEnd"/>
-    </w:p>
-    <w:p>
-      <w:pPr>
+        <w:t>Components to be added here</w:t>
+      </w:r>
+    </w:p>
+    <w:p>
+      <w:pPr>
+        <w:pStyle w:val="Heading2"/>
+        <w:keepNext w:val="0"/>
+        <w:keepLines w:val="0"/>
+        <w:ind w:left="390" w:hangingChars="150" w:hanging="390"/>
         <w:rPr>
           <w:b/>
           <w:bCs/>
@@ -6179,19 +6326,18 @@
           <w:color w:val="000000" w:themeColor="text1"/>
           <w:lang w:val="en-US"/>
         </w:rPr>
-        <w:t xml:space="preserve">                      /</w:t>
-      </w:r>
-      <w:proofErr w:type="spellStart"/>
-      <w:r>
+        <w:t xml:space="preserve">                   /components/</w:t>
+      </w:r>
+    </w:p>
+    <w:p>
+      <w:pPr>
         <w:rPr>
           <w:b/>
           <w:bCs/>
           <w:color w:val="000000" w:themeColor="text1"/>
           <w:lang w:val="en-US"/>
         </w:rPr>
-        <w:t>api</w:t>
-      </w:r>
-      <w:proofErr w:type="spellEnd"/>
+      </w:pPr>
       <w:r>
         <w:rPr>
           <w:b/>
@@ -6199,17 +6345,28 @@
           <w:color w:val="000000" w:themeColor="text1"/>
           <w:lang w:val="en-US"/>
         </w:rPr>
-        <w:t>/</w:t>
-      </w:r>
-    </w:p>
-    <w:p>
-      <w:pPr>
+        <w:t xml:space="preserve">                                                 /</w:t>
+      </w:r>
+      <w:proofErr w:type="spellStart"/>
+      <w:r>
         <w:rPr>
           <w:b/>
           <w:bCs/>
           <w:color w:val="000000" w:themeColor="text1"/>
           <w:lang w:val="en-US"/>
         </w:rPr>
+        <w:t>header.jsx</w:t>
+      </w:r>
+      <w:proofErr w:type="spellEnd"/>
+    </w:p>
+    <w:p>
+      <w:pPr>
+        <w:rPr>
+          <w:b/>
+          <w:bCs/>
+          <w:color w:val="2F5496" w:themeColor="accent1" w:themeShade="BF"/>
+          <w:lang w:val="en-US"/>
+        </w:rPr>
       </w:pPr>
       <w:r>
         <w:rPr>
@@ -6218,11 +6375,24 @@
           <w:color w:val="000000" w:themeColor="text1"/>
           <w:lang w:val="en-US"/>
         </w:rPr>
-        <w:t xml:space="preserve">                             /login/route.js</w:t>
-      </w:r>
-    </w:p>
-    <w:p>
-      <w:pPr>
+        <w:t xml:space="preserve">               </w:t>
+      </w:r>
+      <w:r>
+        <w:rPr>
+          <w:b/>
+          <w:bCs/>
+          <w:color w:val="2F5496" w:themeColor="accent1" w:themeShade="BF"/>
+          <w:lang w:val="en-US"/>
+        </w:rPr>
+        <w:t xml:space="preserve">     Pages need to be in this format</w:t>
+      </w:r>
+    </w:p>
+    <w:p>
+      <w:pPr>
+        <w:pStyle w:val="Heading2"/>
+        <w:keepNext w:val="0"/>
+        <w:keepLines w:val="0"/>
+        <w:ind w:left="390" w:hangingChars="150" w:hanging="390"/>
         <w:rPr>
           <w:b/>
           <w:bCs/>
@@ -6237,7 +6407,48 @@
           <w:color w:val="000000" w:themeColor="text1"/>
           <w:lang w:val="en-US"/>
         </w:rPr>
-        <w:t xml:space="preserve">                     </w:t>
+        <w:t xml:space="preserve">                  /home/</w:t>
+      </w:r>
+      <w:proofErr w:type="spellStart"/>
+      <w:r>
+        <w:rPr>
+          <w:b/>
+          <w:bCs/>
+          <w:color w:val="000000" w:themeColor="text1"/>
+          <w:lang w:val="en-US"/>
+        </w:rPr>
+        <w:t>page.jsx</w:t>
+      </w:r>
+      <w:proofErr w:type="spellEnd"/>
+    </w:p>
+    <w:p>
+      <w:pPr>
+        <w:rPr>
+          <w:b/>
+          <w:bCs/>
+          <w:color w:val="000000" w:themeColor="text1"/>
+          <w:lang w:val="en-US"/>
+        </w:rPr>
+      </w:pPr>
+    </w:p>
+    <w:p>
+      <w:pPr>
+        <w:ind w:left="994" w:hangingChars="450" w:hanging="994"/>
+        <w:rPr>
+          <w:b/>
+          <w:bCs/>
+          <w:color w:val="000000" w:themeColor="text1"/>
+          <w:lang w:val="en-US"/>
+        </w:rPr>
+      </w:pPr>
+      <w:r>
+        <w:rPr>
+          <w:b/>
+          <w:bCs/>
+          <w:color w:val="000000" w:themeColor="text1"/>
+          <w:lang w:val="en-US"/>
+        </w:rPr>
+        <w:t xml:space="preserve">                   </w:t>
       </w:r>
       <w:r>
         <w:rPr>
@@ -6246,8 +6457,100 @@
           <w:color w:val="2F5496" w:themeColor="accent1" w:themeShade="BF"/>
           <w:lang w:val="en-US"/>
         </w:rPr>
-        <w:t>Components to be added here</w:t>
-      </w:r>
+        <w:t xml:space="preserve"> Styles need to be </w:t>
+      </w:r>
+      <w:proofErr w:type="spellStart"/>
+      <w:r>
+        <w:rPr>
+          <w:b/>
+          <w:bCs/>
+          <w:color w:val="2F5496" w:themeColor="accent1" w:themeShade="BF"/>
+          <w:lang w:val="en-US"/>
+        </w:rPr>
+        <w:t>aded</w:t>
+      </w:r>
+      <w:proofErr w:type="spellEnd"/>
+      <w:r>
+        <w:rPr>
+          <w:b/>
+          <w:bCs/>
+          <w:color w:val="2F5496" w:themeColor="accent1" w:themeShade="BF"/>
+          <w:lang w:val="en-US"/>
+        </w:rPr>
+        <w:t xml:space="preserve"> here, we are using the </w:t>
+      </w:r>
+      <w:proofErr w:type="spellStart"/>
+      <w:r>
+        <w:rPr>
+          <w:b/>
+          <w:bCs/>
+          <w:color w:val="2F5496" w:themeColor="accent1" w:themeShade="BF"/>
+          <w:lang w:val="en-US"/>
+        </w:rPr>
+        <w:t>scss</w:t>
+      </w:r>
+      <w:proofErr w:type="spellEnd"/>
+      <w:r>
+        <w:rPr>
+          <w:b/>
+          <w:bCs/>
+          <w:color w:val="2F5496" w:themeColor="accent1" w:themeShade="BF"/>
+          <w:lang w:val="en-US"/>
+        </w:rPr>
+        <w:t>, also use this module format</w:t>
+      </w:r>
+      <w:r>
+        <w:rPr>
+          <w:b/>
+          <w:bCs/>
+          <w:color w:val="000000" w:themeColor="text1"/>
+          <w:lang w:val="en-US"/>
+        </w:rPr>
+        <w:br/>
+        <w:t>/styles/</w:t>
+      </w:r>
+    </w:p>
+    <w:p>
+      <w:pPr>
+        <w:ind w:left="994" w:hangingChars="450" w:hanging="994"/>
+        <w:rPr>
+          <w:b/>
+          <w:bCs/>
+          <w:color w:val="000000" w:themeColor="text1"/>
+          <w:lang w:val="en-US"/>
+        </w:rPr>
+      </w:pPr>
+      <w:r>
+        <w:rPr>
+          <w:b/>
+          <w:bCs/>
+          <w:color w:val="000000" w:themeColor="text1"/>
+          <w:lang w:val="en-US"/>
+        </w:rPr>
+        <w:t xml:space="preserve">                          /</w:t>
+      </w:r>
+      <w:proofErr w:type="spellStart"/>
+      <w:proofErr w:type="gramStart"/>
+      <w:r>
+        <w:rPr>
+          <w:b/>
+          <w:bCs/>
+          <w:color w:val="000000" w:themeColor="text1"/>
+          <w:lang w:val="en-US"/>
+        </w:rPr>
+        <w:t>header.module</w:t>
+      </w:r>
+      <w:proofErr w:type="gramEnd"/>
+      <w:r>
+        <w:rPr>
+          <w:b/>
+          <w:bCs/>
+          <w:color w:val="000000" w:themeColor="text1"/>
+          <w:lang w:val="en-US"/>
+        </w:rPr>
+        <w:t>.scss</w:t>
+      </w:r>
+      <w:proofErr w:type="spellEnd"/>
     </w:p>
     <w:p>
       <w:pPr>
@@ -6255,252 +6558,6 @@
         <w:keepNext w:val="0"/>
         <w:keepLines w:val="0"/>
         <w:ind w:left="390" w:hangingChars="150" w:hanging="390"/>
-        <w:rPr>
-          <w:b/>
-          <w:bCs/>
-          <w:color w:val="000000" w:themeColor="text1"/>
-          <w:lang w:val="en-US"/>
-        </w:rPr>
-      </w:pPr>
-      <w:r>
-        <w:rPr>
-          <w:b/>
-          <w:bCs/>
-          <w:color w:val="000000" w:themeColor="text1"/>
-          <w:lang w:val="en-US"/>
-        </w:rPr>
-        <w:t xml:space="preserve">                   /components/</w:t>
-      </w:r>
-    </w:p>
-    <w:p>
-      <w:pPr>
-        <w:rPr>
-          <w:b/>
-          <w:bCs/>
-          <w:color w:val="000000" w:themeColor="text1"/>
-          <w:lang w:val="en-US"/>
-        </w:rPr>
-      </w:pPr>
-      <w:r>
-        <w:rPr>
-          <w:b/>
-          <w:bCs/>
-          <w:color w:val="000000" w:themeColor="text1"/>
-          <w:lang w:val="en-US"/>
-        </w:rPr>
-        <w:t xml:space="preserve">                                                 /</w:t>
-      </w:r>
-      <w:proofErr w:type="spellStart"/>
-      <w:r>
-        <w:rPr>
-          <w:b/>
-          <w:bCs/>
-          <w:color w:val="000000" w:themeColor="text1"/>
-          <w:lang w:val="en-US"/>
-        </w:rPr>
-        <w:t>header.jsx</w:t>
-      </w:r>
-      <w:proofErr w:type="spellEnd"/>
-    </w:p>
-    <w:p>
-      <w:pPr>
-        <w:rPr>
-          <w:b/>
-          <w:bCs/>
-          <w:color w:val="2F5496" w:themeColor="accent1" w:themeShade="BF"/>
-          <w:lang w:val="en-US"/>
-        </w:rPr>
-      </w:pPr>
-      <w:r>
-        <w:rPr>
-          <w:b/>
-          <w:bCs/>
-          <w:color w:val="000000" w:themeColor="text1"/>
-          <w:lang w:val="en-US"/>
-        </w:rPr>
-        <w:t xml:space="preserve">               </w:t>
-      </w:r>
-      <w:r>
-        <w:rPr>
-          <w:b/>
-          <w:bCs/>
-          <w:color w:val="2F5496" w:themeColor="accent1" w:themeShade="BF"/>
-          <w:lang w:val="en-US"/>
-        </w:rPr>
-        <w:t xml:space="preserve">     Pages need to be in this format</w:t>
-      </w:r>
-    </w:p>
-    <w:p>
-      <w:pPr>
-        <w:pStyle w:val="Heading2"/>
-        <w:keepNext w:val="0"/>
-        <w:keepLines w:val="0"/>
-        <w:ind w:left="390" w:hangingChars="150" w:hanging="390"/>
-        <w:rPr>
-          <w:b/>
-          <w:bCs/>
-          <w:color w:val="000000" w:themeColor="text1"/>
-          <w:lang w:val="en-US"/>
-        </w:rPr>
-      </w:pPr>
-      <w:r>
-        <w:rPr>
-          <w:b/>
-          <w:bCs/>
-          <w:color w:val="000000" w:themeColor="text1"/>
-          <w:lang w:val="en-US"/>
-        </w:rPr>
-        <w:t xml:space="preserve">                  /home/</w:t>
-      </w:r>
-      <w:proofErr w:type="spellStart"/>
-      <w:r>
-        <w:rPr>
-          <w:b/>
-          <w:bCs/>
-          <w:color w:val="000000" w:themeColor="text1"/>
-          <w:lang w:val="en-US"/>
-        </w:rPr>
-        <w:t>page.jsx</w:t>
-      </w:r>
-      <w:proofErr w:type="spellEnd"/>
-    </w:p>
-    <w:p>
-      <w:pPr>
-        <w:rPr>
-          <w:b/>
-          <w:bCs/>
-          <w:color w:val="000000" w:themeColor="text1"/>
-          <w:lang w:val="en-US"/>
-        </w:rPr>
-      </w:pPr>
-    </w:p>
-    <w:p>
-      <w:pPr>
-        <w:ind w:left="994" w:hangingChars="450" w:hanging="994"/>
-        <w:rPr>
-          <w:b/>
-          <w:bCs/>
-          <w:color w:val="000000" w:themeColor="text1"/>
-          <w:lang w:val="en-US"/>
-        </w:rPr>
-      </w:pPr>
-      <w:r>
-        <w:rPr>
-          <w:b/>
-          <w:bCs/>
-          <w:color w:val="000000" w:themeColor="text1"/>
-          <w:lang w:val="en-US"/>
-        </w:rPr>
-        <w:t xml:space="preserve">                   </w:t>
-      </w:r>
-      <w:r>
-        <w:rPr>
-          <w:b/>
-          <w:bCs/>
-          <w:color w:val="2F5496" w:themeColor="accent1" w:themeShade="BF"/>
-          <w:lang w:val="en-US"/>
-        </w:rPr>
-        <w:t xml:space="preserve"> Styles need to be </w:t>
-      </w:r>
-      <w:proofErr w:type="spellStart"/>
-      <w:r>
-        <w:rPr>
-          <w:b/>
-          <w:bCs/>
-          <w:color w:val="2F5496" w:themeColor="accent1" w:themeShade="BF"/>
-          <w:lang w:val="en-US"/>
-        </w:rPr>
-        <w:t>aded</w:t>
-      </w:r>
-      <w:proofErr w:type="spellEnd"/>
-      <w:r>
-        <w:rPr>
-          <w:b/>
-          <w:bCs/>
-          <w:color w:val="2F5496" w:themeColor="accent1" w:themeShade="BF"/>
-          <w:lang w:val="en-US"/>
-        </w:rPr>
-        <w:t xml:space="preserve"> here, we are using the </w:t>
-      </w:r>
-      <w:proofErr w:type="spellStart"/>
-      <w:r>
-        <w:rPr>
-          <w:b/>
-          <w:bCs/>
-          <w:color w:val="2F5496" w:themeColor="accent1" w:themeShade="BF"/>
-          <w:lang w:val="en-US"/>
-        </w:rPr>
-        <w:t>scss</w:t>
-      </w:r>
-      <w:proofErr w:type="spellEnd"/>
-      <w:r>
-        <w:rPr>
-          <w:b/>
-          <w:bCs/>
-          <w:color w:val="2F5496" w:themeColor="accent1" w:themeShade="BF"/>
-          <w:lang w:val="en-US"/>
-        </w:rPr>
-        <w:t>, also use this module format</w:t>
-      </w:r>
-      <w:r>
-        <w:rPr>
-          <w:b/>
-          <w:bCs/>
-          <w:color w:val="000000" w:themeColor="text1"/>
-          <w:lang w:val="en-US"/>
-        </w:rPr>
-        <w:br/>
-        <w:t>/styles/</w:t>
-      </w:r>
-    </w:p>
-    <w:p>
-      <w:pPr>
-        <w:ind w:left="994" w:hangingChars="450" w:hanging="994"/>
-        <w:rPr>
-          <w:b/>
-          <w:bCs/>
-          <w:color w:val="000000" w:themeColor="text1"/>
-          <w:lang w:val="en-US"/>
-        </w:rPr>
-      </w:pPr>
-      <w:r>
-        <w:rPr>
-          <w:b/>
-          <w:bCs/>
-          <w:color w:val="000000" w:themeColor="text1"/>
-          <w:lang w:val="en-US"/>
-        </w:rPr>
-        <w:t xml:space="preserve">                          /</w:t>
-      </w:r>
-      <w:proofErr w:type="spellStart"/>
-      <w:proofErr w:type="gramStart"/>
-      <w:r>
-        <w:rPr>
-          <w:b/>
-          <w:bCs/>
-          <w:color w:val="000000" w:themeColor="text1"/>
-          <w:lang w:val="en-US"/>
-        </w:rPr>
-        <w:t>header.module</w:t>
-      </w:r>
-      <w:proofErr w:type="gramEnd"/>
-      <w:r>
-        <w:rPr>
-          <w:b/>
-          <w:bCs/>
-          <w:color w:val="000000" w:themeColor="text1"/>
-          <w:lang w:val="en-US"/>
-        </w:rPr>
-        <w:t>.scss</w:t>
-      </w:r>
-      <w:proofErr w:type="spellEnd"/>
-    </w:p>
-    <w:p>
-      <w:pPr>
-        <w:pStyle w:val="Heading2"/>
-        <w:keepNext w:val="0"/>
-        <w:keepLines w:val="0"/>
-        <w:ind w:left="390" w:hangingChars="150" w:hanging="390"/>
       </w:pPr>
       <w:r>
         <w:rPr>
@@ -7469,8 +7526,16 @@
         <w:rPr>
           <w:rStyle w:val="HTMLCode"/>
         </w:rPr>
-        <w:t>, value }</w:t>
-      </w:r>
+        <w:t xml:space="preserve">, </w:t>
+      </w:r>
+      <w:proofErr w:type="gramStart"/>
+      <w:r>
+        <w:rPr>
+          <w:rStyle w:val="HTMLCode"/>
+        </w:rPr>
+        <w:t>value }</w:t>
+      </w:r>
+      <w:proofErr w:type="gramEnd"/>
       <w:r>
         <w:t xml:space="preserve"> pairs for dropdown rendering.</w:t>
       </w:r>
@@ -7983,8 +8048,16 @@
         <w:rPr>
           <w:rStyle w:val="HTMLCode"/>
         </w:rPr>
-        <w:t>, value }</w:t>
-      </w:r>
+        <w:t xml:space="preserve">, </w:t>
+      </w:r>
+      <w:proofErr w:type="gramStart"/>
+      <w:r>
+        <w:rPr>
+          <w:rStyle w:val="HTMLCode"/>
+        </w:rPr>
+        <w:t>value }</w:t>
+      </w:r>
+      <w:proofErr w:type="gramEnd"/>
       <w:r>
         <w:t xml:space="preserve"> objects. Next.js maps them into </w:t>
       </w:r>
@@ -8299,7 +8372,6 @@
         <w:tc>
           <w:tcPr>
             <w:tcW w:w="0" w:type="auto"/>
-            <w:shd w:val="clear" w:color="auto" w:fill="auto"/>
             <w:vAlign w:val="center"/>
           </w:tcPr>
           <w:p>
@@ -8326,7 +8398,6 @@
         <w:tc>
           <w:tcPr>
             <w:tcW w:w="0" w:type="auto"/>
-            <w:shd w:val="clear" w:color="auto" w:fill="auto"/>
             <w:vAlign w:val="center"/>
           </w:tcPr>
           <w:p>
@@ -8353,7 +8424,6 @@
         <w:tc>
           <w:tcPr>
             <w:tcW w:w="0" w:type="auto"/>
-            <w:shd w:val="clear" w:color="auto" w:fill="auto"/>
             <w:vAlign w:val="center"/>
           </w:tcPr>
           <w:p>
@@ -8385,7 +8455,6 @@
         <w:tc>
           <w:tcPr>
             <w:tcW w:w="0" w:type="auto"/>
-            <w:shd w:val="clear" w:color="auto" w:fill="auto"/>
             <w:vAlign w:val="center"/>
           </w:tcPr>
           <w:p>
@@ -8413,7 +8482,6 @@
         <w:tc>
           <w:tcPr>
             <w:tcW w:w="0" w:type="auto"/>
-            <w:shd w:val="clear" w:color="auto" w:fill="auto"/>
             <w:vAlign w:val="center"/>
           </w:tcPr>
           <w:p>
@@ -8431,7 +8499,6 @@
         <w:tc>
           <w:tcPr>
             <w:tcW w:w="0" w:type="auto"/>
-            <w:shd w:val="clear" w:color="auto" w:fill="auto"/>
             <w:vAlign w:val="center"/>
           </w:tcPr>
           <w:p>
@@ -8475,6 +8542,7 @@
               </w:rPr>
               <w:t xml:space="preserve"> + </w:t>
             </w:r>
+            <w:proofErr w:type="gramStart"/>
             <w:r>
               <w:rPr>
                 <w:rStyle w:val="HTMLCode"/>
@@ -8483,7 +8551,18 @@
                 <w:szCs w:val="24"/>
                 <w:lang w:val="en-US" w:eastAsia="zh-CN" w:bidi="ar"/>
               </w:rPr>
-              <w:t>redirect()</w:t>
+              <w:t>redirect(</w:t>
+            </w:r>
+            <w:proofErr w:type="gramEnd"/>
+            <w:r>
+              <w:rPr>
+                <w:rStyle w:val="HTMLCode"/>
+                <w:rFonts w:ascii="SimSun" w:eastAsia="SimSun" w:hAnsi="SimSun" w:cs="SimSun"/>
+                <w:sz w:val="24"/>
+                <w:szCs w:val="24"/>
+                <w:lang w:val="en-US" w:eastAsia="zh-CN" w:bidi="ar"/>
+              </w:rPr>
+              <w:t>)</w:t>
             </w:r>
           </w:p>
         </w:tc>
@@ -8495,7 +8574,6 @@
         <w:tc>
           <w:tcPr>
             <w:tcW w:w="0" w:type="auto"/>
-            <w:shd w:val="clear" w:color="auto" w:fill="auto"/>
             <w:vAlign w:val="center"/>
           </w:tcPr>
           <w:p>
@@ -8514,7 +8592,6 @@
         <w:tc>
           <w:tcPr>
             <w:tcW w:w="0" w:type="auto"/>
-            <w:shd w:val="clear" w:color="auto" w:fill="auto"/>
             <w:vAlign w:val="center"/>
           </w:tcPr>
           <w:p>
@@ -8532,7 +8609,6 @@
         <w:tc>
           <w:tcPr>
             <w:tcW w:w="0" w:type="auto"/>
-            <w:shd w:val="clear" w:color="auto" w:fill="auto"/>
             <w:vAlign w:val="center"/>
           </w:tcPr>
           <w:p>
@@ -8555,7 +8631,6 @@
         <w:tc>
           <w:tcPr>
             <w:tcW w:w="0" w:type="auto"/>
-            <w:shd w:val="clear" w:color="auto" w:fill="auto"/>
             <w:vAlign w:val="center"/>
           </w:tcPr>
           <w:p>
@@ -8573,7 +8648,6 @@
         <w:tc>
           <w:tcPr>
             <w:tcW w:w="0" w:type="auto"/>
-            <w:shd w:val="clear" w:color="auto" w:fill="auto"/>
             <w:vAlign w:val="center"/>
           </w:tcPr>
           <w:p>
@@ -8591,7 +8665,6 @@
         <w:tc>
           <w:tcPr>
             <w:tcW w:w="0" w:type="auto"/>
-            <w:shd w:val="clear" w:color="auto" w:fill="auto"/>
             <w:vAlign w:val="center"/>
           </w:tcPr>
           <w:p>
@@ -8614,7 +8687,6 @@
         <w:tc>
           <w:tcPr>
             <w:tcW w:w="0" w:type="auto"/>
-            <w:shd w:val="clear" w:color="auto" w:fill="auto"/>
             <w:vAlign w:val="center"/>
           </w:tcPr>
           <w:p>
@@ -8632,7 +8704,6 @@
         <w:tc>
           <w:tcPr>
             <w:tcW w:w="0" w:type="auto"/>
-            <w:shd w:val="clear" w:color="auto" w:fill="auto"/>
             <w:vAlign w:val="center"/>
           </w:tcPr>
           <w:p>
@@ -8650,7 +8721,6 @@
         <w:tc>
           <w:tcPr>
             <w:tcW w:w="0" w:type="auto"/>
-            <w:shd w:val="clear" w:color="auto" w:fill="auto"/>
             <w:vAlign w:val="center"/>
           </w:tcPr>
           <w:p>
@@ -8673,7 +8743,6 @@
         <w:tc>
           <w:tcPr>
             <w:tcW w:w="0" w:type="auto"/>
-            <w:shd w:val="clear" w:color="auto" w:fill="auto"/>
             <w:vAlign w:val="center"/>
           </w:tcPr>
           <w:p>
@@ -8691,7 +8760,6 @@
         <w:tc>
           <w:tcPr>
             <w:tcW w:w="0" w:type="auto"/>
-            <w:shd w:val="clear" w:color="auto" w:fill="auto"/>
             <w:vAlign w:val="center"/>
           </w:tcPr>
           <w:p>
@@ -8709,7 +8777,6 @@
         <w:tc>
           <w:tcPr>
             <w:tcW w:w="0" w:type="auto"/>
-            <w:shd w:val="clear" w:color="auto" w:fill="auto"/>
             <w:vAlign w:val="center"/>
           </w:tcPr>
           <w:p>
@@ -8743,7 +8810,6 @@
         <w:tc>
           <w:tcPr>
             <w:tcW w:w="0" w:type="auto"/>
-            <w:shd w:val="clear" w:color="auto" w:fill="auto"/>
             <w:vAlign w:val="center"/>
           </w:tcPr>
           <w:p>
@@ -8761,7 +8827,6 @@
         <w:tc>
           <w:tcPr>
             <w:tcW w:w="0" w:type="auto"/>
-            <w:shd w:val="clear" w:color="auto" w:fill="auto"/>
             <w:vAlign w:val="center"/>
           </w:tcPr>
           <w:p>
@@ -8779,7 +8844,6 @@
         <w:tc>
           <w:tcPr>
             <w:tcW w:w="0" w:type="auto"/>
-            <w:shd w:val="clear" w:color="auto" w:fill="auto"/>
             <w:vAlign w:val="center"/>
           </w:tcPr>
           <w:p>
@@ -8802,7 +8866,6 @@
         <w:tc>
           <w:tcPr>
             <w:tcW w:w="0" w:type="auto"/>
-            <w:shd w:val="clear" w:color="auto" w:fill="auto"/>
             <w:vAlign w:val="center"/>
           </w:tcPr>
           <w:p>
@@ -8820,7 +8883,6 @@
         <w:tc>
           <w:tcPr>
             <w:tcW w:w="0" w:type="auto"/>
-            <w:shd w:val="clear" w:color="auto" w:fill="auto"/>
             <w:vAlign w:val="center"/>
           </w:tcPr>
           <w:p>
@@ -8838,7 +8900,6 @@
         <w:tc>
           <w:tcPr>
             <w:tcW w:w="0" w:type="auto"/>
-            <w:shd w:val="clear" w:color="auto" w:fill="auto"/>
             <w:vAlign w:val="center"/>
           </w:tcPr>
           <w:p>
@@ -8861,7 +8922,7 @@
       </w:pPr>
       <w:r>
         <w:pict w14:anchorId="0F87BA7D">
-          <v:rect id="_x0000_i1075" style="width:6in;height:1.5pt" o:hralign="center" o:hrstd="t" o:hr="t" fillcolor="#a0a0a0" stroked="f"/>
+          <v:rect id="_x0000_i1071" style="width:6in;height:1.5pt" o:hralign="center" o:hrstd="t" o:hr="t" fillcolor="#a0a0a0" stroked="f"/>
         </w:pict>
       </w:r>
     </w:p>
@@ -8920,9 +8981,17 @@
         <w:rPr>
           <w:rStyle w:val="HTMLCode"/>
         </w:rPr>
-        <w:t>.productpulse.controller</w:t>
+        <w:t>.</w:t>
+      </w:r>
+      <w:proofErr w:type="gramStart"/>
+      <w:r>
+        <w:rPr>
+          <w:rStyle w:val="HTMLCode"/>
+        </w:rPr>
+        <w:t>productpulse.controller</w:t>
       </w:r>
       <w:proofErr w:type="spellEnd"/>
+      <w:proofErr w:type="gramEnd"/>
       <w:r>
         <w:t>)</w:t>
       </w:r>
@@ -9011,8 +9080,16 @@
         <w:rPr>
           <w:rStyle w:val="HTMLCode"/>
         </w:rPr>
-        <w:t>, role }</w:t>
-      </w:r>
+        <w:t xml:space="preserve">, </w:t>
+      </w:r>
+      <w:proofErr w:type="gramStart"/>
+      <w:r>
+        <w:rPr>
+          <w:rStyle w:val="HTMLCode"/>
+        </w:rPr>
+        <w:t>role }</w:t>
+      </w:r>
+      <w:proofErr w:type="gramEnd"/>
       <w:r>
         <w:t>.</w:t>
       </w:r>
@@ -9051,9 +9128,17 @@
         <w:rPr>
           <w:rStyle w:val="HTMLCode"/>
         </w:rPr>
-        <w:t>.productpulse.model</w:t>
+        <w:t>.</w:t>
+      </w:r>
+      <w:proofErr w:type="gramStart"/>
+      <w:r>
+        <w:rPr>
+          <w:rStyle w:val="HTMLCode"/>
+        </w:rPr>
+        <w:t>productpulse.model</w:t>
       </w:r>
       <w:proofErr w:type="spellEnd"/>
+      <w:proofErr w:type="gramEnd"/>
       <w:r>
         <w:t>)</w:t>
       </w:r>
@@ -9133,9 +9218,17 @@
         <w:rPr>
           <w:rStyle w:val="HTMLCode"/>
         </w:rPr>
-        <w:t>.productpulse.repo</w:t>
+        <w:t>.</w:t>
+      </w:r>
+      <w:proofErr w:type="gramStart"/>
+      <w:r>
+        <w:rPr>
+          <w:rStyle w:val="HTMLCode"/>
+        </w:rPr>
+        <w:t>productpulse.repo</w:t>
       </w:r>
       <w:proofErr w:type="spellEnd"/>
+      <w:proofErr w:type="gramEnd"/>
       <w:r>
         <w:t>)</w:t>
       </w:r>
@@ -9223,9 +9316,17 @@
         <w:rPr>
           <w:rStyle w:val="HTMLCode"/>
         </w:rPr>
-        <w:t>.productpulse.controller</w:t>
+        <w:t>.</w:t>
+      </w:r>
+      <w:proofErr w:type="gramStart"/>
+      <w:r>
+        <w:rPr>
+          <w:rStyle w:val="HTMLCode"/>
+        </w:rPr>
+        <w:t>productpulse.controller</w:t>
       </w:r>
       <w:proofErr w:type="spellEnd"/>
+      <w:proofErr w:type="gramEnd"/>
       <w:r>
         <w:t>)</w:t>
       </w:r>
@@ -9288,15 +9389,7 @@
         </w:numPr>
       </w:pPr>
       <w:r>
-        <w:t xml:space="preserve">Problem: frontend needed </w:t>
-      </w:r>
-      <w:proofErr w:type="gramStart"/>
-      <w:r>
-        <w:t>suggestions,</w:t>
-      </w:r>
-      <w:proofErr w:type="gramEnd"/>
-      <w:r>
-        <w:t xml:space="preserve"> backend only stored full list.</w:t>
+        <w:t>Problem: frontend needed suggestions, backend only stored full list.</w:t>
       </w:r>
     </w:p>
     <w:p>
@@ -9591,7 +9684,7 @@
     <w:p>
       <w:r>
         <w:pict w14:anchorId="7914E0BB">
-          <v:rect id="_x0000_i1071" style="width:0;height:1.5pt" o:hralign="center" o:hrstd="t" o:hr="t" fillcolor="#a0a0a0" stroked="f"/>
+          <v:rect id="_x0000_i1072" style="width:0;height:1.5pt" o:hralign="center" o:hrstd="t" o:hr="t" fillcolor="#a0a0a0" stroked="f"/>
         </w:pict>
       </w:r>
     </w:p>
@@ -9909,8 +10002,307 @@
     <w:p>
       <w:r>
         <w:pict w14:anchorId="30FE6922">
-          <v:rect id="_x0000_i1072" style="width:0;height:1.5pt" o:hralign="center" o:hrstd="t" o:hr="t" fillcolor="#a0a0a0" stroked="f"/>
+          <v:rect id="_x0000_i1073" style="width:0;height:1.5pt" o:hralign="center" o:hrstd="t" o:hr="t" fillcolor="#a0a0a0" stroked="f"/>
         </w:pict>
+      </w:r>
+    </w:p>
+    <w:p>
+      <w:pPr>
+        <w:spacing w:line="360" w:lineRule="auto"/>
+        <w:rPr>
+          <w:rFonts w:ascii="Times New Roman" w:hAnsi="Times New Roman" w:cs="Times New Roman"/>
+          <w:b/>
+          <w:bCs/>
+        </w:rPr>
+      </w:pPr>
+      <w:r>
+        <w:rPr>
+          <w:rFonts w:ascii="Times New Roman" w:hAnsi="Times New Roman" w:cs="Times New Roman"/>
+          <w:b/>
+          <w:bCs/>
+        </w:rPr>
+        <w:t>System Optimization Update — Async &amp; Caching Implementation</w:t>
+      </w:r>
+    </w:p>
+    <w:p>
+      <w:pPr>
+        <w:spacing w:line="360" w:lineRule="auto"/>
+        <w:rPr>
+          <w:rFonts w:ascii="Times New Roman" w:hAnsi="Times New Roman" w:cs="Times New Roman"/>
+        </w:rPr>
+      </w:pPr>
+      <w:r>
+        <w:rPr>
+          <w:rFonts w:ascii="Times New Roman" w:hAnsi="Times New Roman" w:cs="Times New Roman"/>
+          <w:b/>
+          <w:bCs/>
+        </w:rPr>
+        <w:t>Overview:</w:t>
+      </w:r>
+      <w:r>
+        <w:rPr>
+          <w:rFonts w:ascii="Times New Roman" w:hAnsi="Times New Roman" w:cs="Times New Roman"/>
+        </w:rPr>
+        <w:br/>
+        <w:t xml:space="preserve">Refactored the backend to improve performance, scalability, and response time by integrating </w:t>
+      </w:r>
+      <w:r>
+        <w:rPr>
+          <w:rFonts w:ascii="Times New Roman" w:hAnsi="Times New Roman" w:cs="Times New Roman"/>
+          <w:b/>
+          <w:bCs/>
+        </w:rPr>
+        <w:t>asynchronous execution</w:t>
+      </w:r>
+      <w:r>
+        <w:rPr>
+          <w:rFonts w:ascii="Times New Roman" w:hAnsi="Times New Roman" w:cs="Times New Roman"/>
+        </w:rPr>
+        <w:t xml:space="preserve"> and </w:t>
+      </w:r>
+      <w:r>
+        <w:rPr>
+          <w:rFonts w:ascii="Times New Roman" w:hAnsi="Times New Roman" w:cs="Times New Roman"/>
+          <w:b/>
+          <w:bCs/>
+        </w:rPr>
+        <w:t>Caffeine-based caching</w:t>
+      </w:r>
+      <w:r>
+        <w:rPr>
+          <w:rFonts w:ascii="Times New Roman" w:hAnsi="Times New Roman" w:cs="Times New Roman"/>
+        </w:rPr>
+        <w:t>.</w:t>
+      </w:r>
+    </w:p>
+    <w:p>
+      <w:pPr>
+        <w:spacing w:line="360" w:lineRule="auto"/>
+        <w:rPr>
+          <w:rFonts w:ascii="Times New Roman" w:hAnsi="Times New Roman" w:cs="Times New Roman"/>
+        </w:rPr>
+      </w:pPr>
+      <w:r>
+        <w:rPr>
+          <w:rFonts w:ascii="Times New Roman" w:hAnsi="Times New Roman" w:cs="Times New Roman"/>
+          <w:b/>
+          <w:bCs/>
+        </w:rPr>
+        <w:t>Key Updates:</w:t>
+      </w:r>
+    </w:p>
+    <w:p>
+      <w:pPr>
+        <w:numPr>
+          <w:ilvl w:val="0"/>
+          <w:numId w:val="34"/>
+        </w:numPr>
+        <w:spacing w:line="360" w:lineRule="auto"/>
+        <w:rPr>
+          <w:rFonts w:ascii="Times New Roman" w:hAnsi="Times New Roman" w:cs="Times New Roman"/>
+        </w:rPr>
+      </w:pPr>
+      <w:r>
+        <w:rPr>
+          <w:rFonts w:ascii="Times New Roman" w:hAnsi="Times New Roman" w:cs="Times New Roman"/>
+          <w:b/>
+          <w:bCs/>
+        </w:rPr>
+        <w:t>Asynchronous Processing (@EnableAsync):</w:t>
+      </w:r>
+      <w:r>
+        <w:rPr>
+          <w:rFonts w:ascii="Times New Roman" w:hAnsi="Times New Roman" w:cs="Times New Roman"/>
+        </w:rPr>
+        <w:br/>
+        <w:t xml:space="preserve">Implemented custom </w:t>
+      </w:r>
+      <w:proofErr w:type="spellStart"/>
+      <w:r>
+        <w:rPr>
+          <w:rFonts w:ascii="Times New Roman" w:hAnsi="Times New Roman" w:cs="Times New Roman"/>
+        </w:rPr>
+        <w:t>AsyncConfig</w:t>
+      </w:r>
+      <w:proofErr w:type="spellEnd"/>
+      <w:r>
+        <w:rPr>
+          <w:rFonts w:ascii="Times New Roman" w:hAnsi="Times New Roman" w:cs="Times New Roman"/>
+        </w:rPr>
+        <w:t xml:space="preserve"> with a thread pool executor to handle non-blocking tasks like email delivery and background processing.</w:t>
+      </w:r>
+      <w:r>
+        <w:rPr>
+          <w:rFonts w:ascii="Times New Roman" w:hAnsi="Times New Roman" w:cs="Times New Roman"/>
+        </w:rPr>
+        <w:br/>
+        <w:t>→ Increases responsiveness by offloading heavy operations to separate worker threads.</w:t>
+      </w:r>
+    </w:p>
+    <w:p>
+      <w:pPr>
+        <w:numPr>
+          <w:ilvl w:val="0"/>
+          <w:numId w:val="34"/>
+        </w:numPr>
+        <w:spacing w:line="360" w:lineRule="auto"/>
+        <w:rPr>
+          <w:rFonts w:ascii="Times New Roman" w:hAnsi="Times New Roman" w:cs="Times New Roman"/>
+        </w:rPr>
+      </w:pPr>
+      <w:r>
+        <w:rPr>
+          <w:rFonts w:ascii="Times New Roman" w:hAnsi="Times New Roman" w:cs="Times New Roman"/>
+          <w:b/>
+          <w:bCs/>
+        </w:rPr>
+        <w:t>Caffeine Cache Integration (@EnableCaching):</w:t>
+      </w:r>
+      <w:r>
+        <w:rPr>
+          <w:rFonts w:ascii="Times New Roman" w:hAnsi="Times New Roman" w:cs="Times New Roman"/>
+        </w:rPr>
+        <w:br/>
+        <w:t xml:space="preserve">Added </w:t>
+      </w:r>
+      <w:proofErr w:type="spellStart"/>
+      <w:r>
+        <w:rPr>
+          <w:rFonts w:ascii="Times New Roman" w:hAnsi="Times New Roman" w:cs="Times New Roman"/>
+        </w:rPr>
+        <w:t>CacheConfig</w:t>
+      </w:r>
+      <w:proofErr w:type="spellEnd"/>
+      <w:r>
+        <w:rPr>
+          <w:rFonts w:ascii="Times New Roman" w:hAnsi="Times New Roman" w:cs="Times New Roman"/>
+        </w:rPr>
+        <w:t xml:space="preserve"> with Caffeine for high-performance in-memory caching.</w:t>
+      </w:r>
+      <w:r>
+        <w:rPr>
+          <w:rFonts w:ascii="Times New Roman" w:hAnsi="Times New Roman" w:cs="Times New Roman"/>
+        </w:rPr>
+        <w:br/>
+        <w:t xml:space="preserve">→ Configured a 10-minute TTL and max size of 500 entries for frequently accessed entities (roles, company </w:t>
+      </w:r>
+      <w:r>
+        <w:rPr>
+          <w:rFonts w:ascii="Times New Roman" w:hAnsi="Times New Roman" w:cs="Times New Roman"/>
+        </w:rPr>
+        <w:lastRenderedPageBreak/>
+        <w:t>data, industry dropdowns).</w:t>
+      </w:r>
+      <w:r>
+        <w:rPr>
+          <w:rFonts w:ascii="Times New Roman" w:hAnsi="Times New Roman" w:cs="Times New Roman"/>
+        </w:rPr>
+        <w:br/>
+        <w:t>→ Reduced repeated database hits and improved endpoint response latency.</w:t>
+      </w:r>
+    </w:p>
+    <w:p>
+      <w:pPr>
+        <w:numPr>
+          <w:ilvl w:val="0"/>
+          <w:numId w:val="34"/>
+        </w:numPr>
+        <w:spacing w:line="360" w:lineRule="auto"/>
+        <w:rPr>
+          <w:rFonts w:ascii="Times New Roman" w:hAnsi="Times New Roman" w:cs="Times New Roman"/>
+        </w:rPr>
+      </w:pPr>
+      <w:r>
+        <w:rPr>
+          <w:rFonts w:ascii="Times New Roman" w:hAnsi="Times New Roman" w:cs="Times New Roman"/>
+          <w:b/>
+          <w:bCs/>
+        </w:rPr>
+        <w:t>Controller-Service Refactor:</w:t>
+      </w:r>
+      <w:r>
+        <w:rPr>
+          <w:rFonts w:ascii="Times New Roman" w:hAnsi="Times New Roman" w:cs="Times New Roman"/>
+        </w:rPr>
+        <w:br/>
+        <w:t>Moved business-heavy logic out of controllers into dedicated service methods.</w:t>
+      </w:r>
+      <w:r>
+        <w:rPr>
+          <w:rFonts w:ascii="Times New Roman" w:hAnsi="Times New Roman" w:cs="Times New Roman"/>
+        </w:rPr>
+        <w:br/>
+        <w:t>→ Improved code maintainability, readability, and separation of concerns.</w:t>
+      </w:r>
+    </w:p>
+    <w:p>
+      <w:pPr>
+        <w:spacing w:line="360" w:lineRule="auto"/>
+        <w:rPr>
+          <w:rFonts w:ascii="Times New Roman" w:hAnsi="Times New Roman" w:cs="Times New Roman"/>
+        </w:rPr>
+      </w:pPr>
+      <w:r>
+        <w:rPr>
+          <w:rFonts w:ascii="Times New Roman" w:hAnsi="Times New Roman" w:cs="Times New Roman"/>
+          <w:b/>
+          <w:bCs/>
+        </w:rPr>
+        <w:t>Result:</w:t>
+      </w:r>
+    </w:p>
+    <w:p>
+      <w:pPr>
+        <w:numPr>
+          <w:ilvl w:val="0"/>
+          <w:numId w:val="35"/>
+        </w:numPr>
+        <w:spacing w:line="360" w:lineRule="auto"/>
+        <w:rPr>
+          <w:rFonts w:ascii="Times New Roman" w:hAnsi="Times New Roman" w:cs="Times New Roman"/>
+        </w:rPr>
+      </w:pPr>
+      <w:r>
+        <w:rPr>
+          <w:rFonts w:ascii="Times New Roman" w:hAnsi="Times New Roman" w:cs="Times New Roman"/>
+        </w:rPr>
+        <w:t>Noticeable improvement in API response time.</w:t>
+      </w:r>
+    </w:p>
+    <w:p>
+      <w:pPr>
+        <w:numPr>
+          <w:ilvl w:val="0"/>
+          <w:numId w:val="35"/>
+        </w:numPr>
+        <w:spacing w:line="360" w:lineRule="auto"/>
+        <w:rPr>
+          <w:rFonts w:ascii="Times New Roman" w:hAnsi="Times New Roman" w:cs="Times New Roman"/>
+        </w:rPr>
+      </w:pPr>
+      <w:r>
+        <w:rPr>
+          <w:rFonts w:ascii="Times New Roman" w:hAnsi="Times New Roman" w:cs="Times New Roman"/>
+        </w:rPr>
+        <w:t>Cleaner architecture with modular, testable components.</w:t>
+      </w:r>
+    </w:p>
+    <w:p>
+      <w:pPr>
+        <w:numPr>
+          <w:ilvl w:val="0"/>
+          <w:numId w:val="35"/>
+        </w:numPr>
+        <w:spacing w:line="360" w:lineRule="auto"/>
+        <w:rPr>
+          <w:rFonts w:ascii="Times New Roman" w:hAnsi="Times New Roman" w:cs="Times New Roman"/>
+        </w:rPr>
+      </w:pPr>
+      <w:r>
+        <w:rPr>
+          <w:rFonts w:ascii="Times New Roman" w:hAnsi="Times New Roman" w:cs="Times New Roman"/>
+        </w:rPr>
+        <w:t>Backend now optimized for concurrent execution and faster data retrieval.</w:t>
       </w:r>
     </w:p>
     <w:p>
@@ -9938,7 +10330,7 @@
 </file>
 
 <file path=word/endnotes.xml><?xml version="1.0" encoding="utf-8"?>
-<w:endnotes xmlns:wpc="http://schemas.microsoft.com/office/word/2010/wordprocessingCanvas" xmlns:cx="http://schemas.microsoft.com/office/drawing/2014/chartex" xmlns:cx1="http://schemas.microsoft.com/office/drawing/2015/9/8/chartex" xmlns:cx2="http://schemas.microsoft.com/office/drawing/2015/10/21/chartex" xmlns:cx3="http://schemas.microsoft.com/office/drawing/2016/5/9/chartex" xmlns:cx4="http://schemas.microsoft.com/office/drawing/2016/5/10/chartex" xmlns:cx5="http://schemas.microsoft.com/office/drawing/2016/5/11/chartex" xmlns:cx6="http://schemas.microsoft.com/office/drawing/2016/5/12/chartex" xmlns:cx7="http://schemas.microsoft.com/office/drawing/2016/5/13/chartex" xmlns:cx8="http://schemas.microsoft.com/office/drawing/2016/5/14/chartex" xmlns:mc="http://schemas.openxmlformats.org/markup-compatibility/2006" xmlns:aink="http://schemas.microsoft.com/office/drawing/2016/ink" xmlns:am3d="http://schemas.microsoft.com/office/drawing/2017/model3d" xmlns:o="urn:schemas-microsoft-com:office:office" xmlns:oel="http://schemas.microsoft.com/office/2019/extlst" xmlns:r="http://schemas.openxmlformats.org/officeDocument/2006/relationships" xmlns:m="http://schemas.openxmlformats.org/officeDocument/2006/math" xmlns:v="urn:schemas-microsoft-com:vml" xmlns:wp14="http://schemas.microsoft.com/office/word/2010/wordprocessingDrawing" xmlns:wp="http://schemas.openxmlformats.org/drawingml/2006/wordprocessingDrawing" xmlns:w10="urn:schemas-microsoft-com:office:word" xmlns:w="http://schemas.openxmlformats.org/wordprocessingml/2006/main" xmlns:w14="http://schemas.microsoft.com/office/word/2010/wordml" xmlns:w15="http://schemas.microsoft.com/office/word/2012/wordml" xmlns:w16cex="http://schemas.microsoft.com/office/word/2018/wordml/cex" xmlns:w16cid="http://schemas.microsoft.com/office/word/2016/wordml/cid" xmlns:w16="http://schemas.microsoft.com/office/word/2018/wordml" xmlns:w16sdtdh="http://schemas.microsoft.com/office/word/2020/wordml/sdtdatahash" xmlns:w16se="http://schemas.microsoft.com/office/word/2015/wordml/symex" xmlns:wpg="http://schemas.microsoft.com/office/word/2010/wordprocessingGroup" xmlns:wpi="http://schemas.microsoft.com/office/word/2010/wordprocessingInk" xmlns:wne="http://schemas.microsoft.com/office/word/2006/wordml" xmlns:wps="http://schemas.microsoft.com/office/word/2010/wordprocessingShape" mc:Ignorable="w14 w15 w16se w16cid w16 w16cex w16sdtdh wp14">
+<w:endnotes xmlns:wpc="http://schemas.microsoft.com/office/word/2010/wordprocessingCanvas" xmlns:cx="http://schemas.microsoft.com/office/drawing/2014/chartex" xmlns:cx1="http://schemas.microsoft.com/office/drawing/2015/9/8/chartex" xmlns:cx2="http://schemas.microsoft.com/office/drawing/2015/10/21/chartex" xmlns:cx3="http://schemas.microsoft.com/office/drawing/2016/5/9/chartex" xmlns:cx4="http://schemas.microsoft.com/office/drawing/2016/5/10/chartex" xmlns:cx5="http://schemas.microsoft.com/office/drawing/2016/5/11/chartex" xmlns:cx6="http://schemas.microsoft.com/office/drawing/2016/5/12/chartex" xmlns:cx7="http://schemas.microsoft.com/office/drawing/2016/5/13/chartex" xmlns:cx8="http://schemas.microsoft.com/office/drawing/2016/5/14/chartex" xmlns:mc="http://schemas.openxmlformats.org/markup-compatibility/2006" xmlns:aink="http://schemas.microsoft.com/office/drawing/2016/ink" xmlns:am3d="http://schemas.microsoft.com/office/drawing/2017/model3d" xmlns:o="urn:schemas-microsoft-com:office:office" xmlns:oel="http://schemas.microsoft.com/office/2019/extlst" xmlns:r="http://schemas.openxmlformats.org/officeDocument/2006/relationships" xmlns:m="http://schemas.openxmlformats.org/officeDocument/2006/math" xmlns:v="urn:schemas-microsoft-com:vml" xmlns:wp14="http://schemas.microsoft.com/office/word/2010/wordprocessingDrawing" xmlns:wp="http://schemas.openxmlformats.org/drawingml/2006/wordprocessingDrawing" xmlns:w10="urn:schemas-microsoft-com:office:word" xmlns:w="http://schemas.openxmlformats.org/wordprocessingml/2006/main" xmlns:w14="http://schemas.microsoft.com/office/word/2010/wordml" xmlns:w15="http://schemas.microsoft.com/office/word/2012/wordml" xmlns:w16cex="http://schemas.microsoft.com/office/word/2018/wordml/cex" xmlns:w16cid="http://schemas.microsoft.com/office/word/2016/wordml/cid" xmlns:w16="http://schemas.microsoft.com/office/word/2018/wordml" xmlns:w16du="http://schemas.microsoft.com/office/word/2023/wordml/word16du" xmlns:w16sdtdh="http://schemas.microsoft.com/office/word/2020/wordml/sdtdatahash" xmlns:w16sdtfl="http://schemas.microsoft.com/office/word/2024/wordml/sdtformatlock" xmlns:w16se="http://schemas.microsoft.com/office/word/2015/wordml/symex" xmlns:wpg="http://schemas.microsoft.com/office/word/2010/wordprocessingGroup" xmlns:wpi="http://schemas.microsoft.com/office/word/2010/wordprocessingInk" xmlns:wne="http://schemas.microsoft.com/office/word/2006/wordml" xmlns:wps="http://schemas.microsoft.com/office/word/2010/wordprocessingShape" mc:Ignorable="w14 w15 w16se w16cid w16 w16cex w16sdtdh w16sdtfl w16du wp14">
   <w:endnote w:type="separator" w:id="-1">
     <w:p>
       <w:pPr>
@@ -9963,7 +10355,7 @@
 </file>
 
 <file path=word/footnotes.xml><?xml version="1.0" encoding="utf-8"?>
-<w:footnotes xmlns:wpc="http://schemas.microsoft.com/office/word/2010/wordprocessingCanvas" xmlns:cx="http://schemas.microsoft.com/office/drawing/2014/chartex" xmlns:cx1="http://schemas.microsoft.com/office/drawing/2015/9/8/chartex" xmlns:cx2="http://schemas.microsoft.com/office/drawing/2015/10/21/chartex" xmlns:cx3="http://schemas.microsoft.com/office/drawing/2016/5/9/chartex" xmlns:cx4="http://schemas.microsoft.com/office/drawing/2016/5/10/chartex" xmlns:cx5="http://schemas.microsoft.com/office/drawing/2016/5/11/chartex" xmlns:cx6="http://schemas.microsoft.com/office/drawing/2016/5/12/chartex" xmlns:cx7="http://schemas.microsoft.com/office/drawing/2016/5/13/chartex" xmlns:cx8="http://schemas.microsoft.com/office/drawing/2016/5/14/chartex" xmlns:mc="http://schemas.openxmlformats.org/markup-compatibility/2006" xmlns:aink="http://schemas.microsoft.com/office/drawing/2016/ink" xmlns:am3d="http://schemas.microsoft.com/office/drawing/2017/model3d" xmlns:o="urn:schemas-microsoft-com:office:office" xmlns:oel="http://schemas.microsoft.com/office/2019/extlst" xmlns:r="http://schemas.openxmlformats.org/officeDocument/2006/relationships" xmlns:m="http://schemas.openxmlformats.org/officeDocument/2006/math" xmlns:v="urn:schemas-microsoft-com:vml" xmlns:wp14="http://schemas.microsoft.com/office/word/2010/wordprocessingDrawing" xmlns:wp="http://schemas.openxmlformats.org/drawingml/2006/wordprocessingDrawing" xmlns:w10="urn:schemas-microsoft-com:office:word" xmlns:w="http://schemas.openxmlformats.org/wordprocessingml/2006/main" xmlns:w14="http://schemas.microsoft.com/office/word/2010/wordml" xmlns:w15="http://schemas.microsoft.com/office/word/2012/wordml" xmlns:w16cex="http://schemas.microsoft.com/office/word/2018/wordml/cex" xmlns:w16cid="http://schemas.microsoft.com/office/word/2016/wordml/cid" xmlns:w16="http://schemas.microsoft.com/office/word/2018/wordml" xmlns:w16sdtdh="http://schemas.microsoft.com/office/word/2020/wordml/sdtdatahash" xmlns:w16se="http://schemas.microsoft.com/office/word/2015/wordml/symex" xmlns:wpg="http://schemas.microsoft.com/office/word/2010/wordprocessingGroup" xmlns:wpi="http://schemas.microsoft.com/office/word/2010/wordprocessingInk" xmlns:wne="http://schemas.microsoft.com/office/word/2006/wordml" xmlns:wps="http://schemas.microsoft.com/office/word/2010/wordprocessingShape" mc:Ignorable="w14 w15 w16se w16cid w16 w16cex w16sdtdh wp14">
+<w:footnotes xmlns:wpc="http://schemas.microsoft.com/office/word/2010/wordprocessingCanvas" xmlns:cx="http://schemas.microsoft.com/office/drawing/2014/chartex" xmlns:cx1="http://schemas.microsoft.com/office/drawing/2015/9/8/chartex" xmlns:cx2="http://schemas.microsoft.com/office/drawing/2015/10/21/chartex" xmlns:cx3="http://schemas.microsoft.com/office/drawing/2016/5/9/chartex" xmlns:cx4="http://schemas.microsoft.com/office/drawing/2016/5/10/chartex" xmlns:cx5="http://schemas.microsoft.com/office/drawing/2016/5/11/chartex" xmlns:cx6="http://schemas.microsoft.com/office/drawing/2016/5/12/chartex" xmlns:cx7="http://schemas.microsoft.com/office/drawing/2016/5/13/chartex" xmlns:cx8="http://schemas.microsoft.com/office/drawing/2016/5/14/chartex" xmlns:mc="http://schemas.openxmlformats.org/markup-compatibility/2006" xmlns:aink="http://schemas.microsoft.com/office/drawing/2016/ink" xmlns:am3d="http://schemas.microsoft.com/office/drawing/2017/model3d" xmlns:o="urn:schemas-microsoft-com:office:office" xmlns:oel="http://schemas.microsoft.com/office/2019/extlst" xmlns:r="http://schemas.openxmlformats.org/officeDocument/2006/relationships" xmlns:m="http://schemas.openxmlformats.org/officeDocument/2006/math" xmlns:v="urn:schemas-microsoft-com:vml" xmlns:wp14="http://schemas.microsoft.com/office/word/2010/wordprocessingDrawing" xmlns:wp="http://schemas.openxmlformats.org/drawingml/2006/wordprocessingDrawing" xmlns:w10="urn:schemas-microsoft-com:office:word" xmlns:w="http://schemas.openxmlformats.org/wordprocessingml/2006/main" xmlns:w14="http://schemas.microsoft.com/office/word/2010/wordml" xmlns:w15="http://schemas.microsoft.com/office/word/2012/wordml" xmlns:w16cex="http://schemas.microsoft.com/office/word/2018/wordml/cex" xmlns:w16cid="http://schemas.microsoft.com/office/word/2016/wordml/cid" xmlns:w16="http://schemas.microsoft.com/office/word/2018/wordml" xmlns:w16du="http://schemas.microsoft.com/office/word/2023/wordml/word16du" xmlns:w16sdtdh="http://schemas.microsoft.com/office/word/2020/wordml/sdtdatahash" xmlns:w16sdtfl="http://schemas.microsoft.com/office/word/2024/wordml/sdtformatlock" xmlns:w16se="http://schemas.microsoft.com/office/word/2015/wordml/symex" xmlns:wpg="http://schemas.microsoft.com/office/word/2010/wordprocessingGroup" xmlns:wpi="http://schemas.microsoft.com/office/word/2010/wordprocessingInk" xmlns:wne="http://schemas.microsoft.com/office/word/2006/wordml" xmlns:wps="http://schemas.microsoft.com/office/word/2010/wordprocessingShape" mc:Ignorable="w14 w15 w16se w16cid w16 w16cex w16sdtdh w16sdtfl w16du wp14">
   <w:footnote w:type="separator" w:id="-1">
     <w:p>
       <w:pPr>
@@ -9988,7 +10380,7 @@
 </file>
 
 <file path=word/numbering.xml><?xml version="1.0" encoding="utf-8"?>
-<w:numbering xmlns:wpc="http://schemas.microsoft.com/office/word/2010/wordprocessingCanvas" xmlns:cx="http://schemas.microsoft.com/office/drawing/2014/chartex" xmlns:cx1="http://schemas.microsoft.com/office/drawing/2015/9/8/chartex" xmlns:cx2="http://schemas.microsoft.com/office/drawing/2015/10/21/chartex" xmlns:cx3="http://schemas.microsoft.com/office/drawing/2016/5/9/chartex" xmlns:cx4="http://schemas.microsoft.com/office/drawing/2016/5/10/chartex" xmlns:cx5="http://schemas.microsoft.com/office/drawing/2016/5/11/chartex" xmlns:cx6="http://schemas.microsoft.com/office/drawing/2016/5/12/chartex" xmlns:cx7="http://schemas.microsoft.com/office/drawing/2016/5/13/chartex" xmlns:cx8="http://schemas.microsoft.com/office/drawing/2016/5/14/chartex" xmlns:mc="http://schemas.openxmlformats.org/markup-compatibility/2006" xmlns:aink="http://schemas.microsoft.com/office/drawing/2016/ink" xmlns:am3d="http://schemas.microsoft.com/office/drawing/2017/model3d" xmlns:o="urn:schemas-microsoft-com:office:office" xmlns:oel="http://schemas.microsoft.com/office/2019/extlst" xmlns:r="http://schemas.openxmlformats.org/officeDocument/2006/relationships" xmlns:m="http://schemas.openxmlformats.org/officeDocument/2006/math" xmlns:v="urn:schemas-microsoft-com:vml" xmlns:wp14="http://schemas.microsoft.com/office/word/2010/wordprocessingDrawing" xmlns:wp="http://schemas.openxmlformats.org/drawingml/2006/wordprocessingDrawing" xmlns:w10="urn:schemas-microsoft-com:office:word" xmlns:w="http://schemas.openxmlformats.org/wordprocessingml/2006/main" xmlns:w14="http://schemas.microsoft.com/office/word/2010/wordml" xmlns:w15="http://schemas.microsoft.com/office/word/2012/wordml" xmlns:w16cex="http://schemas.microsoft.com/office/word/2018/wordml/cex" xmlns:w16cid="http://schemas.microsoft.com/office/word/2016/wordml/cid" xmlns:w16="http://schemas.microsoft.com/office/word/2018/wordml" xmlns:w16sdtdh="http://schemas.microsoft.com/office/word/2020/wordml/sdtdatahash" xmlns:w16se="http://schemas.microsoft.com/office/word/2015/wordml/symex" xmlns:wpg="http://schemas.microsoft.com/office/word/2010/wordprocessingGroup" xmlns:wpi="http://schemas.microsoft.com/office/word/2010/wordprocessingInk" xmlns:wne="http://schemas.microsoft.com/office/word/2006/wordml" xmlns:wps="http://schemas.microsoft.com/office/word/2010/wordprocessingShape" mc:Ignorable="w14 w15 w16se w16cid w16 w16cex w16sdtdh wp14">
+<w:numbering xmlns:wpc="http://schemas.microsoft.com/office/word/2010/wordprocessingCanvas" xmlns:cx="http://schemas.microsoft.com/office/drawing/2014/chartex" xmlns:cx1="http://schemas.microsoft.com/office/drawing/2015/9/8/chartex" xmlns:cx2="http://schemas.microsoft.com/office/drawing/2015/10/21/chartex" xmlns:cx3="http://schemas.microsoft.com/office/drawing/2016/5/9/chartex" xmlns:cx4="http://schemas.microsoft.com/office/drawing/2016/5/10/chartex" xmlns:cx5="http://schemas.microsoft.com/office/drawing/2016/5/11/chartex" xmlns:cx6="http://schemas.microsoft.com/office/drawing/2016/5/12/chartex" xmlns:cx7="http://schemas.microsoft.com/office/drawing/2016/5/13/chartex" xmlns:cx8="http://schemas.microsoft.com/office/drawing/2016/5/14/chartex" xmlns:mc="http://schemas.openxmlformats.org/markup-compatibility/2006" xmlns:aink="http://schemas.microsoft.com/office/drawing/2016/ink" xmlns:am3d="http://schemas.microsoft.com/office/drawing/2017/model3d" xmlns:o="urn:schemas-microsoft-com:office:office" xmlns:oel="http://schemas.microsoft.com/office/2019/extlst" xmlns:r="http://schemas.openxmlformats.org/officeDocument/2006/relationships" xmlns:m="http://schemas.openxmlformats.org/officeDocument/2006/math" xmlns:v="urn:schemas-microsoft-com:vml" xmlns:wp14="http://schemas.microsoft.com/office/word/2010/wordprocessingDrawing" xmlns:wp="http://schemas.openxmlformats.org/drawingml/2006/wordprocessingDrawing" xmlns:w10="urn:schemas-microsoft-com:office:word" xmlns:w="http://schemas.openxmlformats.org/wordprocessingml/2006/main" xmlns:w14="http://schemas.microsoft.com/office/word/2010/wordml" xmlns:w15="http://schemas.microsoft.com/office/word/2012/wordml" xmlns:w16cex="http://schemas.microsoft.com/office/word/2018/wordml/cex" xmlns:w16cid="http://schemas.microsoft.com/office/word/2016/wordml/cid" xmlns:w16="http://schemas.microsoft.com/office/word/2018/wordml" xmlns:w16du="http://schemas.microsoft.com/office/word/2023/wordml/word16du" xmlns:w16sdtdh="http://schemas.microsoft.com/office/word/2020/wordml/sdtdatahash" xmlns:w16sdtfl="http://schemas.microsoft.com/office/word/2024/wordml/sdtformatlock" xmlns:w16se="http://schemas.microsoft.com/office/word/2015/wordml/symex" xmlns:wpg="http://schemas.microsoft.com/office/word/2010/wordprocessingGroup" xmlns:wpi="http://schemas.microsoft.com/office/word/2010/wordprocessingInk" xmlns:wne="http://schemas.microsoft.com/office/word/2006/wordml" xmlns:wps="http://schemas.microsoft.com/office/word/2010/wordprocessingShape" mc:Ignorable="w14 w15 w16se w16cid w16 w16cex w16sdtdh w16sdtfl w16du wp14">
   <w:abstractNum w:abstractNumId="0" w15:restartNumberingAfterBreak="0">
     <w:nsid w:val="046A7EEE"/>
     <w:multiLevelType w:val="multilevel"/>
@@ -13167,6 +13559,155 @@
     </w:lvl>
   </w:abstractNum>
   <w:abstractNum w:abstractNumId="22" w15:restartNumberingAfterBreak="0">
+    <w:nsid w:val="44E265B6"/>
+    <w:multiLevelType w:val="multilevel"/>
+    <w:tmpl w:val="64684EB4"/>
+    <w:lvl w:ilvl="0">
+      <w:start w:val="1"/>
+      <w:numFmt w:val="bullet"/>
+      <w:lvlText w:val=""/>
+      <w:lvlJc w:val="left"/>
+      <w:pPr>
+        <w:tabs>
+          <w:tab w:val="num" w:pos="720"/>
+        </w:tabs>
+        <w:ind w:left="720" w:hanging="360"/>
+      </w:pPr>
+      <w:rPr>
+        <w:rFonts w:ascii="Symbol" w:hAnsi="Symbol" w:hint="default"/>
+        <w:sz w:val="20"/>
+      </w:rPr>
+    </w:lvl>
+    <w:lvl w:ilvl="1" w:tentative="1">
+      <w:start w:val="1"/>
+      <w:numFmt w:val="bullet"/>
+      <w:lvlText w:val="o"/>
+      <w:lvlJc w:val="left"/>
+      <w:pPr>
+        <w:tabs>
+          <w:tab w:val="num" w:pos="1440"/>
+        </w:tabs>
+        <w:ind w:left="1440" w:hanging="360"/>
+      </w:pPr>
+      <w:rPr>
+        <w:rFonts w:ascii="Courier New" w:hAnsi="Courier New" w:hint="default"/>
+        <w:sz w:val="20"/>
+      </w:rPr>
+    </w:lvl>
+    <w:lvl w:ilvl="2" w:tentative="1">
+      <w:start w:val="1"/>
+      <w:numFmt w:val="bullet"/>
+      <w:lvlText w:val=""/>
+      <w:lvlJc w:val="left"/>
+      <w:pPr>
+        <w:tabs>
+          <w:tab w:val="num" w:pos="2160"/>
+        </w:tabs>
+        <w:ind w:left="2160" w:hanging="360"/>
+      </w:pPr>
+      <w:rPr>
+        <w:rFonts w:ascii="Wingdings" w:hAnsi="Wingdings" w:hint="default"/>
+        <w:sz w:val="20"/>
+      </w:rPr>
+    </w:lvl>
+    <w:lvl w:ilvl="3" w:tentative="1">
+      <w:start w:val="1"/>
+      <w:numFmt w:val="bullet"/>
+      <w:lvlText w:val=""/>
+      <w:lvlJc w:val="left"/>
+      <w:pPr>
+        <w:tabs>
+          <w:tab w:val="num" w:pos="2880"/>
+        </w:tabs>
+        <w:ind w:left="2880" w:hanging="360"/>
+      </w:pPr>
+      <w:rPr>
+        <w:rFonts w:ascii="Wingdings" w:hAnsi="Wingdings" w:hint="default"/>
+        <w:sz w:val="20"/>
+      </w:rPr>
+    </w:lvl>
+    <w:lvl w:ilvl="4" w:tentative="1">
+      <w:start w:val="1"/>
+      <w:numFmt w:val="bullet"/>
+      <w:lvlText w:val=""/>
+      <w:lvlJc w:val="left"/>
+      <w:pPr>
+        <w:tabs>
+          <w:tab w:val="num" w:pos="3600"/>
+        </w:tabs>
+        <w:ind w:left="3600" w:hanging="360"/>
+      </w:pPr>
+      <w:rPr>
+        <w:rFonts w:ascii="Wingdings" w:hAnsi="Wingdings" w:hint="default"/>
+        <w:sz w:val="20"/>
+      </w:rPr>
+    </w:lvl>
+    <w:lvl w:ilvl="5" w:tentative="1">
+      <w:start w:val="1"/>
+      <w:numFmt w:val="bullet"/>
+      <w:lvlText w:val=""/>
+      <w:lvlJc w:val="left"/>
+      <w:pPr>
+        <w:tabs>
+          <w:tab w:val="num" w:pos="4320"/>
+        </w:tabs>
+        <w:ind w:left="4320" w:hanging="360"/>
+      </w:pPr>
+      <w:rPr>
+        <w:rFonts w:ascii="Wingdings" w:hAnsi="Wingdings" w:hint="default"/>
+        <w:sz w:val="20"/>
+      </w:rPr>
+    </w:lvl>
+    <w:lvl w:ilvl="6" w:tentative="1">
+      <w:start w:val="1"/>
+      <w:numFmt w:val="bullet"/>
+      <w:lvlText w:val=""/>
+      <w:lvlJc w:val="left"/>
+      <w:pPr>
+        <w:tabs>
+          <w:tab w:val="num" w:pos="5040"/>
+        </w:tabs>
+        <w:ind w:left="5040" w:hanging="360"/>
+      </w:pPr>
+      <w:rPr>
+        <w:rFonts w:ascii="Wingdings" w:hAnsi="Wingdings" w:hint="default"/>
+        <w:sz w:val="20"/>
+      </w:rPr>
+    </w:lvl>
+    <w:lvl w:ilvl="7" w:tentative="1">
+      <w:start w:val="1"/>
+      <w:numFmt w:val="bullet"/>
+      <w:lvlText w:val=""/>
+      <w:lvlJc w:val="left"/>
+      <w:pPr>
+        <w:tabs>
+          <w:tab w:val="num" w:pos="5760"/>
+        </w:tabs>
+        <w:ind w:left="5760" w:hanging="360"/>
+      </w:pPr>
+      <w:rPr>
+        <w:rFonts w:ascii="Wingdings" w:hAnsi="Wingdings" w:hint="default"/>
+        <w:sz w:val="20"/>
+      </w:rPr>
+    </w:lvl>
+    <w:lvl w:ilvl="8" w:tentative="1">
+      <w:start w:val="1"/>
+      <w:numFmt w:val="bullet"/>
+      <w:lvlText w:val=""/>
+      <w:lvlJc w:val="left"/>
+      <w:pPr>
+        <w:tabs>
+          <w:tab w:val="num" w:pos="6480"/>
+        </w:tabs>
+        <w:ind w:left="6480" w:hanging="360"/>
+      </w:pPr>
+      <w:rPr>
+        <w:rFonts w:ascii="Wingdings" w:hAnsi="Wingdings" w:hint="default"/>
+        <w:sz w:val="20"/>
+      </w:rPr>
+    </w:lvl>
+  </w:abstractNum>
+  <w:abstractNum w:abstractNumId="23" w15:restartNumberingAfterBreak="0">
     <w:nsid w:val="4C872B40"/>
     <w:multiLevelType w:val="multilevel"/>
     <w:tmpl w:val="F73E8DBC"/>
@@ -13315,7 +13856,7 @@
       </w:rPr>
     </w:lvl>
   </w:abstractNum>
-  <w:abstractNum w:abstractNumId="23" w15:restartNumberingAfterBreak="0">
+  <w:abstractNum w:abstractNumId="24" w15:restartNumberingAfterBreak="0">
     <w:nsid w:val="4D1434E3"/>
     <w:multiLevelType w:val="multilevel"/>
     <w:tmpl w:val="2A846552"/>
@@ -13464,7 +14005,7 @@
       </w:rPr>
     </w:lvl>
   </w:abstractNum>
-  <w:abstractNum w:abstractNumId="24" w15:restartNumberingAfterBreak="0">
+  <w:abstractNum w:abstractNumId="25" w15:restartNumberingAfterBreak="0">
     <w:nsid w:val="5CEB6760"/>
     <w:multiLevelType w:val="multilevel"/>
     <w:tmpl w:val="3B06DAD4"/>
@@ -13613,7 +14154,7 @@
       </w:rPr>
     </w:lvl>
   </w:abstractNum>
-  <w:abstractNum w:abstractNumId="25" w15:restartNumberingAfterBreak="0">
+  <w:abstractNum w:abstractNumId="26" w15:restartNumberingAfterBreak="0">
     <w:nsid w:val="5F576381"/>
     <w:multiLevelType w:val="multilevel"/>
     <w:tmpl w:val="5F576381"/>
@@ -13730,7 +14271,7 @@
       </w:pPr>
     </w:lvl>
   </w:abstractNum>
-  <w:abstractNum w:abstractNumId="26" w15:restartNumberingAfterBreak="0">
+  <w:abstractNum w:abstractNumId="27" w15:restartNumberingAfterBreak="0">
     <w:nsid w:val="62CC0A33"/>
     <w:multiLevelType w:val="multilevel"/>
     <w:tmpl w:val="62CC0A33"/>
@@ -13879,7 +14420,7 @@
       </w:rPr>
     </w:lvl>
   </w:abstractNum>
-  <w:abstractNum w:abstractNumId="27" w15:restartNumberingAfterBreak="0">
+  <w:abstractNum w:abstractNumId="28" w15:restartNumberingAfterBreak="0">
     <w:nsid w:val="63417F92"/>
     <w:multiLevelType w:val="multilevel"/>
     <w:tmpl w:val="63417F92"/>
@@ -14028,7 +14569,7 @@
       </w:rPr>
     </w:lvl>
   </w:abstractNum>
-  <w:abstractNum w:abstractNumId="28" w15:restartNumberingAfterBreak="0">
+  <w:abstractNum w:abstractNumId="29" w15:restartNumberingAfterBreak="0">
     <w:nsid w:val="69A6531E"/>
     <w:multiLevelType w:val="multilevel"/>
     <w:tmpl w:val="69A6531E"/>
@@ -14177,7 +14718,7 @@
       </w:rPr>
     </w:lvl>
   </w:abstractNum>
-  <w:abstractNum w:abstractNumId="29" w15:restartNumberingAfterBreak="0">
+  <w:abstractNum w:abstractNumId="30" w15:restartNumberingAfterBreak="0">
     <w:nsid w:val="6D4548CD"/>
     <w:multiLevelType w:val="multilevel"/>
     <w:tmpl w:val="6D4548CD"/>
@@ -14290,7 +14831,7 @@
       </w:pPr>
     </w:lvl>
   </w:abstractNum>
-  <w:abstractNum w:abstractNumId="30" w15:restartNumberingAfterBreak="0">
+  <w:abstractNum w:abstractNumId="31" w15:restartNumberingAfterBreak="0">
     <w:nsid w:val="6D7D166E"/>
     <w:multiLevelType w:val="multilevel"/>
     <w:tmpl w:val="6D7D166E"/>
@@ -14439,7 +14980,156 @@
       </w:rPr>
     </w:lvl>
   </w:abstractNum>
-  <w:abstractNum w:abstractNumId="31" w15:restartNumberingAfterBreak="0">
+  <w:abstractNum w:abstractNumId="32" w15:restartNumberingAfterBreak="0">
+    <w:nsid w:val="771066D8"/>
+    <w:multiLevelType w:val="multilevel"/>
+    <w:tmpl w:val="4E4C1AF4"/>
+    <w:lvl w:ilvl="0">
+      <w:start w:val="1"/>
+      <w:numFmt w:val="bullet"/>
+      <w:lvlText w:val=""/>
+      <w:lvlJc w:val="left"/>
+      <w:pPr>
+        <w:tabs>
+          <w:tab w:val="num" w:pos="720"/>
+        </w:tabs>
+        <w:ind w:left="720" w:hanging="360"/>
+      </w:pPr>
+      <w:rPr>
+        <w:rFonts w:ascii="Symbol" w:hAnsi="Symbol" w:hint="default"/>
+        <w:sz w:val="20"/>
+      </w:rPr>
+    </w:lvl>
+    <w:lvl w:ilvl="1" w:tentative="1">
+      <w:start w:val="1"/>
+      <w:numFmt w:val="bullet"/>
+      <w:lvlText w:val="o"/>
+      <w:lvlJc w:val="left"/>
+      <w:pPr>
+        <w:tabs>
+          <w:tab w:val="num" w:pos="1440"/>
+        </w:tabs>
+        <w:ind w:left="1440" w:hanging="360"/>
+      </w:pPr>
+      <w:rPr>
+        <w:rFonts w:ascii="Courier New" w:hAnsi="Courier New" w:hint="default"/>
+        <w:sz w:val="20"/>
+      </w:rPr>
+    </w:lvl>
+    <w:lvl w:ilvl="2" w:tentative="1">
+      <w:start w:val="1"/>
+      <w:numFmt w:val="bullet"/>
+      <w:lvlText w:val=""/>
+      <w:lvlJc w:val="left"/>
+      <w:pPr>
+        <w:tabs>
+          <w:tab w:val="num" w:pos="2160"/>
+        </w:tabs>
+        <w:ind w:left="2160" w:hanging="360"/>
+      </w:pPr>
+      <w:rPr>
+        <w:rFonts w:ascii="Wingdings" w:hAnsi="Wingdings" w:hint="default"/>
+        <w:sz w:val="20"/>
+      </w:rPr>
+    </w:lvl>
+    <w:lvl w:ilvl="3" w:tentative="1">
+      <w:start w:val="1"/>
+      <w:numFmt w:val="bullet"/>
+      <w:lvlText w:val=""/>
+      <w:lvlJc w:val="left"/>
+      <w:pPr>
+        <w:tabs>
+          <w:tab w:val="num" w:pos="2880"/>
+        </w:tabs>
+        <w:ind w:left="2880" w:hanging="360"/>
+      </w:pPr>
+      <w:rPr>
+        <w:rFonts w:ascii="Wingdings" w:hAnsi="Wingdings" w:hint="default"/>
+        <w:sz w:val="20"/>
+      </w:rPr>
+    </w:lvl>
+    <w:lvl w:ilvl="4" w:tentative="1">
+      <w:start w:val="1"/>
+      <w:numFmt w:val="bullet"/>
+      <w:lvlText w:val=""/>
+      <w:lvlJc w:val="left"/>
+      <w:pPr>
+        <w:tabs>
+          <w:tab w:val="num" w:pos="3600"/>
+        </w:tabs>
+        <w:ind w:left="3600" w:hanging="360"/>
+      </w:pPr>
+      <w:rPr>
+        <w:rFonts w:ascii="Wingdings" w:hAnsi="Wingdings" w:hint="default"/>
+        <w:sz w:val="20"/>
+      </w:rPr>
+    </w:lvl>
+    <w:lvl w:ilvl="5" w:tentative="1">
+      <w:start w:val="1"/>
+      <w:numFmt w:val="bullet"/>
+      <w:lvlText w:val=""/>
+      <w:lvlJc w:val="left"/>
+      <w:pPr>
+        <w:tabs>
+          <w:tab w:val="num" w:pos="4320"/>
+        </w:tabs>
+        <w:ind w:left="4320" w:hanging="360"/>
+      </w:pPr>
+      <w:rPr>
+        <w:rFonts w:ascii="Wingdings" w:hAnsi="Wingdings" w:hint="default"/>
+        <w:sz w:val="20"/>
+      </w:rPr>
+    </w:lvl>
+    <w:lvl w:ilvl="6" w:tentative="1">
+      <w:start w:val="1"/>
+      <w:numFmt w:val="bullet"/>
+      <w:lvlText w:val=""/>
+      <w:lvlJc w:val="left"/>
+      <w:pPr>
+        <w:tabs>
+          <w:tab w:val="num" w:pos="5040"/>
+        </w:tabs>
+        <w:ind w:left="5040" w:hanging="360"/>
+      </w:pPr>
+      <w:rPr>
+        <w:rFonts w:ascii="Wingdings" w:hAnsi="Wingdings" w:hint="default"/>
+        <w:sz w:val="20"/>
+      </w:rPr>
+    </w:lvl>
+    <w:lvl w:ilvl="7" w:tentative="1">
+      <w:start w:val="1"/>
+      <w:numFmt w:val="bullet"/>
+      <w:lvlText w:val=""/>
+      <w:lvlJc w:val="left"/>
+      <w:pPr>
+        <w:tabs>
+          <w:tab w:val="num" w:pos="5760"/>
+        </w:tabs>
+        <w:ind w:left="5760" w:hanging="360"/>
+      </w:pPr>
+      <w:rPr>
+        <w:rFonts w:ascii="Wingdings" w:hAnsi="Wingdings" w:hint="default"/>
+        <w:sz w:val="20"/>
+      </w:rPr>
+    </w:lvl>
+    <w:lvl w:ilvl="8" w:tentative="1">
+      <w:start w:val="1"/>
+      <w:numFmt w:val="bullet"/>
+      <w:lvlText w:val=""/>
+      <w:lvlJc w:val="left"/>
+      <w:pPr>
+        <w:tabs>
+          <w:tab w:val="num" w:pos="6480"/>
+        </w:tabs>
+        <w:ind w:left="6480" w:hanging="360"/>
+      </w:pPr>
+      <w:rPr>
+        <w:rFonts w:ascii="Wingdings" w:hAnsi="Wingdings" w:hint="default"/>
+        <w:sz w:val="20"/>
+      </w:rPr>
+    </w:lvl>
+  </w:abstractNum>
+  <w:abstractNum w:abstractNumId="33" w15:restartNumberingAfterBreak="0">
     <w:nsid w:val="7759540E"/>
     <w:multiLevelType w:val="multilevel"/>
     <w:tmpl w:val="7759540E"/>
@@ -14588,7 +15278,7 @@
       </w:rPr>
     </w:lvl>
   </w:abstractNum>
-  <w:abstractNum w:abstractNumId="32" w15:restartNumberingAfterBreak="0">
+  <w:abstractNum w:abstractNumId="34" w15:restartNumberingAfterBreak="0">
     <w:nsid w:val="786B6F95"/>
     <w:multiLevelType w:val="multilevel"/>
     <w:tmpl w:val="786B6F95"/>
@@ -14738,7 +15428,7 @@
     </w:lvl>
   </w:abstractNum>
   <w:num w:numId="1" w16cid:durableId="1115517606">
-    <w:abstractNumId w:val="29"/>
+    <w:abstractNumId w:val="30"/>
   </w:num>
   <w:num w:numId="2" w16cid:durableId="454368529">
     <w:abstractNumId w:val="21"/>
@@ -14750,10 +15440,10 @@
     <w:abstractNumId w:val="12"/>
   </w:num>
   <w:num w:numId="5" w16cid:durableId="182911768">
-    <w:abstractNumId w:val="31"/>
+    <w:abstractNumId w:val="33"/>
   </w:num>
   <w:num w:numId="6" w16cid:durableId="613832209">
-    <w:abstractNumId w:val="25"/>
+    <w:abstractNumId w:val="26"/>
   </w:num>
   <w:num w:numId="7" w16cid:durableId="995232405">
     <w:abstractNumId w:val="13"/>
@@ -14765,7 +15455,7 @@
     <w:abstractNumId w:val="6"/>
   </w:num>
   <w:num w:numId="10" w16cid:durableId="2035379201">
-    <w:abstractNumId w:val="32"/>
+    <w:abstractNumId w:val="34"/>
   </w:num>
   <w:num w:numId="11" w16cid:durableId="1477843548">
     <w:abstractNumId w:val="11"/>
@@ -14792,16 +15482,16 @@
     <w:abstractNumId w:val="20"/>
   </w:num>
   <w:num w:numId="19" w16cid:durableId="1647660082">
-    <w:abstractNumId w:val="27"/>
+    <w:abstractNumId w:val="28"/>
   </w:num>
   <w:num w:numId="20" w16cid:durableId="2123303656">
     <w:abstractNumId w:val="10"/>
   </w:num>
   <w:num w:numId="21" w16cid:durableId="1738622877">
-    <w:abstractNumId w:val="28"/>
+    <w:abstractNumId w:val="29"/>
   </w:num>
   <w:num w:numId="22" w16cid:durableId="1739479249">
-    <w:abstractNumId w:val="30"/>
+    <w:abstractNumId w:val="31"/>
   </w:num>
   <w:num w:numId="23" w16cid:durableId="261306416">
     <w:abstractNumId w:val="15"/>
@@ -14810,13 +15500,13 @@
     <w:abstractNumId w:val="5"/>
   </w:num>
   <w:num w:numId="25" w16cid:durableId="1525443157">
-    <w:abstractNumId w:val="26"/>
+    <w:abstractNumId w:val="27"/>
   </w:num>
   <w:num w:numId="26" w16cid:durableId="935089829">
     <w:abstractNumId w:val="7"/>
   </w:num>
   <w:num w:numId="27" w16cid:durableId="1958948241">
-    <w:abstractNumId w:val="22"/>
+    <w:abstractNumId w:val="23"/>
   </w:num>
   <w:num w:numId="28" w16cid:durableId="1276592632">
     <w:abstractNumId w:val="4"/>
@@ -14825,22 +15515,28 @@
     <w:abstractNumId w:val="0"/>
   </w:num>
   <w:num w:numId="30" w16cid:durableId="262302140">
-    <w:abstractNumId w:val="24"/>
+    <w:abstractNumId w:val="25"/>
   </w:num>
   <w:num w:numId="31" w16cid:durableId="625545821">
     <w:abstractNumId w:val="18"/>
   </w:num>
   <w:num w:numId="32" w16cid:durableId="606736677">
-    <w:abstractNumId w:val="23"/>
+    <w:abstractNumId w:val="24"/>
   </w:num>
   <w:num w:numId="33" w16cid:durableId="1661232352">
     <w:abstractNumId w:val="17"/>
+  </w:num>
+  <w:num w:numId="34" w16cid:durableId="640766118">
+    <w:abstractNumId w:val="32"/>
+  </w:num>
+  <w:num w:numId="35" w16cid:durableId="1713111512">
+    <w:abstractNumId w:val="22"/>
   </w:num>
 </w:numbering>
 </file>
 
 <file path=word/styles.xml><?xml version="1.0" encoding="utf-8"?>
-<w:styles xmlns:mc="http://schemas.openxmlformats.org/markup-compatibility/2006" xmlns:r="http://schemas.openxmlformats.org/officeDocument/2006/relationships" xmlns:w="http://schemas.openxmlformats.org/wordprocessingml/2006/main" xmlns:w14="http://schemas.microsoft.com/office/word/2010/wordml" xmlns:w15="http://schemas.microsoft.com/office/word/2012/wordml" xmlns:w16cex="http://schemas.microsoft.com/office/word/2018/wordml/cex" xmlns:w16cid="http://schemas.microsoft.com/office/word/2016/wordml/cid" xmlns:w16="http://schemas.microsoft.com/office/word/2018/wordml" xmlns:w16sdtdh="http://schemas.microsoft.com/office/word/2020/wordml/sdtdatahash" xmlns:w16se="http://schemas.microsoft.com/office/word/2015/wordml/symex" mc:Ignorable="w14 w15 w16se w16cid w16 w16cex w16sdtdh">
+<w:styles xmlns:mc="http://schemas.openxmlformats.org/markup-compatibility/2006" xmlns:r="http://schemas.openxmlformats.org/officeDocument/2006/relationships" xmlns:w="http://schemas.openxmlformats.org/wordprocessingml/2006/main" xmlns:w14="http://schemas.microsoft.com/office/word/2010/wordml" xmlns:w15="http://schemas.microsoft.com/office/word/2012/wordml" xmlns:w16cex="http://schemas.microsoft.com/office/word/2018/wordml/cex" xmlns:w16cid="http://schemas.microsoft.com/office/word/2016/wordml/cid" xmlns:w16="http://schemas.microsoft.com/office/word/2018/wordml" xmlns:w16du="http://schemas.microsoft.com/office/word/2023/wordml/word16du" xmlns:w16sdtdh="http://schemas.microsoft.com/office/word/2020/wordml/sdtdatahash" xmlns:w16sdtfl="http://schemas.microsoft.com/office/word/2024/wordml/sdtformatlock" xmlns:w16se="http://schemas.microsoft.com/office/word/2015/wordml/symex" mc:Ignorable="w14 w15 w16se w16cid w16 w16cex w16sdtdh w16sdtfl w16du">
   <w:docDefaults>
     <w:rPrDefault>
       <w:rPr>
@@ -15347,7 +16043,6 @@
   <w:style w:type="character" w:default="1" w:styleId="DefaultParagraphFont">
     <w:name w:val="Default Paragraph Font"/>
     <w:uiPriority w:val="1"/>
-    <w:semiHidden/>
     <w:unhideWhenUsed/>
   </w:style>
   <w:style w:type="table" w:default="1" w:styleId="TableNormal">
